--- a/STI/CellularAutomata/Notes.docx
+++ b/STI/CellularAutomata/Notes.docx
@@ -56,7 +56,7 @@
           <w:r>
             <w:fldChar w:fldCharType="separate"/>
           </w:r>
-          <w:hyperlink w:anchor="_Toc230622758" w:history="1">
+          <w:hyperlink w:anchor="_Toc232764924" w:history="1">
             <w:r>
               <w:rPr>
                 <w:rStyle w:val="Hyperlink"/>
@@ -83,7 +83,7 @@
                 <w:noProof/>
                 <w:webHidden/>
               </w:rPr>
-              <w:instrText xml:space="preserve"> PAGEREF _Toc230622758 \h </w:instrText>
+              <w:instrText xml:space="preserve"> PAGEREF _Toc232764924 \h </w:instrText>
             </w:r>
             <w:r>
               <w:rPr>
@@ -128,13 +128,13 @@
               <w14:ligatures w14:val="standardContextual"/>
             </w:rPr>
           </w:pPr>
-          <w:hyperlink w:anchor="_Toc230622759" w:history="1">
+          <w:hyperlink w:anchor="_Toc232764925" w:history="1">
             <w:r>
               <w:rPr>
                 <w:rStyle w:val="Hyperlink"/>
                 <w:noProof/>
               </w:rPr>
-              <w:t>Thomas C. – Bachelor, Evolution of CA for Image Processing</w:t>
+              <w:t>Notes</w:t>
             </w:r>
             <w:r>
               <w:rPr>
@@ -155,7 +155,7 @@
                 <w:noProof/>
                 <w:webHidden/>
               </w:rPr>
-              <w:instrText xml:space="preserve"> PAGEREF _Toc230622759 \h </w:instrText>
+              <w:instrText xml:space="preserve"> PAGEREF _Toc232764925 \h </w:instrText>
             </w:r>
             <w:r>
               <w:rPr>
@@ -175,7 +175,7 @@
                 <w:noProof/>
                 <w:webHidden/>
               </w:rPr>
-              <w:t>2</w:t>
+              <w:t>1</w:t>
             </w:r>
             <w:r>
               <w:rPr>
@@ -200,13 +200,13 @@
               <w14:ligatures w14:val="standardContextual"/>
             </w:rPr>
           </w:pPr>
-          <w:hyperlink w:anchor="_Toc230622760" w:history="1">
+          <w:hyperlink w:anchor="_Toc232764926" w:history="1">
             <w:r>
               <w:rPr>
                 <w:rStyle w:val="Hyperlink"/>
                 <w:noProof/>
               </w:rPr>
-              <w:t>Chandra et al – Noise Reduction Using CA</w:t>
+              <w:t>Thomas (2000) – Bachelor, Evolution of CA for Image Processing</w:t>
             </w:r>
             <w:r>
               <w:rPr>
@@ -227,7 +227,7 @@
                 <w:noProof/>
                 <w:webHidden/>
               </w:rPr>
-              <w:instrText xml:space="preserve"> PAGEREF _Toc230622760 \h </w:instrText>
+              <w:instrText xml:space="preserve"> PAGEREF _Toc232764926 \h </w:instrText>
             </w:r>
             <w:r>
               <w:rPr>
@@ -272,13 +272,13 @@
               <w14:ligatures w14:val="standardContextual"/>
             </w:rPr>
           </w:pPr>
-          <w:hyperlink w:anchor="_Toc230622761" w:history="1">
+          <w:hyperlink w:anchor="_Toc232764927" w:history="1">
             <w:r>
               <w:rPr>
                 <w:rStyle w:val="Hyperlink"/>
                 <w:noProof/>
               </w:rPr>
-              <w:t>Hsu et al – SPN Reduction by CA</w:t>
+              <w:t>Chandra et al (2022) – Noise Reduction Using CA</w:t>
             </w:r>
             <w:r>
               <w:rPr>
@@ -299,7 +299,7 @@
                 <w:noProof/>
                 <w:webHidden/>
               </w:rPr>
-              <w:instrText xml:space="preserve"> PAGEREF _Toc230622761 \h </w:instrText>
+              <w:instrText xml:space="preserve"> PAGEREF _Toc232764927 \h </w:instrText>
             </w:r>
             <w:r>
               <w:rPr>
@@ -344,13 +344,13 @@
               <w14:ligatures w14:val="standardContextual"/>
             </w:rPr>
           </w:pPr>
-          <w:hyperlink w:anchor="_Toc230622762" w:history="1">
+          <w:hyperlink w:anchor="_Toc232764928" w:history="1">
             <w:r>
               <w:rPr>
                 <w:rStyle w:val="Hyperlink"/>
                 <w:noProof/>
               </w:rPr>
-              <w:t>Jeelani and Qadir – CA based approach for SPN filtration</w:t>
+              <w:t>Hsu et al (2011) – SPN Reduction by CA</w:t>
             </w:r>
             <w:r>
               <w:rPr>
@@ -371,7 +371,7 @@
                 <w:noProof/>
                 <w:webHidden/>
               </w:rPr>
-              <w:instrText xml:space="preserve"> PAGEREF _Toc230622762 \h </w:instrText>
+              <w:instrText xml:space="preserve"> PAGEREF _Toc232764928 \h </w:instrText>
             </w:r>
             <w:r>
               <w:rPr>
@@ -416,13 +416,13 @@
               <w14:ligatures w14:val="standardContextual"/>
             </w:rPr>
           </w:pPr>
-          <w:hyperlink w:anchor="_Toc230622763" w:history="1">
+          <w:hyperlink w:anchor="_Toc232764929" w:history="1">
             <w:r>
               <w:rPr>
                 <w:rStyle w:val="Hyperlink"/>
                 <w:noProof/>
               </w:rPr>
-              <w:t>Kong and Choi – CA based Method for SPN Removal in Images</w:t>
+              <w:t>Jeelani and Qadir (2022)  – CA based approach for SPN filtration</w:t>
             </w:r>
             <w:r>
               <w:rPr>
@@ -443,7 +443,7 @@
                 <w:noProof/>
                 <w:webHidden/>
               </w:rPr>
-              <w:instrText xml:space="preserve"> PAGEREF _Toc230622763 \h </w:instrText>
+              <w:instrText xml:space="preserve"> PAGEREF _Toc232764929 \h </w:instrText>
             </w:r>
             <w:r>
               <w:rPr>
@@ -488,13 +488,13 @@
               <w14:ligatures w14:val="standardContextual"/>
             </w:rPr>
           </w:pPr>
-          <w:hyperlink w:anchor="_Toc230622764" w:history="1">
+          <w:hyperlink w:anchor="_Toc232764930" w:history="1">
             <w:r>
               <w:rPr>
                 <w:rStyle w:val="Hyperlink"/>
                 <w:noProof/>
               </w:rPr>
-              <w:t>Moreno and Paletta – Evolving CA for Noise Reduction in Images</w:t>
+              <w:t>Kong and Choi (2026) – CA based Method for SPN Removal in Images</w:t>
             </w:r>
             <w:r>
               <w:rPr>
@@ -515,7 +515,7 @@
                 <w:noProof/>
                 <w:webHidden/>
               </w:rPr>
-              <w:instrText xml:space="preserve"> PAGEREF _Toc230622764 \h </w:instrText>
+              <w:instrText xml:space="preserve"> PAGEREF _Toc232764930 \h </w:instrText>
             </w:r>
             <w:r>
               <w:rPr>
@@ -560,13 +560,13 @@
               <w14:ligatures w14:val="standardContextual"/>
             </w:rPr>
           </w:pPr>
-          <w:hyperlink w:anchor="_Toc230622765" w:history="1">
+          <w:hyperlink w:anchor="_Toc232764931" w:history="1">
             <w:r>
               <w:rPr>
                 <w:rStyle w:val="Hyperlink"/>
                 <w:noProof/>
               </w:rPr>
-              <w:t>Piroozmandan et al – SPN Removal from a Digital Image using New Approach based on Fuzzy CA and Anfis</w:t>
+              <w:t>Moreno and Paletta (2001) – Evolving CA for Noise Reduction in Images</w:t>
             </w:r>
             <w:r>
               <w:rPr>
@@ -587,7 +587,7 @@
                 <w:noProof/>
                 <w:webHidden/>
               </w:rPr>
-              <w:instrText xml:space="preserve"> PAGEREF _Toc230622765 \h </w:instrText>
+              <w:instrText xml:space="preserve"> PAGEREF _Toc232764931 \h </w:instrText>
             </w:r>
             <w:r>
               <w:rPr>
@@ -607,7 +607,7 @@
                 <w:noProof/>
                 <w:webHidden/>
               </w:rPr>
-              <w:t>3</w:t>
+              <w:t>2</w:t>
             </w:r>
             <w:r>
               <w:rPr>
@@ -632,13 +632,13 @@
               <w14:ligatures w14:val="standardContextual"/>
             </w:rPr>
           </w:pPr>
-          <w:hyperlink w:anchor="_Toc230622766" w:history="1">
+          <w:hyperlink w:anchor="_Toc232764932" w:history="1">
             <w:r>
               <w:rPr>
                 <w:rStyle w:val="Hyperlink"/>
                 <w:noProof/>
               </w:rPr>
-              <w:t>Popovici – CA in Image Processing</w:t>
+              <w:t>Piroozmandan et al (2024) – SPN Removal from a Digital Image using New Approach based on Fuzzy CA and Anfis</w:t>
             </w:r>
             <w:r>
               <w:rPr>
@@ -659,7 +659,7 @@
                 <w:noProof/>
                 <w:webHidden/>
               </w:rPr>
-              <w:instrText xml:space="preserve"> PAGEREF _Toc230622766 \h </w:instrText>
+              <w:instrText xml:space="preserve"> PAGEREF _Toc232764932 \h </w:instrText>
             </w:r>
             <w:r>
               <w:rPr>
@@ -704,13 +704,13 @@
               <w14:ligatures w14:val="standardContextual"/>
             </w:rPr>
           </w:pPr>
-          <w:hyperlink w:anchor="_Toc230622767" w:history="1">
+          <w:hyperlink w:anchor="_Toc232764933" w:history="1">
             <w:r>
               <w:rPr>
                 <w:rStyle w:val="Hyperlink"/>
                 <w:noProof/>
               </w:rPr>
-              <w:t>Qadir et al – CA based Identification and Removal of Impulse Noise from Corrupted Images</w:t>
+              <w:t>Popovici (2000) – CA in Image Processing</w:t>
             </w:r>
             <w:r>
               <w:rPr>
@@ -731,7 +731,7 @@
                 <w:noProof/>
                 <w:webHidden/>
               </w:rPr>
-              <w:instrText xml:space="preserve"> PAGEREF _Toc230622767 \h </w:instrText>
+              <w:instrText xml:space="preserve"> PAGEREF _Toc232764933 \h </w:instrText>
             </w:r>
             <w:r>
               <w:rPr>
@@ -776,13 +776,13 @@
               <w14:ligatures w14:val="standardContextual"/>
             </w:rPr>
           </w:pPr>
-          <w:hyperlink w:anchor="_Toc230622768" w:history="1">
+          <w:hyperlink w:anchor="_Toc232764934" w:history="1">
             <w:r>
               <w:rPr>
                 <w:rStyle w:val="Hyperlink"/>
                 <w:noProof/>
               </w:rPr>
-              <w:t>Rosin – Image Processing using 3 State CA</w:t>
+              <w:t>Qadir et al (2010) – CA based Identification and Removal of Impulse Noise from Corrupted Images</w:t>
             </w:r>
             <w:r>
               <w:rPr>
@@ -803,7 +803,7 @@
                 <w:noProof/>
                 <w:webHidden/>
               </w:rPr>
-              <w:instrText xml:space="preserve"> PAGEREF _Toc230622768 \h </w:instrText>
+              <w:instrText xml:space="preserve"> PAGEREF _Toc232764934 \h </w:instrText>
             </w:r>
             <w:r>
               <w:rPr>
@@ -848,13 +848,13 @@
               <w14:ligatures w14:val="standardContextual"/>
             </w:rPr>
           </w:pPr>
-          <w:hyperlink w:anchor="_Toc230622769" w:history="1">
+          <w:hyperlink w:anchor="_Toc232764935" w:history="1">
             <w:r>
               <w:rPr>
                 <w:rStyle w:val="Hyperlink"/>
                 <w:noProof/>
               </w:rPr>
-              <w:t>Rosin – Training CA for Image Processing</w:t>
+              <w:t>Rosin (2010) – Image Processing using 3 State CA</w:t>
             </w:r>
             <w:r>
               <w:rPr>
@@ -875,7 +875,7 @@
                 <w:noProof/>
                 <w:webHidden/>
               </w:rPr>
-              <w:instrText xml:space="preserve"> PAGEREF _Toc230622769 \h </w:instrText>
+              <w:instrText xml:space="preserve"> PAGEREF _Toc232764935 \h </w:instrText>
             </w:r>
             <w:r>
               <w:rPr>
@@ -920,27 +920,157 @@
               <w14:ligatures w14:val="standardContextual"/>
             </w:rPr>
           </w:pPr>
-          <w:hyperlink w:anchor="_Toc230622770" w:history="1">
+          <w:hyperlink w:anchor="_Toc232764936" w:history="1">
             <w:r>
               <w:rPr>
                 <w:rStyle w:val="Hyperlink"/>
                 <w:noProof/>
               </w:rPr>
-              <w:t>Sadeghi et al – An eff</w:t>
-            </w:r>
+              <w:t>Rosin (2006) – Training CA for Image Processing</w:t>
+            </w:r>
+            <w:r>
+              <w:rPr>
+                <w:noProof/>
+                <w:webHidden/>
+              </w:rPr>
+              <w:tab/>
+            </w:r>
+            <w:r>
+              <w:rPr>
+                <w:noProof/>
+                <w:webHidden/>
+              </w:rPr>
+              <w:fldChar w:fldCharType="begin"/>
+            </w:r>
+            <w:r>
+              <w:rPr>
+                <w:noProof/>
+                <w:webHidden/>
+              </w:rPr>
+              <w:instrText xml:space="preserve"> PAGEREF _Toc232764936 \h </w:instrText>
+            </w:r>
+            <w:r>
+              <w:rPr>
+                <w:noProof/>
+                <w:webHidden/>
+              </w:rPr>
+            </w:r>
+            <w:r>
+              <w:rPr>
+                <w:noProof/>
+                <w:webHidden/>
+              </w:rPr>
+              <w:fldChar w:fldCharType="separate"/>
+            </w:r>
+            <w:r>
+              <w:rPr>
+                <w:noProof/>
+                <w:webHidden/>
+              </w:rPr>
+              <w:t>3</w:t>
+            </w:r>
+            <w:r>
+              <w:rPr>
+                <w:noProof/>
+                <w:webHidden/>
+              </w:rPr>
+              <w:fldChar w:fldCharType="end"/>
+            </w:r>
+          </w:hyperlink>
+        </w:p>
+        <w:p>
+          <w:pPr>
+            <w:pStyle w:val="TOC1"/>
+            <w:tabs>
+              <w:tab w:val="right" w:leader="dot" w:pos="9350"/>
+            </w:tabs>
+            <w:rPr>
+              <w:noProof/>
+              <w:kern w:val="2"/>
+              <w:sz w:val="24"/>
+              <w:szCs w:val="24"/>
+              <w14:ligatures w14:val="standardContextual"/>
+            </w:rPr>
+          </w:pPr>
+          <w:hyperlink w:anchor="_Toc232764937" w:history="1">
             <w:r>
               <w:rPr>
                 <w:rStyle w:val="Hyperlink"/>
                 <w:noProof/>
               </w:rPr>
-              <w:t>i</w:t>
-            </w:r>
+              <w:t>Sadeghi et al (2012) – An efficient method for Impulse Noise reduction from images using fuzzy CA</w:t>
+            </w:r>
+            <w:r>
+              <w:rPr>
+                <w:noProof/>
+                <w:webHidden/>
+              </w:rPr>
+              <w:tab/>
+            </w:r>
+            <w:r>
+              <w:rPr>
+                <w:noProof/>
+                <w:webHidden/>
+              </w:rPr>
+              <w:fldChar w:fldCharType="begin"/>
+            </w:r>
+            <w:r>
+              <w:rPr>
+                <w:noProof/>
+                <w:webHidden/>
+              </w:rPr>
+              <w:instrText xml:space="preserve"> PAGEREF _Toc232764937 \h </w:instrText>
+            </w:r>
+            <w:r>
+              <w:rPr>
+                <w:noProof/>
+                <w:webHidden/>
+              </w:rPr>
+            </w:r>
+            <w:r>
+              <w:rPr>
+                <w:noProof/>
+                <w:webHidden/>
+              </w:rPr>
+              <w:fldChar w:fldCharType="separate"/>
+            </w:r>
+            <w:r>
+              <w:rPr>
+                <w:noProof/>
+                <w:webHidden/>
+              </w:rPr>
+              <w:t>4</w:t>
+            </w:r>
+            <w:r>
+              <w:rPr>
+                <w:noProof/>
+                <w:webHidden/>
+              </w:rPr>
+              <w:fldChar w:fldCharType="end"/>
+            </w:r>
+          </w:hyperlink>
+        </w:p>
+        <w:p>
+          <w:pPr>
+            <w:pStyle w:val="TOC1"/>
+            <w:tabs>
+              <w:tab w:val="right" w:leader="dot" w:pos="9350"/>
+            </w:tabs>
+            <w:rPr>
+              <w:noProof/>
+              <w:kern w:val="2"/>
+              <w:sz w:val="24"/>
+              <w:szCs w:val="24"/>
+              <w14:ligatures w14:val="standardContextual"/>
+            </w:rPr>
+          </w:pPr>
+          <w:hyperlink w:anchor="_Toc232764938" w:history="1">
             <w:r>
               <w:rPr>
                 <w:rStyle w:val="Hyperlink"/>
                 <w:noProof/>
               </w:rPr>
-              <w:t>cient method for Impulse Noise reduction from images using fuzzy CA</w:t>
+              <w:t>Sahin et al (2013) – SPN filtering with FCA</w:t>
             </w:r>
             <w:r>
               <w:rPr>
@@ -961,7 +1091,223 @@
                 <w:noProof/>
                 <w:webHidden/>
               </w:rPr>
-              <w:instrText xml:space="preserve"> PAGEREF _Toc230622770 \h </w:instrText>
+              <w:instrText xml:space="preserve"> PAGEREF _Toc232764938 \h </w:instrText>
+            </w:r>
+            <w:r>
+              <w:rPr>
+                <w:noProof/>
+                <w:webHidden/>
+              </w:rPr>
+            </w:r>
+            <w:r>
+              <w:rPr>
+                <w:noProof/>
+                <w:webHidden/>
+              </w:rPr>
+              <w:fldChar w:fldCharType="separate"/>
+            </w:r>
+            <w:r>
+              <w:rPr>
+                <w:noProof/>
+                <w:webHidden/>
+              </w:rPr>
+              <w:t>4</w:t>
+            </w:r>
+            <w:r>
+              <w:rPr>
+                <w:noProof/>
+                <w:webHidden/>
+              </w:rPr>
+              <w:fldChar w:fldCharType="end"/>
+            </w:r>
+          </w:hyperlink>
+        </w:p>
+        <w:p>
+          <w:pPr>
+            <w:pStyle w:val="TOC1"/>
+            <w:tabs>
+              <w:tab w:val="right" w:leader="dot" w:pos="9350"/>
+            </w:tabs>
+            <w:rPr>
+              <w:noProof/>
+              <w:kern w:val="2"/>
+              <w:sz w:val="24"/>
+              <w:szCs w:val="24"/>
+              <w14:ligatures w14:val="standardContextual"/>
+            </w:rPr>
+          </w:pPr>
+          <w:hyperlink w:anchor="_Toc232764939" w:history="1">
+            <w:r>
+              <w:rPr>
+                <w:rStyle w:val="Hyperlink"/>
+                <w:noProof/>
+              </w:rPr>
+              <w:t>Selvapeter and Hordijk – CA for Image Noise Filtering</w:t>
+            </w:r>
+            <w:r>
+              <w:rPr>
+                <w:noProof/>
+                <w:webHidden/>
+              </w:rPr>
+              <w:tab/>
+            </w:r>
+            <w:r>
+              <w:rPr>
+                <w:noProof/>
+                <w:webHidden/>
+              </w:rPr>
+              <w:fldChar w:fldCharType="begin"/>
+            </w:r>
+            <w:r>
+              <w:rPr>
+                <w:noProof/>
+                <w:webHidden/>
+              </w:rPr>
+              <w:instrText xml:space="preserve"> PAGEREF _Toc232764939 \h </w:instrText>
+            </w:r>
+            <w:r>
+              <w:rPr>
+                <w:noProof/>
+                <w:webHidden/>
+              </w:rPr>
+            </w:r>
+            <w:r>
+              <w:rPr>
+                <w:noProof/>
+                <w:webHidden/>
+              </w:rPr>
+              <w:fldChar w:fldCharType="separate"/>
+            </w:r>
+            <w:r>
+              <w:rPr>
+                <w:noProof/>
+                <w:webHidden/>
+              </w:rPr>
+              <w:t>4</w:t>
+            </w:r>
+            <w:r>
+              <w:rPr>
+                <w:noProof/>
+                <w:webHidden/>
+              </w:rPr>
+              <w:fldChar w:fldCharType="end"/>
+            </w:r>
+          </w:hyperlink>
+        </w:p>
+        <w:p>
+          <w:pPr>
+            <w:pStyle w:val="TOC1"/>
+            <w:tabs>
+              <w:tab w:val="right" w:leader="dot" w:pos="9350"/>
+            </w:tabs>
+            <w:rPr>
+              <w:noProof/>
+              <w:kern w:val="2"/>
+              <w:sz w:val="24"/>
+              <w:szCs w:val="24"/>
+              <w14:ligatures w14:val="standardContextual"/>
+            </w:rPr>
+          </w:pPr>
+          <w:hyperlink w:anchor="_Toc232764940" w:history="1">
+            <w:r>
+              <w:rPr>
+                <w:rStyle w:val="Hyperlink"/>
+                <w:noProof/>
+              </w:rPr>
+              <w:t>Twinkle et al – Despeckling Images using Elementary CA</w:t>
+            </w:r>
+            <w:r>
+              <w:rPr>
+                <w:noProof/>
+                <w:webHidden/>
+              </w:rPr>
+              <w:tab/>
+            </w:r>
+            <w:r>
+              <w:rPr>
+                <w:noProof/>
+                <w:webHidden/>
+              </w:rPr>
+              <w:fldChar w:fldCharType="begin"/>
+            </w:r>
+            <w:r>
+              <w:rPr>
+                <w:noProof/>
+                <w:webHidden/>
+              </w:rPr>
+              <w:instrText xml:space="preserve"> PAGEREF _Toc232764940 \h </w:instrText>
+            </w:r>
+            <w:r>
+              <w:rPr>
+                <w:noProof/>
+                <w:webHidden/>
+              </w:rPr>
+            </w:r>
+            <w:r>
+              <w:rPr>
+                <w:noProof/>
+                <w:webHidden/>
+              </w:rPr>
+              <w:fldChar w:fldCharType="separate"/>
+            </w:r>
+            <w:r>
+              <w:rPr>
+                <w:noProof/>
+                <w:webHidden/>
+              </w:rPr>
+              <w:t>4</w:t>
+            </w:r>
+            <w:r>
+              <w:rPr>
+                <w:noProof/>
+                <w:webHidden/>
+              </w:rPr>
+              <w:fldChar w:fldCharType="end"/>
+            </w:r>
+          </w:hyperlink>
+        </w:p>
+        <w:p>
+          <w:pPr>
+            <w:pStyle w:val="TOC1"/>
+            <w:tabs>
+              <w:tab w:val="right" w:leader="dot" w:pos="9350"/>
+            </w:tabs>
+            <w:rPr>
+              <w:noProof/>
+              <w:kern w:val="2"/>
+              <w:sz w:val="24"/>
+              <w:szCs w:val="24"/>
+              <w14:ligatures w14:val="standardContextual"/>
+            </w:rPr>
+          </w:pPr>
+          <w:hyperlink w:anchor="_Toc232764941" w:history="1">
+            <w:r>
+              <w:rPr>
+                <w:rStyle w:val="Hyperlink"/>
+                <w:noProof/>
+              </w:rPr>
+              <w:t>Xavier et al (?) – Image Noise Reduction based on CA Filter</w:t>
+            </w:r>
+            <w:r>
+              <w:rPr>
+                <w:noProof/>
+                <w:webHidden/>
+              </w:rPr>
+              <w:tab/>
+            </w:r>
+            <w:r>
+              <w:rPr>
+                <w:noProof/>
+                <w:webHidden/>
+              </w:rPr>
+              <w:fldChar w:fldCharType="begin"/>
+            </w:r>
+            <w:r>
+              <w:rPr>
+                <w:noProof/>
+                <w:webHidden/>
+              </w:rPr>
+              <w:instrText xml:space="preserve"> PAGEREF _Toc232764941 \h </w:instrText>
             </w:r>
             <w:r>
               <w:rPr>
@@ -1009,7 +1355,7 @@
       <w:pPr>
         <w:pStyle w:val="Heading1"/>
       </w:pPr>
-      <w:bookmarkStart w:id="0" w:name="_Toc230622758"/>
+      <w:bookmarkStart w:id="0" w:name="_Toc232764924"/>
       <w:r>
         <w:t>To Be Answered</w:t>
       </w:r>
@@ -1034,9 +1380,11 @@
       <w:pPr>
         <w:pStyle w:val="Heading1"/>
       </w:pPr>
+      <w:bookmarkStart w:id="1" w:name="_Toc232764925"/>
       <w:r>
         <w:t>Notes</w:t>
       </w:r>
+      <w:bookmarkEnd w:id="1"/>
     </w:p>
     <w:p>
       <w:pPr>
@@ -1086,25 +1434,316 @@
       <w:pPr>
         <w:pStyle w:val="Heading1"/>
       </w:pPr>
-      <w:bookmarkStart w:id="1" w:name="_Toc230622759"/>
+      <w:bookmarkStart w:id="2" w:name="_Toc232764926"/>
+      <w:bookmarkStart w:id="3" w:name="_Toc232764930"/>
       <w:r>
         <w:lastRenderedPageBreak/>
-        <w:t>Thomas</w:t>
-      </w:r>
-      <w:r>
-        <w:t xml:space="preserve"> (2000)</w:t>
-      </w:r>
-      <w:r>
-        <w:t xml:space="preserve"> – Bachelor, Evolution of CA for Image Processing</w:t>
-      </w:r>
-      <w:bookmarkEnd w:id="1"/>
-    </w:p>
-    <w:p/>
+        <w:t>Kong and Choi (2026) – CA based Meth</w:t>
+      </w:r>
+      <w:r>
+        <w:t>o</w:t>
+      </w:r>
+      <w:r>
+        <w:t>d for SPN Removal in Images</w:t>
+      </w:r>
+      <w:bookmarkEnd w:id="3"/>
+    </w:p>
+    <w:p>
+      <w:r>
+        <w:rPr>
+          <w:b/>
+          <w:bCs/>
+        </w:rPr>
+        <w:t>Method:</w:t>
+      </w:r>
+      <w:r>
+        <w:t xml:space="preserve"> selects neighborhood group and counts noisy pixels and replaces them when count non-noisy pixels &lt;= 2 with mean of non-noisy pixels in the group, iterative denoising</w:t>
+      </w:r>
+    </w:p>
+    <w:p>
+      <w:pPr>
+        <w:pStyle w:val="ListParagraph"/>
+        <w:numPr>
+          <w:ilvl w:val="0"/>
+          <w:numId w:val="4"/>
+        </w:numPr>
+      </w:pPr>
+      <w:r>
+        <w:t>Best described and documented</w:t>
+      </w:r>
+    </w:p>
+    <w:p>
+      <w:pPr>
+        <w:pStyle w:val="ListParagraph"/>
+        <w:numPr>
+          <w:ilvl w:val="0"/>
+          <w:numId w:val="4"/>
+        </w:numPr>
+      </w:pPr>
+      <w:r>
+        <w:t xml:space="preserve">Directly states that their filter outperforms </w:t>
+      </w:r>
+      <w:hyperlink w:anchor="_Sahin_et_al" w:history="1">
+        <w:r>
+          <w:rPr>
+            <w:rStyle w:val="Hyperlink"/>
+          </w:rPr>
+          <w:t>Sahin et al</w:t>
+        </w:r>
+      </w:hyperlink>
+    </w:p>
+    <w:p>
+      <w:pPr>
+        <w:pStyle w:val="ListParagraph"/>
+        <w:numPr>
+          <w:ilvl w:val="0"/>
+          <w:numId w:val="4"/>
+        </w:numPr>
+      </w:pPr>
+      <w:r>
+        <w:t>Tested up to 90%</w:t>
+      </w:r>
+    </w:p>
+    <w:p>
+      <w:pPr>
+        <w:pStyle w:val="ListParagraph"/>
+        <w:numPr>
+          <w:ilvl w:val="0"/>
+          <w:numId w:val="4"/>
+        </w:numPr>
+      </w:pPr>
+      <w:r>
+        <w:t xml:space="preserve">Uses </w:t>
+      </w:r>
+      <w:r>
+        <w:rPr>
+          <w:b/>
+          <w:bCs/>
+        </w:rPr>
+        <w:t>SSIM and PSNR</w:t>
+      </w:r>
+    </w:p>
+    <w:p>
+      <w:r>
+        <w:rPr>
+          <w:b/>
+          <w:bCs/>
+        </w:rPr>
+        <w:t xml:space="preserve">Comparison with: </w:t>
+      </w:r>
+      <w:r>
+        <w:t>median filter, adaptive center weighted median filter, decision-based algorithm, noise adaptive fuzzy switching median filter, noise adaptive edge preserving filter, iterative nonlocal means, different applied median filter, adaptive type-2 fuzzy approach for SPN, detail aware filter</w:t>
+      </w:r>
+    </w:p>
     <w:p>
       <w:pPr>
         <w:pStyle w:val="Heading1"/>
       </w:pPr>
-      <w:bookmarkStart w:id="2" w:name="_Toc230622760"/>
+      <w:bookmarkStart w:id="4" w:name="_Toc232764940"/>
+      <w:r>
+        <w:t>Twinkle et al</w:t>
+      </w:r>
+      <w:r>
+        <w:t xml:space="preserve"> (2025)</w:t>
+      </w:r>
+      <w:r>
+        <w:t xml:space="preserve"> – Despeckling Images using Elementa</w:t>
+      </w:r>
+      <w:r>
+        <w:t>ry CA</w:t>
+      </w:r>
+      <w:bookmarkEnd w:id="4"/>
+    </w:p>
+    <w:p>
+      <w:r>
+        <w:rPr>
+          <w:b/>
+          <w:bCs/>
+        </w:rPr>
+        <w:t xml:space="preserve">Method: </w:t>
+      </w:r>
+      <w:r>
+        <w:t>divides images into patches and find average of each patch, then replace based on comparison with patch mean, increment/decrement/remain unchanged value</w:t>
+      </w:r>
+    </w:p>
+    <w:p>
+      <w:pPr>
+        <w:pStyle w:val="ListParagraph"/>
+        <w:numPr>
+          <w:ilvl w:val="0"/>
+          <w:numId w:val="17"/>
+        </w:numPr>
+      </w:pPr>
+      <w:r>
+        <w:t>Filters speckle noise</w:t>
+      </w:r>
+    </w:p>
+    <w:p>
+      <w:pPr>
+        <w:pStyle w:val="ListParagraph"/>
+        <w:numPr>
+          <w:ilvl w:val="0"/>
+          <w:numId w:val="17"/>
+        </w:numPr>
+      </w:pPr>
+      <w:r>
+        <w:t xml:space="preserve">Uses </w:t>
+      </w:r>
+      <w:r>
+        <w:rPr>
+          <w:b/>
+          <w:bCs/>
+        </w:rPr>
+        <w:t>SSIM</w:t>
+      </w:r>
+      <w:r>
+        <w:t xml:space="preserve"> and </w:t>
+      </w:r>
+      <w:r>
+        <w:rPr>
+          <w:b/>
+          <w:bCs/>
+        </w:rPr>
+        <w:t>PSNR</w:t>
+      </w:r>
+    </w:p>
+    <w:p>
+      <w:pPr>
+        <w:pStyle w:val="ListParagraph"/>
+        <w:numPr>
+          <w:ilvl w:val="0"/>
+          <w:numId w:val="17"/>
+        </w:numPr>
+      </w:pPr>
+      <w:r>
+        <w:rPr>
+          <w:b/>
+          <w:bCs/>
+        </w:rPr>
+        <w:t>might be unimportant for paper since it is for speckle noise</w:t>
+      </w:r>
+    </w:p>
+    <w:p>
+      <w:pPr>
+        <w:pStyle w:val="Heading1"/>
+      </w:pPr>
+      <w:bookmarkStart w:id="5" w:name="_Toc232764927"/>
+      <w:bookmarkStart w:id="6" w:name="_Toc232764932"/>
+      <w:bookmarkEnd w:id="2"/>
+      <w:r>
+        <w:t>Piroozmandan et al (2024) – SPN Removal from a Digital Image using New Approach based on Fuzzy CA and Anfis</w:t>
+      </w:r>
+      <w:bookmarkEnd w:id="6"/>
+    </w:p>
+    <w:p>
+      <w:r>
+        <w:rPr>
+          <w:b/>
+          <w:bCs/>
+        </w:rPr>
+        <w:t xml:space="preserve">Method: </w:t>
+      </w:r>
+      <w:r>
+        <w:t>two phases; identification via CA and removal via Anfis</w:t>
+      </w:r>
+    </w:p>
+    <w:p>
+      <w:pPr>
+        <w:pStyle w:val="ListParagraph"/>
+        <w:numPr>
+          <w:ilvl w:val="0"/>
+          <w:numId w:val="6"/>
+        </w:numPr>
+      </w:pPr>
+      <w:r>
+        <w:rPr>
+          <w:b/>
+          <w:bCs/>
+        </w:rPr>
+        <w:t>First phase</w:t>
+      </w:r>
+      <w:r>
+        <w:t>: detect SPN via average and minimum values of neighborhood pixels, undetected pixels are re-evaluated by a new algorithm in the same step to improve accuracy</w:t>
+      </w:r>
+    </w:p>
+    <w:p>
+      <w:pPr>
+        <w:pStyle w:val="ListParagraph"/>
+        <w:numPr>
+          <w:ilvl w:val="0"/>
+          <w:numId w:val="6"/>
+        </w:numPr>
+      </w:pPr>
+      <w:r>
+        <w:rPr>
+          <w:b/>
+          <w:bCs/>
+        </w:rPr>
+        <w:t>Second phase</w:t>
+      </w:r>
+      <w:r>
+        <w:t>: restoration via adaptive neural-fuzzy interference system (ANFIS) based on Moore neighborhood pixels, ANFIS is a “multilayer feed-forward network, which uses neural network learning  algorithms and fuzzy reasoning to map an input space to a target output.”</w:t>
+      </w:r>
+    </w:p>
+    <w:p>
+      <w:pPr>
+        <w:pStyle w:val="ListParagraph"/>
+        <w:numPr>
+          <w:ilvl w:val="0"/>
+          <w:numId w:val="6"/>
+        </w:numPr>
+      </w:pPr>
+      <w:r>
+        <w:t>Advantages: noise robustness and parallelism to restore wide range of corrupted images</w:t>
+      </w:r>
+    </w:p>
+    <w:p>
+      <w:pPr>
+        <w:pStyle w:val="ListParagraph"/>
+        <w:numPr>
+          <w:ilvl w:val="0"/>
+          <w:numId w:val="6"/>
+        </w:numPr>
+      </w:pPr>
+      <w:r>
+        <w:t>Tested up to 70%</w:t>
+      </w:r>
+    </w:p>
+    <w:p>
+      <w:pPr>
+        <w:pStyle w:val="ListParagraph"/>
+        <w:numPr>
+          <w:ilvl w:val="0"/>
+          <w:numId w:val="6"/>
+        </w:numPr>
+      </w:pPr>
+      <w:r>
+        <w:t xml:space="preserve">Uses </w:t>
+      </w:r>
+      <w:r>
+        <w:rPr>
+          <w:b/>
+          <w:bCs/>
+        </w:rPr>
+        <w:t>SSIM and PSNR</w:t>
+      </w:r>
+    </w:p>
+    <w:p>
+      <w:r>
+        <w:rPr>
+          <w:b/>
+          <w:bCs/>
+        </w:rPr>
+        <w:t xml:space="preserve">Comparison with: </w:t>
+      </w:r>
+      <w:r>
+        <w:t>filters from other papers, switching median mean filter, other fuzzy filter, fuzzy averaging filter</w:t>
+      </w:r>
+    </w:p>
+    <w:p>
+      <w:pPr>
+        <w:pStyle w:val="Heading1"/>
+      </w:pPr>
       <w:r>
         <w:t>Chandra et al</w:t>
       </w:r>
@@ -1114,7 +1753,7 @@
       <w:r>
         <w:t xml:space="preserve"> – Noise Reduction Using CA</w:t>
       </w:r>
-      <w:bookmarkEnd w:id="2"/>
+      <w:bookmarkEnd w:id="5"/>
     </w:p>
     <w:p>
       <w:r>
@@ -1201,6 +1840,7 @@
         </w:numPr>
       </w:pPr>
       <w:r>
+        <w:lastRenderedPageBreak/>
         <w:t xml:space="preserve">Uses </w:t>
       </w:r>
       <w:r>
@@ -1212,29 +1852,34 @@
       </w:r>
     </w:p>
     <w:p>
+      <w:r>
+        <w:rPr>
+          <w:b/>
+          <w:bCs/>
+        </w:rPr>
+        <w:t>Comparison</w:t>
+      </w:r>
+      <w:r>
+        <w:rPr>
+          <w:b/>
+          <w:bCs/>
+        </w:rPr>
+        <w:t xml:space="preserve"> with: </w:t>
+      </w:r>
+      <w:r>
+        <w:t>median filter, average filter</w:t>
+      </w:r>
+    </w:p>
+    <w:p>
       <w:pPr>
         <w:pStyle w:val="Heading1"/>
       </w:pPr>
-      <w:bookmarkStart w:id="3" w:name="_Toc230622761"/>
-      <w:r>
-        <w:t>Hsu et al</w:t>
-      </w:r>
-      <w:r>
-        <w:t xml:space="preserve"> (2011)</w:t>
-      </w:r>
-      <w:r>
-        <w:t xml:space="preserve"> </w:t>
-      </w:r>
-      <w:r>
-        <w:t>–</w:t>
-      </w:r>
-      <w:r>
-        <w:t xml:space="preserve"> </w:t>
-      </w:r>
-      <w:r>
-        <w:t>SPN Reduction by CA</w:t>
-      </w:r>
-      <w:bookmarkEnd w:id="3"/>
+      <w:bookmarkStart w:id="7" w:name="_Toc232764928"/>
+      <w:bookmarkStart w:id="8" w:name="_Toc232764929"/>
+      <w:r>
+        <w:t>Jeelani and Qadir (2022)  – CA based approach for SPN filtration</w:t>
+      </w:r>
+      <w:bookmarkEnd w:id="8"/>
     </w:p>
     <w:p>
       <w:r>
@@ -1245,16 +1890,314 @@
         <w:t xml:space="preserve">Method: </w:t>
       </w:r>
       <w:r>
-        <w:t xml:space="preserve">mixes CA with median filter, </w:t>
-      </w:r>
-      <w:r>
-        <w:t>uses CA to identify SPN</w:t>
-      </w:r>
-      <w:r>
-        <w:t xml:space="preserve"> via string matching rules</w:t>
-      </w:r>
-      <w:r>
-        <w:t xml:space="preserve"> and applies median only to noisy pixels</w:t>
+        <w:t>replaces current pixel with pixel from neighborhood (5x5)</w:t>
+      </w:r>
+    </w:p>
+    <w:p>
+      <w:pPr>
+        <w:pStyle w:val="ListParagraph"/>
+        <w:numPr>
+          <w:ilvl w:val="0"/>
+          <w:numId w:val="3"/>
+        </w:numPr>
+      </w:pPr>
+      <w:r>
+        <w:t xml:space="preserve">Proposes </w:t>
+      </w:r>
+      <w:r>
+        <w:rPr>
+          <w:b/>
+          <w:bCs/>
+        </w:rPr>
+        <w:t>five methods</w:t>
+      </w:r>
+      <w:r>
+        <w:t xml:space="preserve"> (main difference is the replacement pixel)</w:t>
+      </w:r>
+    </w:p>
+    <w:p>
+      <w:pPr>
+        <w:pStyle w:val="ListParagraph"/>
+        <w:numPr>
+          <w:ilvl w:val="0"/>
+          <w:numId w:val="3"/>
+        </w:numPr>
+      </w:pPr>
+      <w:r>
+        <w:t>Has problems of error propagation with higher noise density</w:t>
+      </w:r>
+    </w:p>
+    <w:p>
+      <w:pPr>
+        <w:pStyle w:val="ListParagraph"/>
+        <w:numPr>
+          <w:ilvl w:val="0"/>
+          <w:numId w:val="3"/>
+        </w:numPr>
+      </w:pPr>
+      <w:r>
+        <w:t>Computational efficiency, simplicity, robustness and parallel processing are main advantage of CA</w:t>
+      </w:r>
+    </w:p>
+    <w:p>
+      <w:pPr>
+        <w:pStyle w:val="ListParagraph"/>
+        <w:numPr>
+          <w:ilvl w:val="0"/>
+          <w:numId w:val="3"/>
+        </w:numPr>
+      </w:pPr>
+      <w:r>
+        <w:t>Tested up to 95%</w:t>
+      </w:r>
+    </w:p>
+    <w:p>
+      <w:pPr>
+        <w:pStyle w:val="ListParagraph"/>
+        <w:numPr>
+          <w:ilvl w:val="0"/>
+          <w:numId w:val="3"/>
+        </w:numPr>
+      </w:pPr>
+      <w:r>
+        <w:t xml:space="preserve">Uses </w:t>
+      </w:r>
+      <w:r>
+        <w:rPr>
+          <w:b/>
+          <w:bCs/>
+        </w:rPr>
+        <w:t>SSIM</w:t>
+      </w:r>
+    </w:p>
+    <w:p>
+      <w:r>
+        <w:rPr>
+          <w:b/>
+          <w:bCs/>
+        </w:rPr>
+        <w:t xml:space="preserve">Comparison with: </w:t>
+      </w:r>
+      <w:r>
+        <w:t xml:space="preserve">14 filter variations (mostly mean and median filter with different window sizes, </w:t>
+      </w:r>
+      <w:hyperlink w:anchor="_Selvapeter_and_Hordijk" w:history="1">
+        <w:r>
+          <w:rPr>
+            <w:rStyle w:val="Hyperlink"/>
+          </w:rPr>
+          <w:t>Selvapeter and Hordijk</w:t>
+        </w:r>
+      </w:hyperlink>
+      <w:r>
+        <w:t xml:space="preserve">, </w:t>
+      </w:r>
+      <w:hyperlink w:anchor="_Qadir_et_al" w:history="1">
+        <w:r>
+          <w:rPr>
+            <w:rStyle w:val="Hyperlink"/>
+          </w:rPr>
+          <w:t>Qadir et al</w:t>
+        </w:r>
+      </w:hyperlink>
+      <w:r>
+        <w:t>)</w:t>
+      </w:r>
+    </w:p>
+    <w:p>
+      <w:pPr>
+        <w:pStyle w:val="Heading1"/>
+      </w:pPr>
+      <w:bookmarkStart w:id="9" w:name="_Qadir_et_al"/>
+      <w:bookmarkStart w:id="10" w:name="_Toc232764938"/>
+      <w:bookmarkStart w:id="11" w:name="_Sahin_et_al"/>
+      <w:bookmarkEnd w:id="7"/>
+      <w:bookmarkEnd w:id="9"/>
+      <w:bookmarkEnd w:id="11"/>
+      <w:r>
+        <w:t>Sahin et al</w:t>
+      </w:r>
+      <w:r>
+        <w:t xml:space="preserve"> (2013)</w:t>
+      </w:r>
+      <w:r>
+        <w:t xml:space="preserve"> – SPN filtering with FCA</w:t>
+      </w:r>
+      <w:bookmarkEnd w:id="10"/>
+    </w:p>
+    <w:p>
+      <w:r>
+        <w:rPr>
+          <w:b/>
+          <w:bCs/>
+        </w:rPr>
+        <w:t>Me</w:t>
+      </w:r>
+      <w:r>
+        <w:rPr>
+          <w:b/>
+          <w:bCs/>
+        </w:rPr>
+        <w:t xml:space="preserve">thod: </w:t>
+      </w:r>
+      <w:r>
+        <w:t>uses gaussian membership function to restore pixel, detection is done</w:t>
+      </w:r>
+      <w:r>
+        <w:t xml:space="preserve"> via min and max comparison</w:t>
+      </w:r>
+    </w:p>
+    <w:p>
+      <w:pPr>
+        <w:pStyle w:val="ListParagraph"/>
+        <w:numPr>
+          <w:ilvl w:val="0"/>
+          <w:numId w:val="15"/>
+        </w:numPr>
+      </w:pPr>
+      <w:r>
+        <w:t>Considers different rule dependencies</w:t>
+      </w:r>
+      <w:r>
+        <w:t xml:space="preserve"> (i.e. how many cells </w:t>
+      </w:r>
+      <w:r>
+        <w:t>are considered neighbors)</w:t>
+      </w:r>
+    </w:p>
+    <w:p>
+      <w:pPr>
+        <w:pStyle w:val="ListParagraph"/>
+        <w:numPr>
+          <w:ilvl w:val="0"/>
+          <w:numId w:val="15"/>
+        </w:numPr>
+      </w:pPr>
+      <w:r>
+        <w:t>Tests up to 70%</w:t>
+      </w:r>
+    </w:p>
+    <w:p>
+      <w:pPr>
+        <w:pStyle w:val="ListParagraph"/>
+        <w:numPr>
+          <w:ilvl w:val="0"/>
+          <w:numId w:val="15"/>
+        </w:numPr>
+      </w:pPr>
+      <w:r>
+        <w:t xml:space="preserve">Uses </w:t>
+      </w:r>
+      <w:r>
+        <w:rPr>
+          <w:b/>
+          <w:bCs/>
+        </w:rPr>
+        <w:t>SSIM</w:t>
+      </w:r>
+      <w:r>
+        <w:t xml:space="preserve"> and </w:t>
+      </w:r>
+      <w:r>
+        <w:rPr>
+          <w:b/>
+          <w:bCs/>
+        </w:rPr>
+        <w:t>PSNR</w:t>
+      </w:r>
+    </w:p>
+    <w:p>
+      <w:pPr>
+        <w:pStyle w:val="Heading1"/>
+      </w:pPr>
+      <w:bookmarkStart w:id="12" w:name="_Toc232764939"/>
+      <w:bookmarkStart w:id="13" w:name="_Selvapeter_and_Hordijk"/>
+      <w:bookmarkStart w:id="14" w:name="_Toc232764937"/>
+      <w:bookmarkEnd w:id="13"/>
+      <w:r>
+        <w:t>Sadeghi et al (2012) – An efficient method for Impulse Noise reduction from images using fuzzy CA</w:t>
+      </w:r>
+      <w:bookmarkEnd w:id="14"/>
+    </w:p>
+    <w:p>
+      <w:r>
+        <w:rPr>
+          <w:b/>
+          <w:bCs/>
+        </w:rPr>
+        <w:t xml:space="preserve">Method: </w:t>
+      </w:r>
+      <w:r>
+        <w:t>detection of noisy pixels via CA and replacement via Fuzzy CA (FCA)</w:t>
+      </w:r>
+    </w:p>
+    <w:p>
+      <w:pPr>
+        <w:pStyle w:val="ListParagraph"/>
+        <w:numPr>
+          <w:ilvl w:val="0"/>
+          <w:numId w:val="13"/>
+        </w:numPr>
+      </w:pPr>
+      <w:r>
+        <w:t>Tests up to 80%</w:t>
+      </w:r>
+    </w:p>
+    <w:p>
+      <w:pPr>
+        <w:pStyle w:val="ListParagraph"/>
+        <w:numPr>
+          <w:ilvl w:val="0"/>
+          <w:numId w:val="13"/>
+        </w:numPr>
+      </w:pPr>
+      <w:r>
+        <w:t xml:space="preserve">Uses </w:t>
+      </w:r>
+      <w:r>
+        <w:rPr>
+          <w:b/>
+          <w:bCs/>
+        </w:rPr>
+        <w:t>PSNR</w:t>
+      </w:r>
+      <w:r>
+        <w:rPr>
+          <w:b/>
+          <w:bCs/>
+        </w:rPr>
+        <w:t xml:space="preserve"> </w:t>
+      </w:r>
+      <w:r>
+        <w:t xml:space="preserve">and </w:t>
+      </w:r>
+      <w:r>
+        <w:rPr>
+          <w:b/>
+          <w:bCs/>
+        </w:rPr>
+        <w:t>MSE</w:t>
+      </w:r>
+    </w:p>
+    <w:p>
+      <w:pPr>
+        <w:pStyle w:val="Heading1"/>
+      </w:pPr>
+      <w:bookmarkStart w:id="15" w:name="_Toc232764935"/>
+      <w:r>
+        <w:t>Hsu et al (2011) – SPN Reduction by CA</w:t>
+      </w:r>
+    </w:p>
+    <w:p>
+      <w:r>
+        <w:rPr>
+          <w:b/>
+          <w:bCs/>
+        </w:rPr>
+        <w:t xml:space="preserve">Method: </w:t>
+      </w:r>
+      <w:r>
+        <w:t>mixes CA with median filter, uses CA to identify SPN via string matching rules and applies median only to noisy pixels</w:t>
       </w:r>
     </w:p>
     <w:p>
@@ -1278,7 +2221,7 @@
         </w:numPr>
       </w:pPr>
       <w:r>
-        <w:t>Testing is done on images that barely contain noise</w:t>
+        <w:t>Testing is done on images that barely contain noise and the results are rather shit</w:t>
       </w:r>
     </w:p>
     <w:p>
@@ -1302,20 +2245,25 @@
       </w:r>
     </w:p>
     <w:p>
+      <w:r>
+        <w:rPr>
+          <w:b/>
+          <w:bCs/>
+        </w:rPr>
+        <w:t xml:space="preserve">Comparison with: </w:t>
+      </w:r>
+      <w:r>
+        <w:t>median filter</w:t>
+      </w:r>
+    </w:p>
+    <w:p>
       <w:pPr>
         <w:pStyle w:val="Heading1"/>
       </w:pPr>
-      <w:bookmarkStart w:id="4" w:name="_Toc230622762"/>
-      <w:r>
-        <w:t>Jeelani and Qadir</w:t>
-      </w:r>
-      <w:r>
-        <w:t xml:space="preserve"> (2022) </w:t>
-      </w:r>
-      <w:r>
-        <w:t xml:space="preserve"> – CA based approach for SPN filtration</w:t>
-      </w:r>
-      <w:bookmarkEnd w:id="4"/>
+      <w:r>
+        <w:t>Rosin (2010) – Image Processing using 3 State CA</w:t>
+      </w:r>
+      <w:bookmarkEnd w:id="15"/>
     </w:p>
     <w:p>
       <w:r>
@@ -1326,7 +2274,7 @@
         <w:t xml:space="preserve">Method: </w:t>
       </w:r>
       <w:r>
-        <w:t>replaces current pixel with pixel from neighborhood (5x5)</w:t>
+        <w:t>uses sequential floating forward search to train CA filter</w:t>
       </w:r>
     </w:p>
     <w:p>
@@ -1334,11 +2282,11 @@
         <w:pStyle w:val="ListParagraph"/>
         <w:numPr>
           <w:ilvl w:val="0"/>
-          <w:numId w:val="3"/>
+          <w:numId w:val="11"/>
         </w:numPr>
       </w:pPr>
       <w:r>
-        <w:t>Proposes five methods (main difference is the replacement pixel)</w:t>
+        <w:t>Runs through a whole list of image processing tasks, not just noise filtering</w:t>
       </w:r>
     </w:p>
     <w:p>
@@ -1346,11 +2294,12 @@
         <w:pStyle w:val="ListParagraph"/>
         <w:numPr>
           <w:ilvl w:val="0"/>
-          <w:numId w:val="3"/>
+          <w:numId w:val="11"/>
         </w:numPr>
       </w:pPr>
       <w:r>
-        <w:t>Has problems of error propagation with higher noise density</w:t>
+        <w:lastRenderedPageBreak/>
+        <w:t>Very rigid application of CA, defines all possible rules</w:t>
       </w:r>
     </w:p>
     <w:p>
@@ -1358,71 +2307,32 @@
         <w:pStyle w:val="ListParagraph"/>
         <w:numPr>
           <w:ilvl w:val="0"/>
-          <w:numId w:val="3"/>
+          <w:numId w:val="11"/>
         </w:numPr>
       </w:pPr>
       <w:r>
-        <w:t>Comparison with Selvapeter, Qadir et al</w:t>
-      </w:r>
-    </w:p>
-    <w:p>
-      <w:pPr>
-        <w:pStyle w:val="ListParagraph"/>
-        <w:numPr>
-          <w:ilvl w:val="0"/>
-          <w:numId w:val="3"/>
-        </w:numPr>
-      </w:pPr>
-      <w:r>
-        <w:t>Computational efficiency, simplicity, robustness and parallel processing are main advantage of CA</w:t>
-      </w:r>
-    </w:p>
-    <w:p>
-      <w:pPr>
-        <w:pStyle w:val="ListParagraph"/>
-        <w:numPr>
-          <w:ilvl w:val="0"/>
-          <w:numId w:val="3"/>
-        </w:numPr>
-      </w:pPr>
-      <w:r>
-        <w:t>Tested up to 95%</w:t>
-      </w:r>
-    </w:p>
-    <w:p>
-      <w:pPr>
-        <w:pStyle w:val="ListParagraph"/>
-        <w:numPr>
-          <w:ilvl w:val="0"/>
-          <w:numId w:val="3"/>
-        </w:numPr>
-      </w:pPr>
-      <w:r>
-        <w:t xml:space="preserve">Uses </w:t>
+        <w:t>Used root mean squared error (</w:t>
       </w:r>
       <w:r>
         <w:rPr>
           <w:b/>
           <w:bCs/>
         </w:rPr>
-        <w:t>SSIM</w:t>
+        <w:t>RMSE</w:t>
+      </w:r>
+      <w:r>
+        <w:t>)</w:t>
       </w:r>
     </w:p>
     <w:p>
       <w:pPr>
         <w:pStyle w:val="Heading1"/>
       </w:pPr>
-      <w:bookmarkStart w:id="5" w:name="_Toc230622763"/>
-      <w:r>
-        <w:t xml:space="preserve">Kong and Choi </w:t>
-      </w:r>
-      <w:r>
-        <w:t xml:space="preserve">(2026) </w:t>
-      </w:r>
-      <w:r>
-        <w:t>– CA based Method for SPN Removal in Images</w:t>
-      </w:r>
-      <w:bookmarkEnd w:id="5"/>
+      <w:bookmarkStart w:id="16" w:name="_Toc232764934"/>
+      <w:r>
+        <w:t>Qadir et al (2010) – CA based Identification and Removal of Impulse Noise from Corrupted Images</w:t>
+      </w:r>
+      <w:bookmarkEnd w:id="16"/>
     </w:p>
     <w:p>
       <w:r>
@@ -1433,40 +2343,7 @@
         <w:t>Method:</w:t>
       </w:r>
       <w:r>
-        <w:t xml:space="preserve"> </w:t>
-      </w:r>
-      <w:r>
-        <w:t>select</w:t>
-      </w:r>
-      <w:r>
-        <w:t>s</w:t>
-      </w:r>
-      <w:r>
-        <w:t xml:space="preserve"> neighborhood group and </w:t>
-      </w:r>
-      <w:r>
-        <w:t>counts noisy pixels and replaces them when</w:t>
-      </w:r>
-      <w:r>
-        <w:t xml:space="preserve"> count non-noisy</w:t>
-      </w:r>
-      <w:r>
-        <w:t xml:space="preserve"> pixels</w:t>
-      </w:r>
-      <w:r>
-        <w:t xml:space="preserve"> &lt;= 2</w:t>
-      </w:r>
-      <w:r>
-        <w:t xml:space="preserve"> with mean of non-noisy pixels in the group</w:t>
-      </w:r>
-      <w:r>
-        <w:t xml:space="preserve">, </w:t>
-      </w:r>
-      <w:r>
-        <w:t xml:space="preserve">iterative </w:t>
-      </w:r>
-      <w:r>
-        <w:t>denoising</w:t>
+        <w:t xml:space="preserve"> first identify corrupted pixel and then replace it by median neighbor values</w:t>
       </w:r>
     </w:p>
     <w:p>
@@ -1474,11 +2351,11 @@
         <w:pStyle w:val="ListParagraph"/>
         <w:numPr>
           <w:ilvl w:val="0"/>
-          <w:numId w:val="4"/>
+          <w:numId w:val="9"/>
         </w:numPr>
       </w:pPr>
       <w:r>
-        <w:t>Best described and documented</w:t>
+        <w:t>Compute max, min and median &gt; if pixel value is within max and min, then it is uncorrupted, else replace with median of neighborhood</w:t>
       </w:r>
     </w:p>
     <w:p>
@@ -1486,14 +2363,11 @@
         <w:pStyle w:val="ListParagraph"/>
         <w:numPr>
           <w:ilvl w:val="0"/>
-          <w:numId w:val="4"/>
+          <w:numId w:val="9"/>
         </w:numPr>
       </w:pPr>
       <w:r>
-        <w:t xml:space="preserve">Tested </w:t>
-      </w:r>
-      <w:r>
-        <w:t>up to 90%</w:t>
+        <w:t>Seemingly has poor performance on higher noise levels, tested up to 40%</w:t>
       </w:r>
     </w:p>
     <w:p>
@@ -1501,7 +2375,7 @@
         <w:pStyle w:val="ListParagraph"/>
         <w:numPr>
           <w:ilvl w:val="0"/>
-          <w:numId w:val="4"/>
+          <w:numId w:val="9"/>
         </w:numPr>
       </w:pPr>
       <w:r>
@@ -1512,19 +2386,30 @@
           <w:b/>
           <w:bCs/>
         </w:rPr>
-        <w:t>SSIM and PSNR</w:t>
+        <w:t>PSNR</w:t>
+      </w:r>
+    </w:p>
+    <w:p>
+      <w:r>
+        <w:rPr>
+          <w:b/>
+          <w:bCs/>
+        </w:rPr>
+        <w:t xml:space="preserve">Comparison with: </w:t>
+      </w:r>
+      <w:r>
+        <w:t>median filter, wiener filter, average filter</w:t>
       </w:r>
     </w:p>
     <w:p>
       <w:pPr>
         <w:pStyle w:val="Heading1"/>
       </w:pPr>
-      <w:bookmarkStart w:id="6" w:name="_Toc230622764"/>
-      <w:r>
-        <w:t>Moreno and Paletta</w:t>
-      </w:r>
-      <w:r>
-        <w:t xml:space="preserve"> (2001)</w:t>
+      <w:r>
+        <w:t>Selvapeter and Hordijk</w:t>
+      </w:r>
+      <w:r>
+        <w:t xml:space="preserve"> (2009)</w:t>
       </w:r>
       <w:r>
         <w:t xml:space="preserve"> </w:t>
@@ -1536,9 +2421,9 @@
         <w:t xml:space="preserve"> </w:t>
       </w:r>
       <w:r>
-        <w:t>Evolving CA for Noise Reduction in Images</w:t>
-      </w:r>
-      <w:bookmarkEnd w:id="6"/>
+        <w:t>CA for Image Noise Filtering</w:t>
+      </w:r>
+      <w:bookmarkEnd w:id="12"/>
     </w:p>
     <w:p>
       <w:r>
@@ -1549,10 +2434,160 @@
         <w:t xml:space="preserve">Method: </w:t>
       </w:r>
       <w:r>
-        <w:t>uses evolutionary programs to find the most optimal</w:t>
-      </w:r>
-      <w:r>
-        <w:t xml:space="preserve"> ruleset</w:t>
+        <w:t>identification</w:t>
+      </w:r>
+      <w:r>
+        <w:t xml:space="preserve"> of noisy pixel and then replacement via majority vote</w:t>
+      </w:r>
+    </w:p>
+    <w:p>
+      <w:pPr>
+        <w:pStyle w:val="ListParagraph"/>
+        <w:numPr>
+          <w:ilvl w:val="0"/>
+          <w:numId w:val="16"/>
+        </w:numPr>
+      </w:pPr>
+      <w:r>
+        <w:t>Promising results but does not quite show algorithm</w:t>
+      </w:r>
+    </w:p>
+    <w:p>
+      <w:pPr>
+        <w:pStyle w:val="ListParagraph"/>
+        <w:numPr>
+          <w:ilvl w:val="0"/>
+          <w:numId w:val="16"/>
+        </w:numPr>
+      </w:pPr>
+      <w:r>
+        <w:t>Unclear how it is implemented for binary images</w:t>
+      </w:r>
+    </w:p>
+    <w:p>
+      <w:pPr>
+        <w:pStyle w:val="ListParagraph"/>
+        <w:numPr>
+          <w:ilvl w:val="0"/>
+          <w:numId w:val="16"/>
+        </w:numPr>
+      </w:pPr>
+      <w:r>
+        <w:t xml:space="preserve">Uses </w:t>
+      </w:r>
+      <w:r>
+        <w:rPr>
+          <w:b/>
+          <w:bCs/>
+        </w:rPr>
+        <w:t>PSNR</w:t>
+      </w:r>
+    </w:p>
+    <w:p>
+      <w:pPr>
+        <w:pStyle w:val="Heading1"/>
+      </w:pPr>
+      <w:bookmarkStart w:id="17" w:name="_Toc232764941"/>
+      <w:bookmarkStart w:id="18" w:name="_Toc232764936"/>
+      <w:r>
+        <w:t>Rosin (2006) – Training CA for Image Processing</w:t>
+      </w:r>
+      <w:bookmarkEnd w:id="18"/>
+    </w:p>
+    <w:p>
+      <w:r>
+        <w:rPr>
+          <w:b/>
+          <w:bCs/>
+        </w:rPr>
+        <w:t xml:space="preserve">Method: </w:t>
+      </w:r>
+      <w:r>
+        <w:t>uses sequential forward search method for feature selection to find good ruleset  for noise filtering, thinning and convex hulls</w:t>
+      </w:r>
+    </w:p>
+    <w:p>
+      <w:pPr>
+        <w:pStyle w:val="ListParagraph"/>
+        <w:numPr>
+          <w:ilvl w:val="0"/>
+          <w:numId w:val="12"/>
+        </w:numPr>
+      </w:pPr>
+      <w:r>
+        <w:t>Has pseudo-code for basic algorithm for CA application</w:t>
+      </w:r>
+    </w:p>
+    <w:p>
+      <w:pPr>
+        <w:pStyle w:val="ListParagraph"/>
+        <w:numPr>
+          <w:ilvl w:val="0"/>
+          <w:numId w:val="12"/>
+        </w:numPr>
+      </w:pPr>
+      <w:r>
+        <w:t xml:space="preserve">Uses </w:t>
+      </w:r>
+      <w:r>
+        <w:rPr>
+          <w:b/>
+          <w:bCs/>
+        </w:rPr>
+        <w:t>RMSE</w:t>
+      </w:r>
+    </w:p>
+    <w:bookmarkEnd w:id="17"/>
+    <w:p>
+      <w:pPr>
+        <w:pStyle w:val="Heading1"/>
+      </w:pPr>
+      <w:r>
+        <w:t xml:space="preserve">Chan et al (2005) </w:t>
+      </w:r>
+      <w:r>
+        <w:t>–</w:t>
+      </w:r>
+      <w:r>
+        <w:t xml:space="preserve"> </w:t>
+      </w:r>
+      <w:r>
+        <w:t>SPN Removal by median Type Noise Detector</w:t>
+      </w:r>
+    </w:p>
+    <w:p>
+      <w:r>
+        <w:rPr>
+          <w:b/>
+          <w:bCs/>
+        </w:rPr>
+        <w:t xml:space="preserve">Note: </w:t>
+      </w:r>
+      <w:r>
+        <w:t>This is not a CA filter and instead an adaptive median filter</w:t>
+      </w:r>
+    </w:p>
+    <w:p>
+      <w:pPr>
+        <w:pStyle w:val="Heading1"/>
+      </w:pPr>
+      <w:bookmarkStart w:id="19" w:name="_Toc232764933"/>
+      <w:bookmarkStart w:id="20" w:name="_Toc232764931"/>
+      <w:r>
+        <w:t>Moreno and Paletta (2001) – Evolving CA for Noise Reduction in Images</w:t>
+      </w:r>
+      <w:bookmarkEnd w:id="20"/>
+    </w:p>
+    <w:p>
+      <w:r>
+        <w:rPr>
+          <w:b/>
+          <w:bCs/>
+        </w:rPr>
+        <w:t xml:space="preserve">Method: </w:t>
+      </w:r>
+      <w:r>
+        <w:t>uses evolutionary programs to find the most optimal ruleset</w:t>
       </w:r>
     </w:p>
     <w:p>
@@ -1576,7 +2611,6 @@
         </w:numPr>
       </w:pPr>
       <w:r>
-        <w:lastRenderedPageBreak/>
         <w:t>Tested up to 30%</w:t>
       </w:r>
     </w:p>
@@ -1589,24 +2623,29 @@
         </w:numPr>
       </w:pPr>
       <w:r>
-        <w:t>Uses “percentage of pixels of the filtered image equal or similar to those in the original image is defined as the noise reduction quality”</w:t>
+        <w:t>Uses “percentage of pixels of the filtered image equal or similar to those in the original image is defined as the noise reduction quality” as evaluation</w:t>
+      </w:r>
+    </w:p>
+    <w:p>
+      <w:pPr>
+        <w:pStyle w:val="ListParagraph"/>
+        <w:numPr>
+          <w:ilvl w:val="0"/>
+          <w:numId w:val="5"/>
+        </w:numPr>
+      </w:pPr>
+      <w:r>
+        <w:t>No comparison to other filters</w:t>
       </w:r>
     </w:p>
     <w:p>
       <w:pPr>
         <w:pStyle w:val="Heading1"/>
       </w:pPr>
-      <w:bookmarkStart w:id="7" w:name="_Toc230622765"/>
-      <w:r>
-        <w:t>Piroozmandan et al</w:t>
-      </w:r>
-      <w:r>
-        <w:t xml:space="preserve"> (2024)</w:t>
-      </w:r>
-      <w:r>
-        <w:t xml:space="preserve"> – SPN Removal from a Digital Image using New Approach based on Fuzzy CA and Anfis</w:t>
-      </w:r>
-      <w:bookmarkEnd w:id="7"/>
+      <w:r>
+        <w:t>Popovici (2000) – CA in Image Processing</w:t>
+      </w:r>
+      <w:bookmarkEnd w:id="19"/>
     </w:p>
     <w:p>
       <w:r>
@@ -1617,162 +2656,7 @@
         <w:t xml:space="preserve">Method: </w:t>
       </w:r>
       <w:r>
-        <w:t xml:space="preserve">two phases; </w:t>
-      </w:r>
-      <w:r>
-        <w:t>identif</w:t>
-      </w:r>
-      <w:r>
-        <w:t xml:space="preserve">ication </w:t>
-      </w:r>
-      <w:r>
-        <w:t>via CA and removal via Anfi</w:t>
-      </w:r>
-      <w:r>
-        <w:t>s</w:t>
-      </w:r>
-    </w:p>
-    <w:p>
-      <w:pPr>
-        <w:pStyle w:val="ListParagraph"/>
-        <w:numPr>
-          <w:ilvl w:val="0"/>
-          <w:numId w:val="6"/>
-        </w:numPr>
-      </w:pPr>
-      <w:r>
-        <w:t>First phase: detect SPN via average and minimum values of neighborhood pixels, undetected pixels are re-evaluated by a new algorithm in the same step to improve accuracy</w:t>
-      </w:r>
-    </w:p>
-    <w:p>
-      <w:pPr>
-        <w:pStyle w:val="ListParagraph"/>
-        <w:numPr>
-          <w:ilvl w:val="0"/>
-          <w:numId w:val="6"/>
-        </w:numPr>
-      </w:pPr>
-      <w:r>
-        <w:t xml:space="preserve">Second phase: </w:t>
-      </w:r>
-      <w:r>
-        <w:t xml:space="preserve">restoration via </w:t>
-      </w:r>
-      <w:r>
-        <w:t>adaptive neural-fuzzy interference system (ANFIS)</w:t>
-      </w:r>
-      <w:r>
-        <w:t xml:space="preserve"> based on Moore neighborhood pixels</w:t>
-      </w:r>
-      <w:r>
-        <w:t xml:space="preserve">, </w:t>
-      </w:r>
-      <w:r>
-        <w:t xml:space="preserve">ANFIS is a </w:t>
-      </w:r>
-      <w:r>
-        <w:t>“multilayer</w:t>
-      </w:r>
-      <w:r>
-        <w:t xml:space="preserve"> </w:t>
-      </w:r>
-      <w:r>
-        <w:t>feed-forward network, which uses neural network</w:t>
-      </w:r>
-      <w:r>
-        <w:t xml:space="preserve"> </w:t>
-      </w:r>
-      <w:r>
-        <w:t xml:space="preserve">learning </w:t>
-      </w:r>
-      <w:r>
-        <w:t xml:space="preserve"> a</w:t>
-      </w:r>
-      <w:r>
-        <w:t>lgorithms and fuzzy reasoning to map an</w:t>
-      </w:r>
-      <w:r>
-        <w:t xml:space="preserve"> </w:t>
-      </w:r>
-      <w:r>
-        <w:t>input space to a target output.”</w:t>
-      </w:r>
-    </w:p>
-    <w:p>
-      <w:pPr>
-        <w:pStyle w:val="ListParagraph"/>
-        <w:numPr>
-          <w:ilvl w:val="0"/>
-          <w:numId w:val="6"/>
-        </w:numPr>
-      </w:pPr>
-      <w:r>
-        <w:t>Tested up to 70%</w:t>
-      </w:r>
-    </w:p>
-    <w:p>
-      <w:pPr>
-        <w:pStyle w:val="ListParagraph"/>
-        <w:numPr>
-          <w:ilvl w:val="0"/>
-          <w:numId w:val="6"/>
-        </w:numPr>
-      </w:pPr>
-      <w:r>
-        <w:t xml:space="preserve">Uses </w:t>
-      </w:r>
-      <w:r>
-        <w:rPr>
-          <w:b/>
-          <w:bCs/>
-        </w:rPr>
-        <w:t>SSIM and PSNR</w:t>
-      </w:r>
-    </w:p>
-    <w:p>
-      <w:pPr>
-        <w:pStyle w:val="Heading1"/>
-      </w:pPr>
-      <w:bookmarkStart w:id="8" w:name="_Toc230622766"/>
-      <w:r>
-        <w:t>Popovici</w:t>
-      </w:r>
-      <w:r>
-        <w:t xml:space="preserve"> </w:t>
-      </w:r>
-      <w:r>
-        <w:t>(2000)</w:t>
-      </w:r>
-      <w:r>
-        <w:t xml:space="preserve"> – CA in Image Processing</w:t>
-      </w:r>
-      <w:bookmarkEnd w:id="8"/>
-    </w:p>
-    <w:p>
-      <w:r>
-        <w:rPr>
-          <w:b/>
-          <w:bCs/>
-        </w:rPr>
-        <w:t xml:space="preserve">Method: </w:t>
-      </w:r>
-      <w:r>
-        <w:t>uses dynamical rule</w:t>
-      </w:r>
-      <w:r>
-        <w:t xml:space="preserve">, cell not in quiescent state changes its state to majority </w:t>
-      </w:r>
-      <w:r>
-        <w:t>value</w:t>
-      </w:r>
-      <w:r>
-        <w:t xml:space="preserve"> (?)</w:t>
-      </w:r>
-      <w:r>
-        <w:t xml:space="preserve"> </w:t>
-      </w:r>
-      <w:r>
-        <w:t>of cells in neighborhood</w:t>
+        <w:t>uses dynamical rule, cell not in quiescent state changes its state to majority value (?) of cells in neighborhood</w:t>
       </w:r>
     </w:p>
     <w:p>
@@ -1784,7 +2668,20 @@
         </w:numPr>
       </w:pPr>
       <w:r>
+        <w:lastRenderedPageBreak/>
         <w:t>Questionable algorithm</w:t>
+      </w:r>
+    </w:p>
+    <w:p>
+      <w:pPr>
+        <w:pStyle w:val="ListParagraph"/>
+        <w:numPr>
+          <w:ilvl w:val="0"/>
+          <w:numId w:val="7"/>
+        </w:numPr>
+      </w:pPr>
+      <w:r>
+        <w:t>Tested for noise filtering and edge detection</w:t>
       </w:r>
     </w:p>
     <w:p>
@@ -1807,21 +2704,17 @@
         <w:t>No evaluation used</w:t>
       </w:r>
     </w:p>
+    <w:p/>
     <w:p>
       <w:pPr>
         <w:pStyle w:val="Heading1"/>
       </w:pPr>
-      <w:bookmarkStart w:id="9" w:name="_Toc230622767"/>
-      <w:r>
-        <w:t>Qadir et al</w:t>
-      </w:r>
-      <w:r>
-        <w:t xml:space="preserve"> (2010)</w:t>
-      </w:r>
-      <w:r>
-        <w:t xml:space="preserve"> – CA based Identification and Removal of Impulse Noise from Corrupted Images</w:t>
-      </w:r>
-      <w:bookmarkEnd w:id="9"/>
+      <w:r>
+        <w:t>Xavier et al (?) – Image Noise Reduction base</w:t>
+      </w:r>
+      <w:r>
+        <w:t>d on CA Filter</w:t>
+      </w:r>
     </w:p>
     <w:p>
       <w:r>
@@ -1829,19 +2722,10 @@
           <w:b/>
           <w:bCs/>
         </w:rPr>
-        <w:t>Method:</w:t>
-      </w:r>
-      <w:r>
-        <w:t xml:space="preserve"> </w:t>
-      </w:r>
-      <w:r>
-        <w:t xml:space="preserve">first identify corrupted pixel and then replace it by </w:t>
-      </w:r>
-      <w:r>
-        <w:t xml:space="preserve">median </w:t>
-      </w:r>
-      <w:r>
-        <w:t>neighbor values</w:t>
+        <w:t xml:space="preserve">Method: </w:t>
+      </w:r>
+      <w:r>
+        <w:t>knowledge of corrupted pixels are stored before first iteration, iteratively and randomly updates corrupted pixels with uniform probability</w:t>
       </w:r>
     </w:p>
     <w:p>
@@ -1849,20 +2733,11 @@
         <w:pStyle w:val="ListParagraph"/>
         <w:numPr>
           <w:ilvl w:val="0"/>
-          <w:numId w:val="9"/>
+          <w:numId w:val="18"/>
         </w:numPr>
       </w:pPr>
       <w:r>
-        <w:t>Compute max, min and median</w:t>
-      </w:r>
-      <w:r>
-        <w:t xml:space="preserve"> &gt; if pixel value is within max and min, then it is uncorrupted</w:t>
-      </w:r>
-      <w:r>
-        <w:t xml:space="preserve">, else replace with median of </w:t>
-      </w:r>
-      <w:r>
-        <w:t>neighborhood</w:t>
+        <w:t>very short paper, questionable if full paper</w:t>
       </w:r>
     </w:p>
     <w:p>
@@ -1870,29 +2745,21 @@
         <w:pStyle w:val="ListParagraph"/>
         <w:numPr>
           <w:ilvl w:val="0"/>
-          <w:numId w:val="9"/>
+          <w:numId w:val="18"/>
         </w:numPr>
       </w:pPr>
       <w:r>
-        <w:t xml:space="preserve">Seemingly has poor performance on higher noise levels, tested </w:t>
-      </w:r>
-      <w:r>
-        <w:t>up to</w:t>
-      </w:r>
-      <w:r>
-        <w:t xml:space="preserve"> 40%</w:t>
-      </w:r>
-    </w:p>
-    <w:p>
-      <w:pPr>
-        <w:pStyle w:val="ListParagraph"/>
-        <w:numPr>
-          <w:ilvl w:val="0"/>
-          <w:numId w:val="9"/>
-        </w:numPr>
-      </w:pPr>
-      <w:r>
-        <w:t xml:space="preserve">Uses </w:t>
+        <w:t xml:space="preserve">uses </w:t>
+      </w:r>
+      <w:r>
+        <w:rPr>
+          <w:b/>
+          <w:bCs/>
+        </w:rPr>
+        <w:t xml:space="preserve">SNR </w:t>
+      </w:r>
+      <w:r>
+        <w:t xml:space="preserve">and </w:t>
       </w:r>
       <w:r>
         <w:rPr>
@@ -1902,575 +2769,16 @@
         <w:t>PSNR</w:t>
       </w:r>
     </w:p>
+    <w:p/>
     <w:p>
       <w:pPr>
         <w:pStyle w:val="Heading1"/>
       </w:pPr>
-      <w:bookmarkStart w:id="10" w:name="_Toc230622768"/>
-      <w:r>
-        <w:t xml:space="preserve">Rosin </w:t>
-      </w:r>
-      <w:r>
-        <w:t xml:space="preserve">(2010) </w:t>
-      </w:r>
-      <w:r>
-        <w:t>– Image Processing using 3 State CA</w:t>
-      </w:r>
-      <w:bookmarkEnd w:id="10"/>
-    </w:p>
-    <w:p>
-      <w:r>
-        <w:rPr>
-          <w:b/>
-          <w:bCs/>
-        </w:rPr>
-        <w:t xml:space="preserve">Method: </w:t>
-      </w:r>
-      <w:r>
-        <w:t xml:space="preserve">uses sequential floating forward search </w:t>
-      </w:r>
-      <w:r>
-        <w:t>to train CA filter</w:t>
-      </w:r>
-    </w:p>
-    <w:p>
-      <w:pPr>
-        <w:pStyle w:val="ListParagraph"/>
-        <w:numPr>
-          <w:ilvl w:val="0"/>
-          <w:numId w:val="11"/>
-        </w:numPr>
-      </w:pPr>
-      <w:r>
-        <w:t>Runs through a whole list of image processing tasks, not just noise filtering</w:t>
-      </w:r>
-    </w:p>
-    <w:p>
-      <w:pPr>
-        <w:pStyle w:val="ListParagraph"/>
-        <w:numPr>
-          <w:ilvl w:val="0"/>
-          <w:numId w:val="11"/>
-        </w:numPr>
-      </w:pPr>
-      <w:r>
-        <w:t>Very rigid application of CA</w:t>
-      </w:r>
-      <w:r>
-        <w:t>, defines all possible rules</w:t>
-      </w:r>
-    </w:p>
-    <w:p>
-      <w:pPr>
-        <w:pStyle w:val="ListParagraph"/>
-        <w:numPr>
-          <w:ilvl w:val="0"/>
-          <w:numId w:val="11"/>
-        </w:numPr>
-      </w:pPr>
-      <w:r>
-        <w:t>Used root mean squared error (</w:t>
-      </w:r>
-      <w:r>
-        <w:rPr>
-          <w:b/>
-          <w:bCs/>
-        </w:rPr>
-        <w:t>RMSE</w:t>
-      </w:r>
-      <w:r>
-        <w:t>)</w:t>
-      </w:r>
-    </w:p>
-    <w:p>
-      <w:pPr>
-        <w:pStyle w:val="Heading1"/>
-      </w:pPr>
-      <w:bookmarkStart w:id="11" w:name="_Toc230622769"/>
-      <w:r>
-        <w:t>Rosin</w:t>
-      </w:r>
-      <w:r>
-        <w:t xml:space="preserve"> (2006)</w:t>
-      </w:r>
-      <w:r>
-        <w:t xml:space="preserve"> </w:t>
-      </w:r>
-      <w:r>
-        <w:t>– Training CA for Image Processing</w:t>
-      </w:r>
-      <w:bookmarkEnd w:id="11"/>
-    </w:p>
-    <w:p>
-      <w:r>
-        <w:rPr>
-          <w:b/>
-          <w:bCs/>
-        </w:rPr>
-        <w:t xml:space="preserve">Method: </w:t>
-      </w:r>
-      <w:r>
-        <w:t>uses sequential forward search method</w:t>
-      </w:r>
-      <w:r>
-        <w:t xml:space="preserve"> for feature selection to find good ruleset  for noise filtering, thinning and convex hulls</w:t>
-      </w:r>
-    </w:p>
-    <w:p>
-      <w:pPr>
-        <w:pStyle w:val="ListParagraph"/>
-        <w:numPr>
-          <w:ilvl w:val="0"/>
-          <w:numId w:val="12"/>
-        </w:numPr>
-      </w:pPr>
-      <w:r>
-        <w:lastRenderedPageBreak/>
-        <w:t>Has pseudo-code for basic algorithm for CA application</w:t>
-      </w:r>
-    </w:p>
-    <w:p>
-      <w:pPr>
-        <w:pStyle w:val="ListParagraph"/>
-        <w:numPr>
-          <w:ilvl w:val="0"/>
-          <w:numId w:val="12"/>
-        </w:numPr>
-      </w:pPr>
-      <w:r>
-        <w:t xml:space="preserve">Uses </w:t>
-      </w:r>
-      <w:r>
-        <w:rPr>
-          <w:b/>
-          <w:bCs/>
-        </w:rPr>
-        <w:t>RMSE</w:t>
-      </w:r>
-    </w:p>
-    <w:p>
-      <w:pPr>
-        <w:pStyle w:val="Heading1"/>
-      </w:pPr>
-      <w:bookmarkStart w:id="12" w:name="_Toc230622770"/>
-      <w:r>
-        <w:t>Sadeghi et al</w:t>
-      </w:r>
-      <w:r>
-        <w:t xml:space="preserve"> (2012)</w:t>
-      </w:r>
-      <w:r>
-        <w:t xml:space="preserve"> </w:t>
-      </w:r>
-      <w:r>
-        <w:t>–</w:t>
-      </w:r>
-      <w:r>
-        <w:t xml:space="preserve"> </w:t>
-      </w:r>
-      <w:r>
-        <w:t>An efficient method for Impulse Noise reduction from images using fuzzy CA</w:t>
-      </w:r>
-      <w:bookmarkEnd w:id="12"/>
-    </w:p>
-    <w:p>
-      <w:r>
-        <w:rPr>
-          <w:b/>
-          <w:bCs/>
-        </w:rPr>
-        <w:t xml:space="preserve">Method: </w:t>
-      </w:r>
-      <w:r>
-        <w:t>detection of noisy pixels via CA and replacement via F</w:t>
-      </w:r>
-      <w:r>
-        <w:t>uzzy CA (FCA)</w:t>
-      </w:r>
-    </w:p>
-    <w:p>
-      <w:pPr>
-        <w:pStyle w:val="ListParagraph"/>
-        <w:numPr>
-          <w:ilvl w:val="0"/>
-          <w:numId w:val="13"/>
-        </w:numPr>
-      </w:pPr>
-      <w:r>
-        <w:t>Tests up to 80%</w:t>
-      </w:r>
-    </w:p>
-    <w:p>
-      <w:pPr>
-        <w:pStyle w:val="ListParagraph"/>
-        <w:numPr>
-          <w:ilvl w:val="0"/>
-          <w:numId w:val="13"/>
-        </w:numPr>
-      </w:pPr>
-      <w:r>
-        <w:t xml:space="preserve">Uses </w:t>
-      </w:r>
-      <w:r>
-        <w:rPr>
-          <w:b/>
-          <w:bCs/>
-        </w:rPr>
-        <w:t>PSNR</w:t>
-      </w:r>
-      <w:r>
-        <w:rPr>
-          <w:b/>
-          <w:bCs/>
-        </w:rPr>
-        <w:t xml:space="preserve"> </w:t>
-      </w:r>
-      <w:r>
-        <w:t xml:space="preserve">and </w:t>
-      </w:r>
-      <w:r>
-        <w:rPr>
-          <w:b/>
-          <w:bCs/>
-        </w:rPr>
-        <w:t>MSE</w:t>
-      </w:r>
-    </w:p>
-    <w:p>
-      <w:pPr>
-        <w:pStyle w:val="Heading1"/>
-      </w:pPr>
-      <w:r>
-        <w:t>Sahin et al</w:t>
-      </w:r>
-      <w:r>
-        <w:t xml:space="preserve"> (2013)</w:t>
-      </w:r>
-      <w:r>
-        <w:t xml:space="preserve"> – SPN filtering with FCA</w:t>
-      </w:r>
-    </w:p>
-    <w:p>
-      <w:r>
-        <w:rPr>
-          <w:b/>
-          <w:bCs/>
-        </w:rPr>
-        <w:t>Me</w:t>
-      </w:r>
-      <w:r>
-        <w:rPr>
-          <w:b/>
-          <w:bCs/>
-        </w:rPr>
-        <w:t xml:space="preserve">thod: </w:t>
-      </w:r>
-      <w:r>
-        <w:t>uses gaussian membership function to restore pixel, detection is done</w:t>
-      </w:r>
-      <w:r>
-        <w:t xml:space="preserve"> via min and max comparison</w:t>
-      </w:r>
-    </w:p>
-    <w:p>
-      <w:pPr>
-        <w:pStyle w:val="ListParagraph"/>
-        <w:numPr>
-          <w:ilvl w:val="0"/>
-          <w:numId w:val="15"/>
-        </w:numPr>
-      </w:pPr>
-      <w:r>
-        <w:t>Considers different rule dependencies</w:t>
-      </w:r>
-      <w:r>
-        <w:t xml:space="preserve"> (i.e. how many cells </w:t>
-      </w:r>
-      <w:r>
-        <w:t>are considered neighbors)</w:t>
-      </w:r>
-    </w:p>
-    <w:p>
-      <w:pPr>
-        <w:pStyle w:val="ListParagraph"/>
-        <w:numPr>
-          <w:ilvl w:val="0"/>
-          <w:numId w:val="15"/>
-        </w:numPr>
-      </w:pPr>
-      <w:r>
-        <w:t>Tests up to 70%</w:t>
-      </w:r>
-    </w:p>
-    <w:p>
-      <w:pPr>
-        <w:pStyle w:val="ListParagraph"/>
-        <w:numPr>
-          <w:ilvl w:val="0"/>
-          <w:numId w:val="15"/>
-        </w:numPr>
-      </w:pPr>
-      <w:r>
-        <w:t xml:space="preserve">Uses </w:t>
-      </w:r>
-      <w:r>
-        <w:rPr>
-          <w:b/>
-          <w:bCs/>
-        </w:rPr>
-        <w:t>SSIM</w:t>
-      </w:r>
-      <w:r>
-        <w:t xml:space="preserve"> and </w:t>
-      </w:r>
-      <w:r>
-        <w:rPr>
-          <w:b/>
-          <w:bCs/>
-        </w:rPr>
-        <w:t>PSNR</w:t>
-      </w:r>
-    </w:p>
-    <w:p>
-      <w:pPr>
-        <w:pStyle w:val="Heading1"/>
-      </w:pPr>
-      <w:r>
-        <w:t xml:space="preserve">Selvapeter and Hordijk </w:t>
-      </w:r>
-      <w:r>
-        <w:t>–</w:t>
-      </w:r>
-      <w:r>
-        <w:t xml:space="preserve"> </w:t>
-      </w:r>
-      <w:r>
-        <w:t>CA for Image Noise Filtering</w:t>
-      </w:r>
-    </w:p>
-    <w:p>
-      <w:r>
-        <w:rPr>
-          <w:b/>
-          <w:bCs/>
-        </w:rPr>
-        <w:t xml:space="preserve">Method: </w:t>
-      </w:r>
-      <w:r>
-        <w:t>identification</w:t>
-      </w:r>
-      <w:r>
-        <w:t xml:space="preserve"> of noisy pixel and then replacement via majority vote</w:t>
-      </w:r>
-    </w:p>
-    <w:p>
-      <w:pPr>
-        <w:pStyle w:val="ListParagraph"/>
-        <w:numPr>
-          <w:ilvl w:val="0"/>
-          <w:numId w:val="16"/>
-        </w:numPr>
-      </w:pPr>
-      <w:r>
-        <w:t>Promising results but does not quite show algorithm</w:t>
-      </w:r>
-    </w:p>
-    <w:p>
-      <w:pPr>
-        <w:pStyle w:val="ListParagraph"/>
-        <w:numPr>
-          <w:ilvl w:val="0"/>
-          <w:numId w:val="16"/>
-        </w:numPr>
-      </w:pPr>
-      <w:r>
-        <w:t>Unclear how it is implemented for binary images</w:t>
-      </w:r>
-    </w:p>
-    <w:p>
-      <w:pPr>
-        <w:pStyle w:val="ListParagraph"/>
-        <w:numPr>
-          <w:ilvl w:val="0"/>
-          <w:numId w:val="16"/>
-        </w:numPr>
-      </w:pPr>
-      <w:r>
-        <w:t xml:space="preserve">Uses </w:t>
-      </w:r>
-      <w:r>
-        <w:rPr>
-          <w:b/>
-          <w:bCs/>
-        </w:rPr>
-        <w:t>PSNR</w:t>
-      </w:r>
-    </w:p>
-    <w:p>
-      <w:pPr>
-        <w:pStyle w:val="Heading1"/>
-      </w:pPr>
-      <w:r>
-        <w:t xml:space="preserve">Twinkle et al </w:t>
-      </w:r>
-      <w:r>
-        <w:t>–</w:t>
-      </w:r>
-      <w:r>
-        <w:t xml:space="preserve"> </w:t>
-      </w:r>
-      <w:r>
-        <w:t>Despeckling Images using Elementa</w:t>
-      </w:r>
-      <w:r>
-        <w:t>ry CA</w:t>
-      </w:r>
-    </w:p>
-    <w:p>
-      <w:r>
-        <w:rPr>
-          <w:b/>
-          <w:bCs/>
-        </w:rPr>
-        <w:t xml:space="preserve">Method: </w:t>
-      </w:r>
-      <w:r>
-        <w:t xml:space="preserve">divides images into patches </w:t>
-      </w:r>
-      <w:r>
-        <w:t>and find average of each patch, then replace based on comparison with patch mean</w:t>
-      </w:r>
-      <w:r>
-        <w:t xml:space="preserve">, increment/decrement/remain </w:t>
-      </w:r>
-      <w:r>
-        <w:t>unchanged value</w:t>
-      </w:r>
-    </w:p>
-    <w:p>
-      <w:pPr>
-        <w:pStyle w:val="ListParagraph"/>
-        <w:numPr>
-          <w:ilvl w:val="0"/>
-          <w:numId w:val="17"/>
-        </w:numPr>
-      </w:pPr>
-      <w:r>
-        <w:t>Filters speckle noise</w:t>
-      </w:r>
-    </w:p>
-    <w:p>
-      <w:pPr>
-        <w:pStyle w:val="ListParagraph"/>
-        <w:numPr>
-          <w:ilvl w:val="0"/>
-          <w:numId w:val="17"/>
-        </w:numPr>
-      </w:pPr>
-      <w:r>
-        <w:t xml:space="preserve">Uses </w:t>
-      </w:r>
-      <w:r>
-        <w:rPr>
-          <w:b/>
-          <w:bCs/>
-        </w:rPr>
-        <w:t>SSIM</w:t>
-      </w:r>
-      <w:r>
-        <w:t xml:space="preserve"> and </w:t>
-      </w:r>
-      <w:r>
-        <w:rPr>
-          <w:b/>
-          <w:bCs/>
-        </w:rPr>
-        <w:t>PSNR</w:t>
-      </w:r>
-    </w:p>
-    <w:p>
-      <w:pPr>
-        <w:pStyle w:val="ListParagraph"/>
-        <w:numPr>
-          <w:ilvl w:val="0"/>
-          <w:numId w:val="17"/>
-        </w:numPr>
-      </w:pPr>
-      <w:r>
-        <w:rPr>
-          <w:b/>
-          <w:bCs/>
-        </w:rPr>
-        <w:t>might be unimportant for paper since it is for speckle noise</w:t>
-      </w:r>
-    </w:p>
-    <w:p>
-      <w:pPr>
-        <w:pStyle w:val="Heading1"/>
-      </w:pPr>
-      <w:r>
-        <w:t>Xavier et al (?) – Image Noise Reduction base</w:t>
-      </w:r>
-      <w:r>
-        <w:t>d on CA Filter</w:t>
-      </w:r>
-    </w:p>
-    <w:p>
-      <w:r>
-        <w:rPr>
-          <w:b/>
-          <w:bCs/>
-        </w:rPr>
-        <w:t xml:space="preserve">Method: </w:t>
-      </w:r>
-      <w:r>
-        <w:t>knowledge of corrupted pixels are stored before first iteration, iteratively and randomly updates corrupted pixels with uniform probability</w:t>
-      </w:r>
-    </w:p>
-    <w:p>
-      <w:pPr>
-        <w:pStyle w:val="ListParagraph"/>
-        <w:numPr>
-          <w:ilvl w:val="0"/>
-          <w:numId w:val="18"/>
-        </w:numPr>
-      </w:pPr>
-      <w:r>
-        <w:t xml:space="preserve">very short paper, questionable if </w:t>
-      </w:r>
-      <w:r>
-        <w:t>full paper</w:t>
-      </w:r>
-    </w:p>
-    <w:p>
-      <w:pPr>
-        <w:pStyle w:val="ListParagraph"/>
-        <w:numPr>
-          <w:ilvl w:val="0"/>
-          <w:numId w:val="18"/>
-        </w:numPr>
-      </w:pPr>
-      <w:r>
-        <w:t xml:space="preserve">uses </w:t>
-      </w:r>
-      <w:r>
-        <w:rPr>
-          <w:b/>
-          <w:bCs/>
-        </w:rPr>
-        <w:t xml:space="preserve">SNR </w:t>
-      </w:r>
-      <w:r>
-        <w:t xml:space="preserve">and </w:t>
-      </w:r>
-      <w:r>
-        <w:rPr>
-          <w:b/>
-          <w:bCs/>
-        </w:rPr>
-        <w:t>PSNR</w:t>
-      </w:r>
-    </w:p>
+      <w:r>
+        <w:t>Thomas (2000) – Bachelor, Evolution of CA for Image Processing</w:t>
+      </w:r>
+    </w:p>
+    <w:p/>
     <w:sectPr>
       <w:pgSz w:w="12240" w:h="15840"/>
       <w:pgMar w:top="1440" w:right="1440" w:bottom="1440" w:left="1440" w:header="720" w:footer="720" w:gutter="0"/>
@@ -2484,6 +2792,119 @@
 <file path=word/numbering.xml><?xml version="1.0" encoding="utf-8"?>
 <w:numbering xmlns:wpc="http://schemas.microsoft.com/office/word/2010/wordprocessingCanvas" xmlns:cx="http://schemas.microsoft.com/office/drawing/2014/chartex" xmlns:cx1="http://schemas.microsoft.com/office/drawing/2015/9/8/chartex" xmlns:cx2="http://schemas.microsoft.com/office/drawing/2015/10/21/chartex" xmlns:cx3="http://schemas.microsoft.com/office/drawing/2016/5/9/chartex" xmlns:cx4="http://schemas.microsoft.com/office/drawing/2016/5/10/chartex" xmlns:cx5="http://schemas.microsoft.com/office/drawing/2016/5/11/chartex" xmlns:cx6="http://schemas.microsoft.com/office/drawing/2016/5/12/chartex" xmlns:cx7="http://schemas.microsoft.com/office/drawing/2016/5/13/chartex" xmlns:cx8="http://schemas.microsoft.com/office/drawing/2016/5/14/chartex" xmlns:mc="http://schemas.openxmlformats.org/markup-compatibility/2006" xmlns:aink="http://schemas.microsoft.com/office/drawing/2016/ink" xmlns:am3d="http://schemas.microsoft.com/office/drawing/2017/model3d" xmlns:o="urn:schemas-microsoft-com:office:office" xmlns:oel="http://schemas.microsoft.com/office/2019/extlst" xmlns:r="http://schemas.openxmlformats.org/officeDocument/2006/relationships" xmlns:m="http://schemas.openxmlformats.org/officeDocument/2006/math" xmlns:v="urn:schemas-microsoft-com:vml" xmlns:wp14="http://schemas.microsoft.com/office/word/2010/wordprocessingDrawing" xmlns:wp="http://schemas.openxmlformats.org/drawingml/2006/wordprocessingDrawing" xmlns:w10="urn:schemas-microsoft-com:office:word" xmlns:w="http://schemas.openxmlformats.org/wordprocessingml/2006/main" xmlns:w14="http://schemas.microsoft.com/office/word/2010/wordml" xmlns:w15="http://schemas.microsoft.com/office/word/2012/wordml" xmlns:w16cex="http://schemas.microsoft.com/office/word/2018/wordml/cex" xmlns:w16cid="http://schemas.microsoft.com/office/word/2016/wordml/cid" xmlns:w16="http://schemas.microsoft.com/office/word/2018/wordml" xmlns:w16du="http://schemas.microsoft.com/office/word/2023/wordml/word16du" xmlns:w16sdtdh="http://schemas.microsoft.com/office/word/2020/wordml/sdtdatahash" xmlns:w16sdtfl="http://schemas.microsoft.com/office/word/2024/wordml/sdtformatlock" xmlns:w16se="http://schemas.microsoft.com/office/word/2015/wordml/symex" xmlns:wpg="http://schemas.microsoft.com/office/word/2010/wordprocessingGroup" xmlns:wpi="http://schemas.microsoft.com/office/word/2010/wordprocessingInk" xmlns:wne="http://schemas.microsoft.com/office/word/2006/wordml" xmlns:wps="http://schemas.microsoft.com/office/word/2010/wordprocessingShape" mc:Ignorable="w14 w15 w16se w16cid w16 w16cex w16sdtdh w16sdtfl w16du wp14">
   <w:abstractNum w:abstractNumId="0" w15:restartNumberingAfterBreak="0">
+    <w:nsid w:val="073C43A4"/>
+    <w:multiLevelType w:val="hybridMultilevel"/>
+    <w:tmpl w:val="7DCA3D82"/>
+    <w:lvl w:ilvl="0" w:tplc="04090001">
+      <w:start w:val="1"/>
+      <w:numFmt w:val="bullet"/>
+      <w:lvlText w:val=""/>
+      <w:lvlJc w:val="left"/>
+      <w:pPr>
+        <w:ind w:left="720" w:hanging="360"/>
+      </w:pPr>
+      <w:rPr>
+        <w:rFonts w:ascii="Symbol" w:hAnsi="Symbol" w:hint="default"/>
+      </w:rPr>
+    </w:lvl>
+    <w:lvl w:ilvl="1" w:tplc="04090003" w:tentative="1">
+      <w:start w:val="1"/>
+      <w:numFmt w:val="bullet"/>
+      <w:lvlText w:val="o"/>
+      <w:lvlJc w:val="left"/>
+      <w:pPr>
+        <w:ind w:left="1440" w:hanging="360"/>
+      </w:pPr>
+      <w:rPr>
+        <w:rFonts w:ascii="Courier New" w:hAnsi="Courier New" w:cs="Courier New" w:hint="default"/>
+      </w:rPr>
+    </w:lvl>
+    <w:lvl w:ilvl="2" w:tplc="04090005" w:tentative="1">
+      <w:start w:val="1"/>
+      <w:numFmt w:val="bullet"/>
+      <w:lvlText w:val=""/>
+      <w:lvlJc w:val="left"/>
+      <w:pPr>
+        <w:ind w:left="2160" w:hanging="360"/>
+      </w:pPr>
+      <w:rPr>
+        <w:rFonts w:ascii="Wingdings" w:hAnsi="Wingdings" w:hint="default"/>
+      </w:rPr>
+    </w:lvl>
+    <w:lvl w:ilvl="3" w:tplc="04090001" w:tentative="1">
+      <w:start w:val="1"/>
+      <w:numFmt w:val="bullet"/>
+      <w:lvlText w:val=""/>
+      <w:lvlJc w:val="left"/>
+      <w:pPr>
+        <w:ind w:left="2880" w:hanging="360"/>
+      </w:pPr>
+      <w:rPr>
+        <w:rFonts w:ascii="Symbol" w:hAnsi="Symbol" w:hint="default"/>
+      </w:rPr>
+    </w:lvl>
+    <w:lvl w:ilvl="4" w:tplc="04090003" w:tentative="1">
+      <w:start w:val="1"/>
+      <w:numFmt w:val="bullet"/>
+      <w:lvlText w:val="o"/>
+      <w:lvlJc w:val="left"/>
+      <w:pPr>
+        <w:ind w:left="3600" w:hanging="360"/>
+      </w:pPr>
+      <w:rPr>
+        <w:rFonts w:ascii="Courier New" w:hAnsi="Courier New" w:cs="Courier New" w:hint="default"/>
+      </w:rPr>
+    </w:lvl>
+    <w:lvl w:ilvl="5" w:tplc="04090005" w:tentative="1">
+      <w:start w:val="1"/>
+      <w:numFmt w:val="bullet"/>
+      <w:lvlText w:val=""/>
+      <w:lvlJc w:val="left"/>
+      <w:pPr>
+        <w:ind w:left="4320" w:hanging="360"/>
+      </w:pPr>
+      <w:rPr>
+        <w:rFonts w:ascii="Wingdings" w:hAnsi="Wingdings" w:hint="default"/>
+      </w:rPr>
+    </w:lvl>
+    <w:lvl w:ilvl="6" w:tplc="04090001" w:tentative="1">
+      <w:start w:val="1"/>
+      <w:numFmt w:val="bullet"/>
+      <w:lvlText w:val=""/>
+      <w:lvlJc w:val="left"/>
+      <w:pPr>
+        <w:ind w:left="5040" w:hanging="360"/>
+      </w:pPr>
+      <w:rPr>
+        <w:rFonts w:ascii="Symbol" w:hAnsi="Symbol" w:hint="default"/>
+      </w:rPr>
+    </w:lvl>
+    <w:lvl w:ilvl="7" w:tplc="04090003" w:tentative="1">
+      <w:start w:val="1"/>
+      <w:numFmt w:val="bullet"/>
+      <w:lvlText w:val="o"/>
+      <w:lvlJc w:val="left"/>
+      <w:pPr>
+        <w:ind w:left="5760" w:hanging="360"/>
+      </w:pPr>
+      <w:rPr>
+        <w:rFonts w:ascii="Courier New" w:hAnsi="Courier New" w:cs="Courier New" w:hint="default"/>
+      </w:rPr>
+    </w:lvl>
+    <w:lvl w:ilvl="8" w:tplc="04090005" w:tentative="1">
+      <w:start w:val="1"/>
+      <w:numFmt w:val="bullet"/>
+      <w:lvlText w:val=""/>
+      <w:lvlJc w:val="left"/>
+      <w:pPr>
+        <w:ind w:left="6480" w:hanging="360"/>
+      </w:pPr>
+      <w:rPr>
+        <w:rFonts w:ascii="Wingdings" w:hAnsi="Wingdings" w:hint="default"/>
+      </w:rPr>
+    </w:lvl>
+  </w:abstractNum>
+  <w:abstractNum w:abstractNumId="1" w15:restartNumberingAfterBreak="0">
     <w:nsid w:val="0A225C68"/>
     <w:multiLevelType w:val="hybridMultilevel"/>
     <w:tmpl w:val="B4022BF4"/>
@@ -2596,7 +3017,7 @@
       </w:rPr>
     </w:lvl>
   </w:abstractNum>
-  <w:abstractNum w:abstractNumId="1" w15:restartNumberingAfterBreak="0">
+  <w:abstractNum w:abstractNumId="2" w15:restartNumberingAfterBreak="0">
     <w:nsid w:val="192139E7"/>
     <w:multiLevelType w:val="hybridMultilevel"/>
     <w:tmpl w:val="2F7AB804"/>
@@ -2709,7 +3130,7 @@
       </w:rPr>
     </w:lvl>
   </w:abstractNum>
-  <w:abstractNum w:abstractNumId="2" w15:restartNumberingAfterBreak="0">
+  <w:abstractNum w:abstractNumId="3" w15:restartNumberingAfterBreak="0">
     <w:nsid w:val="1950442D"/>
     <w:multiLevelType w:val="hybridMultilevel"/>
     <w:tmpl w:val="5060FFC0"/>
@@ -2822,7 +3243,7 @@
       </w:rPr>
     </w:lvl>
   </w:abstractNum>
-  <w:abstractNum w:abstractNumId="3" w15:restartNumberingAfterBreak="0">
+  <w:abstractNum w:abstractNumId="4" w15:restartNumberingAfterBreak="0">
     <w:nsid w:val="20297AE7"/>
     <w:multiLevelType w:val="hybridMultilevel"/>
     <w:tmpl w:val="6D827476"/>
@@ -2935,7 +3356,7 @@
       </w:rPr>
     </w:lvl>
   </w:abstractNum>
-  <w:abstractNum w:abstractNumId="4" w15:restartNumberingAfterBreak="0">
+  <w:abstractNum w:abstractNumId="5" w15:restartNumberingAfterBreak="0">
     <w:nsid w:val="22EC6AE4"/>
     <w:multiLevelType w:val="hybridMultilevel"/>
     <w:tmpl w:val="DF0A3280"/>
@@ -3048,7 +3469,7 @@
       </w:rPr>
     </w:lvl>
   </w:abstractNum>
-  <w:abstractNum w:abstractNumId="5" w15:restartNumberingAfterBreak="0">
+  <w:abstractNum w:abstractNumId="6" w15:restartNumberingAfterBreak="0">
     <w:nsid w:val="26AE23FB"/>
     <w:multiLevelType w:val="hybridMultilevel"/>
     <w:tmpl w:val="FB2E954E"/>
@@ -3161,7 +3582,7 @@
       </w:rPr>
     </w:lvl>
   </w:abstractNum>
-  <w:abstractNum w:abstractNumId="6" w15:restartNumberingAfterBreak="0">
+  <w:abstractNum w:abstractNumId="7" w15:restartNumberingAfterBreak="0">
     <w:nsid w:val="30D63BF2"/>
     <w:multiLevelType w:val="hybridMultilevel"/>
     <w:tmpl w:val="EDF8E9F8"/>
@@ -3274,7 +3695,7 @@
       </w:rPr>
     </w:lvl>
   </w:abstractNum>
-  <w:abstractNum w:abstractNumId="7" w15:restartNumberingAfterBreak="0">
+  <w:abstractNum w:abstractNumId="8" w15:restartNumberingAfterBreak="0">
     <w:nsid w:val="38B8372F"/>
     <w:multiLevelType w:val="hybridMultilevel"/>
     <w:tmpl w:val="74B6093A"/>
@@ -3387,7 +3808,7 @@
       </w:rPr>
     </w:lvl>
   </w:abstractNum>
-  <w:abstractNum w:abstractNumId="8" w15:restartNumberingAfterBreak="0">
+  <w:abstractNum w:abstractNumId="9" w15:restartNumberingAfterBreak="0">
     <w:nsid w:val="404E2B81"/>
     <w:multiLevelType w:val="hybridMultilevel"/>
     <w:tmpl w:val="25745404"/>
@@ -3500,7 +3921,7 @@
       </w:rPr>
     </w:lvl>
   </w:abstractNum>
-  <w:abstractNum w:abstractNumId="9" w15:restartNumberingAfterBreak="0">
+  <w:abstractNum w:abstractNumId="10" w15:restartNumberingAfterBreak="0">
     <w:nsid w:val="42975B5F"/>
     <w:multiLevelType w:val="hybridMultilevel"/>
     <w:tmpl w:val="43880F5A"/>
@@ -3613,7 +4034,7 @@
       </w:rPr>
     </w:lvl>
   </w:abstractNum>
-  <w:abstractNum w:abstractNumId="10" w15:restartNumberingAfterBreak="0">
+  <w:abstractNum w:abstractNumId="11" w15:restartNumberingAfterBreak="0">
     <w:nsid w:val="4F455356"/>
     <w:multiLevelType w:val="hybridMultilevel"/>
     <w:tmpl w:val="AFF4CB58"/>
@@ -3726,7 +4147,7 @@
       </w:rPr>
     </w:lvl>
   </w:abstractNum>
-  <w:abstractNum w:abstractNumId="11" w15:restartNumberingAfterBreak="0">
+  <w:abstractNum w:abstractNumId="12" w15:restartNumberingAfterBreak="0">
     <w:nsid w:val="540A3BAC"/>
     <w:multiLevelType w:val="hybridMultilevel"/>
     <w:tmpl w:val="DBF4B99E"/>
@@ -3839,7 +4260,7 @@
       </w:rPr>
     </w:lvl>
   </w:abstractNum>
-  <w:abstractNum w:abstractNumId="12" w15:restartNumberingAfterBreak="0">
+  <w:abstractNum w:abstractNumId="13" w15:restartNumberingAfterBreak="0">
     <w:nsid w:val="5B6B6C5F"/>
     <w:multiLevelType w:val="hybridMultilevel"/>
     <w:tmpl w:val="73AE6AA6"/>
@@ -3952,7 +4373,7 @@
       </w:rPr>
     </w:lvl>
   </w:abstractNum>
-  <w:abstractNum w:abstractNumId="13" w15:restartNumberingAfterBreak="0">
+  <w:abstractNum w:abstractNumId="14" w15:restartNumberingAfterBreak="0">
     <w:nsid w:val="5F300145"/>
     <w:multiLevelType w:val="hybridMultilevel"/>
     <w:tmpl w:val="E1867266"/>
@@ -4065,7 +4486,7 @@
       </w:rPr>
     </w:lvl>
   </w:abstractNum>
-  <w:abstractNum w:abstractNumId="14" w15:restartNumberingAfterBreak="0">
+  <w:abstractNum w:abstractNumId="15" w15:restartNumberingAfterBreak="0">
     <w:nsid w:val="69EF45C7"/>
     <w:multiLevelType w:val="hybridMultilevel"/>
     <w:tmpl w:val="6F0449C8"/>
@@ -4178,7 +4599,7 @@
       </w:rPr>
     </w:lvl>
   </w:abstractNum>
-  <w:abstractNum w:abstractNumId="15" w15:restartNumberingAfterBreak="0">
+  <w:abstractNum w:abstractNumId="16" w15:restartNumberingAfterBreak="0">
     <w:nsid w:val="6B283C3C"/>
     <w:multiLevelType w:val="hybridMultilevel"/>
     <w:tmpl w:val="F964FFD8"/>
@@ -4291,7 +4712,7 @@
       </w:rPr>
     </w:lvl>
   </w:abstractNum>
-  <w:abstractNum w:abstractNumId="16" w15:restartNumberingAfterBreak="0">
+  <w:abstractNum w:abstractNumId="17" w15:restartNumberingAfterBreak="0">
     <w:nsid w:val="6F4758D0"/>
     <w:multiLevelType w:val="hybridMultilevel"/>
     <w:tmpl w:val="C9CE9732"/>
@@ -4404,7 +4825,7 @@
       </w:rPr>
     </w:lvl>
   </w:abstractNum>
-  <w:abstractNum w:abstractNumId="17" w15:restartNumberingAfterBreak="0">
+  <w:abstractNum w:abstractNumId="18" w15:restartNumberingAfterBreak="0">
     <w:nsid w:val="7A7A6E98"/>
     <w:multiLevelType w:val="hybridMultilevel"/>
     <w:tmpl w:val="6F1AA220"/>
@@ -4517,58 +4938,61 @@
     </w:lvl>
   </w:abstractNum>
   <w:num w:numId="1" w16cid:durableId="1869753571">
+    <w:abstractNumId w:val="11"/>
+  </w:num>
+  <w:num w:numId="2" w16cid:durableId="2015843255">
+    <w:abstractNumId w:val="16"/>
+  </w:num>
+  <w:num w:numId="3" w16cid:durableId="566232749">
     <w:abstractNumId w:val="10"/>
   </w:num>
-  <w:num w:numId="2" w16cid:durableId="2015843255">
+  <w:num w:numId="4" w16cid:durableId="2104379618">
+    <w:abstractNumId w:val="12"/>
+  </w:num>
+  <w:num w:numId="5" w16cid:durableId="1321082888">
+    <w:abstractNumId w:val="2"/>
+  </w:num>
+  <w:num w:numId="6" w16cid:durableId="2119519656">
+    <w:abstractNumId w:val="14"/>
+  </w:num>
+  <w:num w:numId="7" w16cid:durableId="1370380247">
+    <w:abstractNumId w:val="5"/>
+  </w:num>
+  <w:num w:numId="8" w16cid:durableId="808091315">
+    <w:abstractNumId w:val="18"/>
+  </w:num>
+  <w:num w:numId="9" w16cid:durableId="116223204">
+    <w:abstractNumId w:val="7"/>
+  </w:num>
+  <w:num w:numId="10" w16cid:durableId="1727147642">
+    <w:abstractNumId w:val="8"/>
+  </w:num>
+  <w:num w:numId="11" w16cid:durableId="1734356381">
+    <w:abstractNumId w:val="3"/>
+  </w:num>
+  <w:num w:numId="12" w16cid:durableId="1446001470">
     <w:abstractNumId w:val="15"/>
   </w:num>
-  <w:num w:numId="3" w16cid:durableId="566232749">
+  <w:num w:numId="13" w16cid:durableId="706680553">
+    <w:abstractNumId w:val="6"/>
+  </w:num>
+  <w:num w:numId="14" w16cid:durableId="1969168350">
     <w:abstractNumId w:val="9"/>
   </w:num>
-  <w:num w:numId="4" w16cid:durableId="2104379618">
-    <w:abstractNumId w:val="11"/>
+  <w:num w:numId="15" w16cid:durableId="658459475">
+    <w:abstractNumId w:val="17"/>
   </w:num>
-  <w:num w:numId="5" w16cid:durableId="1321082888">
+  <w:num w:numId="16" w16cid:durableId="1500730833">
     <w:abstractNumId w:val="1"/>
   </w:num>
-  <w:num w:numId="6" w16cid:durableId="2119519656">
+  <w:num w:numId="17" w16cid:durableId="985360382">
     <w:abstractNumId w:val="13"/>
   </w:num>
-  <w:num w:numId="7" w16cid:durableId="1370380247">
+  <w:num w:numId="18" w16cid:durableId="685401989">
     <w:abstractNumId w:val="4"/>
   </w:num>
-  <w:num w:numId="8" w16cid:durableId="808091315">
-    <w:abstractNumId w:val="17"/>
-  </w:num>
-  <w:num w:numId="9" w16cid:durableId="116223204">
-    <w:abstractNumId w:val="6"/>
-  </w:num>
-  <w:num w:numId="10" w16cid:durableId="1727147642">
-    <w:abstractNumId w:val="7"/>
-  </w:num>
-  <w:num w:numId="11" w16cid:durableId="1734356381">
-    <w:abstractNumId w:val="2"/>
-  </w:num>
-  <w:num w:numId="12" w16cid:durableId="1446001470">
-    <w:abstractNumId w:val="14"/>
-  </w:num>
-  <w:num w:numId="13" w16cid:durableId="706680553">
-    <w:abstractNumId w:val="5"/>
-  </w:num>
-  <w:num w:numId="14" w16cid:durableId="1969168350">
-    <w:abstractNumId w:val="8"/>
-  </w:num>
-  <w:num w:numId="15" w16cid:durableId="658459475">
-    <w:abstractNumId w:val="16"/>
-  </w:num>
-  <w:num w:numId="16" w16cid:durableId="1500730833">
+  <w:num w:numId="19" w16cid:durableId="1919514732">
     <w:abstractNumId w:val="0"/>
-  </w:num>
-  <w:num w:numId="17" w16cid:durableId="985360382">
-    <w:abstractNumId w:val="12"/>
-  </w:num>
-  <w:num w:numId="18" w16cid:durableId="685401989">
-    <w:abstractNumId w:val="3"/>
   </w:num>
 </w:numbering>
 </file>
@@ -5610,6 +6034,30 @@
       <w:u w:val="single"/>
     </w:rPr>
   </w:style>
+  <w:style w:type="character" w:styleId="UnresolvedMention">
+    <w:name w:val="Unresolved Mention"/>
+    <w:basedOn w:val="DefaultParagraphFont"/>
+    <w:uiPriority w:val="99"/>
+    <w:semiHidden/>
+    <w:unhideWhenUsed/>
+    <w:rsid w:val="00571A02"/>
+    <w:rPr>
+      <w:color w:val="605E5C"/>
+      <w:shd w:val="clear" w:color="auto" w:fill="E1DFDD"/>
+    </w:rPr>
+  </w:style>
+  <w:style w:type="character" w:styleId="FollowedHyperlink">
+    <w:name w:val="FollowedHyperlink"/>
+    <w:basedOn w:val="DefaultParagraphFont"/>
+    <w:uiPriority w:val="99"/>
+    <w:semiHidden/>
+    <w:unhideWhenUsed/>
+    <w:rsid w:val="00990504"/>
+    <w:rPr>
+      <w:color w:val="96607D" w:themeColor="followedHyperlink"/>
+      <w:u w:val="single"/>
+    </w:rPr>
+  </w:style>
 </w:styles>
 </file>
 

--- a/STI/CellularAutomata/Notes.docx
+++ b/STI/CellularAutomata/Notes.docx
@@ -1379,9 +1379,15 @@
     <w:p>
       <w:pPr>
         <w:pStyle w:val="Heading1"/>
-      </w:pPr>
-      <w:bookmarkStart w:id="1" w:name="_Toc232764925"/>
-      <w:r>
+        <w:rPr>
+          <w:lang w:val="de-DE"/>
+        </w:rPr>
+      </w:pPr>
+      <w:bookmarkStart w:id="1" w:name="_Toc230611094"/>
+      <w:r>
+        <w:rPr>
+          <w:lang w:val="de-DE"/>
+        </w:rPr>
         <w:t>Notes</w:t>
       </w:r>
       <w:bookmarkEnd w:id="1"/>
@@ -1391,11 +1397,17 @@
         <w:pStyle w:val="ListParagraph"/>
         <w:numPr>
           <w:ilvl w:val="0"/>
-          <w:numId w:val="14"/>
+          <w:numId w:val="20"/>
         </w:numPr>
-      </w:pPr>
-      <w:r>
-        <w:t>Should only consider SPN filter</w:t>
+        <w:rPr>
+          <w:lang w:val="de-DE"/>
+        </w:rPr>
+      </w:pPr>
+      <w:r>
+        <w:rPr>
+          <w:lang w:val="de-DE"/>
+        </w:rPr>
+        <w:t>Bilderunterdrückungsverfahren, Rauschfilter</w:t>
       </w:r>
     </w:p>
     <w:p>
@@ -1403,11 +1415,11 @@
         <w:pStyle w:val="ListParagraph"/>
         <w:numPr>
           <w:ilvl w:val="0"/>
-          <w:numId w:val="14"/>
+          <w:numId w:val="20"/>
         </w:numPr>
       </w:pPr>
       <w:r>
-        <w:t>Algorithms commonly first identify and then replace corrupted pixels</w:t>
+        <w:t>Should only consider SPN filter</w:t>
       </w:r>
     </w:p>
     <w:p>
@@ -1415,18 +1427,687 @@
         <w:pStyle w:val="ListParagraph"/>
         <w:numPr>
           <w:ilvl w:val="0"/>
-          <w:numId w:val="14"/>
+          <w:numId w:val="20"/>
         </w:numPr>
       </w:pPr>
       <w:r>
-        <w:t xml:space="preserve">For all algorithms, </w:t>
-      </w:r>
-      <w:r>
-        <w:t>CA is used for identification whereas replacement is sometimes done via other filters or algorithms</w:t>
-      </w:r>
-    </w:p>
-    <w:p>
-      <w:r>
+        <w:t>Algorithms commonly first identify and then replace corrupted pixels</w:t>
+      </w:r>
+    </w:p>
+    <w:p>
+      <w:pPr>
+        <w:pStyle w:val="ListParagraph"/>
+        <w:numPr>
+          <w:ilvl w:val="0"/>
+          <w:numId w:val="20"/>
+        </w:numPr>
+      </w:pPr>
+      <w:r>
+        <w:t>For all algorithms, CA is used for identification whereas replacement is sometimes done via other filters or algorithms</w:t>
+      </w:r>
+    </w:p>
+    <w:p>
+      <w:pPr>
+        <w:rPr>
+          <w:lang w:val="de-DE"/>
+        </w:rPr>
+      </w:pPr>
+      <w:r>
+        <w:rPr>
+          <w:b/>
+          <w:bCs/>
+          <w:lang w:val="de-DE"/>
+        </w:rPr>
+        <w:t>Ursprüngliche Forschungsfrage</w:t>
+      </w:r>
+      <w:r>
+        <w:rPr>
+          <w:lang w:val="de-DE"/>
+        </w:rPr>
+        <w:t>: Vergleich von drei CA Filtern</w:t>
+      </w:r>
+    </w:p>
+    <w:p>
+      <w:pPr>
+        <w:rPr>
+          <w:lang w:val="de-DE"/>
+        </w:rPr>
+      </w:pPr>
+      <w:r>
+        <w:rPr>
+          <w:b/>
+          <w:bCs/>
+          <w:lang w:val="de-DE"/>
+        </w:rPr>
+        <w:t>Überlegung</w:t>
+      </w:r>
+      <w:r>
+        <w:rPr>
+          <w:lang w:val="de-DE"/>
+        </w:rPr>
+        <w:t xml:space="preserve">: Anstatt rein die Effektivität von CA Filtern zu vergleichen, soll stattdessen der </w:t>
+      </w:r>
+      <w:r>
+        <w:rPr>
+          <w:b/>
+          <w:bCs/>
+          <w:lang w:val="de-DE"/>
+        </w:rPr>
+        <w:t>Mehrwert</w:t>
+      </w:r>
+      <w:r>
+        <w:rPr>
+          <w:lang w:val="de-DE"/>
+        </w:rPr>
+        <w:t xml:space="preserve"> und der </w:t>
+      </w:r>
+      <w:r>
+        <w:rPr>
+          <w:b/>
+          <w:bCs/>
+          <w:lang w:val="de-DE"/>
+        </w:rPr>
+        <w:t>Nutzen von zellulären Automaten</w:t>
+      </w:r>
+      <w:r>
+        <w:rPr>
+          <w:lang w:val="de-DE"/>
+        </w:rPr>
+        <w:t xml:space="preserve"> in der </w:t>
+      </w:r>
+      <w:r>
+        <w:rPr>
+          <w:b/>
+          <w:bCs/>
+          <w:lang w:val="de-DE"/>
+        </w:rPr>
+        <w:t>Bildverarbeitung</w:t>
+      </w:r>
+      <w:r>
+        <w:rPr>
+          <w:lang w:val="de-DE"/>
+        </w:rPr>
+        <w:t xml:space="preserve"> bezüglich </w:t>
+      </w:r>
+      <w:r>
+        <w:rPr>
+          <w:b/>
+          <w:bCs/>
+          <w:lang w:val="de-DE"/>
+        </w:rPr>
+        <w:t>Rauschfiltern</w:t>
+      </w:r>
+      <w:r>
+        <w:rPr>
+          <w:lang w:val="de-DE"/>
+        </w:rPr>
+        <w:t xml:space="preserve"> aufgezeigt und </w:t>
+      </w:r>
+      <w:r>
+        <w:rPr>
+          <w:lang w:val="de-DE"/>
+        </w:rPr>
+        <w:lastRenderedPageBreak/>
+        <w:t xml:space="preserve">beschrieben werden. Hierbei werden weiterhin CA Filtern aus anderen wissenschaftlichen Arbeiten genutzt, jedoch liegt nun der Fokus darauf, </w:t>
+      </w:r>
+      <w:r>
+        <w:rPr>
+          <w:b/>
+          <w:bCs/>
+          <w:lang w:val="de-DE"/>
+        </w:rPr>
+        <w:t>eine möglichst weite Bandbreite an verschiedenen Algorithmen</w:t>
+      </w:r>
+      <w:r>
+        <w:rPr>
+          <w:lang w:val="de-DE"/>
+        </w:rPr>
+        <w:t xml:space="preserve"> darzustellen.</w:t>
+      </w:r>
+    </w:p>
+    <w:p>
+      <w:pPr>
+        <w:rPr>
+          <w:lang w:val="de-DE"/>
+        </w:rPr>
+      </w:pPr>
+      <w:r>
+        <w:rPr>
+          <w:lang w:val="de-DE"/>
+        </w:rPr>
+        <w:t xml:space="preserve">Arbeit soll </w:t>
+      </w:r>
+      <w:r>
+        <w:rPr>
+          <w:b/>
+          <w:bCs/>
+          <w:lang w:val="de-DE"/>
+        </w:rPr>
+        <w:t>einführender Anhaltspunkt</w:t>
+      </w:r>
+      <w:r>
+        <w:rPr>
+          <w:lang w:val="de-DE"/>
+        </w:rPr>
+        <w:t xml:space="preserve"> zu CA-basierten Filtern sein und deren Anwendungsmöglichkeit im Bereich der Bildverarbeitung. Richtet sich an andere Studenten oder Wissenschaftler, die Einstieg suchen.</w:t>
+      </w:r>
+    </w:p>
+    <w:p>
+      <w:pPr>
+        <w:rPr>
+          <w:lang w:val="de-DE"/>
+        </w:rPr>
+      </w:pPr>
+      <w:r>
+        <w:rPr>
+          <w:lang w:val="de-DE"/>
+        </w:rPr>
+        <w:t>Die Inklusion der aktuellsten wissenschaftlichen Arbeiten sollte den Fortschritt in dem Feld darstellen und Bandweite der Arbeit einschränken:</w:t>
+      </w:r>
+    </w:p>
+    <w:p>
+      <w:pPr>
+        <w:pStyle w:val="ListParagraph"/>
+        <w:numPr>
+          <w:ilvl w:val="0"/>
+          <w:numId w:val="20"/>
+        </w:numPr>
+        <w:rPr>
+          <w:lang w:val="de-DE"/>
+        </w:rPr>
+      </w:pPr>
+      <w:hyperlink r:id="rId6" w:history="1">
+        <w:r>
+          <w:rPr>
+            <w:rStyle w:val="Hyperlink"/>
+            <w:b/>
+            <w:bCs/>
+            <w:lang w:val="de-DE"/>
+          </w:rPr>
+          <w:t>Kong and Choi (2026):</w:t>
+        </w:r>
+      </w:hyperlink>
+      <w:r>
+        <w:rPr>
+          <w:lang w:val="de-DE"/>
+        </w:rPr>
+        <w:t xml:space="preserve"> </w:t>
+      </w:r>
+      <w:r>
+        <w:rPr>
+          <w:b/>
+          <w:bCs/>
+          <w:lang w:val="de-DE"/>
+        </w:rPr>
+        <w:t>iteratives</w:t>
+      </w:r>
+      <w:r>
+        <w:rPr>
+          <w:lang w:val="de-DE"/>
+        </w:rPr>
+        <w:t xml:space="preserve"> Entrauschen basiere</w:t>
+      </w:r>
+      <w:r>
+        <w:rPr>
+          <w:lang w:val="de-DE"/>
+        </w:rPr>
+        <w:t>nd auf das Durchforsten von Nachbargruppen, wenn Nummer der korrupten Pixel &lt;= 2, dann ersetze betrachtetes Pixel mit Durchschnitt der Nachbargruppe</w:t>
+      </w:r>
+    </w:p>
+    <w:p>
+      <w:pPr>
+        <w:pStyle w:val="ListParagraph"/>
+        <w:numPr>
+          <w:ilvl w:val="0"/>
+          <w:numId w:val="20"/>
+        </w:numPr>
+        <w:rPr>
+          <w:lang w:val="de-DE"/>
+        </w:rPr>
+      </w:pPr>
+      <w:hyperlink r:id="rId7" w:history="1">
+        <w:r>
+          <w:rPr>
+            <w:rStyle w:val="Hyperlink"/>
+            <w:b/>
+            <w:bCs/>
+            <w:lang w:val="de-DE"/>
+          </w:rPr>
+          <w:t>Twinkle et al (2025):</w:t>
+        </w:r>
+      </w:hyperlink>
+      <w:r>
+        <w:rPr>
+          <w:b/>
+          <w:bCs/>
+          <w:lang w:val="de-DE"/>
+        </w:rPr>
+        <w:t xml:space="preserve"> </w:t>
+      </w:r>
+      <w:r>
+        <w:rPr>
+          <w:lang w:val="de-DE"/>
+        </w:rPr>
+        <w:t>Noise Filter für Speckle Rauschen (medizinischer Bereich)</w:t>
+      </w:r>
+      <w:r>
+        <w:rPr>
+          <w:lang w:val="de-DE"/>
+        </w:rPr>
+        <w:t>, nimmt den Durchschnitt einer Pixelgrupp</w:t>
+      </w:r>
+      <w:r>
+        <w:rPr>
+          <w:lang w:val="de-DE"/>
+        </w:rPr>
+        <w:t>e als Vergleich zum betrachteten Pixel und inkrementiert/ dekrementiert oder lässt dessen Wert</w:t>
+      </w:r>
+      <w:r>
+        <w:rPr>
+          <w:lang w:val="de-DE"/>
+        </w:rPr>
+        <w:t xml:space="preserve"> </w:t>
+      </w:r>
+      <w:r>
+        <w:rPr>
+          <w:lang w:val="de-DE"/>
+        </w:rPr>
+        <w:t xml:space="preserve">unverändert, bearbeitet das Bild in PxP Patches, welche am Ende zu Gesamtbild kombiniert werden (S. 197), geht </w:t>
+      </w:r>
+      <w:r>
+        <w:rPr>
+          <w:b/>
+          <w:bCs/>
+          <w:lang w:val="de-DE"/>
+        </w:rPr>
+        <w:t>iterativ</w:t>
+      </w:r>
+      <w:r>
+        <w:rPr>
+          <w:lang w:val="de-DE"/>
+        </w:rPr>
+        <w:t xml:space="preserve"> vor</w:t>
+      </w:r>
+    </w:p>
+    <w:p>
+      <w:pPr>
+        <w:pStyle w:val="ListParagraph"/>
+        <w:numPr>
+          <w:ilvl w:val="1"/>
+          <w:numId w:val="20"/>
+        </w:numPr>
+        <w:rPr>
+          <w:lang w:val="de-DE"/>
+        </w:rPr>
+      </w:pPr>
+      <w:r>
+        <w:rPr>
+          <w:lang w:val="de-DE"/>
+        </w:rPr>
+        <w:t>Berechnet Durchschnitt vom Patch und weist allen Pixeln in der Nachbarschaft +1/-1 basierend auf Durchschnittwert zu</w:t>
+      </w:r>
+    </w:p>
+    <w:p>
+      <w:pPr>
+        <w:pStyle w:val="ListParagraph"/>
+        <w:numPr>
+          <w:ilvl w:val="1"/>
+          <w:numId w:val="20"/>
+        </w:numPr>
+        <w:rPr>
+          <w:lang w:val="de-DE"/>
+        </w:rPr>
+      </w:pPr>
+      <w:r>
+        <w:rPr>
+          <w:lang w:val="de-DE"/>
+        </w:rPr>
+        <w:t>Summiert Pixeländerung auf und konvertiert diese zu binär um</w:t>
+      </w:r>
+    </w:p>
+    <w:p>
+      <w:pPr>
+        <w:pStyle w:val="ListParagraph"/>
+        <w:numPr>
+          <w:ilvl w:val="1"/>
+          <w:numId w:val="20"/>
+        </w:numPr>
+        <w:rPr>
+          <w:lang w:val="de-DE"/>
+        </w:rPr>
+      </w:pPr>
+      <w:r>
+        <w:rPr>
+          <w:lang w:val="de-DE"/>
+        </w:rPr>
+        <w:t>Konvertiert diese zu 0/1 um über Elementary CA lookup table (three neighbor structure)</w:t>
+      </w:r>
+    </w:p>
+    <w:p>
+      <w:pPr>
+        <w:pStyle w:val="ListParagraph"/>
+        <w:numPr>
+          <w:ilvl w:val="1"/>
+          <w:numId w:val="20"/>
+        </w:numPr>
+        <w:rPr>
+          <w:lang w:val="de-DE"/>
+        </w:rPr>
+      </w:pPr>
+      <w:r>
+        <w:rPr>
+          <w:lang w:val="de-DE"/>
+        </w:rPr>
+        <w:t>Inkrementiert/dekrementiert betrachteten Pixel basierend auf Nachbarschaftsumme und Lookup Wert (i.e. next state)</w:t>
+      </w:r>
+    </w:p>
+    <w:p>
+      <w:pPr>
+        <w:pStyle w:val="ListParagraph"/>
+        <w:numPr>
+          <w:ilvl w:val="1"/>
+          <w:numId w:val="20"/>
+        </w:numPr>
+        <w:rPr>
+          <w:lang w:val="de-DE"/>
+        </w:rPr>
+      </w:pPr>
+      <w:r>
+        <w:rPr>
+          <w:lang w:val="de-DE"/>
+        </w:rPr>
+        <w:t>Haben alle 256 ECA Regeln durchgetestet</w:t>
+      </w:r>
+    </w:p>
+    <w:p>
+      <w:pPr>
+        <w:pStyle w:val="ListParagraph"/>
+        <w:numPr>
+          <w:ilvl w:val="0"/>
+          <w:numId w:val="20"/>
+        </w:numPr>
+        <w:rPr>
+          <w:lang w:val="de-DE"/>
+        </w:rPr>
+      </w:pPr>
+      <w:hyperlink r:id="rId8" w:history="1">
+        <w:r>
+          <w:rPr>
+            <w:rStyle w:val="Hyperlink"/>
+            <w:b/>
+            <w:bCs/>
+            <w:lang w:val="de-DE"/>
+          </w:rPr>
+          <w:t>Piroozmandan et al (2024):</w:t>
+        </w:r>
+      </w:hyperlink>
+      <w:r>
+        <w:rPr>
+          <w:b/>
+          <w:bCs/>
+          <w:lang w:val="de-DE"/>
+        </w:rPr>
+        <w:t xml:space="preserve"> </w:t>
+      </w:r>
+      <w:r>
+        <w:rPr>
+          <w:lang w:val="de-DE"/>
+        </w:rPr>
+        <w:t>Zw</w:t>
+      </w:r>
+      <w:r>
+        <w:rPr>
+          <w:lang w:val="de-DE"/>
+        </w:rPr>
+        <w:t>ei Phasen Noise Filter</w:t>
+      </w:r>
+      <w:r>
+        <w:rPr>
+          <w:lang w:val="de-DE"/>
+        </w:rPr>
+        <w:t>, Identifikation via CA, Entfernung über adaptive neural-fuzzy interference system (ANFIS)</w:t>
+      </w:r>
+      <w:r>
+        <w:rPr>
+          <w:lang w:val="de-DE"/>
+        </w:rPr>
+        <w:t xml:space="preserve"> &gt; i.e. neural network learning algorithm</w:t>
+      </w:r>
+    </w:p>
+    <w:p>
+      <w:pPr>
+        <w:pStyle w:val="ListParagraph"/>
+        <w:numPr>
+          <w:ilvl w:val="1"/>
+          <w:numId w:val="20"/>
+        </w:numPr>
+        <w:rPr>
+          <w:lang w:val="de-DE"/>
+        </w:rPr>
+      </w:pPr>
+      <w:r>
+        <w:rPr>
+          <w:lang w:val="de-DE"/>
+        </w:rPr>
+        <w:t>Berechnet ANFIS für jeden Pixel??</w:t>
+      </w:r>
+    </w:p>
+    <w:p>
+      <w:pPr>
+        <w:pStyle w:val="ListParagraph"/>
+        <w:numPr>
+          <w:ilvl w:val="1"/>
+          <w:numId w:val="20"/>
+        </w:numPr>
+        <w:rPr>
+          <w:lang w:val="de-DE"/>
+        </w:rPr>
+      </w:pPr>
+      <w:r>
+        <w:rPr>
+          <w:lang w:val="de-DE"/>
+        </w:rPr>
+        <w:t>Fragwürdige Performanz</w:t>
+      </w:r>
+    </w:p>
+    <w:p>
+      <w:pPr>
+        <w:pStyle w:val="ListParagraph"/>
+        <w:numPr>
+          <w:ilvl w:val="0"/>
+          <w:numId w:val="20"/>
+        </w:numPr>
+        <w:rPr>
+          <w:lang w:val="de-DE"/>
+        </w:rPr>
+      </w:pPr>
+      <w:hyperlink r:id="rId9" w:history="1">
+        <w:r>
+          <w:rPr>
+            <w:rStyle w:val="Hyperlink"/>
+            <w:b/>
+            <w:bCs/>
+            <w:lang w:val="de-DE"/>
+          </w:rPr>
+          <w:t>Jeelani and Qadir (2022):</w:t>
+        </w:r>
+      </w:hyperlink>
+      <w:r>
+        <w:rPr>
+          <w:lang w:val="de-DE"/>
+        </w:rPr>
+        <w:t xml:space="preserve"> ersetzt betrachteten korrupten Pixelwert durch Pixelwert eines Nachbarn, präsentiert fünf Variation, welche sich in der Richtung (oben &gt; unten, unten &gt; oben) und der Größe der zu vergleichenden Nachbarschaft sowie dem Durchlauf der Nachbarschaft unterscheiden, hat Probleme mit dem Propagieren von Fehlzuweisungen bei Pixelwerten und ignoriert das Parallelisierungspotential von CA-basierten Filtern, indem es sequentiell durch das ganze Bild geht</w:t>
+      </w:r>
+    </w:p>
+    <w:p>
+      <w:pPr>
+        <w:pStyle w:val="ListParagraph"/>
+        <w:numPr>
+          <w:ilvl w:val="0"/>
+          <w:numId w:val="20"/>
+        </w:numPr>
+        <w:rPr>
+          <w:b/>
+          <w:bCs/>
+          <w:lang w:val="de-DE"/>
+        </w:rPr>
+      </w:pPr>
+      <w:hyperlink r:id="rId10" w:history="1">
+        <w:r>
+          <w:rPr>
+            <w:rStyle w:val="Hyperlink"/>
+            <w:b/>
+            <w:bCs/>
+            <w:lang w:val="de-DE"/>
+          </w:rPr>
+          <w:t>Sadeghi et al (2012)</w:t>
+        </w:r>
+        <w:r>
+          <w:rPr>
+            <w:rStyle w:val="Hyperlink"/>
+            <w:lang w:val="de-DE"/>
+          </w:rPr>
+          <w:t>:</w:t>
+        </w:r>
+      </w:hyperlink>
+      <w:r>
+        <w:rPr>
+          <w:lang w:val="de-DE"/>
+        </w:rPr>
+        <w:t xml:space="preserve"> benutzt ebenfalls CA zur Identifikation von korrupten Pixeln und Fuzzy CA zum Ersetzen</w:t>
+      </w:r>
+    </w:p>
+    <w:p>
+      <w:pPr>
+        <w:pStyle w:val="ListParagraph"/>
+        <w:numPr>
+          <w:ilvl w:val="0"/>
+          <w:numId w:val="20"/>
+        </w:numPr>
+        <w:rPr>
+          <w:b/>
+          <w:bCs/>
+          <w:lang w:val="de-DE"/>
+        </w:rPr>
+      </w:pPr>
+      <w:hyperlink r:id="rId11" w:history="1">
+        <w:r>
+          <w:rPr>
+            <w:rStyle w:val="Hyperlink"/>
+            <w:b/>
+            <w:bCs/>
+            <w:lang w:val="de-DE"/>
+          </w:rPr>
+          <w:t>Rosin (2010)</w:t>
+        </w:r>
+        <w:r>
+          <w:rPr>
+            <w:rStyle w:val="Hyperlink"/>
+            <w:lang w:val="de-DE"/>
+          </w:rPr>
+          <w:t>:</w:t>
+        </w:r>
+      </w:hyperlink>
+      <w:r>
+        <w:rPr>
+          <w:lang w:val="de-DE"/>
+        </w:rPr>
+        <w:t xml:space="preserve"> benutzt Sequential Floating Forward Search um CA Filter zu t</w:t>
+      </w:r>
+      <w:r>
+        <w:rPr>
+          <w:lang w:val="de-DE"/>
+        </w:rPr>
+        <w:t>rainieren, nutzt die strikteste Implementierung von einem CA-basierten Filter, indem alle möglichen Nachbarschaftskonstellationen definiert und dann während der Anwendung bewertet werden</w:t>
+      </w:r>
+    </w:p>
+    <w:p>
+      <w:pPr>
+        <w:pStyle w:val="ListParagraph"/>
+        <w:numPr>
+          <w:ilvl w:val="0"/>
+          <w:numId w:val="20"/>
+        </w:numPr>
+        <w:rPr>
+          <w:b/>
+          <w:bCs/>
+          <w:lang w:val="de-DE"/>
+        </w:rPr>
+      </w:pPr>
+      <w:hyperlink r:id="rId12" w:history="1">
+        <w:r>
+          <w:rPr>
+            <w:rStyle w:val="Hyperlink"/>
+            <w:b/>
+            <w:bCs/>
+            <w:lang w:val="de-DE"/>
+          </w:rPr>
+          <w:t>Chandra et al (2022):</w:t>
+        </w:r>
+      </w:hyperlink>
+      <w:r>
+        <w:rPr>
+          <w:b/>
+          <w:bCs/>
+          <w:lang w:val="de-DE"/>
+        </w:rPr>
+        <w:t xml:space="preserve"> </w:t>
+      </w:r>
+      <w:r>
+        <w:rPr>
+          <w:lang w:val="de-DE"/>
+        </w:rPr>
+        <w:t>definiert additives und multiplikatives Rauschen</w:t>
+      </w:r>
+      <w:r>
+        <w:rPr>
+          <w:lang w:val="de-DE"/>
+        </w:rPr>
+        <w:t xml:space="preserve"> sowie deren Typen</w:t>
+      </w:r>
+      <w:r>
+        <w:rPr>
+          <w:lang w:val="de-DE"/>
+        </w:rPr>
+        <w:t xml:space="preserve">, Salt and Pepper Noise </w:t>
+      </w:r>
+      <w:r>
+        <w:rPr>
+          <w:lang w:val="de-DE"/>
+        </w:rPr>
+        <w:t>ist additiv</w:t>
+      </w:r>
+    </w:p>
+    <w:p>
+      <w:pPr>
+        <w:rPr>
+          <w:lang w:val="de-DE"/>
+        </w:rPr>
+      </w:pPr>
+      <w:r>
+        <w:rPr>
+          <w:lang w:val="de-DE"/>
+        </w:rPr>
+        <w:t>Wie aufgezeigt, gibt es eine Reihe an Ansätzen wie CA im Rauschfilterverfahren miteingebunden werden kann. Ansätze beinhalten:</w:t>
+      </w:r>
+    </w:p>
+    <w:p>
+      <w:pPr>
+        <w:rPr>
+          <w:lang w:val="de-DE"/>
+        </w:rPr>
+      </w:pPr>
+    </w:p>
+    <w:p>
+      <w:pPr>
+        <w:rPr>
+          <w:lang w:val="de-DE"/>
+        </w:rPr>
+      </w:pPr>
+      <w:r>
+        <w:rPr>
+          <w:lang w:val="de-DE"/>
+        </w:rPr>
         <w:br w:type="page"/>
       </w:r>
     </w:p>
@@ -1434,19 +2115,13 @@
       <w:pPr>
         <w:pStyle w:val="Heading1"/>
       </w:pPr>
-      <w:bookmarkStart w:id="2" w:name="_Toc232764926"/>
-      <w:bookmarkStart w:id="3" w:name="_Toc232764930"/>
+      <w:bookmarkStart w:id="2" w:name="_Toc232764930"/>
+      <w:bookmarkStart w:id="3" w:name="_Toc232764926"/>
       <w:r>
         <w:lastRenderedPageBreak/>
-        <w:t>Kong and Choi (2026) – CA based Meth</w:t>
-      </w:r>
-      <w:r>
-        <w:t>o</w:t>
-      </w:r>
-      <w:r>
-        <w:t>d for SPN Removal in Images</w:t>
-      </w:r>
-      <w:bookmarkEnd w:id="3"/>
+        <w:t>Kong and Choi (2026) – CA based Method for SPN Removal in Images</w:t>
+      </w:r>
+      <w:bookmarkEnd w:id="2"/>
     </w:p>
     <w:p>
       <w:r>
@@ -1627,13 +2302,13 @@
       <w:pPr>
         <w:pStyle w:val="Heading1"/>
       </w:pPr>
-      <w:bookmarkStart w:id="5" w:name="_Toc232764927"/>
-      <w:bookmarkStart w:id="6" w:name="_Toc232764932"/>
-      <w:bookmarkEnd w:id="2"/>
+      <w:bookmarkStart w:id="5" w:name="_Toc232764932"/>
+      <w:bookmarkStart w:id="6" w:name="_Toc232764927"/>
+      <w:bookmarkEnd w:id="3"/>
       <w:r>
         <w:t>Piroozmandan et al (2024) – SPN Removal from a Digital Image using New Approach based on Fuzzy CA and Anfis</w:t>
       </w:r>
-      <w:bookmarkEnd w:id="6"/>
+      <w:bookmarkEnd w:id="5"/>
     </w:p>
     <w:p>
       <w:r>
@@ -1753,7 +2428,7 @@
       <w:r>
         <w:t xml:space="preserve"> – Noise Reduction Using CA</w:t>
       </w:r>
-      <w:bookmarkEnd w:id="5"/>
+      <w:bookmarkEnd w:id="6"/>
     </w:p>
     <w:p>
       <w:r>
@@ -1874,12 +2549,12 @@
       <w:pPr>
         <w:pStyle w:val="Heading1"/>
       </w:pPr>
-      <w:bookmarkStart w:id="7" w:name="_Toc232764928"/>
-      <w:bookmarkStart w:id="8" w:name="_Toc232764929"/>
+      <w:bookmarkStart w:id="7" w:name="_Toc232764929"/>
+      <w:bookmarkStart w:id="8" w:name="_Toc232764928"/>
       <w:r>
         <w:t>Jeelani and Qadir (2022)  – CA based approach for SPN filtration</w:t>
       </w:r>
-      <w:bookmarkEnd w:id="8"/>
+      <w:bookmarkEnd w:id="7"/>
     </w:p>
     <w:p>
       <w:r>
@@ -2009,21 +2684,21 @@
         <w:pStyle w:val="Heading1"/>
       </w:pPr>
       <w:bookmarkStart w:id="9" w:name="_Qadir_et_al"/>
-      <w:bookmarkStart w:id="10" w:name="_Toc232764938"/>
-      <w:bookmarkStart w:id="11" w:name="_Sahin_et_al"/>
-      <w:bookmarkEnd w:id="7"/>
+      <w:bookmarkStart w:id="10" w:name="_Sahin_et_al"/>
+      <w:bookmarkStart w:id="11" w:name="_Toc232764938"/>
+      <w:bookmarkEnd w:id="8"/>
       <w:bookmarkEnd w:id="9"/>
+      <w:bookmarkEnd w:id="10"/>
+      <w:r>
+        <w:t>Sahin et al</w:t>
+      </w:r>
+      <w:r>
+        <w:t xml:space="preserve"> (2013)</w:t>
+      </w:r>
+      <w:r>
+        <w:t xml:space="preserve"> – SPN filtering with FCA</w:t>
+      </w:r>
       <w:bookmarkEnd w:id="11"/>
-      <w:r>
-        <w:t>Sahin et al</w:t>
-      </w:r>
-      <w:r>
-        <w:t xml:space="preserve"> (2013)</w:t>
-      </w:r>
-      <w:r>
-        <w:t xml:space="preserve"> – SPN filtering with FCA</w:t>
-      </w:r>
-      <w:bookmarkEnd w:id="10"/>
     </w:p>
     <w:p>
       <w:r>
@@ -2110,14 +2785,14 @@
       <w:pPr>
         <w:pStyle w:val="Heading1"/>
       </w:pPr>
-      <w:bookmarkStart w:id="12" w:name="_Toc232764939"/>
-      <w:bookmarkStart w:id="13" w:name="_Selvapeter_and_Hordijk"/>
-      <w:bookmarkStart w:id="14" w:name="_Toc232764937"/>
+      <w:bookmarkStart w:id="12" w:name="_Selvapeter_and_Hordijk"/>
+      <w:bookmarkStart w:id="13" w:name="_Toc232764937"/>
+      <w:bookmarkStart w:id="14" w:name="_Toc232764939"/>
+      <w:bookmarkEnd w:id="12"/>
+      <w:r>
+        <w:t>Sadeghi et al (2012) – An efficient method for Impulse Noise reduction from images using fuzzy CA</w:t>
+      </w:r>
       <w:bookmarkEnd w:id="13"/>
-      <w:r>
-        <w:t>Sadeghi et al (2012) – An efficient method for Impulse Noise reduction from images using fuzzy CA</w:t>
-      </w:r>
-      <w:bookmarkEnd w:id="14"/>
     </w:p>
     <w:p>
       <w:r>
@@ -2423,7 +3098,7 @@
       <w:r>
         <w:t>CA for Image Noise Filtering</w:t>
       </w:r>
-      <w:bookmarkEnd w:id="12"/>
+      <w:bookmarkEnd w:id="14"/>
     </w:p>
     <w:p>
       <w:r>
@@ -2487,12 +3162,12 @@
       <w:pPr>
         <w:pStyle w:val="Heading1"/>
       </w:pPr>
-      <w:bookmarkStart w:id="17" w:name="_Toc232764941"/>
-      <w:bookmarkStart w:id="18" w:name="_Toc232764936"/>
+      <w:bookmarkStart w:id="17" w:name="_Toc232764936"/>
+      <w:bookmarkStart w:id="18" w:name="_Toc232764941"/>
       <w:r>
         <w:t>Rosin (2006) – Training CA for Image Processing</w:t>
       </w:r>
-      <w:bookmarkEnd w:id="18"/>
+      <w:bookmarkEnd w:id="17"/>
     </w:p>
     <w:p>
       <w:r>
@@ -2537,7 +3212,7 @@
         <w:t>RMSE</w:t>
       </w:r>
     </w:p>
-    <w:bookmarkEnd w:id="17"/>
+    <w:bookmarkEnd w:id="18"/>
     <w:p>
       <w:pPr>
         <w:pStyle w:val="Heading1"/>
@@ -2571,12 +3246,12 @@
       <w:pPr>
         <w:pStyle w:val="Heading1"/>
       </w:pPr>
-      <w:bookmarkStart w:id="19" w:name="_Toc232764933"/>
-      <w:bookmarkStart w:id="20" w:name="_Toc232764931"/>
+      <w:bookmarkStart w:id="19" w:name="_Toc232764931"/>
+      <w:bookmarkStart w:id="20" w:name="_Toc232764933"/>
       <w:r>
         <w:t>Moreno and Paletta (2001) – Evolving CA for Noise Reduction in Images</w:t>
       </w:r>
-      <w:bookmarkEnd w:id="20"/>
+      <w:bookmarkEnd w:id="19"/>
     </w:p>
     <w:p>
       <w:r>
@@ -2645,7 +3320,7 @@
       <w:r>
         <w:t>Popovici (2000) – CA in Image Processing</w:t>
       </w:r>
-      <w:bookmarkEnd w:id="19"/>
+      <w:bookmarkEnd w:id="20"/>
     </w:p>
     <w:p>
       <w:r>
@@ -4261,6 +4936,119 @@
     </w:lvl>
   </w:abstractNum>
   <w:abstractNum w:abstractNumId="13" w15:restartNumberingAfterBreak="0">
+    <w:nsid w:val="56717CDA"/>
+    <w:multiLevelType w:val="hybridMultilevel"/>
+    <w:tmpl w:val="CC30ED1A"/>
+    <w:lvl w:ilvl="0" w:tplc="04090001">
+      <w:start w:val="1"/>
+      <w:numFmt w:val="bullet"/>
+      <w:lvlText w:val=""/>
+      <w:lvlJc w:val="left"/>
+      <w:pPr>
+        <w:ind w:left="720" w:hanging="360"/>
+      </w:pPr>
+      <w:rPr>
+        <w:rFonts w:ascii="Symbol" w:hAnsi="Symbol" w:hint="default"/>
+      </w:rPr>
+    </w:lvl>
+    <w:lvl w:ilvl="1" w:tplc="04090003">
+      <w:start w:val="1"/>
+      <w:numFmt w:val="bullet"/>
+      <w:lvlText w:val="o"/>
+      <w:lvlJc w:val="left"/>
+      <w:pPr>
+        <w:ind w:left="1440" w:hanging="360"/>
+      </w:pPr>
+      <w:rPr>
+        <w:rFonts w:ascii="Courier New" w:hAnsi="Courier New" w:cs="Courier New" w:hint="default"/>
+      </w:rPr>
+    </w:lvl>
+    <w:lvl w:ilvl="2" w:tplc="04090005" w:tentative="1">
+      <w:start w:val="1"/>
+      <w:numFmt w:val="bullet"/>
+      <w:lvlText w:val=""/>
+      <w:lvlJc w:val="left"/>
+      <w:pPr>
+        <w:ind w:left="2160" w:hanging="360"/>
+      </w:pPr>
+      <w:rPr>
+        <w:rFonts w:ascii="Wingdings" w:hAnsi="Wingdings" w:hint="default"/>
+      </w:rPr>
+    </w:lvl>
+    <w:lvl w:ilvl="3" w:tplc="04090001" w:tentative="1">
+      <w:start w:val="1"/>
+      <w:numFmt w:val="bullet"/>
+      <w:lvlText w:val=""/>
+      <w:lvlJc w:val="left"/>
+      <w:pPr>
+        <w:ind w:left="2880" w:hanging="360"/>
+      </w:pPr>
+      <w:rPr>
+        <w:rFonts w:ascii="Symbol" w:hAnsi="Symbol" w:hint="default"/>
+      </w:rPr>
+    </w:lvl>
+    <w:lvl w:ilvl="4" w:tplc="04090003" w:tentative="1">
+      <w:start w:val="1"/>
+      <w:numFmt w:val="bullet"/>
+      <w:lvlText w:val="o"/>
+      <w:lvlJc w:val="left"/>
+      <w:pPr>
+        <w:ind w:left="3600" w:hanging="360"/>
+      </w:pPr>
+      <w:rPr>
+        <w:rFonts w:ascii="Courier New" w:hAnsi="Courier New" w:cs="Courier New" w:hint="default"/>
+      </w:rPr>
+    </w:lvl>
+    <w:lvl w:ilvl="5" w:tplc="04090005" w:tentative="1">
+      <w:start w:val="1"/>
+      <w:numFmt w:val="bullet"/>
+      <w:lvlText w:val=""/>
+      <w:lvlJc w:val="left"/>
+      <w:pPr>
+        <w:ind w:left="4320" w:hanging="360"/>
+      </w:pPr>
+      <w:rPr>
+        <w:rFonts w:ascii="Wingdings" w:hAnsi="Wingdings" w:hint="default"/>
+      </w:rPr>
+    </w:lvl>
+    <w:lvl w:ilvl="6" w:tplc="04090001" w:tentative="1">
+      <w:start w:val="1"/>
+      <w:numFmt w:val="bullet"/>
+      <w:lvlText w:val=""/>
+      <w:lvlJc w:val="left"/>
+      <w:pPr>
+        <w:ind w:left="5040" w:hanging="360"/>
+      </w:pPr>
+      <w:rPr>
+        <w:rFonts w:ascii="Symbol" w:hAnsi="Symbol" w:hint="default"/>
+      </w:rPr>
+    </w:lvl>
+    <w:lvl w:ilvl="7" w:tplc="04090003" w:tentative="1">
+      <w:start w:val="1"/>
+      <w:numFmt w:val="bullet"/>
+      <w:lvlText w:val="o"/>
+      <w:lvlJc w:val="left"/>
+      <w:pPr>
+        <w:ind w:left="5760" w:hanging="360"/>
+      </w:pPr>
+      <w:rPr>
+        <w:rFonts w:ascii="Courier New" w:hAnsi="Courier New" w:cs="Courier New" w:hint="default"/>
+      </w:rPr>
+    </w:lvl>
+    <w:lvl w:ilvl="8" w:tplc="04090005" w:tentative="1">
+      <w:start w:val="1"/>
+      <w:numFmt w:val="bullet"/>
+      <w:lvlText w:val=""/>
+      <w:lvlJc w:val="left"/>
+      <w:pPr>
+        <w:ind w:left="6480" w:hanging="360"/>
+      </w:pPr>
+      <w:rPr>
+        <w:rFonts w:ascii="Wingdings" w:hAnsi="Wingdings" w:hint="default"/>
+      </w:rPr>
+    </w:lvl>
+  </w:abstractNum>
+  <w:abstractNum w:abstractNumId="14" w15:restartNumberingAfterBreak="0">
     <w:nsid w:val="5B6B6C5F"/>
     <w:multiLevelType w:val="hybridMultilevel"/>
     <w:tmpl w:val="73AE6AA6"/>
@@ -4373,7 +5161,7 @@
       </w:rPr>
     </w:lvl>
   </w:abstractNum>
-  <w:abstractNum w:abstractNumId="14" w15:restartNumberingAfterBreak="0">
+  <w:abstractNum w:abstractNumId="15" w15:restartNumberingAfterBreak="0">
     <w:nsid w:val="5F300145"/>
     <w:multiLevelType w:val="hybridMultilevel"/>
     <w:tmpl w:val="E1867266"/>
@@ -4486,7 +5274,7 @@
       </w:rPr>
     </w:lvl>
   </w:abstractNum>
-  <w:abstractNum w:abstractNumId="15" w15:restartNumberingAfterBreak="0">
+  <w:abstractNum w:abstractNumId="16" w15:restartNumberingAfterBreak="0">
     <w:nsid w:val="69EF45C7"/>
     <w:multiLevelType w:val="hybridMultilevel"/>
     <w:tmpl w:val="6F0449C8"/>
@@ -4599,7 +5387,7 @@
       </w:rPr>
     </w:lvl>
   </w:abstractNum>
-  <w:abstractNum w:abstractNumId="16" w15:restartNumberingAfterBreak="0">
+  <w:abstractNum w:abstractNumId="17" w15:restartNumberingAfterBreak="0">
     <w:nsid w:val="6B283C3C"/>
     <w:multiLevelType w:val="hybridMultilevel"/>
     <w:tmpl w:val="F964FFD8"/>
@@ -4712,7 +5500,7 @@
       </w:rPr>
     </w:lvl>
   </w:abstractNum>
-  <w:abstractNum w:abstractNumId="17" w15:restartNumberingAfterBreak="0">
+  <w:abstractNum w:abstractNumId="18" w15:restartNumberingAfterBreak="0">
     <w:nsid w:val="6F4758D0"/>
     <w:multiLevelType w:val="hybridMultilevel"/>
     <w:tmpl w:val="C9CE9732"/>
@@ -4825,7 +5613,7 @@
       </w:rPr>
     </w:lvl>
   </w:abstractNum>
-  <w:abstractNum w:abstractNumId="18" w15:restartNumberingAfterBreak="0">
+  <w:abstractNum w:abstractNumId="19" w15:restartNumberingAfterBreak="0">
     <w:nsid w:val="7A7A6E98"/>
     <w:multiLevelType w:val="hybridMultilevel"/>
     <w:tmpl w:val="6F1AA220"/>
@@ -4941,7 +5729,7 @@
     <w:abstractNumId w:val="11"/>
   </w:num>
   <w:num w:numId="2" w16cid:durableId="2015843255">
-    <w:abstractNumId w:val="16"/>
+    <w:abstractNumId w:val="17"/>
   </w:num>
   <w:num w:numId="3" w16cid:durableId="566232749">
     <w:abstractNumId w:val="10"/>
@@ -4953,13 +5741,13 @@
     <w:abstractNumId w:val="2"/>
   </w:num>
   <w:num w:numId="6" w16cid:durableId="2119519656">
-    <w:abstractNumId w:val="14"/>
+    <w:abstractNumId w:val="15"/>
   </w:num>
   <w:num w:numId="7" w16cid:durableId="1370380247">
     <w:abstractNumId w:val="5"/>
   </w:num>
   <w:num w:numId="8" w16cid:durableId="808091315">
-    <w:abstractNumId w:val="18"/>
+    <w:abstractNumId w:val="19"/>
   </w:num>
   <w:num w:numId="9" w16cid:durableId="116223204">
     <w:abstractNumId w:val="7"/>
@@ -4971,7 +5759,7 @@
     <w:abstractNumId w:val="3"/>
   </w:num>
   <w:num w:numId="12" w16cid:durableId="1446001470">
-    <w:abstractNumId w:val="15"/>
+    <w:abstractNumId w:val="16"/>
   </w:num>
   <w:num w:numId="13" w16cid:durableId="706680553">
     <w:abstractNumId w:val="6"/>
@@ -4980,19 +5768,22 @@
     <w:abstractNumId w:val="9"/>
   </w:num>
   <w:num w:numId="15" w16cid:durableId="658459475">
-    <w:abstractNumId w:val="17"/>
+    <w:abstractNumId w:val="18"/>
   </w:num>
   <w:num w:numId="16" w16cid:durableId="1500730833">
     <w:abstractNumId w:val="1"/>
   </w:num>
   <w:num w:numId="17" w16cid:durableId="985360382">
-    <w:abstractNumId w:val="13"/>
+    <w:abstractNumId w:val="14"/>
   </w:num>
   <w:num w:numId="18" w16cid:durableId="685401989">
     <w:abstractNumId w:val="4"/>
   </w:num>
   <w:num w:numId="19" w16cid:durableId="1919514732">
     <w:abstractNumId w:val="0"/>
+  </w:num>
+  <w:num w:numId="20" w16cid:durableId="874777115">
+    <w:abstractNumId w:val="13"/>
   </w:num>
 </w:numbering>
 </file>

--- a/STI/CellularAutomata/Notes.docx
+++ b/STI/CellularAutomata/Notes.docx
@@ -1960,7 +1960,25 @@
             <w:bCs/>
             <w:lang w:val="de-DE"/>
           </w:rPr>
-          <w:t>Sadeghi et al (2012)</w:t>
+          <w:t xml:space="preserve">Sadeghi et al </w:t>
+        </w:r>
+        <w:r>
+          <w:rPr>
+            <w:rStyle w:val="Hyperlink"/>
+            <w:b/>
+            <w:bCs/>
+            <w:lang w:val="de-DE"/>
+          </w:rPr>
+          <w:t>(</w:t>
+        </w:r>
+        <w:r>
+          <w:rPr>
+            <w:rStyle w:val="Hyperlink"/>
+            <w:b/>
+            <w:bCs/>
+            <w:lang w:val="de-DE"/>
+          </w:rPr>
+          <w:t>2012)</w:t>
         </w:r>
         <w:r>
           <w:rPr>
@@ -2080,34 +2098,83 @@
     </w:p>
     <w:p>
       <w:pPr>
-        <w:rPr>
-          <w:lang w:val="de-DE"/>
-        </w:rPr>
-      </w:pPr>
-      <w:r>
-        <w:rPr>
-          <w:lang w:val="de-DE"/>
-        </w:rPr>
-        <w:t>Wie aufgezeigt, gibt es eine Reihe an Ansätzen wie CA im Rauschfilterverfahren miteingebunden werden kann. Ansätze beinhalten:</w:t>
-      </w:r>
-    </w:p>
-    <w:p>
-      <w:pPr>
-        <w:rPr>
-          <w:lang w:val="de-DE"/>
-        </w:rPr>
-      </w:pPr>
-    </w:p>
-    <w:p>
-      <w:pPr>
-        <w:rPr>
-          <w:lang w:val="de-DE"/>
-        </w:rPr>
-      </w:pPr>
-      <w:r>
-        <w:rPr>
-          <w:lang w:val="de-DE"/>
-        </w:rPr>
+        <w:pStyle w:val="ListParagraph"/>
+        <w:numPr>
+          <w:ilvl w:val="0"/>
+          <w:numId w:val="20"/>
+        </w:numPr>
+        <w:rPr>
+          <w:b/>
+          <w:bCs/>
+        </w:rPr>
+      </w:pPr>
+      <w:r>
+        <w:rPr>
+          <w:b/>
+          <w:bCs/>
+        </w:rPr>
+        <w:t>Mean Filter</w:t>
+      </w:r>
+      <w:r>
+        <w:rPr>
+          <w:b/>
+          <w:bCs/>
+        </w:rPr>
+        <w:t xml:space="preserve">: </w:t>
+      </w:r>
+      <w:hyperlink r:id="rId13" w:history="1">
+        <w:r>
+          <w:rPr>
+            <w:rStyle w:val="Hyperlink"/>
+            <w:b/>
+            <w:bCs/>
+          </w:rPr>
+          <w:t>https://homepages.inf.ed.ac.uk/rbf/HIPR2/mean.htm</w:t>
+        </w:r>
+      </w:hyperlink>
+    </w:p>
+    <w:p>
+      <w:pPr>
+        <w:pStyle w:val="ListParagraph"/>
+        <w:numPr>
+          <w:ilvl w:val="0"/>
+          <w:numId w:val="20"/>
+        </w:numPr>
+        <w:rPr>
+          <w:b/>
+          <w:bCs/>
+        </w:rPr>
+      </w:pPr>
+      <w:r>
+        <w:rPr>
+          <w:b/>
+          <w:bCs/>
+        </w:rPr>
+        <w:t xml:space="preserve">Median Filter: </w:t>
+      </w:r>
+      <w:r>
+        <w:rPr>
+          <w:b/>
+          <w:bCs/>
+        </w:rPr>
+        <w:t>https://homepages.inf.ed.ac.uk/rbf/HIPR2/median.htm</w:t>
+      </w:r>
+    </w:p>
+    <w:p>
+      <w:r>
+        <w:rPr>
+          <w:lang w:val="de-DE"/>
+        </w:rPr>
+        <w:t xml:space="preserve">Wie aufgezeigt, gibt es eine Reihe an Ansätzen wie CA im Rauschfilterverfahren miteingebunden werden kann. </w:t>
+      </w:r>
+      <w:r>
+        <w:t>Ansätze beinhalten:</w:t>
+      </w:r>
+    </w:p>
+    <w:p/>
+    <w:p>
+      <w:r>
+        <w:lastRenderedPageBreak/>
         <w:br w:type="page"/>
       </w:r>
     </w:p>
@@ -2686,9 +2753,145 @@
       <w:bookmarkStart w:id="9" w:name="_Qadir_et_al"/>
       <w:bookmarkStart w:id="10" w:name="_Sahin_et_al"/>
       <w:bookmarkStart w:id="11" w:name="_Toc232764938"/>
+      <w:bookmarkStart w:id="12" w:name="_Toc232764937"/>
       <w:bookmarkEnd w:id="8"/>
       <w:bookmarkEnd w:id="9"/>
       <w:bookmarkEnd w:id="10"/>
+      <w:r>
+        <w:t>Sadeghi et al (2012) – An efficient method for Impulse Noise reduction from images using fuzzy CA</w:t>
+      </w:r>
+      <w:bookmarkEnd w:id="12"/>
+    </w:p>
+    <w:p>
+      <w:r>
+        <w:rPr>
+          <w:b/>
+          <w:bCs/>
+        </w:rPr>
+        <w:t xml:space="preserve">Method: </w:t>
+      </w:r>
+      <w:r>
+        <w:t>detection of noisy pixels via CA and replacement via Fuzzy CA (FCA)</w:t>
+      </w:r>
+    </w:p>
+    <w:p>
+      <w:pPr>
+        <w:pStyle w:val="ListParagraph"/>
+        <w:numPr>
+          <w:ilvl w:val="0"/>
+          <w:numId w:val="13"/>
+        </w:numPr>
+      </w:pPr>
+      <w:r>
+        <w:t>Tests up to 80%</w:t>
+      </w:r>
+    </w:p>
+    <w:p>
+      <w:pPr>
+        <w:pStyle w:val="ListParagraph"/>
+        <w:numPr>
+          <w:ilvl w:val="0"/>
+          <w:numId w:val="13"/>
+        </w:numPr>
+      </w:pPr>
+      <w:r>
+        <w:t xml:space="preserve">Uses </w:t>
+      </w:r>
+      <w:r>
+        <w:rPr>
+          <w:b/>
+          <w:bCs/>
+        </w:rPr>
+        <w:t>PSNR</w:t>
+      </w:r>
+      <w:r>
+        <w:rPr>
+          <w:b/>
+          <w:bCs/>
+        </w:rPr>
+        <w:t xml:space="preserve"> </w:t>
+      </w:r>
+      <w:r>
+        <w:t xml:space="preserve">and </w:t>
+      </w:r>
+      <w:r>
+        <w:rPr>
+          <w:b/>
+          <w:bCs/>
+        </w:rPr>
+        <w:t>MSE</w:t>
+      </w:r>
+    </w:p>
+    <w:p>
+      <w:pPr>
+        <w:pStyle w:val="Heading1"/>
+      </w:pPr>
+      <w:r>
+        <w:t>Rosin (2010) – Image Processing using 3 State CA</w:t>
+      </w:r>
+    </w:p>
+    <w:p>
+      <w:r>
+        <w:rPr>
+          <w:b/>
+          <w:bCs/>
+        </w:rPr>
+        <w:t xml:space="preserve">Method: </w:t>
+      </w:r>
+      <w:r>
+        <w:t>uses sequential floating forward search to train CA filter</w:t>
+      </w:r>
+    </w:p>
+    <w:p>
+      <w:pPr>
+        <w:pStyle w:val="ListParagraph"/>
+        <w:numPr>
+          <w:ilvl w:val="0"/>
+          <w:numId w:val="11"/>
+        </w:numPr>
+      </w:pPr>
+      <w:r>
+        <w:t>Runs through a whole list of image processing tasks, not just noise filtering</w:t>
+      </w:r>
+    </w:p>
+    <w:p>
+      <w:pPr>
+        <w:pStyle w:val="ListParagraph"/>
+        <w:numPr>
+          <w:ilvl w:val="0"/>
+          <w:numId w:val="11"/>
+        </w:numPr>
+      </w:pPr>
+      <w:r>
+        <w:t>Very rigid application of CA, defines all possible rules</w:t>
+      </w:r>
+    </w:p>
+    <w:p>
+      <w:pPr>
+        <w:pStyle w:val="ListParagraph"/>
+        <w:numPr>
+          <w:ilvl w:val="0"/>
+          <w:numId w:val="11"/>
+        </w:numPr>
+      </w:pPr>
+      <w:r>
+        <w:t>Used root mean squared error (</w:t>
+      </w:r>
+      <w:r>
+        <w:rPr>
+          <w:b/>
+          <w:bCs/>
+        </w:rPr>
+        <w:t>RMSE</w:t>
+      </w:r>
+      <w:r>
+        <w:t>)</w:t>
+      </w:r>
+    </w:p>
+    <w:p>
+      <w:pPr>
+        <w:pStyle w:val="Heading1"/>
+      </w:pPr>
       <w:r>
         <w:t>Sahin et al</w:t>
       </w:r>
@@ -2785,80 +2988,10 @@
       <w:pPr>
         <w:pStyle w:val="Heading1"/>
       </w:pPr>
-      <w:bookmarkStart w:id="12" w:name="_Selvapeter_and_Hordijk"/>
-      <w:bookmarkStart w:id="13" w:name="_Toc232764937"/>
+      <w:bookmarkStart w:id="13" w:name="_Selvapeter_and_Hordijk"/>
       <w:bookmarkStart w:id="14" w:name="_Toc232764939"/>
-      <w:bookmarkEnd w:id="12"/>
-      <w:r>
-        <w:t>Sadeghi et al (2012) – An efficient method for Impulse Noise reduction from images using fuzzy CA</w:t>
-      </w:r>
+      <w:bookmarkStart w:id="15" w:name="_Toc232764935"/>
       <w:bookmarkEnd w:id="13"/>
-    </w:p>
-    <w:p>
-      <w:r>
-        <w:rPr>
-          <w:b/>
-          <w:bCs/>
-        </w:rPr>
-        <w:t xml:space="preserve">Method: </w:t>
-      </w:r>
-      <w:r>
-        <w:t>detection of noisy pixels via CA and replacement via Fuzzy CA (FCA)</w:t>
-      </w:r>
-    </w:p>
-    <w:p>
-      <w:pPr>
-        <w:pStyle w:val="ListParagraph"/>
-        <w:numPr>
-          <w:ilvl w:val="0"/>
-          <w:numId w:val="13"/>
-        </w:numPr>
-      </w:pPr>
-      <w:r>
-        <w:t>Tests up to 80%</w:t>
-      </w:r>
-    </w:p>
-    <w:p>
-      <w:pPr>
-        <w:pStyle w:val="ListParagraph"/>
-        <w:numPr>
-          <w:ilvl w:val="0"/>
-          <w:numId w:val="13"/>
-        </w:numPr>
-      </w:pPr>
-      <w:r>
-        <w:t xml:space="preserve">Uses </w:t>
-      </w:r>
-      <w:r>
-        <w:rPr>
-          <w:b/>
-          <w:bCs/>
-        </w:rPr>
-        <w:t>PSNR</w:t>
-      </w:r>
-      <w:r>
-        <w:rPr>
-          <w:b/>
-          <w:bCs/>
-        </w:rPr>
-        <w:t xml:space="preserve"> </w:t>
-      </w:r>
-      <w:r>
-        <w:t xml:space="preserve">and </w:t>
-      </w:r>
-      <w:r>
-        <w:rPr>
-          <w:b/>
-          <w:bCs/>
-        </w:rPr>
-        <w:t>MSE</w:t>
-      </w:r>
-    </w:p>
-    <w:p>
-      <w:pPr>
-        <w:pStyle w:val="Heading1"/>
-      </w:pPr>
-      <w:bookmarkStart w:id="15" w:name="_Toc232764935"/>
       <w:r>
         <w:t>Hsu et al (2011) – SPN Reduction by CA</w:t>
       </w:r>
@@ -2925,6 +3058,7 @@
           <w:b/>
           <w:bCs/>
         </w:rPr>
+        <w:lastRenderedPageBreak/>
         <w:t xml:space="preserve">Comparison with: </w:t>
       </w:r>
       <w:r>
@@ -2935,75 +3069,8 @@
       <w:pPr>
         <w:pStyle w:val="Heading1"/>
       </w:pPr>
-      <w:r>
-        <w:t>Rosin (2010) – Image Processing using 3 State CA</w:t>
-      </w:r>
+      <w:bookmarkStart w:id="16" w:name="_Toc232764934"/>
       <w:bookmarkEnd w:id="15"/>
-    </w:p>
-    <w:p>
-      <w:r>
-        <w:rPr>
-          <w:b/>
-          <w:bCs/>
-        </w:rPr>
-        <w:t xml:space="preserve">Method: </w:t>
-      </w:r>
-      <w:r>
-        <w:t>uses sequential floating forward search to train CA filter</w:t>
-      </w:r>
-    </w:p>
-    <w:p>
-      <w:pPr>
-        <w:pStyle w:val="ListParagraph"/>
-        <w:numPr>
-          <w:ilvl w:val="0"/>
-          <w:numId w:val="11"/>
-        </w:numPr>
-      </w:pPr>
-      <w:r>
-        <w:t>Runs through a whole list of image processing tasks, not just noise filtering</w:t>
-      </w:r>
-    </w:p>
-    <w:p>
-      <w:pPr>
-        <w:pStyle w:val="ListParagraph"/>
-        <w:numPr>
-          <w:ilvl w:val="0"/>
-          <w:numId w:val="11"/>
-        </w:numPr>
-      </w:pPr>
-      <w:r>
-        <w:lastRenderedPageBreak/>
-        <w:t>Very rigid application of CA, defines all possible rules</w:t>
-      </w:r>
-    </w:p>
-    <w:p>
-      <w:pPr>
-        <w:pStyle w:val="ListParagraph"/>
-        <w:numPr>
-          <w:ilvl w:val="0"/>
-          <w:numId w:val="11"/>
-        </w:numPr>
-      </w:pPr>
-      <w:r>
-        <w:t>Used root mean squared error (</w:t>
-      </w:r>
-      <w:r>
-        <w:rPr>
-          <w:b/>
-          <w:bCs/>
-        </w:rPr>
-        <w:t>RMSE</w:t>
-      </w:r>
-      <w:r>
-        <w:t>)</w:t>
-      </w:r>
-    </w:p>
-    <w:p>
-      <w:pPr>
-        <w:pStyle w:val="Heading1"/>
-      </w:pPr>
-      <w:bookmarkStart w:id="16" w:name="_Toc232764934"/>
       <w:r>
         <w:t>Qadir et al (2010) – CA based Identification and Removal of Impulse Noise from Corrupted Images</w:t>
       </w:r>
@@ -3444,16 +3511,6 @@
         <w:t>PSNR</w:t>
       </w:r>
     </w:p>
-    <w:p/>
-    <w:p>
-      <w:pPr>
-        <w:pStyle w:val="Heading1"/>
-      </w:pPr>
-      <w:r>
-        <w:t>Thomas (2000) – Bachelor, Evolution of CA for Image Processing</w:t>
-      </w:r>
-    </w:p>
-    <w:p/>
     <w:sectPr>
       <w:pgSz w:w="12240" w:h="15840"/>
       <w:pgMar w:top="1440" w:right="1440" w:bottom="1440" w:left="1440" w:header="720" w:footer="720" w:gutter="0"/>

--- a/STI/CellularAutomata/Notes.docx
+++ b/STI/CellularAutomata/Notes.docx
@@ -1947,12 +1947,75 @@
           <w:numId w:val="20"/>
         </w:numPr>
         <w:rPr>
+          <w:lang w:val="de-DE"/>
+        </w:rPr>
+      </w:pPr>
+      <w:hyperlink r:id="rId10" w:history="1">
+        <w:r>
+          <w:rPr>
+            <w:rStyle w:val="Hyperlink"/>
+            <w:lang w:val="de-DE"/>
+          </w:rPr>
+          <w:t>Angulo-Sogamoso et al (2019)</w:t>
+        </w:r>
+      </w:hyperlink>
+      <w:r>
+        <w:rPr>
+          <w:lang w:val="de-DE"/>
+        </w:rPr>
+        <w:t>:</w:t>
+      </w:r>
+      <w:r>
+        <w:rPr>
+          <w:lang w:val="de-DE"/>
+        </w:rPr>
+        <w:t xml:space="preserve"> </w:t>
+      </w:r>
+      <w:r>
+        <w:rPr>
+          <w:lang w:val="de-DE"/>
+        </w:rPr>
+        <w:t xml:space="preserve">nutzt CA Logik mit Moore, </w:t>
+      </w:r>
+      <w:r>
+        <w:rPr>
+          <w:lang w:val="de-DE"/>
+        </w:rPr>
+        <w:t>identifiziert korruptes Pixel</w:t>
+      </w:r>
+      <w:r>
+        <w:rPr>
+          <w:lang w:val="de-DE"/>
+        </w:rPr>
+        <w:t xml:space="preserve">, </w:t>
+      </w:r>
+      <w:r>
+        <w:rPr>
+          <w:lang w:val="de-DE"/>
+        </w:rPr>
+        <w:t>betrachtet Moore Nachbarschaft, falls alle Pixel korrupt, erweitert Nachbarschaftdistanz</w:t>
+      </w:r>
+      <w:r>
+        <w:rPr>
+          <w:lang w:val="de-DE"/>
+        </w:rPr>
+        <w:t xml:space="preserve"> (adaptiv)</w:t>
+      </w:r>
+    </w:p>
+    <w:p>
+      <w:pPr>
+        <w:pStyle w:val="ListParagraph"/>
+        <w:numPr>
+          <w:ilvl w:val="0"/>
+          <w:numId w:val="20"/>
+        </w:numPr>
+        <w:rPr>
           <w:b/>
           <w:bCs/>
           <w:lang w:val="de-DE"/>
         </w:rPr>
       </w:pPr>
-      <w:hyperlink r:id="rId10" w:history="1">
+      <w:hyperlink r:id="rId11" w:history="1">
         <w:r>
           <w:rPr>
             <w:rStyle w:val="Hyperlink"/>
@@ -2008,7 +2071,7 @@
           <w:lang w:val="de-DE"/>
         </w:rPr>
       </w:pPr>
-      <w:hyperlink r:id="rId11" w:history="1">
+      <w:hyperlink r:id="rId12" w:history="1">
         <w:r>
           <w:rPr>
             <w:rStyle w:val="Hyperlink"/>
@@ -2052,7 +2115,7 @@
           <w:lang w:val="de-DE"/>
         </w:rPr>
       </w:pPr>
-      <w:hyperlink r:id="rId12" w:history="1">
+      <w:hyperlink r:id="rId13" w:history="1">
         <w:r>
           <w:rPr>
             <w:rStyle w:val="Hyperlink"/>
@@ -2122,7 +2185,7 @@
         </w:rPr>
         <w:t xml:space="preserve">: </w:t>
       </w:r>
-      <w:hyperlink r:id="rId13" w:history="1">
+      <w:hyperlink r:id="rId14" w:history="1">
         <w:r>
           <w:rPr>
             <w:rStyle w:val="Hyperlink"/>
@@ -2152,19 +2215,23 @@
         </w:rPr>
         <w:t xml:space="preserve">Median Filter: </w:t>
       </w:r>
-      <w:r>
-        <w:rPr>
-          <w:b/>
-          <w:bCs/>
-        </w:rPr>
-        <w:t>https://homepages.inf.ed.ac.uk/rbf/HIPR2/median.htm</w:t>
-      </w:r>
-    </w:p>
-    <w:p>
-      <w:r>
-        <w:rPr>
-          <w:lang w:val="de-DE"/>
-        </w:rPr>
+      <w:hyperlink r:id="rId15" w:history="1">
+        <w:r>
+          <w:rPr>
+            <w:rStyle w:val="Hyperlink"/>
+            <w:b/>
+            <w:bCs/>
+          </w:rPr>
+          <w:t>https://homepages.inf.ed.ac.uk/rbf/HIPR2/median.htm</w:t>
+        </w:r>
+      </w:hyperlink>
+    </w:p>
+    <w:p>
+      <w:r>
+        <w:rPr>
+          <w:lang w:val="de-DE"/>
+        </w:rPr>
+        <w:lastRenderedPageBreak/>
         <w:t xml:space="preserve">Wie aufgezeigt, gibt es eine Reihe an Ansätzen wie CA im Rauschfilterverfahren miteingebunden werden kann. </w:t>
       </w:r>
       <w:r>
@@ -2173,10 +2240,11 @@
     </w:p>
     <w:p/>
     <w:p>
-      <w:r>
-        <w:lastRenderedPageBreak/>
-        <w:br w:type="page"/>
-      </w:r>
+      <w:pPr>
+        <w:rPr>
+          <w:lang w:val="de-DE"/>
+        </w:rPr>
+      </w:pPr>
     </w:p>
     <w:p>
       <w:pPr>
@@ -2185,7 +2253,6 @@
       <w:bookmarkStart w:id="2" w:name="_Toc232764930"/>
       <w:bookmarkStart w:id="3" w:name="_Toc232764926"/>
       <w:r>
-        <w:lastRenderedPageBreak/>
         <w:t>Kong and Choi (2026) – CA based Method for SPN Removal in Images</w:t>
       </w:r>
       <w:bookmarkEnd w:id="2"/>
@@ -2503,6 +2570,7 @@
           <w:b/>
           <w:bCs/>
         </w:rPr>
+        <w:lastRenderedPageBreak/>
         <w:t>Method</w:t>
       </w:r>
       <w:r>
@@ -2582,7 +2650,6 @@
         </w:numPr>
       </w:pPr>
       <w:r>
-        <w:lastRenderedPageBreak/>
         <w:t xml:space="preserve">Uses </w:t>
       </w:r>
       <w:r>
@@ -2986,6 +3053,33 @@
     </w:p>
     <w:p>
       <w:pPr>
+        <w:pStyle w:val="ListParagraph"/>
+        <w:numPr>
+          <w:ilvl w:val="0"/>
+          <w:numId w:val="15"/>
+        </w:numPr>
+        <w:rPr>
+          <w:lang w:val="de-DE"/>
+        </w:rPr>
+      </w:pPr>
+      <w:hyperlink r:id="rId16" w:history="1">
+        <w:r>
+          <w:rPr>
+            <w:rStyle w:val="Hyperlink"/>
+            <w:lang w:val="de-DE"/>
+          </w:rPr>
+          <w:t>Sahin et al (2013)</w:t>
+        </w:r>
+      </w:hyperlink>
+      <w:r>
+        <w:rPr>
+          <w:lang w:val="de-DE"/>
+        </w:rPr>
+        <w:t>: identifiziert korruptes Pixel über Min/Max im Window (Moore), nimmt Min =/= 0 und Max =/= 255 und teilt allen anderen Pixeln einen Zugehörigkeitesgrad (membership degree) basieren auf Gaußsche Verteilung zu und berechnet basierend darauf den Pixelwert</w:t>
+      </w:r>
+    </w:p>
+    <w:p>
+      <w:pPr>
         <w:pStyle w:val="Heading1"/>
       </w:pPr>
       <w:bookmarkStart w:id="13" w:name="_Selvapeter_and_Hordijk"/>
@@ -3058,7 +3152,6 @@
           <w:b/>
           <w:bCs/>
         </w:rPr>
-        <w:lastRenderedPageBreak/>
         <w:t xml:space="preserve">Comparison with: </w:t>
       </w:r>
       <w:r>
@@ -3326,6 +3419,7 @@
           <w:b/>
           <w:bCs/>
         </w:rPr>
+        <w:lastRenderedPageBreak/>
         <w:t xml:space="preserve">Method: </w:t>
       </w:r>
       <w:r>
@@ -3410,7 +3504,6 @@
         </w:numPr>
       </w:pPr>
       <w:r>
-        <w:lastRenderedPageBreak/>
         <w:t>Questionable algorithm</w:t>
       </w:r>
     </w:p>

--- a/STI/CellularAutomata/Notes.docx
+++ b/STI/CellularAutomata/Notes.docx
@@ -1956,7 +1956,21 @@
             <w:rStyle w:val="Hyperlink"/>
             <w:lang w:val="de-DE"/>
           </w:rPr>
-          <w:t>Angulo-Sogamoso et al (2019)</w:t>
+          <w:t>Angulo-Sogamoso et al</w:t>
+        </w:r>
+        <w:r>
+          <w:rPr>
+            <w:rStyle w:val="Hyperlink"/>
+            <w:lang w:val="de-DE"/>
+          </w:rPr>
+          <w:t xml:space="preserve"> </w:t>
+        </w:r>
+        <w:r>
+          <w:rPr>
+            <w:rStyle w:val="Hyperlink"/>
+            <w:lang w:val="de-DE"/>
+          </w:rPr>
+          <w:t>(2019)</w:t>
         </w:r>
       </w:hyperlink>
       <w:r>
@@ -2023,25 +2037,7 @@
             <w:bCs/>
             <w:lang w:val="de-DE"/>
           </w:rPr>
-          <w:t xml:space="preserve">Sadeghi et al </w:t>
-        </w:r>
-        <w:r>
-          <w:rPr>
-            <w:rStyle w:val="Hyperlink"/>
-            <w:b/>
-            <w:bCs/>
-            <w:lang w:val="de-DE"/>
-          </w:rPr>
-          <w:t>(</w:t>
-        </w:r>
-        <w:r>
-          <w:rPr>
-            <w:rStyle w:val="Hyperlink"/>
-            <w:b/>
-            <w:bCs/>
-            <w:lang w:val="de-DE"/>
-          </w:rPr>
-          <w:t>2012)</w:t>
+          <w:t>Sadeghi et al (2012)</w:t>
         </w:r>
         <w:r>
           <w:rPr>
@@ -2101,6 +2097,20 @@
         </w:rPr>
         <w:t>rainieren, nutzt die strikteste Implementierung von einem CA-basierten Filter, indem alle möglichen Nachbarschaftskonstellationen definiert und dann während der Anwendung bewertet werden</w:t>
       </w:r>
+      <w:r>
+        <w:rPr>
+          <w:lang w:val="de-DE"/>
+        </w:rPr>
+        <w:t xml:space="preserve">, </w:t>
+      </w:r>
+      <w:r>
+        <w:rPr>
+          <w:b/>
+          <w:bCs/>
+          <w:lang w:val="de-DE"/>
+        </w:rPr>
+        <w:t>vllt zu komplex zum Vergleich und sehr viel anders als alle anderen Ansätze</w:t>
+      </w:r>
     </w:p>
     <w:p>
       <w:pPr>
@@ -2239,13 +2249,7 @@
       </w:r>
     </w:p>
     <w:p/>
-    <w:p>
-      <w:pPr>
-        <w:rPr>
-          <w:lang w:val="de-DE"/>
-        </w:rPr>
-      </w:pPr>
-    </w:p>
+    <w:p/>
     <w:p>
       <w:pPr>
         <w:pStyle w:val="Heading1"/>
@@ -2817,17 +2821,117 @@
       <w:pPr>
         <w:pStyle w:val="Heading1"/>
       </w:pPr>
+      <w:r>
+        <w:t xml:space="preserve">Angulo-Sogamoso et al (2019) </w:t>
+      </w:r>
+      <w:r>
+        <w:t>–</w:t>
+      </w:r>
+      <w:r>
+        <w:t xml:space="preserve"> </w:t>
+      </w:r>
+      <w:r>
+        <w:t xml:space="preserve">Algo </w:t>
+      </w:r>
+      <w:r>
+        <w:t>based on CA to Elimin Noise</w:t>
+      </w:r>
+    </w:p>
+    <w:p>
+      <w:pPr>
+        <w:rPr>
+          <w:lang w:val="de-DE"/>
+        </w:rPr>
+      </w:pPr>
+      <w:r>
+        <w:rPr>
+          <w:b/>
+          <w:bCs/>
+          <w:lang w:val="de-DE"/>
+        </w:rPr>
+        <w:t xml:space="preserve">Method: </w:t>
+      </w:r>
+      <w:r>
+        <w:rPr>
+          <w:lang w:val="de-DE"/>
+        </w:rPr>
+        <w:t>nutzt CA Logik mit Moore, identifiziert korruptes Pixel, betrachtet Moore Nachbarschaft, falls alle Pixel korrupt, erweitert Nachbarschaftdistanz (adaptiv)</w:t>
+      </w:r>
+    </w:p>
+    <w:p>
+      <w:pPr>
+        <w:pStyle w:val="ListParagraph"/>
+        <w:numPr>
+          <w:ilvl w:val="0"/>
+          <w:numId w:val="21"/>
+        </w:numPr>
+        <w:rPr>
+          <w:b/>
+          <w:bCs/>
+        </w:rPr>
+      </w:pPr>
+      <w:r>
+        <w:t>Compares algorithm with two o</w:t>
+      </w:r>
+      <w:r>
+        <w:t>thers</w:t>
+      </w:r>
+    </w:p>
+    <w:p>
+      <w:pPr>
+        <w:pStyle w:val="ListParagraph"/>
+        <w:numPr>
+          <w:ilvl w:val="0"/>
+          <w:numId w:val="21"/>
+        </w:numPr>
+        <w:rPr>
+          <w:b/>
+          <w:bCs/>
+        </w:rPr>
+      </w:pPr>
+      <w:r>
+        <w:t>Tested between 10% and 90% noise (10% increment)</w:t>
+      </w:r>
+    </w:p>
+    <w:p>
+      <w:pPr>
+        <w:pStyle w:val="ListParagraph"/>
+        <w:numPr>
+          <w:ilvl w:val="0"/>
+          <w:numId w:val="21"/>
+        </w:numPr>
+        <w:rPr>
+          <w:b/>
+          <w:bCs/>
+        </w:rPr>
+      </w:pPr>
+      <w:r>
+        <w:t xml:space="preserve">Used </w:t>
+      </w:r>
+      <w:r>
+        <w:rPr>
+          <w:b/>
+          <w:bCs/>
+        </w:rPr>
+        <w:t>SSIM</w:t>
+      </w:r>
+    </w:p>
+    <w:p/>
+    <w:p>
+      <w:pPr>
+        <w:pStyle w:val="Heading1"/>
+      </w:pPr>
       <w:bookmarkStart w:id="9" w:name="_Qadir_et_al"/>
       <w:bookmarkStart w:id="10" w:name="_Sahin_et_al"/>
-      <w:bookmarkStart w:id="11" w:name="_Toc232764938"/>
-      <w:bookmarkStart w:id="12" w:name="_Toc232764937"/>
+      <w:bookmarkStart w:id="11" w:name="_Toc232764937"/>
+      <w:bookmarkStart w:id="12" w:name="_Toc232764938"/>
       <w:bookmarkEnd w:id="8"/>
       <w:bookmarkEnd w:id="9"/>
       <w:bookmarkEnd w:id="10"/>
       <w:r>
         <w:t>Sadeghi et al (2012) – An efficient method for Impulse Noise reduction from images using fuzzy CA</w:t>
       </w:r>
-      <w:bookmarkEnd w:id="12"/>
+      <w:bookmarkEnd w:id="11"/>
     </w:p>
     <w:p>
       <w:r>
@@ -2960,6 +3064,7 @@
         <w:pStyle w:val="Heading1"/>
       </w:pPr>
       <w:r>
+        <w:lastRenderedPageBreak/>
         <w:t>Sahin et al</w:t>
       </w:r>
       <w:r>
@@ -2968,7 +3073,7 @@
       <w:r>
         <w:t xml:space="preserve"> – SPN filtering with FCA</w:t>
       </w:r>
-      <w:bookmarkEnd w:id="11"/>
+      <w:bookmarkEnd w:id="12"/>
     </w:p>
     <w:p>
       <w:r>
@@ -3083,8 +3188,8 @@
         <w:pStyle w:val="Heading1"/>
       </w:pPr>
       <w:bookmarkStart w:id="13" w:name="_Selvapeter_and_Hordijk"/>
-      <w:bookmarkStart w:id="14" w:name="_Toc232764939"/>
-      <w:bookmarkStart w:id="15" w:name="_Toc232764935"/>
+      <w:bookmarkStart w:id="14" w:name="_Toc232764935"/>
+      <w:bookmarkStart w:id="15" w:name="_Toc232764939"/>
       <w:bookmarkEnd w:id="13"/>
       <w:r>
         <w:t>Hsu et al (2011) – SPN Reduction by CA</w:t>
@@ -3163,7 +3268,7 @@
         <w:pStyle w:val="Heading1"/>
       </w:pPr>
       <w:bookmarkStart w:id="16" w:name="_Toc232764934"/>
-      <w:bookmarkEnd w:id="15"/>
+      <w:bookmarkEnd w:id="14"/>
       <w:r>
         <w:t>Qadir et al (2010) – CA based Identification and Removal of Impulse Noise from Corrupted Images</w:t>
       </w:r>
@@ -3258,7 +3363,7 @@
       <w:r>
         <w:t>CA for Image Noise Filtering</w:t>
       </w:r>
-      <w:bookmarkEnd w:id="14"/>
+      <w:bookmarkEnd w:id="15"/>
     </w:p>
     <w:p>
       <w:r>
@@ -3378,6 +3483,7 @@
         <w:pStyle w:val="Heading1"/>
       </w:pPr>
       <w:r>
+        <w:lastRenderedPageBreak/>
         <w:t xml:space="preserve">Chan et al (2005) </w:t>
       </w:r>
       <w:r>
@@ -3419,7 +3525,6 @@
           <w:b/>
           <w:bCs/>
         </w:rPr>
-        <w:lastRenderedPageBreak/>
         <w:t xml:space="preserve">Method: </w:t>
       </w:r>
       <w:r>
@@ -5764,6 +5869,119 @@
     </w:lvl>
   </w:abstractNum>
   <w:abstractNum w:abstractNumId="19" w15:restartNumberingAfterBreak="0">
+    <w:nsid w:val="7A3F280E"/>
+    <w:multiLevelType w:val="hybridMultilevel"/>
+    <w:tmpl w:val="99E0B848"/>
+    <w:lvl w:ilvl="0" w:tplc="04090001">
+      <w:start w:val="1"/>
+      <w:numFmt w:val="bullet"/>
+      <w:lvlText w:val=""/>
+      <w:lvlJc w:val="left"/>
+      <w:pPr>
+        <w:ind w:left="720" w:hanging="360"/>
+      </w:pPr>
+      <w:rPr>
+        <w:rFonts w:ascii="Symbol" w:hAnsi="Symbol" w:hint="default"/>
+      </w:rPr>
+    </w:lvl>
+    <w:lvl w:ilvl="1" w:tplc="04090003" w:tentative="1">
+      <w:start w:val="1"/>
+      <w:numFmt w:val="bullet"/>
+      <w:lvlText w:val="o"/>
+      <w:lvlJc w:val="left"/>
+      <w:pPr>
+        <w:ind w:left="1440" w:hanging="360"/>
+      </w:pPr>
+      <w:rPr>
+        <w:rFonts w:ascii="Courier New" w:hAnsi="Courier New" w:cs="Courier New" w:hint="default"/>
+      </w:rPr>
+    </w:lvl>
+    <w:lvl w:ilvl="2" w:tplc="04090005" w:tentative="1">
+      <w:start w:val="1"/>
+      <w:numFmt w:val="bullet"/>
+      <w:lvlText w:val=""/>
+      <w:lvlJc w:val="left"/>
+      <w:pPr>
+        <w:ind w:left="2160" w:hanging="360"/>
+      </w:pPr>
+      <w:rPr>
+        <w:rFonts w:ascii="Wingdings" w:hAnsi="Wingdings" w:hint="default"/>
+      </w:rPr>
+    </w:lvl>
+    <w:lvl w:ilvl="3" w:tplc="04090001" w:tentative="1">
+      <w:start w:val="1"/>
+      <w:numFmt w:val="bullet"/>
+      <w:lvlText w:val=""/>
+      <w:lvlJc w:val="left"/>
+      <w:pPr>
+        <w:ind w:left="2880" w:hanging="360"/>
+      </w:pPr>
+      <w:rPr>
+        <w:rFonts w:ascii="Symbol" w:hAnsi="Symbol" w:hint="default"/>
+      </w:rPr>
+    </w:lvl>
+    <w:lvl w:ilvl="4" w:tplc="04090003" w:tentative="1">
+      <w:start w:val="1"/>
+      <w:numFmt w:val="bullet"/>
+      <w:lvlText w:val="o"/>
+      <w:lvlJc w:val="left"/>
+      <w:pPr>
+        <w:ind w:left="3600" w:hanging="360"/>
+      </w:pPr>
+      <w:rPr>
+        <w:rFonts w:ascii="Courier New" w:hAnsi="Courier New" w:cs="Courier New" w:hint="default"/>
+      </w:rPr>
+    </w:lvl>
+    <w:lvl w:ilvl="5" w:tplc="04090005" w:tentative="1">
+      <w:start w:val="1"/>
+      <w:numFmt w:val="bullet"/>
+      <w:lvlText w:val=""/>
+      <w:lvlJc w:val="left"/>
+      <w:pPr>
+        <w:ind w:left="4320" w:hanging="360"/>
+      </w:pPr>
+      <w:rPr>
+        <w:rFonts w:ascii="Wingdings" w:hAnsi="Wingdings" w:hint="default"/>
+      </w:rPr>
+    </w:lvl>
+    <w:lvl w:ilvl="6" w:tplc="04090001" w:tentative="1">
+      <w:start w:val="1"/>
+      <w:numFmt w:val="bullet"/>
+      <w:lvlText w:val=""/>
+      <w:lvlJc w:val="left"/>
+      <w:pPr>
+        <w:ind w:left="5040" w:hanging="360"/>
+      </w:pPr>
+      <w:rPr>
+        <w:rFonts w:ascii="Symbol" w:hAnsi="Symbol" w:hint="default"/>
+      </w:rPr>
+    </w:lvl>
+    <w:lvl w:ilvl="7" w:tplc="04090003" w:tentative="1">
+      <w:start w:val="1"/>
+      <w:numFmt w:val="bullet"/>
+      <w:lvlText w:val="o"/>
+      <w:lvlJc w:val="left"/>
+      <w:pPr>
+        <w:ind w:left="5760" w:hanging="360"/>
+      </w:pPr>
+      <w:rPr>
+        <w:rFonts w:ascii="Courier New" w:hAnsi="Courier New" w:cs="Courier New" w:hint="default"/>
+      </w:rPr>
+    </w:lvl>
+    <w:lvl w:ilvl="8" w:tplc="04090005" w:tentative="1">
+      <w:start w:val="1"/>
+      <w:numFmt w:val="bullet"/>
+      <w:lvlText w:val=""/>
+      <w:lvlJc w:val="left"/>
+      <w:pPr>
+        <w:ind w:left="6480" w:hanging="360"/>
+      </w:pPr>
+      <w:rPr>
+        <w:rFonts w:ascii="Wingdings" w:hAnsi="Wingdings" w:hint="default"/>
+      </w:rPr>
+    </w:lvl>
+  </w:abstractNum>
+  <w:abstractNum w:abstractNumId="20" w15:restartNumberingAfterBreak="0">
     <w:nsid w:val="7A7A6E98"/>
     <w:multiLevelType w:val="hybridMultilevel"/>
     <w:tmpl w:val="6F1AA220"/>
@@ -5897,7 +6115,7 @@
     <w:abstractNumId w:val="5"/>
   </w:num>
   <w:num w:numId="8" w16cid:durableId="808091315">
-    <w:abstractNumId w:val="19"/>
+    <w:abstractNumId w:val="20"/>
   </w:num>
   <w:num w:numId="9" w16cid:durableId="116223204">
     <w:abstractNumId w:val="7"/>
@@ -5934,6 +6152,9 @@
   </w:num>
   <w:num w:numId="20" w16cid:durableId="874777115">
     <w:abstractNumId w:val="13"/>
+  </w:num>
+  <w:num w:numId="21" w16cid:durableId="547761674">
+    <w:abstractNumId w:val="19"/>
   </w:num>
 </w:numbering>
 </file>

--- a/STI/CellularAutomata/Notes.docx
+++ b/STI/CellularAutomata/Notes.docx
@@ -56,7 +56,7 @@
           <w:r>
             <w:fldChar w:fldCharType="separate"/>
           </w:r>
-          <w:hyperlink w:anchor="_Toc232764924" w:history="1">
+          <w:hyperlink w:anchor="_Toc233212386" w:history="1">
             <w:r>
               <w:rPr>
                 <w:rStyle w:val="Hyperlink"/>
@@ -83,7 +83,7 @@
                 <w:noProof/>
                 <w:webHidden/>
               </w:rPr>
-              <w:instrText xml:space="preserve"> PAGEREF _Toc232764924 \h </w:instrText>
+              <w:instrText xml:space="preserve"> PAGEREF _Toc233212386 \h </w:instrText>
             </w:r>
             <w:r>
               <w:rPr>
@@ -128,11 +128,12 @@
               <w14:ligatures w14:val="standardContextual"/>
             </w:rPr>
           </w:pPr>
-          <w:hyperlink w:anchor="_Toc232764925" w:history="1">
+          <w:hyperlink w:anchor="_Toc233212387" w:history="1">
             <w:r>
               <w:rPr>
                 <w:rStyle w:val="Hyperlink"/>
                 <w:noProof/>
+                <w:lang w:val="de-DE"/>
               </w:rPr>
               <w:t>Notes</w:t>
             </w:r>
@@ -155,7 +156,7 @@
                 <w:noProof/>
                 <w:webHidden/>
               </w:rPr>
-              <w:instrText xml:space="preserve"> PAGEREF _Toc232764925 \h </w:instrText>
+              <w:instrText xml:space="preserve"> PAGEREF _Toc233212387 \h </w:instrText>
             </w:r>
             <w:r>
               <w:rPr>
@@ -200,13 +201,13 @@
               <w14:ligatures w14:val="standardContextual"/>
             </w:rPr>
           </w:pPr>
-          <w:hyperlink w:anchor="_Toc232764926" w:history="1">
+          <w:hyperlink w:anchor="_Toc233212388" w:history="1">
             <w:r>
               <w:rPr>
                 <w:rStyle w:val="Hyperlink"/>
                 <w:noProof/>
               </w:rPr>
-              <w:t>Thomas (2000) – Bachelor, Evolution of CA for Image Processing</w:t>
+              <w:t>Fuzzy CA</w:t>
             </w:r>
             <w:r>
               <w:rPr>
@@ -227,7 +228,7 @@
                 <w:noProof/>
                 <w:webHidden/>
               </w:rPr>
-              <w:instrText xml:space="preserve"> PAGEREF _Toc232764926 \h </w:instrText>
+              <w:instrText xml:space="preserve"> PAGEREF _Toc233212388 \h </w:instrText>
             </w:r>
             <w:r>
               <w:rPr>
@@ -247,7 +248,7 @@
                 <w:noProof/>
                 <w:webHidden/>
               </w:rPr>
-              <w:t>2</w:t>
+              <w:t>3</w:t>
             </w:r>
             <w:r>
               <w:rPr>
@@ -272,13 +273,13 @@
               <w14:ligatures w14:val="standardContextual"/>
             </w:rPr>
           </w:pPr>
-          <w:hyperlink w:anchor="_Toc232764927" w:history="1">
+          <w:hyperlink w:anchor="_Toc233212389" w:history="1">
             <w:r>
               <w:rPr>
                 <w:rStyle w:val="Hyperlink"/>
                 <w:noProof/>
               </w:rPr>
-              <w:t>Chandra et al (2022) – Noise Reduction Using CA</w:t>
+              <w:t>Kong and Choi (2026) – CA based Method for SPN Removal in Images</w:t>
             </w:r>
             <w:r>
               <w:rPr>
@@ -299,7 +300,7 @@
                 <w:noProof/>
                 <w:webHidden/>
               </w:rPr>
-              <w:instrText xml:space="preserve"> PAGEREF _Toc232764927 \h </w:instrText>
+              <w:instrText xml:space="preserve"> PAGEREF _Toc233212389 \h </w:instrText>
             </w:r>
             <w:r>
               <w:rPr>
@@ -319,7 +320,7 @@
                 <w:noProof/>
                 <w:webHidden/>
               </w:rPr>
-              <w:t>2</w:t>
+              <w:t>3</w:t>
             </w:r>
             <w:r>
               <w:rPr>
@@ -344,13 +345,13 @@
               <w14:ligatures w14:val="standardContextual"/>
             </w:rPr>
           </w:pPr>
-          <w:hyperlink w:anchor="_Toc232764928" w:history="1">
+          <w:hyperlink w:anchor="_Toc233212390" w:history="1">
             <w:r>
               <w:rPr>
                 <w:rStyle w:val="Hyperlink"/>
                 <w:noProof/>
               </w:rPr>
-              <w:t>Hsu et al (2011) – SPN Reduction by CA</w:t>
+              <w:t>Twinkle et al (2025) – Despeckling Images using Elementary CA</w:t>
             </w:r>
             <w:r>
               <w:rPr>
@@ -371,7 +372,7 @@
                 <w:noProof/>
                 <w:webHidden/>
               </w:rPr>
-              <w:instrText xml:space="preserve"> PAGEREF _Toc232764928 \h </w:instrText>
+              <w:instrText xml:space="preserve"> PAGEREF _Toc233212390 \h </w:instrText>
             </w:r>
             <w:r>
               <w:rPr>
@@ -391,7 +392,7 @@
                 <w:noProof/>
                 <w:webHidden/>
               </w:rPr>
-              <w:t>2</w:t>
+              <w:t>3</w:t>
             </w:r>
             <w:r>
               <w:rPr>
@@ -416,13 +417,13 @@
               <w14:ligatures w14:val="standardContextual"/>
             </w:rPr>
           </w:pPr>
-          <w:hyperlink w:anchor="_Toc232764929" w:history="1">
+          <w:hyperlink w:anchor="_Toc233212391" w:history="1">
             <w:r>
               <w:rPr>
                 <w:rStyle w:val="Hyperlink"/>
                 <w:noProof/>
               </w:rPr>
-              <w:t>Jeelani and Qadir (2022)  – CA based approach for SPN filtration</w:t>
+              <w:t>Piroozmandan et al (2024) – SPN Removal from a Digital Image using New Approach based on Fuzzy CA and Anfis</w:t>
             </w:r>
             <w:r>
               <w:rPr>
@@ -443,7 +444,7 @@
                 <w:noProof/>
                 <w:webHidden/>
               </w:rPr>
-              <w:instrText xml:space="preserve"> PAGEREF _Toc232764929 \h </w:instrText>
+              <w:instrText xml:space="preserve"> PAGEREF _Toc233212391 \h </w:instrText>
             </w:r>
             <w:r>
               <w:rPr>
@@ -463,7 +464,7 @@
                 <w:noProof/>
                 <w:webHidden/>
               </w:rPr>
-              <w:t>2</w:t>
+              <w:t>4</w:t>
             </w:r>
             <w:r>
               <w:rPr>
@@ -488,13 +489,13 @@
               <w14:ligatures w14:val="standardContextual"/>
             </w:rPr>
           </w:pPr>
-          <w:hyperlink w:anchor="_Toc232764930" w:history="1">
+          <w:hyperlink w:anchor="_Toc233212392" w:history="1">
             <w:r>
               <w:rPr>
                 <w:rStyle w:val="Hyperlink"/>
                 <w:noProof/>
               </w:rPr>
-              <w:t>Kong and Choi (2026) – CA based Method for SPN Removal in Images</w:t>
+              <w:t>Chandra et al (2022) – Noise Reduction Using CA</w:t>
             </w:r>
             <w:r>
               <w:rPr>
@@ -515,7 +516,7 @@
                 <w:noProof/>
                 <w:webHidden/>
               </w:rPr>
-              <w:instrText xml:space="preserve"> PAGEREF _Toc232764930 \h </w:instrText>
+              <w:instrText xml:space="preserve"> PAGEREF _Toc233212392 \h </w:instrText>
             </w:r>
             <w:r>
               <w:rPr>
@@ -535,7 +536,7 @@
                 <w:noProof/>
                 <w:webHidden/>
               </w:rPr>
-              <w:t>2</w:t>
+              <w:t>4</w:t>
             </w:r>
             <w:r>
               <w:rPr>
@@ -560,13 +561,13 @@
               <w14:ligatures w14:val="standardContextual"/>
             </w:rPr>
           </w:pPr>
-          <w:hyperlink w:anchor="_Toc232764931" w:history="1">
+          <w:hyperlink w:anchor="_Toc233212393" w:history="1">
             <w:r>
               <w:rPr>
                 <w:rStyle w:val="Hyperlink"/>
                 <w:noProof/>
               </w:rPr>
-              <w:t>Moreno and Paletta (2001) – Evolving CA for Noise Reduction in Images</w:t>
+              <w:t>Jeelani and Qadir (2022)  – CA based approach for SPN filtration</w:t>
             </w:r>
             <w:r>
               <w:rPr>
@@ -587,7 +588,7 @@
                 <w:noProof/>
                 <w:webHidden/>
               </w:rPr>
-              <w:instrText xml:space="preserve"> PAGEREF _Toc232764931 \h </w:instrText>
+              <w:instrText xml:space="preserve"> PAGEREF _Toc233212393 \h </w:instrText>
             </w:r>
             <w:r>
               <w:rPr>
@@ -607,7 +608,7 @@
                 <w:noProof/>
                 <w:webHidden/>
               </w:rPr>
-              <w:t>2</w:t>
+              <w:t>4</w:t>
             </w:r>
             <w:r>
               <w:rPr>
@@ -632,13 +633,13 @@
               <w14:ligatures w14:val="standardContextual"/>
             </w:rPr>
           </w:pPr>
-          <w:hyperlink w:anchor="_Toc232764932" w:history="1">
+          <w:hyperlink w:anchor="_Toc233212394" w:history="1">
             <w:r>
               <w:rPr>
                 <w:rStyle w:val="Hyperlink"/>
                 <w:noProof/>
               </w:rPr>
-              <w:t>Piroozmandan et al (2024) – SPN Removal from a Digital Image using New Approach based on Fuzzy CA and Anfis</w:t>
+              <w:t>Angulo-Sogamoso et al (2019) – Algo based on CA to Elimin Noise</w:t>
             </w:r>
             <w:r>
               <w:rPr>
@@ -659,7 +660,7 @@
                 <w:noProof/>
                 <w:webHidden/>
               </w:rPr>
-              <w:instrText xml:space="preserve"> PAGEREF _Toc232764932 \h </w:instrText>
+              <w:instrText xml:space="preserve"> PAGEREF _Toc233212394 \h </w:instrText>
             </w:r>
             <w:r>
               <w:rPr>
@@ -679,7 +680,7 @@
                 <w:noProof/>
                 <w:webHidden/>
               </w:rPr>
-              <w:t>3</w:t>
+              <w:t>5</w:t>
             </w:r>
             <w:r>
               <w:rPr>
@@ -704,13 +705,13 @@
               <w14:ligatures w14:val="standardContextual"/>
             </w:rPr>
           </w:pPr>
-          <w:hyperlink w:anchor="_Toc232764933" w:history="1">
+          <w:hyperlink w:anchor="_Toc233212395" w:history="1">
             <w:r>
               <w:rPr>
                 <w:rStyle w:val="Hyperlink"/>
                 <w:noProof/>
               </w:rPr>
-              <w:t>Popovici (2000) – CA in Image Processing</w:t>
+              <w:t>Sadeghi et al (2012) – An efficient method for Impulse Noise reduction from images using fuzzy CA</w:t>
             </w:r>
             <w:r>
               <w:rPr>
@@ -731,7 +732,7 @@
                 <w:noProof/>
                 <w:webHidden/>
               </w:rPr>
-              <w:instrText xml:space="preserve"> PAGEREF _Toc232764933 \h </w:instrText>
+              <w:instrText xml:space="preserve"> PAGEREF _Toc233212395 \h </w:instrText>
             </w:r>
             <w:r>
               <w:rPr>
@@ -751,7 +752,7 @@
                 <w:noProof/>
                 <w:webHidden/>
               </w:rPr>
-              <w:t>3</w:t>
+              <w:t>5</w:t>
             </w:r>
             <w:r>
               <w:rPr>
@@ -776,13 +777,13 @@
               <w14:ligatures w14:val="standardContextual"/>
             </w:rPr>
           </w:pPr>
-          <w:hyperlink w:anchor="_Toc232764934" w:history="1">
+          <w:hyperlink w:anchor="_Toc233212396" w:history="1">
             <w:r>
               <w:rPr>
                 <w:rStyle w:val="Hyperlink"/>
                 <w:noProof/>
               </w:rPr>
-              <w:t>Qadir et al (2010) – CA based Identification and Removal of Impulse Noise from Corrupted Images</w:t>
+              <w:t>Rosin (2010) – Image Processing using 3 State CA</w:t>
             </w:r>
             <w:r>
               <w:rPr>
@@ -803,7 +804,7 @@
                 <w:noProof/>
                 <w:webHidden/>
               </w:rPr>
-              <w:instrText xml:space="preserve"> PAGEREF _Toc232764934 \h </w:instrText>
+              <w:instrText xml:space="preserve"> PAGEREF _Toc233212396 \h </w:instrText>
             </w:r>
             <w:r>
               <w:rPr>
@@ -823,7 +824,7 @@
                 <w:noProof/>
                 <w:webHidden/>
               </w:rPr>
-              <w:t>3</w:t>
+              <w:t>5</w:t>
             </w:r>
             <w:r>
               <w:rPr>
@@ -848,13 +849,13 @@
               <w14:ligatures w14:val="standardContextual"/>
             </w:rPr>
           </w:pPr>
-          <w:hyperlink w:anchor="_Toc232764935" w:history="1">
+          <w:hyperlink w:anchor="_Toc233212397" w:history="1">
             <w:r>
               <w:rPr>
                 <w:rStyle w:val="Hyperlink"/>
                 <w:noProof/>
               </w:rPr>
-              <w:t>Rosin (2010) – Image Processing using 3 State CA</w:t>
+              <w:t>Sahin et al (2013) – SPN filtering with FCA</w:t>
             </w:r>
             <w:r>
               <w:rPr>
@@ -875,7 +876,7 @@
                 <w:noProof/>
                 <w:webHidden/>
               </w:rPr>
-              <w:instrText xml:space="preserve"> PAGEREF _Toc232764935 \h </w:instrText>
+              <w:instrText xml:space="preserve"> PAGEREF _Toc233212397 \h </w:instrText>
             </w:r>
             <w:r>
               <w:rPr>
@@ -895,7 +896,7 @@
                 <w:noProof/>
                 <w:webHidden/>
               </w:rPr>
-              <w:t>3</w:t>
+              <w:t>5</w:t>
             </w:r>
             <w:r>
               <w:rPr>
@@ -920,13 +921,13 @@
               <w14:ligatures w14:val="standardContextual"/>
             </w:rPr>
           </w:pPr>
-          <w:hyperlink w:anchor="_Toc232764936" w:history="1">
+          <w:hyperlink w:anchor="_Toc233212398" w:history="1">
             <w:r>
               <w:rPr>
                 <w:rStyle w:val="Hyperlink"/>
                 <w:noProof/>
               </w:rPr>
-              <w:t>Rosin (2006) – Training CA for Image Processing</w:t>
+              <w:t>Hsu et al (2011) – SPN Reduction by CA</w:t>
             </w:r>
             <w:r>
               <w:rPr>
@@ -947,7 +948,7 @@
                 <w:noProof/>
                 <w:webHidden/>
               </w:rPr>
-              <w:instrText xml:space="preserve"> PAGEREF _Toc232764936 \h </w:instrText>
+              <w:instrText xml:space="preserve"> PAGEREF _Toc233212398 \h </w:instrText>
             </w:r>
             <w:r>
               <w:rPr>
@@ -967,7 +968,7 @@
                 <w:noProof/>
                 <w:webHidden/>
               </w:rPr>
-              <w:t>3</w:t>
+              <w:t>5</w:t>
             </w:r>
             <w:r>
               <w:rPr>
@@ -992,13 +993,13 @@
               <w14:ligatures w14:val="standardContextual"/>
             </w:rPr>
           </w:pPr>
-          <w:hyperlink w:anchor="_Toc232764937" w:history="1">
+          <w:hyperlink w:anchor="_Toc233212399" w:history="1">
             <w:r>
               <w:rPr>
                 <w:rStyle w:val="Hyperlink"/>
                 <w:noProof/>
               </w:rPr>
-              <w:t>Sadeghi et al (2012) – An efficient method for Impulse Noise reduction from images using fuzzy CA</w:t>
+              <w:t>Qadir et al (2010) – CA based Identification and Removal of Impulse Noise from Corrupted Images</w:t>
             </w:r>
             <w:r>
               <w:rPr>
@@ -1019,7 +1020,7 @@
                 <w:noProof/>
                 <w:webHidden/>
               </w:rPr>
-              <w:instrText xml:space="preserve"> PAGEREF _Toc232764937 \h </w:instrText>
+              <w:instrText xml:space="preserve"> PAGEREF _Toc233212399 \h </w:instrText>
             </w:r>
             <w:r>
               <w:rPr>
@@ -1039,7 +1040,7 @@
                 <w:noProof/>
                 <w:webHidden/>
               </w:rPr>
-              <w:t>4</w:t>
+              <w:t>6</w:t>
             </w:r>
             <w:r>
               <w:rPr>
@@ -1064,13 +1065,13 @@
               <w14:ligatures w14:val="standardContextual"/>
             </w:rPr>
           </w:pPr>
-          <w:hyperlink w:anchor="_Toc232764938" w:history="1">
+          <w:hyperlink w:anchor="_Toc233212400" w:history="1">
             <w:r>
               <w:rPr>
                 <w:rStyle w:val="Hyperlink"/>
                 <w:noProof/>
               </w:rPr>
-              <w:t>Sahin et al (2013) – SPN filtering with FCA</w:t>
+              <w:t>Selvapeter and Hordijk (2009) – CA for Image Noise Filtering</w:t>
             </w:r>
             <w:r>
               <w:rPr>
@@ -1091,7 +1092,7 @@
                 <w:noProof/>
                 <w:webHidden/>
               </w:rPr>
-              <w:instrText xml:space="preserve"> PAGEREF _Toc232764938 \h </w:instrText>
+              <w:instrText xml:space="preserve"> PAGEREF _Toc233212400 \h </w:instrText>
             </w:r>
             <w:r>
               <w:rPr>
@@ -1111,7 +1112,7 @@
                 <w:noProof/>
                 <w:webHidden/>
               </w:rPr>
-              <w:t>4</w:t>
+              <w:t>6</w:t>
             </w:r>
             <w:r>
               <w:rPr>
@@ -1136,13 +1137,13 @@
               <w14:ligatures w14:val="standardContextual"/>
             </w:rPr>
           </w:pPr>
-          <w:hyperlink w:anchor="_Toc232764939" w:history="1">
+          <w:hyperlink w:anchor="_Toc233212401" w:history="1">
             <w:r>
               <w:rPr>
                 <w:rStyle w:val="Hyperlink"/>
                 <w:noProof/>
               </w:rPr>
-              <w:t>Selvapeter and Hordijk – CA for Image Noise Filtering</w:t>
+              <w:t>Rosin (2006) – Training CA for Image Processing</w:t>
             </w:r>
             <w:r>
               <w:rPr>
@@ -1163,7 +1164,7 @@
                 <w:noProof/>
                 <w:webHidden/>
               </w:rPr>
-              <w:instrText xml:space="preserve"> PAGEREF _Toc232764939 \h </w:instrText>
+              <w:instrText xml:space="preserve"> PAGEREF _Toc233212401 \h </w:instrText>
             </w:r>
             <w:r>
               <w:rPr>
@@ -1183,7 +1184,7 @@
                 <w:noProof/>
                 <w:webHidden/>
               </w:rPr>
-              <w:t>4</w:t>
+              <w:t>6</w:t>
             </w:r>
             <w:r>
               <w:rPr>
@@ -1208,13 +1209,13 @@
               <w14:ligatures w14:val="standardContextual"/>
             </w:rPr>
           </w:pPr>
-          <w:hyperlink w:anchor="_Toc232764940" w:history="1">
+          <w:hyperlink w:anchor="_Toc233212402" w:history="1">
             <w:r>
               <w:rPr>
                 <w:rStyle w:val="Hyperlink"/>
                 <w:noProof/>
               </w:rPr>
-              <w:t>Twinkle et al – Despeckling Images using Elementary CA</w:t>
+              <w:t>Chan et al (2005) – SPN Removal by median Type Noise Detector</w:t>
             </w:r>
             <w:r>
               <w:rPr>
@@ -1235,7 +1236,7 @@
                 <w:noProof/>
                 <w:webHidden/>
               </w:rPr>
-              <w:instrText xml:space="preserve"> PAGEREF _Toc232764940 \h </w:instrText>
+              <w:instrText xml:space="preserve"> PAGEREF _Toc233212402 \h </w:instrText>
             </w:r>
             <w:r>
               <w:rPr>
@@ -1255,7 +1256,7 @@
                 <w:noProof/>
                 <w:webHidden/>
               </w:rPr>
-              <w:t>4</w:t>
+              <w:t>6</w:t>
             </w:r>
             <w:r>
               <w:rPr>
@@ -1280,12 +1281,156 @@
               <w14:ligatures w14:val="standardContextual"/>
             </w:rPr>
           </w:pPr>
-          <w:hyperlink w:anchor="_Toc232764941" w:history="1">
+          <w:hyperlink w:anchor="_Toc233212403" w:history="1">
             <w:r>
               <w:rPr>
                 <w:rStyle w:val="Hyperlink"/>
                 <w:noProof/>
               </w:rPr>
+              <w:t>Moreno and Paletta (2001) – Evolving CA for Noise Reduction in Images</w:t>
+            </w:r>
+            <w:r>
+              <w:rPr>
+                <w:noProof/>
+                <w:webHidden/>
+              </w:rPr>
+              <w:tab/>
+            </w:r>
+            <w:r>
+              <w:rPr>
+                <w:noProof/>
+                <w:webHidden/>
+              </w:rPr>
+              <w:fldChar w:fldCharType="begin"/>
+            </w:r>
+            <w:r>
+              <w:rPr>
+                <w:noProof/>
+                <w:webHidden/>
+              </w:rPr>
+              <w:instrText xml:space="preserve"> PAGEREF _Toc233212403 \h </w:instrText>
+            </w:r>
+            <w:r>
+              <w:rPr>
+                <w:noProof/>
+                <w:webHidden/>
+              </w:rPr>
+            </w:r>
+            <w:r>
+              <w:rPr>
+                <w:noProof/>
+                <w:webHidden/>
+              </w:rPr>
+              <w:fldChar w:fldCharType="separate"/>
+            </w:r>
+            <w:r>
+              <w:rPr>
+                <w:noProof/>
+                <w:webHidden/>
+              </w:rPr>
+              <w:t>6</w:t>
+            </w:r>
+            <w:r>
+              <w:rPr>
+                <w:noProof/>
+                <w:webHidden/>
+              </w:rPr>
+              <w:fldChar w:fldCharType="end"/>
+            </w:r>
+          </w:hyperlink>
+        </w:p>
+        <w:p>
+          <w:pPr>
+            <w:pStyle w:val="TOC1"/>
+            <w:tabs>
+              <w:tab w:val="right" w:leader="dot" w:pos="9350"/>
+            </w:tabs>
+            <w:rPr>
+              <w:noProof/>
+              <w:kern w:val="2"/>
+              <w:sz w:val="24"/>
+              <w:szCs w:val="24"/>
+              <w14:ligatures w14:val="standardContextual"/>
+            </w:rPr>
+          </w:pPr>
+          <w:hyperlink w:anchor="_Toc233212404" w:history="1">
+            <w:r>
+              <w:rPr>
+                <w:rStyle w:val="Hyperlink"/>
+                <w:noProof/>
+              </w:rPr>
+              <w:t>Popovici (2000) – CA in Image Processing</w:t>
+            </w:r>
+            <w:r>
+              <w:rPr>
+                <w:noProof/>
+                <w:webHidden/>
+              </w:rPr>
+              <w:tab/>
+            </w:r>
+            <w:r>
+              <w:rPr>
+                <w:noProof/>
+                <w:webHidden/>
+              </w:rPr>
+              <w:fldChar w:fldCharType="begin"/>
+            </w:r>
+            <w:r>
+              <w:rPr>
+                <w:noProof/>
+                <w:webHidden/>
+              </w:rPr>
+              <w:instrText xml:space="preserve"> PAGEREF _Toc233212404 \h </w:instrText>
+            </w:r>
+            <w:r>
+              <w:rPr>
+                <w:noProof/>
+                <w:webHidden/>
+              </w:rPr>
+            </w:r>
+            <w:r>
+              <w:rPr>
+                <w:noProof/>
+                <w:webHidden/>
+              </w:rPr>
+              <w:fldChar w:fldCharType="separate"/>
+            </w:r>
+            <w:r>
+              <w:rPr>
+                <w:noProof/>
+                <w:webHidden/>
+              </w:rPr>
+              <w:t>6</w:t>
+            </w:r>
+            <w:r>
+              <w:rPr>
+                <w:noProof/>
+                <w:webHidden/>
+              </w:rPr>
+              <w:fldChar w:fldCharType="end"/>
+            </w:r>
+          </w:hyperlink>
+        </w:p>
+        <w:p>
+          <w:pPr>
+            <w:pStyle w:val="TOC1"/>
+            <w:tabs>
+              <w:tab w:val="right" w:leader="dot" w:pos="9350"/>
+            </w:tabs>
+            <w:rPr>
+              <w:noProof/>
+              <w:kern w:val="2"/>
+              <w:sz w:val="24"/>
+              <w:szCs w:val="24"/>
+              <w14:ligatures w14:val="standardContextual"/>
+            </w:rPr>
+          </w:pPr>
+          <w:hyperlink w:anchor="_Toc233212405" w:history="1">
+            <w:r>
+              <w:rPr>
+                <w:rStyle w:val="Hyperlink"/>
+                <w:noProof/>
+              </w:rPr>
               <w:t>Xavier et al (?) – Image Noise Reduction based on CA Filter</w:t>
             </w:r>
             <w:r>
@@ -1307,7 +1452,7 @@
                 <w:noProof/>
                 <w:webHidden/>
               </w:rPr>
-              <w:instrText xml:space="preserve"> PAGEREF _Toc232764941 \h </w:instrText>
+              <w:instrText xml:space="preserve"> PAGEREF _Toc233212405 \h </w:instrText>
             </w:r>
             <w:r>
               <w:rPr>
@@ -1327,7 +1472,7 @@
                 <w:noProof/>
                 <w:webHidden/>
               </w:rPr>
-              <w:t>4</w:t>
+              <w:t>7</w:t>
             </w:r>
             <w:r>
               <w:rPr>
@@ -1355,7 +1500,7 @@
       <w:pPr>
         <w:pStyle w:val="Heading1"/>
       </w:pPr>
-      <w:bookmarkStart w:id="0" w:name="_Toc232764924"/>
+      <w:bookmarkStart w:id="0" w:name="_Toc233212386"/>
       <w:r>
         <w:t>To Be Answered</w:t>
       </w:r>
@@ -1384,6 +1529,7 @@
         </w:rPr>
       </w:pPr>
       <w:bookmarkStart w:id="1" w:name="_Toc230611094"/>
+      <w:bookmarkStart w:id="2" w:name="_Toc233212387"/>
       <w:r>
         <w:rPr>
           <w:lang w:val="de-DE"/>
@@ -1391,6 +1537,7 @@
         <w:t>Notes</w:t>
       </w:r>
       <w:bookmarkEnd w:id="1"/>
+      <w:bookmarkEnd w:id="2"/>
     </w:p>
     <w:p>
       <w:pPr>
@@ -1479,6 +1626,7 @@
           <w:bCs/>
           <w:lang w:val="de-DE"/>
         </w:rPr>
+        <w:lastRenderedPageBreak/>
         <w:t>Überlegung</w:t>
       </w:r>
       <w:r>
@@ -1541,14 +1689,7 @@
         <w:rPr>
           <w:lang w:val="de-DE"/>
         </w:rPr>
-        <w:t xml:space="preserve"> aufgezeigt und </w:t>
-      </w:r>
-      <w:r>
-        <w:rPr>
-          <w:lang w:val="de-DE"/>
-        </w:rPr>
-        <w:lastRenderedPageBreak/>
-        <w:t xml:space="preserve">beschrieben werden. Hierbei werden weiterhin CA Filtern aus anderen wissenschaftlichen Arbeiten genutzt, jedoch liegt nun der Fokus darauf, </w:t>
+        <w:t xml:space="preserve"> aufgezeigt und beschrieben werden. Hierbei werden weiterhin CA Filtern aus anderen wissenschaftlichen Arbeiten genutzt, jedoch liegt nun der Fokus darauf, </w:t>
       </w:r>
       <w:r>
         <w:rPr>
@@ -1838,76 +1979,14 @@
             <w:bCs/>
             <w:lang w:val="de-DE"/>
           </w:rPr>
-          <w:t>Piroozmandan et al (2024):</w:t>
+          <w:t>Jeelani and Qadir (2022):</w:t>
         </w:r>
       </w:hyperlink>
       <w:r>
         <w:rPr>
-          <w:b/>
-          <w:bCs/>
           <w:lang w:val="de-DE"/>
         </w:rPr>
-        <w:t xml:space="preserve"> </w:t>
-      </w:r>
-      <w:r>
-        <w:rPr>
-          <w:lang w:val="de-DE"/>
-        </w:rPr>
-        <w:t>Zw</w:t>
-      </w:r>
-      <w:r>
-        <w:rPr>
-          <w:lang w:val="de-DE"/>
-        </w:rPr>
-        <w:t>ei Phasen Noise Filter</w:t>
-      </w:r>
-      <w:r>
-        <w:rPr>
-          <w:lang w:val="de-DE"/>
-        </w:rPr>
-        <w:t>, Identifikation via CA, Entfernung über adaptive neural-fuzzy interference system (ANFIS)</w:t>
-      </w:r>
-      <w:r>
-        <w:rPr>
-          <w:lang w:val="de-DE"/>
-        </w:rPr>
-        <w:t xml:space="preserve"> &gt; i.e. neural network learning algorithm</w:t>
-      </w:r>
-    </w:p>
-    <w:p>
-      <w:pPr>
-        <w:pStyle w:val="ListParagraph"/>
-        <w:numPr>
-          <w:ilvl w:val="1"/>
-          <w:numId w:val="20"/>
-        </w:numPr>
-        <w:rPr>
-          <w:lang w:val="de-DE"/>
-        </w:rPr>
-      </w:pPr>
-      <w:r>
-        <w:rPr>
-          <w:lang w:val="de-DE"/>
-        </w:rPr>
-        <w:t>Berechnet ANFIS für jeden Pixel??</w:t>
-      </w:r>
-    </w:p>
-    <w:p>
-      <w:pPr>
-        <w:pStyle w:val="ListParagraph"/>
-        <w:numPr>
-          <w:ilvl w:val="1"/>
-          <w:numId w:val="20"/>
-        </w:numPr>
-        <w:rPr>
-          <w:lang w:val="de-DE"/>
-        </w:rPr>
-      </w:pPr>
-      <w:r>
-        <w:rPr>
-          <w:lang w:val="de-DE"/>
-        </w:rPr>
-        <w:t>Fragwürdige Performanz</w:t>
+        <w:t xml:space="preserve"> ersetzt betrachteten korrupten Pixelwert durch Pixelwert eines Nachbarn, präsentiert fünf Variation, welche sich in der Richtung (oben &gt; unten, unten &gt; oben) und der Größe der zu vergleichenden Nachbarschaft sowie dem Durchlauf der Nachbarschaft unterscheiden, hat Probleme mit dem Propagieren von Fehlzuweisungen bei Pixelwerten und ignoriert das Parallelisierungspotential von CA-basierten Filtern, indem es sequentiell durch das ganze Bild geht</w:t>
       </w:r>
     </w:p>
     <w:p>
@@ -1925,18 +2004,52 @@
         <w:r>
           <w:rPr>
             <w:rStyle w:val="Hyperlink"/>
-            <w:b/>
-            <w:bCs/>
             <w:lang w:val="de-DE"/>
           </w:rPr>
-          <w:t>Jeelani and Qadir (2022):</w:t>
+          <w:t>Angulo-Sogamoso et al (2019)</w:t>
         </w:r>
       </w:hyperlink>
       <w:r>
         <w:rPr>
           <w:lang w:val="de-DE"/>
         </w:rPr>
-        <w:t xml:space="preserve"> ersetzt betrachteten korrupten Pixelwert durch Pixelwert eines Nachbarn, präsentiert fünf Variation, welche sich in der Richtung (oben &gt; unten, unten &gt; oben) und der Größe der zu vergleichenden Nachbarschaft sowie dem Durchlauf der Nachbarschaft unterscheiden, hat Probleme mit dem Propagieren von Fehlzuweisungen bei Pixelwerten und ignoriert das Parallelisierungspotential von CA-basierten Filtern, indem es sequentiell durch das ganze Bild geht</w:t>
+        <w:t>:</w:t>
+      </w:r>
+      <w:r>
+        <w:rPr>
+          <w:lang w:val="de-DE"/>
+        </w:rPr>
+        <w:t xml:space="preserve"> </w:t>
+      </w:r>
+      <w:r>
+        <w:rPr>
+          <w:lang w:val="de-DE"/>
+        </w:rPr>
+        <w:t xml:space="preserve">nutzt CA Logik mit Moore, </w:t>
+      </w:r>
+      <w:r>
+        <w:rPr>
+          <w:lang w:val="de-DE"/>
+        </w:rPr>
+        <w:t>identifiziert korruptes Pixel</w:t>
+      </w:r>
+      <w:r>
+        <w:rPr>
+          <w:lang w:val="de-DE"/>
+        </w:rPr>
+        <w:t xml:space="preserve">, </w:t>
+      </w:r>
+      <w:r>
+        <w:rPr>
+          <w:lang w:val="de-DE"/>
+        </w:rPr>
+        <w:t>betrachtet Moore Nachbarschaft, falls alle Pixel korrupt, erweitert Nachbarschaftdistanz</w:t>
+      </w:r>
+      <w:r>
+        <w:rPr>
+          <w:lang w:val="de-DE"/>
+        </w:rPr>
+        <w:t xml:space="preserve"> (adaptiv)</w:t>
       </w:r>
     </w:p>
     <w:p>
@@ -1947,89 +2060,12 @@
           <w:numId w:val="20"/>
         </w:numPr>
         <w:rPr>
+          <w:b/>
+          <w:bCs/>
           <w:lang w:val="de-DE"/>
         </w:rPr>
       </w:pPr>
       <w:hyperlink r:id="rId10" w:history="1">
-        <w:r>
-          <w:rPr>
-            <w:rStyle w:val="Hyperlink"/>
-            <w:lang w:val="de-DE"/>
-          </w:rPr>
-          <w:t>Angulo-Sogamoso et al</w:t>
-        </w:r>
-        <w:r>
-          <w:rPr>
-            <w:rStyle w:val="Hyperlink"/>
-            <w:lang w:val="de-DE"/>
-          </w:rPr>
-          <w:t xml:space="preserve"> </w:t>
-        </w:r>
-        <w:r>
-          <w:rPr>
-            <w:rStyle w:val="Hyperlink"/>
-            <w:lang w:val="de-DE"/>
-          </w:rPr>
-          <w:t>(2019)</w:t>
-        </w:r>
-      </w:hyperlink>
-      <w:r>
-        <w:rPr>
-          <w:lang w:val="de-DE"/>
-        </w:rPr>
-        <w:t>:</w:t>
-      </w:r>
-      <w:r>
-        <w:rPr>
-          <w:lang w:val="de-DE"/>
-        </w:rPr>
-        <w:t xml:space="preserve"> </w:t>
-      </w:r>
-      <w:r>
-        <w:rPr>
-          <w:lang w:val="de-DE"/>
-        </w:rPr>
-        <w:t xml:space="preserve">nutzt CA Logik mit Moore, </w:t>
-      </w:r>
-      <w:r>
-        <w:rPr>
-          <w:lang w:val="de-DE"/>
-        </w:rPr>
-        <w:t>identifiziert korruptes Pixel</w:t>
-      </w:r>
-      <w:r>
-        <w:rPr>
-          <w:lang w:val="de-DE"/>
-        </w:rPr>
-        <w:t xml:space="preserve">, </w:t>
-      </w:r>
-      <w:r>
-        <w:rPr>
-          <w:lang w:val="de-DE"/>
-        </w:rPr>
-        <w:t>betrachtet Moore Nachbarschaft, falls alle Pixel korrupt, erweitert Nachbarschaftdistanz</w:t>
-      </w:r>
-      <w:r>
-        <w:rPr>
-          <w:lang w:val="de-DE"/>
-        </w:rPr>
-        <w:t xml:space="preserve"> (adaptiv)</w:t>
-      </w:r>
-    </w:p>
-    <w:p>
-      <w:pPr>
-        <w:pStyle w:val="ListParagraph"/>
-        <w:numPr>
-          <w:ilvl w:val="0"/>
-          <w:numId w:val="20"/>
-        </w:numPr>
-        <w:rPr>
-          <w:b/>
-          <w:bCs/>
-          <w:lang w:val="de-DE"/>
-        </w:rPr>
-      </w:pPr>
-      <w:hyperlink r:id="rId11" w:history="1">
         <w:r>
           <w:rPr>
             <w:rStyle w:val="Hyperlink"/>
@@ -2067,7 +2103,7 @@
           <w:lang w:val="de-DE"/>
         </w:rPr>
       </w:pPr>
-      <w:hyperlink r:id="rId12" w:history="1">
+      <w:hyperlink r:id="rId11" w:history="1">
         <w:r>
           <w:rPr>
             <w:rStyle w:val="Hyperlink"/>
@@ -2125,7 +2161,7 @@
           <w:lang w:val="de-DE"/>
         </w:rPr>
       </w:pPr>
-      <w:hyperlink r:id="rId13" w:history="1">
+      <w:hyperlink r:id="rId12" w:history="1">
         <w:r>
           <w:rPr>
             <w:rStyle w:val="Hyperlink"/>
@@ -2195,7 +2231,7 @@
         </w:rPr>
         <w:t xml:space="preserve">: </w:t>
       </w:r>
-      <w:hyperlink r:id="rId14" w:history="1">
+      <w:hyperlink r:id="rId13" w:history="1">
         <w:r>
           <w:rPr>
             <w:rStyle w:val="Hyperlink"/>
@@ -2225,7 +2261,7 @@
         </w:rPr>
         <w:t xml:space="preserve">Median Filter: </w:t>
       </w:r>
-      <w:hyperlink r:id="rId15" w:history="1">
+      <w:hyperlink r:id="rId14" w:history="1">
         <w:r>
           <w:rPr>
             <w:rStyle w:val="Hyperlink"/>
@@ -2237,6 +2273,34 @@
       </w:hyperlink>
     </w:p>
     <w:p>
+      <w:pPr>
+        <w:pStyle w:val="ListParagraph"/>
+        <w:numPr>
+          <w:ilvl w:val="0"/>
+          <w:numId w:val="20"/>
+        </w:numPr>
+        <w:rPr>
+          <w:b/>
+          <w:bCs/>
+        </w:rPr>
+      </w:pPr>
+      <w:r>
+        <w:rPr>
+          <w:b/>
+          <w:bCs/>
+        </w:rPr>
+        <w:t xml:space="preserve">Fuzzification/Defuzzification: </w:t>
+      </w:r>
+      <w:hyperlink r:id="rId15" w:history="1">
+        <w:r>
+          <w:rPr>
+            <w:rStyle w:val="Hyperlink"/>
+          </w:rPr>
+          <w:t>https://medium.com/@adnan.mazraeh1993/fuzzification-and-defuzzification-6fbfe059047e</w:t>
+        </w:r>
+      </w:hyperlink>
+    </w:p>
+    <w:p>
       <w:r>
         <w:rPr>
           <w:lang w:val="de-DE"/>
@@ -2248,18 +2312,703 @@
         <w:t>Ansätze beinhalten:</w:t>
       </w:r>
     </w:p>
+    <w:p>
+      <w:pPr>
+        <w:pStyle w:val="Heading1"/>
+      </w:pPr>
+      <w:bookmarkStart w:id="3" w:name="_Toc233212388"/>
+      <w:r>
+        <w:t>Fuzzy CA</w:t>
+      </w:r>
+      <w:bookmarkEnd w:id="3"/>
+    </w:p>
+    <w:p>
+      <w:pPr>
+        <w:pStyle w:val="ListParagraph"/>
+        <w:numPr>
+          <w:ilvl w:val="0"/>
+          <w:numId w:val="22"/>
+        </w:numPr>
+        <w:rPr>
+          <w:b/>
+          <w:bCs/>
+        </w:rPr>
+      </w:pPr>
+      <w:r>
+        <w:t>Fuzzy CA is based on fuzzy logic wherein a data point’s classification is not e.g. binary (0/1) and instead a fraction (40% alive/ 60% dead), allowing for a more effective processing of uncertain or implicit data</w:t>
+      </w:r>
+    </w:p>
+    <w:p>
+      <w:pPr>
+        <w:pStyle w:val="ListParagraph"/>
+        <w:numPr>
+          <w:ilvl w:val="0"/>
+          <w:numId w:val="22"/>
+        </w:numPr>
+        <w:rPr>
+          <w:b/>
+          <w:bCs/>
+        </w:rPr>
+      </w:pPr>
+      <w:r>
+        <w:t>Better at reflecting real world phenomena where no object is in a singular binary state, e.g. a tree that has caught fire is not 100% on fire but most likely only partially</w:t>
+      </w:r>
+    </w:p>
+    <w:p>
+      <w:pPr>
+        <w:pStyle w:val="ListParagraph"/>
+        <w:numPr>
+          <w:ilvl w:val="0"/>
+          <w:numId w:val="22"/>
+        </w:numPr>
+        <w:rPr>
+          <w:b/>
+          <w:bCs/>
+        </w:rPr>
+      </w:pPr>
+      <w:r>
+        <w:t>Fuzzy CA Steps:</w:t>
+      </w:r>
+    </w:p>
+    <w:p>
+      <w:pPr>
+        <w:pStyle w:val="ListParagraph"/>
+        <w:numPr>
+          <w:ilvl w:val="1"/>
+          <w:numId w:val="22"/>
+        </w:numPr>
+        <w:rPr>
+          <w:b/>
+          <w:bCs/>
+        </w:rPr>
+      </w:pPr>
+      <w:r>
+        <w:t>Fuzzification: assign degree of a cell belonging to a condition usually via a membership function, i.e. converting a crisp value (30° temp) to a fuzzy value (hot, in terms of human comfort)</w:t>
+      </w:r>
+    </w:p>
+    <w:p>
+      <w:pPr>
+        <w:pStyle w:val="ListParagraph"/>
+        <w:numPr>
+          <w:ilvl w:val="1"/>
+          <w:numId w:val="22"/>
+        </w:numPr>
+        <w:rPr>
+          <w:b/>
+          <w:bCs/>
+        </w:rPr>
+      </w:pPr>
+      <w:r>
+        <w:t>Fuzzy Rules: fuzzy inference rules (usually if-then with descriptive language)</w:t>
+      </w:r>
+    </w:p>
+    <w:p>
+      <w:pPr>
+        <w:pStyle w:val="ListParagraph"/>
+        <w:numPr>
+          <w:ilvl w:val="1"/>
+          <w:numId w:val="22"/>
+        </w:numPr>
+        <w:rPr>
+          <w:b/>
+          <w:bCs/>
+        </w:rPr>
+      </w:pPr>
+      <w:r>
+        <w:t>Fuzzy Inference (calculation): uses fuzzy operators to calculate transition</w:t>
+      </w:r>
+    </w:p>
+    <w:p>
+      <w:pPr>
+        <w:pStyle w:val="ListParagraph"/>
+        <w:numPr>
+          <w:ilvl w:val="1"/>
+          <w:numId w:val="22"/>
+        </w:numPr>
+        <w:rPr>
+          <w:b/>
+          <w:bCs/>
+        </w:rPr>
+      </w:pPr>
+      <w:r>
+        <w:t>Defuzzification: inverse of fuzzification where the fuzzy value is mapped back onto a crisp value</w:t>
+      </w:r>
+    </w:p>
+    <w:p>
+      <w:pPr>
+        <w:rPr>
+          <w:b/>
+          <w:bCs/>
+        </w:rPr>
+      </w:pPr>
+      <w:r>
+        <w:rPr>
+          <w:b/>
+          <w:bCs/>
+        </w:rPr>
+        <w:br w:type="page"/>
+      </w:r>
+    </w:p>
+    <w:p>
+      <w:pPr>
+        <w:pStyle w:val="Heading1"/>
+      </w:pPr>
+      <w:r>
+        <w:lastRenderedPageBreak/>
+        <w:t>Comparison</w:t>
+      </w:r>
+    </w:p>
+    <w:p>
+      <w:r>
+        <w:t>Lena Image</w:t>
+      </w:r>
+    </w:p>
+    <w:tbl>
+      <w:tblPr>
+        <w:tblStyle w:val="TableGrid"/>
+        <w:tblW w:w="0" w:type="auto"/>
+        <w:tblLook w:val="04A0" w:firstRow="1" w:lastRow="0" w:firstColumn="1" w:lastColumn="0" w:noHBand="0" w:noVBand="1"/>
+      </w:tblPr>
+      <w:tblGrid>
+        <w:gridCol w:w="9350"/>
+      </w:tblGrid>
+      <w:tr>
+        <w:tc>
+          <w:tcPr>
+            <w:tcW w:w="9350" w:type="dxa"/>
+          </w:tcPr>
+          <w:p>
+            <w:pPr>
+              <w:jc w:val="center"/>
+              <w:rPr>
+                <w:lang w:val="de-DE"/>
+              </w:rPr>
+            </w:pPr>
+            <w:r>
+              <w:rPr>
+                <w:lang w:val="de-DE"/>
+              </w:rPr>
+              <w:t>KongChoi Algorithmus (10 – 90% noise)</w:t>
+            </w:r>
+          </w:p>
+          <w:p>
+            <w:pPr>
+              <w:rPr>
+                <w:lang w:val="de-DE"/>
+              </w:rPr>
+            </w:pPr>
+            <w:r>
+              <w:drawing>
+                <wp:inline distT="0" distB="0" distL="0" distR="0" wp14:anchorId="33D25EF1" wp14:editId="28910E1B">
+                  <wp:extent cx="4563112" cy="190527"/>
+                  <wp:effectExtent l="0" t="0" r="0" b="0"/>
+                  <wp:docPr id="1876461264" name="Picture 1"/>
+                  <wp:cNvGraphicFramePr>
+                    <a:graphicFrameLocks xmlns:a="http://schemas.openxmlformats.org/drawingml/2006/main" noChangeAspect="1"/>
+                  </wp:cNvGraphicFramePr>
+                  <a:graphic xmlns:a="http://schemas.openxmlformats.org/drawingml/2006/main">
+                    <a:graphicData uri="http://schemas.openxmlformats.org/drawingml/2006/picture">
+                      <pic:pic xmlns:pic="http://schemas.openxmlformats.org/drawingml/2006/picture">
+                        <pic:nvPicPr>
+                          <pic:cNvPr id="1876461264" name=""/>
+                          <pic:cNvPicPr/>
+                        </pic:nvPicPr>
+                        <pic:blipFill>
+                          <a:blip r:embed="rId16"/>
+                          <a:stretch>
+                            <a:fillRect/>
+                          </a:stretch>
+                        </pic:blipFill>
+                        <pic:spPr>
+                          <a:xfrm>
+                            <a:off x="0" y="0"/>
+                            <a:ext cx="4563112" cy="190527"/>
+                          </a:xfrm>
+                          <a:prstGeom prst="rect">
+                            <a:avLst/>
+                          </a:prstGeom>
+                        </pic:spPr>
+                      </pic:pic>
+                    </a:graphicData>
+                  </a:graphic>
+                </wp:inline>
+              </w:drawing>
+            </w:r>
+            <w:r>
+              <w:rPr>
+                <w:lang w:val="de-DE"/>
+              </w:rPr>
+              <w:t xml:space="preserve"> (</w:t>
+            </w:r>
+            <w:r>
+              <w:rPr>
+                <w:lang w:val="de-DE"/>
+              </w:rPr>
+              <w:t>PSNR</w:t>
+            </w:r>
+          </w:p>
+          <w:p>
+            <w:pPr>
+              <w:rPr>
+                <w:lang w:val="de-DE"/>
+              </w:rPr>
+            </w:pPr>
+            <w:r>
+              <w:drawing>
+                <wp:inline distT="0" distB="0" distL="0" distR="0" wp14:anchorId="45DA982D" wp14:editId="6E0CC4B8">
+                  <wp:extent cx="4582164" cy="181000"/>
+                  <wp:effectExtent l="0" t="0" r="8890" b="9525"/>
+                  <wp:docPr id="502303083" name="Picture 1"/>
+                  <wp:cNvGraphicFramePr>
+                    <a:graphicFrameLocks xmlns:a="http://schemas.openxmlformats.org/drawingml/2006/main" noChangeAspect="1"/>
+                  </wp:cNvGraphicFramePr>
+                  <a:graphic xmlns:a="http://schemas.openxmlformats.org/drawingml/2006/main">
+                    <a:graphicData uri="http://schemas.openxmlformats.org/drawingml/2006/picture">
+                      <pic:pic xmlns:pic="http://schemas.openxmlformats.org/drawingml/2006/picture">
+                        <pic:nvPicPr>
+                          <pic:cNvPr id="502303083" name=""/>
+                          <pic:cNvPicPr/>
+                        </pic:nvPicPr>
+                        <pic:blipFill>
+                          <a:blip r:embed="rId17"/>
+                          <a:stretch>
+                            <a:fillRect/>
+                          </a:stretch>
+                        </pic:blipFill>
+                        <pic:spPr>
+                          <a:xfrm>
+                            <a:off x="0" y="0"/>
+                            <a:ext cx="4582164" cy="181000"/>
+                          </a:xfrm>
+                          <a:prstGeom prst="rect">
+                            <a:avLst/>
+                          </a:prstGeom>
+                        </pic:spPr>
+                      </pic:pic>
+                    </a:graphicData>
+                  </a:graphic>
+                </wp:inline>
+              </w:drawing>
+            </w:r>
+            <w:r>
+              <w:rPr>
+                <w:lang w:val="de-DE"/>
+              </w:rPr>
+              <w:t xml:space="preserve"> (SSIM)</w:t>
+            </w:r>
+          </w:p>
+        </w:tc>
+      </w:tr>
+      <w:tr>
+        <w:tc>
+          <w:tcPr>
+            <w:tcW w:w="9350" w:type="dxa"/>
+          </w:tcPr>
+          <w:p>
+            <w:pPr>
+              <w:jc w:val="center"/>
+            </w:pPr>
+            <w:r>
+              <w:t>SaReKa Algorithmus (10 – 80% noise</w:t>
+            </w:r>
+            <w:r>
+              <w:t>, PSNR</w:t>
+            </w:r>
+            <w:r>
+              <w:t>)</w:t>
+            </w:r>
+          </w:p>
+          <w:p>
+            <w:r>
+              <w:drawing>
+                <wp:inline distT="0" distB="0" distL="0" distR="0" wp14:anchorId="012F5FA3" wp14:editId="335834B8">
+                  <wp:extent cx="4121852" cy="275590"/>
+                  <wp:effectExtent l="0" t="0" r="0" b="0"/>
+                  <wp:docPr id="471850895" name="Picture 1"/>
+                  <wp:cNvGraphicFramePr>
+                    <a:graphicFrameLocks xmlns:a="http://schemas.openxmlformats.org/drawingml/2006/main" noChangeAspect="1"/>
+                  </wp:cNvGraphicFramePr>
+                  <a:graphic xmlns:a="http://schemas.openxmlformats.org/drawingml/2006/main">
+                    <a:graphicData uri="http://schemas.openxmlformats.org/drawingml/2006/picture">
+                      <pic:pic xmlns:pic="http://schemas.openxmlformats.org/drawingml/2006/picture">
+                        <pic:nvPicPr>
+                          <pic:cNvPr id="471850895" name=""/>
+                          <pic:cNvPicPr/>
+                        </pic:nvPicPr>
+                        <pic:blipFill rotWithShape="1">
+                          <a:blip r:embed="rId18"/>
+                          <a:srcRect t="92532"/>
+                          <a:stretch>
+                            <a:fillRect/>
+                          </a:stretch>
+                        </pic:blipFill>
+                        <pic:spPr bwMode="auto">
+                          <a:xfrm>
+                            <a:off x="0" y="0"/>
+                            <a:ext cx="4324195" cy="289119"/>
+                          </a:xfrm>
+                          <a:prstGeom prst="rect">
+                            <a:avLst/>
+                          </a:prstGeom>
+                          <a:ln>
+                            <a:noFill/>
+                          </a:ln>
+                          <a:extLst>
+                            <a:ext uri="{53640926-AAD7-44D8-BBD7-CCE9431645EC}">
+                              <a14:shadowObscured xmlns:a14="http://schemas.microsoft.com/office/drawing/2010/main"/>
+                            </a:ext>
+                          </a:extLst>
+                        </pic:spPr>
+                      </pic:pic>
+                    </a:graphicData>
+                  </a:graphic>
+                </wp:inline>
+              </w:drawing>
+            </w:r>
+          </w:p>
+        </w:tc>
+      </w:tr>
+      <w:tr>
+        <w:tc>
+          <w:tcPr>
+            <w:tcW w:w="9350" w:type="dxa"/>
+          </w:tcPr>
+          <w:p>
+            <w:pPr>
+              <w:jc w:val="center"/>
+              <w:rPr>
+                <w:lang w:val="de-DE"/>
+              </w:rPr>
+            </w:pPr>
+            <w:r>
+              <w:rPr>
+                <w:lang w:val="de-DE"/>
+              </w:rPr>
+              <w:t>MERIG</w:t>
+            </w:r>
+            <w:r>
+              <w:rPr>
+                <w:lang w:val="de-DE"/>
+              </w:rPr>
+              <w:t xml:space="preserve"> Algorithmus (10 – 90% noise)</w:t>
+            </w:r>
+          </w:p>
+          <w:p>
+            <w:pPr>
+              <w:jc w:val="center"/>
+            </w:pPr>
+            <w:r>
+              <w:drawing>
+                <wp:inline distT="0" distB="0" distL="0" distR="0" wp14:anchorId="749EA250" wp14:editId="04C5D565">
+                  <wp:extent cx="981212" cy="2143424"/>
+                  <wp:effectExtent l="0" t="0" r="9525" b="9525"/>
+                  <wp:docPr id="1126083396" name="Picture 1"/>
+                  <wp:cNvGraphicFramePr>
+                    <a:graphicFrameLocks xmlns:a="http://schemas.openxmlformats.org/drawingml/2006/main" noChangeAspect="1"/>
+                  </wp:cNvGraphicFramePr>
+                  <a:graphic xmlns:a="http://schemas.openxmlformats.org/drawingml/2006/main">
+                    <a:graphicData uri="http://schemas.openxmlformats.org/drawingml/2006/picture">
+                      <pic:pic xmlns:pic="http://schemas.openxmlformats.org/drawingml/2006/picture">
+                        <pic:nvPicPr>
+                          <pic:cNvPr id="1126083396" name=""/>
+                          <pic:cNvPicPr/>
+                        </pic:nvPicPr>
+                        <pic:blipFill>
+                          <a:blip r:embed="rId19"/>
+                          <a:stretch>
+                            <a:fillRect/>
+                          </a:stretch>
+                        </pic:blipFill>
+                        <pic:spPr>
+                          <a:xfrm>
+                            <a:off x="0" y="0"/>
+                            <a:ext cx="981212" cy="2143424"/>
+                          </a:xfrm>
+                          <a:prstGeom prst="rect">
+                            <a:avLst/>
+                          </a:prstGeom>
+                        </pic:spPr>
+                      </pic:pic>
+                    </a:graphicData>
+                  </a:graphic>
+                </wp:inline>
+              </w:drawing>
+            </w:r>
+            <w:r>
+              <w:t xml:space="preserve"> (SSIM)</w:t>
+            </w:r>
+          </w:p>
+        </w:tc>
+      </w:tr>
+      <w:tr>
+        <w:tc>
+          <w:tcPr>
+            <w:tcW w:w="9350" w:type="dxa"/>
+          </w:tcPr>
+          <w:p>
+            <w:pPr>
+              <w:jc w:val="center"/>
+              <w:rPr>
+                <w:lang w:val="de-DE"/>
+              </w:rPr>
+            </w:pPr>
+            <w:r>
+              <w:rPr>
+                <w:lang w:val="de-DE"/>
+              </w:rPr>
+              <w:t>Jeelani-Qadir Algorithmus</w:t>
+            </w:r>
+            <w:r>
+              <w:rPr>
+                <w:lang w:val="de-DE"/>
+              </w:rPr>
+              <w:t xml:space="preserve"> (5 – 95% noise, SSIM)</w:t>
+            </w:r>
+          </w:p>
+          <w:p>
+            <w:pPr>
+              <w:jc w:val="center"/>
+              <w:rPr>
+                <w:lang w:val="de-DE"/>
+              </w:rPr>
+            </w:pPr>
+            <w:r>
+              <w:rPr>
+                <w:lang w:val="de-DE"/>
+              </w:rPr>
+              <w:drawing>
+                <wp:inline distT="0" distB="0" distL="0" distR="0" wp14:anchorId="3030FA4D" wp14:editId="61FF3283">
+                  <wp:extent cx="5943600" cy="114935"/>
+                  <wp:effectExtent l="0" t="0" r="0" b="0"/>
+                  <wp:docPr id="1387843960" name="Picture 1"/>
+                  <wp:cNvGraphicFramePr>
+                    <a:graphicFrameLocks xmlns:a="http://schemas.openxmlformats.org/drawingml/2006/main" noChangeAspect="1"/>
+                  </wp:cNvGraphicFramePr>
+                  <a:graphic xmlns:a="http://schemas.openxmlformats.org/drawingml/2006/main">
+                    <a:graphicData uri="http://schemas.openxmlformats.org/drawingml/2006/picture">
+                      <pic:pic xmlns:pic="http://schemas.openxmlformats.org/drawingml/2006/picture">
+                        <pic:nvPicPr>
+                          <pic:cNvPr id="1387843960" name=""/>
+                          <pic:cNvPicPr/>
+                        </pic:nvPicPr>
+                        <pic:blipFill>
+                          <a:blip r:embed="rId20"/>
+                          <a:stretch>
+                            <a:fillRect/>
+                          </a:stretch>
+                        </pic:blipFill>
+                        <pic:spPr>
+                          <a:xfrm>
+                            <a:off x="0" y="0"/>
+                            <a:ext cx="5943600" cy="114935"/>
+                          </a:xfrm>
+                          <a:prstGeom prst="rect">
+                            <a:avLst/>
+                          </a:prstGeom>
+                        </pic:spPr>
+                      </pic:pic>
+                    </a:graphicData>
+                  </a:graphic>
+                </wp:inline>
+              </w:drawing>
+            </w:r>
+          </w:p>
+          <w:p>
+            <w:pPr>
+              <w:jc w:val="center"/>
+              <w:rPr>
+                <w:lang w:val="de-DE"/>
+              </w:rPr>
+            </w:pPr>
+            <w:r>
+              <w:rPr>
+                <w:lang w:val="de-DE"/>
+              </w:rPr>
+              <w:drawing>
+                <wp:inline distT="0" distB="0" distL="0" distR="0" wp14:anchorId="0470BC6D" wp14:editId="73F96448">
+                  <wp:extent cx="5943600" cy="1017905"/>
+                  <wp:effectExtent l="0" t="0" r="0" b="0"/>
+                  <wp:docPr id="131175868" name="Picture 1"/>
+                  <wp:cNvGraphicFramePr>
+                    <a:graphicFrameLocks xmlns:a="http://schemas.openxmlformats.org/drawingml/2006/main" noChangeAspect="1"/>
+                  </wp:cNvGraphicFramePr>
+                  <a:graphic xmlns:a="http://schemas.openxmlformats.org/drawingml/2006/main">
+                    <a:graphicData uri="http://schemas.openxmlformats.org/drawingml/2006/picture">
+                      <pic:pic xmlns:pic="http://schemas.openxmlformats.org/drawingml/2006/picture">
+                        <pic:nvPicPr>
+                          <pic:cNvPr id="131175868" name=""/>
+                          <pic:cNvPicPr/>
+                        </pic:nvPicPr>
+                        <pic:blipFill>
+                          <a:blip r:embed="rId21"/>
+                          <a:stretch>
+                            <a:fillRect/>
+                          </a:stretch>
+                        </pic:blipFill>
+                        <pic:spPr>
+                          <a:xfrm>
+                            <a:off x="0" y="0"/>
+                            <a:ext cx="5943600" cy="1017905"/>
+                          </a:xfrm>
+                          <a:prstGeom prst="rect">
+                            <a:avLst/>
+                          </a:prstGeom>
+                        </pic:spPr>
+                      </pic:pic>
+                    </a:graphicData>
+                  </a:graphic>
+                </wp:inline>
+              </w:drawing>
+            </w:r>
+          </w:p>
+        </w:tc>
+      </w:tr>
+      <w:tr>
+        <w:tc>
+          <w:tcPr>
+            <w:tcW w:w="9350" w:type="dxa"/>
+          </w:tcPr>
+          <w:p>
+            <w:pPr>
+              <w:jc w:val="center"/>
+            </w:pPr>
+            <w:r>
+              <w:rPr>
+                <w:lang w:val="de-DE"/>
+              </w:rPr>
+              <w:drawing>
+                <wp:anchor distT="0" distB="0" distL="114300" distR="114300" simplePos="0" relativeHeight="251658240" behindDoc="0" locked="0" layoutInCell="1" allowOverlap="1" wp14:anchorId="337D76F4" wp14:editId="49617A11">
+                  <wp:simplePos x="0" y="0"/>
+                  <wp:positionH relativeFrom="column">
+                    <wp:posOffset>1414145</wp:posOffset>
+                  </wp:positionH>
+                  <wp:positionV relativeFrom="paragraph">
+                    <wp:posOffset>275590</wp:posOffset>
+                  </wp:positionV>
+                  <wp:extent cx="1419225" cy="2105025"/>
+                  <wp:effectExtent l="0" t="0" r="9525" b="9525"/>
+                  <wp:wrapTopAndBottom/>
+                  <wp:docPr id="1239579071" name="Picture 1"/>
+                  <wp:cNvGraphicFramePr>
+                    <a:graphicFrameLocks xmlns:a="http://schemas.openxmlformats.org/drawingml/2006/main" noChangeAspect="1"/>
+                  </wp:cNvGraphicFramePr>
+                  <a:graphic xmlns:a="http://schemas.openxmlformats.org/drawingml/2006/main">
+                    <a:graphicData uri="http://schemas.openxmlformats.org/drawingml/2006/picture">
+                      <pic:pic xmlns:pic="http://schemas.openxmlformats.org/drawingml/2006/picture">
+                        <pic:nvPicPr>
+                          <pic:cNvPr id="1239579071" name=""/>
+                          <pic:cNvPicPr/>
+                        </pic:nvPicPr>
+                        <pic:blipFill>
+                          <a:blip r:embed="rId22">
+                            <a:extLst>
+                              <a:ext uri="{28A0092B-C50C-407E-A947-70E740481C1C}">
+                                <a14:useLocalDpi xmlns:a14="http://schemas.microsoft.com/office/drawing/2010/main" val="0"/>
+                              </a:ext>
+                            </a:extLst>
+                          </a:blip>
+                          <a:stretch>
+                            <a:fillRect/>
+                          </a:stretch>
+                        </pic:blipFill>
+                        <pic:spPr>
+                          <a:xfrm>
+                            <a:off x="0" y="0"/>
+                            <a:ext cx="1419225" cy="2105025"/>
+                          </a:xfrm>
+                          <a:prstGeom prst="rect">
+                            <a:avLst/>
+                          </a:prstGeom>
+                        </pic:spPr>
+                      </pic:pic>
+                    </a:graphicData>
+                  </a:graphic>
+                </wp:anchor>
+              </w:drawing>
+            </w:r>
+            <w:r>
+              <w:rPr>
+                <w:lang w:val="de-DE"/>
+              </w:rPr>
+              <w:drawing>
+                <wp:anchor distT="0" distB="0" distL="114300" distR="114300" simplePos="0" relativeHeight="251659264" behindDoc="0" locked="0" layoutInCell="1" allowOverlap="1" wp14:anchorId="2EBEDBB7" wp14:editId="38F41877">
+                  <wp:simplePos x="0" y="0"/>
+                  <wp:positionH relativeFrom="column">
+                    <wp:posOffset>2985770</wp:posOffset>
+                  </wp:positionH>
+                  <wp:positionV relativeFrom="paragraph">
+                    <wp:posOffset>279400</wp:posOffset>
+                  </wp:positionV>
+                  <wp:extent cx="1381318" cy="2162477"/>
+                  <wp:effectExtent l="0" t="0" r="9525" b="9525"/>
+                  <wp:wrapTopAndBottom/>
+                  <wp:docPr id="1743025499" name="Picture 1"/>
+                  <wp:cNvGraphicFramePr>
+                    <a:graphicFrameLocks xmlns:a="http://schemas.openxmlformats.org/drawingml/2006/main" noChangeAspect="1"/>
+                  </wp:cNvGraphicFramePr>
+                  <a:graphic xmlns:a="http://schemas.openxmlformats.org/drawingml/2006/main">
+                    <a:graphicData uri="http://schemas.openxmlformats.org/drawingml/2006/picture">
+                      <pic:pic xmlns:pic="http://schemas.openxmlformats.org/drawingml/2006/picture">
+                        <pic:nvPicPr>
+                          <pic:cNvPr id="1743025499" name=""/>
+                          <pic:cNvPicPr/>
+                        </pic:nvPicPr>
+                        <pic:blipFill>
+                          <a:blip r:embed="rId23">
+                            <a:extLst>
+                              <a:ext uri="{28A0092B-C50C-407E-A947-70E740481C1C}">
+                                <a14:useLocalDpi xmlns:a14="http://schemas.microsoft.com/office/drawing/2010/main" val="0"/>
+                              </a:ext>
+                            </a:extLst>
+                          </a:blip>
+                          <a:stretch>
+                            <a:fillRect/>
+                          </a:stretch>
+                        </pic:blipFill>
+                        <pic:spPr>
+                          <a:xfrm>
+                            <a:off x="0" y="0"/>
+                            <a:ext cx="1381318" cy="2162477"/>
+                          </a:xfrm>
+                          <a:prstGeom prst="rect">
+                            <a:avLst/>
+                          </a:prstGeom>
+                        </pic:spPr>
+                      </pic:pic>
+                    </a:graphicData>
+                  </a:graphic>
+                </wp:anchor>
+              </w:drawing>
+            </w:r>
+            <w:r>
+              <w:t>Median Filter</w:t>
+            </w:r>
+            <w:r>
+              <w:t xml:space="preserve"> (SSIM left, P</w:t>
+            </w:r>
+            <w:r>
+              <w:t>SNR right)</w:t>
+            </w:r>
+          </w:p>
+          <w:p>
+            <w:pPr>
+              <w:jc w:val="center"/>
+            </w:pPr>
+          </w:p>
+        </w:tc>
+      </w:tr>
+    </w:tbl>
     <w:p/>
     <w:p/>
     <w:p>
       <w:pPr>
         <w:pStyle w:val="Heading1"/>
       </w:pPr>
-      <w:bookmarkStart w:id="2" w:name="_Toc232764930"/>
-      <w:bookmarkStart w:id="3" w:name="_Toc232764926"/>
+      <w:bookmarkStart w:id="4" w:name="_Toc233212389"/>
       <w:r>
         <w:t>Kong and Choi (2026) – CA based Method for SPN Removal in Images</w:t>
       </w:r>
-      <w:bookmarkEnd w:id="2"/>
+      <w:bookmarkEnd w:id="4"/>
     </w:p>
     <w:p>
       <w:r>
@@ -2352,7 +3101,7 @@
       <w:pPr>
         <w:pStyle w:val="Heading1"/>
       </w:pPr>
-      <w:bookmarkStart w:id="4" w:name="_Toc232764940"/>
+      <w:bookmarkStart w:id="5" w:name="_Toc233212390"/>
       <w:r>
         <w:t>Twinkle et al</w:t>
       </w:r>
@@ -2365,7 +3114,7 @@
       <w:r>
         <w:t>ry CA</w:t>
       </w:r>
-      <w:bookmarkEnd w:id="4"/>
+      <w:bookmarkEnd w:id="5"/>
     </w:p>
     <w:p>
       <w:r>
@@ -2440,13 +3189,11 @@
       <w:pPr>
         <w:pStyle w:val="Heading1"/>
       </w:pPr>
-      <w:bookmarkStart w:id="5" w:name="_Toc232764932"/>
-      <w:bookmarkStart w:id="6" w:name="_Toc232764927"/>
-      <w:bookmarkEnd w:id="3"/>
+      <w:bookmarkStart w:id="6" w:name="_Toc233212391"/>
       <w:r>
         <w:t>Piroozmandan et al (2024) – SPN Removal from a Digital Image using New Approach based on Fuzzy CA and Anfis</w:t>
       </w:r>
-      <w:bookmarkEnd w:id="5"/>
+      <w:bookmarkEnd w:id="6"/>
     </w:p>
     <w:p>
       <w:r>
@@ -2542,6 +3289,84 @@
       </w:r>
     </w:p>
     <w:p>
+      <w:pPr>
+        <w:pStyle w:val="ListParagraph"/>
+        <w:numPr>
+          <w:ilvl w:val="0"/>
+          <w:numId w:val="22"/>
+        </w:numPr>
+      </w:pPr>
+      <w:hyperlink r:id="rId24" w:history="1">
+        <w:r>
+          <w:rPr>
+            <w:rStyle w:val="Hyperlink"/>
+            <w:b/>
+            <w:bCs/>
+          </w:rPr>
+          <w:t>Piroozmandan et al (2024):</w:t>
+        </w:r>
+      </w:hyperlink>
+      <w:r>
+        <w:rPr>
+          <w:b/>
+          <w:bCs/>
+        </w:rPr>
+        <w:t xml:space="preserve"> </w:t>
+      </w:r>
+      <w:r>
+        <w:t>Zwei Phasen Noise Filter, Identifikation via CA, Entfernung über adaptive neural-fuzzy interference system (ANFIS) &gt; i.e. neural network learning algorithm</w:t>
+      </w:r>
+    </w:p>
+    <w:p>
+      <w:pPr>
+        <w:pStyle w:val="ListParagraph"/>
+        <w:numPr>
+          <w:ilvl w:val="1"/>
+          <w:numId w:val="22"/>
+        </w:numPr>
+        <w:rPr>
+          <w:lang w:val="de-DE"/>
+        </w:rPr>
+      </w:pPr>
+      <w:r>
+        <w:rPr>
+          <w:lang w:val="de-DE"/>
+        </w:rPr>
+        <w:t>Berechnet ANFIS für jeden Pixel??</w:t>
+      </w:r>
+    </w:p>
+    <w:p>
+      <w:pPr>
+        <w:pStyle w:val="ListParagraph"/>
+        <w:numPr>
+          <w:ilvl w:val="1"/>
+          <w:numId w:val="22"/>
+        </w:numPr>
+        <w:rPr>
+          <w:lang w:val="de-DE"/>
+        </w:rPr>
+      </w:pPr>
+      <w:r>
+        <w:rPr>
+          <w:lang w:val="de-DE"/>
+        </w:rPr>
+        <w:t>Fragwürdige Performanz</w:t>
+      </w:r>
+    </w:p>
+    <w:p>
+      <w:pPr>
+        <w:pStyle w:val="ListParagraph"/>
+        <w:numPr>
+          <w:ilvl w:val="0"/>
+          <w:numId w:val="22"/>
+        </w:numPr>
+        <w:rPr>
+          <w:b/>
+          <w:bCs/>
+        </w:rPr>
+      </w:pPr>
+    </w:p>
+    <w:p>
       <w:r>
         <w:rPr>
           <w:b/>
@@ -2557,7 +3382,9 @@
       <w:pPr>
         <w:pStyle w:val="Heading1"/>
       </w:pPr>
-      <w:r>
+      <w:bookmarkStart w:id="7" w:name="_Toc233212392"/>
+      <w:r>
+        <w:lastRenderedPageBreak/>
         <w:t>Chandra et al</w:t>
       </w:r>
       <w:r>
@@ -2566,15 +3393,14 @@
       <w:r>
         <w:t xml:space="preserve"> – Noise Reduction Using CA</w:t>
       </w:r>
-      <w:bookmarkEnd w:id="6"/>
-    </w:p>
-    <w:p>
-      <w:r>
-        <w:rPr>
-          <w:b/>
-          <w:bCs/>
-        </w:rPr>
-        <w:lastRenderedPageBreak/>
+      <w:bookmarkEnd w:id="7"/>
+    </w:p>
+    <w:p>
+      <w:r>
+        <w:rPr>
+          <w:b/>
+          <w:bCs/>
+        </w:rPr>
         <w:t>Method</w:t>
       </w:r>
       <w:r>
@@ -2687,12 +3513,11 @@
       <w:pPr>
         <w:pStyle w:val="Heading1"/>
       </w:pPr>
-      <w:bookmarkStart w:id="7" w:name="_Toc232764929"/>
-      <w:bookmarkStart w:id="8" w:name="_Toc232764928"/>
+      <w:bookmarkStart w:id="8" w:name="_Toc233212393"/>
       <w:r>
         <w:t>Jeelani and Qadir (2022)  – CA based approach for SPN filtration</w:t>
       </w:r>
-      <w:bookmarkEnd w:id="7"/>
+      <w:bookmarkEnd w:id="8"/>
     </w:p>
     <w:p>
       <w:r>
@@ -2821,6 +3646,7 @@
       <w:pPr>
         <w:pStyle w:val="Heading1"/>
       </w:pPr>
+      <w:bookmarkStart w:id="9" w:name="_Toc233212394"/>
       <w:r>
         <w:t xml:space="preserve">Angulo-Sogamoso et al (2019) </w:t>
       </w:r>
@@ -2836,6 +3662,7 @@
       <w:r>
         <w:t>based on CA to Elimin Noise</w:t>
       </w:r>
+      <w:bookmarkEnd w:id="9"/>
     </w:p>
     <w:p>
       <w:pPr>
@@ -2921,17 +3748,15 @@
       <w:pPr>
         <w:pStyle w:val="Heading1"/>
       </w:pPr>
-      <w:bookmarkStart w:id="9" w:name="_Qadir_et_al"/>
-      <w:bookmarkStart w:id="10" w:name="_Sahin_et_al"/>
-      <w:bookmarkStart w:id="11" w:name="_Toc232764937"/>
-      <w:bookmarkStart w:id="12" w:name="_Toc232764938"/>
-      <w:bookmarkEnd w:id="8"/>
-      <w:bookmarkEnd w:id="9"/>
+      <w:bookmarkStart w:id="10" w:name="_Qadir_et_al"/>
+      <w:bookmarkStart w:id="11" w:name="_Sahin_et_al"/>
+      <w:bookmarkStart w:id="12" w:name="_Toc233212395"/>
       <w:bookmarkEnd w:id="10"/>
+      <w:bookmarkEnd w:id="11"/>
       <w:r>
         <w:t>Sadeghi et al (2012) – An efficient method for Impulse Noise reduction from images using fuzzy CA</w:t>
       </w:r>
-      <w:bookmarkEnd w:id="11"/>
+      <w:bookmarkEnd w:id="12"/>
     </w:p>
     <w:p>
       <w:r>
@@ -2997,9 +3822,11 @@
       <w:pPr>
         <w:pStyle w:val="Heading1"/>
       </w:pPr>
+      <w:bookmarkStart w:id="13" w:name="_Toc233212396"/>
       <w:r>
         <w:t>Rosin (2010) – Image Processing using 3 State CA</w:t>
       </w:r>
+      <w:bookmarkEnd w:id="13"/>
     </w:p>
     <w:p>
       <w:r>
@@ -3034,6 +3861,7 @@
         </w:numPr>
       </w:pPr>
       <w:r>
+        <w:lastRenderedPageBreak/>
         <w:t>Very rigid application of CA, defines all possible rules</w:t>
       </w:r>
     </w:p>
@@ -3063,8 +3891,8 @@
       <w:pPr>
         <w:pStyle w:val="Heading1"/>
       </w:pPr>
-      <w:r>
-        <w:lastRenderedPageBreak/>
+      <w:bookmarkStart w:id="14" w:name="_Toc233212397"/>
+      <w:r>
         <w:t>Sahin et al</w:t>
       </w:r>
       <w:r>
@@ -3073,7 +3901,7 @@
       <w:r>
         <w:t xml:space="preserve"> – SPN filtering with FCA</w:t>
       </w:r>
-      <w:bookmarkEnd w:id="12"/>
+      <w:bookmarkEnd w:id="14"/>
     </w:p>
     <w:p>
       <w:r>
@@ -3167,7 +3995,7 @@
           <w:lang w:val="de-DE"/>
         </w:rPr>
       </w:pPr>
-      <w:hyperlink r:id="rId16" w:history="1">
+      <w:hyperlink r:id="rId25" w:history="1">
         <w:r>
           <w:rPr>
             <w:rStyle w:val="Hyperlink"/>
@@ -3187,13 +4015,13 @@
       <w:pPr>
         <w:pStyle w:val="Heading1"/>
       </w:pPr>
-      <w:bookmarkStart w:id="13" w:name="_Selvapeter_and_Hordijk"/>
-      <w:bookmarkStart w:id="14" w:name="_Toc232764935"/>
-      <w:bookmarkStart w:id="15" w:name="_Toc232764939"/>
-      <w:bookmarkEnd w:id="13"/>
+      <w:bookmarkStart w:id="15" w:name="_Selvapeter_and_Hordijk"/>
+      <w:bookmarkStart w:id="16" w:name="_Toc233212398"/>
+      <w:bookmarkEnd w:id="15"/>
       <w:r>
         <w:t>Hsu et al (2011) – SPN Reduction by CA</w:t>
       </w:r>
+      <w:bookmarkEnd w:id="16"/>
     </w:p>
     <w:p>
       <w:r>
@@ -3267,12 +4095,11 @@
       <w:pPr>
         <w:pStyle w:val="Heading1"/>
       </w:pPr>
-      <w:bookmarkStart w:id="16" w:name="_Toc232764934"/>
-      <w:bookmarkEnd w:id="14"/>
+      <w:bookmarkStart w:id="17" w:name="_Toc233212399"/>
       <w:r>
         <w:t>Qadir et al (2010) – CA based Identification and Removal of Impulse Noise from Corrupted Images</w:t>
       </w:r>
-      <w:bookmarkEnd w:id="16"/>
+      <w:bookmarkEnd w:id="17"/>
     </w:p>
     <w:p>
       <w:r>
@@ -3345,6 +4172,7 @@
       <w:pPr>
         <w:pStyle w:val="Heading1"/>
       </w:pPr>
+      <w:bookmarkStart w:id="18" w:name="_Toc233212400"/>
       <w:r>
         <w:t>Selvapeter and Hordijk</w:t>
       </w:r>
@@ -3363,7 +4191,7 @@
       <w:r>
         <w:t>CA for Image Noise Filtering</w:t>
       </w:r>
-      <w:bookmarkEnd w:id="15"/>
+      <w:bookmarkEnd w:id="18"/>
     </w:p>
     <w:p>
       <w:r>
@@ -3427,12 +4255,11 @@
       <w:pPr>
         <w:pStyle w:val="Heading1"/>
       </w:pPr>
-      <w:bookmarkStart w:id="17" w:name="_Toc232764936"/>
-      <w:bookmarkStart w:id="18" w:name="_Toc232764941"/>
+      <w:bookmarkStart w:id="19" w:name="_Toc233212401"/>
       <w:r>
         <w:t>Rosin (2006) – Training CA for Image Processing</w:t>
       </w:r>
-      <w:bookmarkEnd w:id="17"/>
+      <w:bookmarkEnd w:id="19"/>
     </w:p>
     <w:p>
       <w:r>
@@ -3455,6 +4282,7 @@
         </w:numPr>
       </w:pPr>
       <w:r>
+        <w:lastRenderedPageBreak/>
         <w:t>Has pseudo-code for basic algorithm for CA application</w:t>
       </w:r>
     </w:p>
@@ -3477,13 +4305,12 @@
         <w:t>RMSE</w:t>
       </w:r>
     </w:p>
-    <w:bookmarkEnd w:id="18"/>
     <w:p>
       <w:pPr>
         <w:pStyle w:val="Heading1"/>
       </w:pPr>
-      <w:r>
-        <w:lastRenderedPageBreak/>
+      <w:bookmarkStart w:id="20" w:name="_Toc233212402"/>
+      <w:r>
         <w:t xml:space="preserve">Chan et al (2005) </w:t>
       </w:r>
       <w:r>
@@ -3495,6 +4322,7 @@
       <w:r>
         <w:t>SPN Removal by median Type Noise Detector</w:t>
       </w:r>
+      <w:bookmarkEnd w:id="20"/>
     </w:p>
     <w:p>
       <w:r>
@@ -3512,12 +4340,11 @@
       <w:pPr>
         <w:pStyle w:val="Heading1"/>
       </w:pPr>
-      <w:bookmarkStart w:id="19" w:name="_Toc232764931"/>
-      <w:bookmarkStart w:id="20" w:name="_Toc232764933"/>
+      <w:bookmarkStart w:id="21" w:name="_Toc233212403"/>
       <w:r>
         <w:t>Moreno and Paletta (2001) – Evolving CA for Noise Reduction in Images</w:t>
       </w:r>
-      <w:bookmarkEnd w:id="19"/>
+      <w:bookmarkEnd w:id="21"/>
     </w:p>
     <w:p>
       <w:r>
@@ -3583,10 +4410,11 @@
       <w:pPr>
         <w:pStyle w:val="Heading1"/>
       </w:pPr>
+      <w:bookmarkStart w:id="22" w:name="_Toc233212404"/>
       <w:r>
         <w:t>Popovici (2000) – CA in Image Processing</w:t>
       </w:r>
-      <w:bookmarkEnd w:id="20"/>
+      <w:bookmarkEnd w:id="22"/>
     </w:p>
     <w:p>
       <w:r>
@@ -3649,12 +4477,14 @@
       <w:pPr>
         <w:pStyle w:val="Heading1"/>
       </w:pPr>
+      <w:bookmarkStart w:id="23" w:name="_Toc233212405"/>
       <w:r>
         <w:t>Xavier et al (?) – Image Noise Reduction base</w:t>
       </w:r>
       <w:r>
         <w:t>d on CA Filter</w:t>
       </w:r>
+      <w:bookmarkEnd w:id="23"/>
     </w:p>
     <w:p>
       <w:r>
@@ -5304,6 +6134,119 @@
     </w:lvl>
   </w:abstractNum>
   <w:abstractNum w:abstractNumId="14" w15:restartNumberingAfterBreak="0">
+    <w:nsid w:val="596E17C3"/>
+    <w:multiLevelType w:val="hybridMultilevel"/>
+    <w:tmpl w:val="9E8867A8"/>
+    <w:lvl w:ilvl="0" w:tplc="04090001">
+      <w:start w:val="1"/>
+      <w:numFmt w:val="bullet"/>
+      <w:lvlText w:val=""/>
+      <w:lvlJc w:val="left"/>
+      <w:pPr>
+        <w:ind w:left="720" w:hanging="360"/>
+      </w:pPr>
+      <w:rPr>
+        <w:rFonts w:ascii="Symbol" w:hAnsi="Symbol" w:hint="default"/>
+      </w:rPr>
+    </w:lvl>
+    <w:lvl w:ilvl="1" w:tplc="04090003">
+      <w:start w:val="1"/>
+      <w:numFmt w:val="bullet"/>
+      <w:lvlText w:val="o"/>
+      <w:lvlJc w:val="left"/>
+      <w:pPr>
+        <w:ind w:left="1440" w:hanging="360"/>
+      </w:pPr>
+      <w:rPr>
+        <w:rFonts w:ascii="Courier New" w:hAnsi="Courier New" w:cs="Courier New" w:hint="default"/>
+      </w:rPr>
+    </w:lvl>
+    <w:lvl w:ilvl="2" w:tplc="04090005" w:tentative="1">
+      <w:start w:val="1"/>
+      <w:numFmt w:val="bullet"/>
+      <w:lvlText w:val=""/>
+      <w:lvlJc w:val="left"/>
+      <w:pPr>
+        <w:ind w:left="2160" w:hanging="360"/>
+      </w:pPr>
+      <w:rPr>
+        <w:rFonts w:ascii="Wingdings" w:hAnsi="Wingdings" w:hint="default"/>
+      </w:rPr>
+    </w:lvl>
+    <w:lvl w:ilvl="3" w:tplc="04090001" w:tentative="1">
+      <w:start w:val="1"/>
+      <w:numFmt w:val="bullet"/>
+      <w:lvlText w:val=""/>
+      <w:lvlJc w:val="left"/>
+      <w:pPr>
+        <w:ind w:left="2880" w:hanging="360"/>
+      </w:pPr>
+      <w:rPr>
+        <w:rFonts w:ascii="Symbol" w:hAnsi="Symbol" w:hint="default"/>
+      </w:rPr>
+    </w:lvl>
+    <w:lvl w:ilvl="4" w:tplc="04090003" w:tentative="1">
+      <w:start w:val="1"/>
+      <w:numFmt w:val="bullet"/>
+      <w:lvlText w:val="o"/>
+      <w:lvlJc w:val="left"/>
+      <w:pPr>
+        <w:ind w:left="3600" w:hanging="360"/>
+      </w:pPr>
+      <w:rPr>
+        <w:rFonts w:ascii="Courier New" w:hAnsi="Courier New" w:cs="Courier New" w:hint="default"/>
+      </w:rPr>
+    </w:lvl>
+    <w:lvl w:ilvl="5" w:tplc="04090005" w:tentative="1">
+      <w:start w:val="1"/>
+      <w:numFmt w:val="bullet"/>
+      <w:lvlText w:val=""/>
+      <w:lvlJc w:val="left"/>
+      <w:pPr>
+        <w:ind w:left="4320" w:hanging="360"/>
+      </w:pPr>
+      <w:rPr>
+        <w:rFonts w:ascii="Wingdings" w:hAnsi="Wingdings" w:hint="default"/>
+      </w:rPr>
+    </w:lvl>
+    <w:lvl w:ilvl="6" w:tplc="04090001" w:tentative="1">
+      <w:start w:val="1"/>
+      <w:numFmt w:val="bullet"/>
+      <w:lvlText w:val=""/>
+      <w:lvlJc w:val="left"/>
+      <w:pPr>
+        <w:ind w:left="5040" w:hanging="360"/>
+      </w:pPr>
+      <w:rPr>
+        <w:rFonts w:ascii="Symbol" w:hAnsi="Symbol" w:hint="default"/>
+      </w:rPr>
+    </w:lvl>
+    <w:lvl w:ilvl="7" w:tplc="04090003" w:tentative="1">
+      <w:start w:val="1"/>
+      <w:numFmt w:val="bullet"/>
+      <w:lvlText w:val="o"/>
+      <w:lvlJc w:val="left"/>
+      <w:pPr>
+        <w:ind w:left="5760" w:hanging="360"/>
+      </w:pPr>
+      <w:rPr>
+        <w:rFonts w:ascii="Courier New" w:hAnsi="Courier New" w:cs="Courier New" w:hint="default"/>
+      </w:rPr>
+    </w:lvl>
+    <w:lvl w:ilvl="8" w:tplc="04090005" w:tentative="1">
+      <w:start w:val="1"/>
+      <w:numFmt w:val="bullet"/>
+      <w:lvlText w:val=""/>
+      <w:lvlJc w:val="left"/>
+      <w:pPr>
+        <w:ind w:left="6480" w:hanging="360"/>
+      </w:pPr>
+      <w:rPr>
+        <w:rFonts w:ascii="Wingdings" w:hAnsi="Wingdings" w:hint="default"/>
+      </w:rPr>
+    </w:lvl>
+  </w:abstractNum>
+  <w:abstractNum w:abstractNumId="15" w15:restartNumberingAfterBreak="0">
     <w:nsid w:val="5B6B6C5F"/>
     <w:multiLevelType w:val="hybridMultilevel"/>
     <w:tmpl w:val="73AE6AA6"/>
@@ -5416,7 +6359,7 @@
       </w:rPr>
     </w:lvl>
   </w:abstractNum>
-  <w:abstractNum w:abstractNumId="15" w15:restartNumberingAfterBreak="0">
+  <w:abstractNum w:abstractNumId="16" w15:restartNumberingAfterBreak="0">
     <w:nsid w:val="5F300145"/>
     <w:multiLevelType w:val="hybridMultilevel"/>
     <w:tmpl w:val="E1867266"/>
@@ -5529,7 +6472,7 @@
       </w:rPr>
     </w:lvl>
   </w:abstractNum>
-  <w:abstractNum w:abstractNumId="16" w15:restartNumberingAfterBreak="0">
+  <w:abstractNum w:abstractNumId="17" w15:restartNumberingAfterBreak="0">
     <w:nsid w:val="69EF45C7"/>
     <w:multiLevelType w:val="hybridMultilevel"/>
     <w:tmpl w:val="6F0449C8"/>
@@ -5642,7 +6585,7 @@
       </w:rPr>
     </w:lvl>
   </w:abstractNum>
-  <w:abstractNum w:abstractNumId="17" w15:restartNumberingAfterBreak="0">
+  <w:abstractNum w:abstractNumId="18" w15:restartNumberingAfterBreak="0">
     <w:nsid w:val="6B283C3C"/>
     <w:multiLevelType w:val="hybridMultilevel"/>
     <w:tmpl w:val="F964FFD8"/>
@@ -5755,7 +6698,7 @@
       </w:rPr>
     </w:lvl>
   </w:abstractNum>
-  <w:abstractNum w:abstractNumId="18" w15:restartNumberingAfterBreak="0">
+  <w:abstractNum w:abstractNumId="19" w15:restartNumberingAfterBreak="0">
     <w:nsid w:val="6F4758D0"/>
     <w:multiLevelType w:val="hybridMultilevel"/>
     <w:tmpl w:val="C9CE9732"/>
@@ -5868,7 +6811,7 @@
       </w:rPr>
     </w:lvl>
   </w:abstractNum>
-  <w:abstractNum w:abstractNumId="19" w15:restartNumberingAfterBreak="0">
+  <w:abstractNum w:abstractNumId="20" w15:restartNumberingAfterBreak="0">
     <w:nsid w:val="7A3F280E"/>
     <w:multiLevelType w:val="hybridMultilevel"/>
     <w:tmpl w:val="99E0B848"/>
@@ -5981,7 +6924,7 @@
       </w:rPr>
     </w:lvl>
   </w:abstractNum>
-  <w:abstractNum w:abstractNumId="20" w15:restartNumberingAfterBreak="0">
+  <w:abstractNum w:abstractNumId="21" w15:restartNumberingAfterBreak="0">
     <w:nsid w:val="7A7A6E98"/>
     <w:multiLevelType w:val="hybridMultilevel"/>
     <w:tmpl w:val="6F1AA220"/>
@@ -6097,7 +7040,7 @@
     <w:abstractNumId w:val="11"/>
   </w:num>
   <w:num w:numId="2" w16cid:durableId="2015843255">
-    <w:abstractNumId w:val="17"/>
+    <w:abstractNumId w:val="18"/>
   </w:num>
   <w:num w:numId="3" w16cid:durableId="566232749">
     <w:abstractNumId w:val="10"/>
@@ -6109,13 +7052,13 @@
     <w:abstractNumId w:val="2"/>
   </w:num>
   <w:num w:numId="6" w16cid:durableId="2119519656">
-    <w:abstractNumId w:val="15"/>
+    <w:abstractNumId w:val="16"/>
   </w:num>
   <w:num w:numId="7" w16cid:durableId="1370380247">
     <w:abstractNumId w:val="5"/>
   </w:num>
   <w:num w:numId="8" w16cid:durableId="808091315">
-    <w:abstractNumId w:val="20"/>
+    <w:abstractNumId w:val="21"/>
   </w:num>
   <w:num w:numId="9" w16cid:durableId="116223204">
     <w:abstractNumId w:val="7"/>
@@ -6127,7 +7070,7 @@
     <w:abstractNumId w:val="3"/>
   </w:num>
   <w:num w:numId="12" w16cid:durableId="1446001470">
-    <w:abstractNumId w:val="16"/>
+    <w:abstractNumId w:val="17"/>
   </w:num>
   <w:num w:numId="13" w16cid:durableId="706680553">
     <w:abstractNumId w:val="6"/>
@@ -6136,13 +7079,13 @@
     <w:abstractNumId w:val="9"/>
   </w:num>
   <w:num w:numId="15" w16cid:durableId="658459475">
-    <w:abstractNumId w:val="18"/>
+    <w:abstractNumId w:val="19"/>
   </w:num>
   <w:num w:numId="16" w16cid:durableId="1500730833">
     <w:abstractNumId w:val="1"/>
   </w:num>
   <w:num w:numId="17" w16cid:durableId="985360382">
-    <w:abstractNumId w:val="14"/>
+    <w:abstractNumId w:val="15"/>
   </w:num>
   <w:num w:numId="18" w16cid:durableId="685401989">
     <w:abstractNumId w:val="4"/>
@@ -6154,7 +7097,10 @@
     <w:abstractNumId w:val="13"/>
   </w:num>
   <w:num w:numId="21" w16cid:durableId="547761674">
-    <w:abstractNumId w:val="19"/>
+    <w:abstractNumId w:val="20"/>
+  </w:num>
+  <w:num w:numId="22" w16cid:durableId="190336934">
+    <w:abstractNumId w:val="14"/>
   </w:num>
 </w:numbering>
 </file>
@@ -7220,6 +8166,25 @@
       <w:u w:val="single"/>
     </w:rPr>
   </w:style>
+  <w:style w:type="table" w:styleId="TableGrid">
+    <w:name w:val="Table Grid"/>
+    <w:basedOn w:val="TableNormal"/>
+    <w:uiPriority w:val="39"/>
+    <w:rsid w:val="00993B8D"/>
+    <w:pPr>
+      <w:spacing w:before="0" w:after="0" w:line="240" w:lineRule="auto"/>
+    </w:pPr>
+    <w:tblPr>
+      <w:tblBorders>
+        <w:top w:val="single" w:sz="4" w:space="0" w:color="auto"/>
+        <w:left w:val="single" w:sz="4" w:space="0" w:color="auto"/>
+        <w:bottom w:val="single" w:sz="4" w:space="0" w:color="auto"/>
+        <w:right w:val="single" w:sz="4" w:space="0" w:color="auto"/>
+        <w:insideH w:val="single" w:sz="4" w:space="0" w:color="auto"/>
+        <w:insideV w:val="single" w:sz="4" w:space="0" w:color="auto"/>
+      </w:tblBorders>
+    </w:tblPr>
+  </w:style>
 </w:styles>
 </file>
 

--- a/STI/CellularAutomata/Notes.docx
+++ b/STI/CellularAutomata/Notes.docx
@@ -2301,14 +2301,81 @@
       </w:hyperlink>
     </w:p>
     <w:p>
-      <w:r>
-        <w:rPr>
+      <w:pPr>
+        <w:pStyle w:val="ListParagraph"/>
+        <w:numPr>
+          <w:ilvl w:val="0"/>
+          <w:numId w:val="20"/>
+        </w:numPr>
+        <w:rPr>
+          <w:b/>
+          <w:bCs/>
+        </w:rPr>
+      </w:pPr>
+      <w:r>
+        <w:rPr>
+          <w:b/>
+          <w:bCs/>
+        </w:rPr>
+        <w:t xml:space="preserve">PSNR Metric: </w:t>
+      </w:r>
+      <w:hyperlink r:id="rId16" w:history="1">
+        <w:r>
+          <w:rPr>
+            <w:rStyle w:val="Hyperlink"/>
+          </w:rPr>
+          <w:t>https://metricgate.com/docs/peak-signal-to-noise-ratio/</w:t>
+        </w:r>
+      </w:hyperlink>
+    </w:p>
+    <w:p>
+      <w:pPr>
+        <w:pStyle w:val="ListParagraph"/>
+        <w:numPr>
+          <w:ilvl w:val="0"/>
+          <w:numId w:val="20"/>
+        </w:numPr>
+        <w:rPr>
+          <w:b/>
+          <w:bCs/>
+          <w:lang w:val="de-DE"/>
+        </w:rPr>
+      </w:pPr>
+      <w:r>
+        <w:rPr>
+          <w:b/>
+          <w:bCs/>
           <w:lang w:val="de-DE"/>
         </w:rPr>
         <w:lastRenderedPageBreak/>
+        <w:t xml:space="preserve">SSIM Metric: </w:t>
+      </w:r>
+      <w:hyperlink r:id="rId17" w:history="1">
+        <w:r>
+          <w:rPr>
+            <w:rStyle w:val="Hyperlink"/>
+            <w:lang w:val="de-DE"/>
+          </w:rPr>
+          <w:t>https://metricgate.com/docs/structural-similarity-index/</w:t>
+        </w:r>
+      </w:hyperlink>
+    </w:p>
+    <w:p>
+      <w:pPr>
+        <w:rPr>
+          <w:lang w:val="de-DE"/>
+        </w:rPr>
+      </w:pPr>
+      <w:r>
+        <w:rPr>
+          <w:lang w:val="de-DE"/>
+        </w:rPr>
         <w:t xml:space="preserve">Wie aufgezeigt, gibt es eine Reihe an Ansätzen wie CA im Rauschfilterverfahren miteingebunden werden kann. </w:t>
       </w:r>
       <w:r>
+        <w:rPr>
+          <w:lang w:val="de-DE"/>
+        </w:rPr>
         <w:t>Ansätze beinhalten:</w:t>
       </w:r>
     </w:p>
@@ -2498,6 +2565,9 @@
               </w:rPr>
             </w:pPr>
             <w:r>
+              <w:rPr>
+                <w:noProof/>
+              </w:rPr>
               <w:drawing>
                 <wp:inline distT="0" distB="0" distL="0" distR="0" wp14:anchorId="33D25EF1" wp14:editId="28910E1B">
                   <wp:extent cx="4563112" cy="190527"/>
@@ -2514,7 +2584,7 @@
                           <pic:cNvPicPr/>
                         </pic:nvPicPr>
                         <pic:blipFill>
-                          <a:blip r:embed="rId16"/>
+                          <a:blip r:embed="rId18"/>
                           <a:stretch>
                             <a:fillRect/>
                           </a:stretch>
@@ -2554,6 +2624,9 @@
               </w:rPr>
             </w:pPr>
             <w:r>
+              <w:rPr>
+                <w:noProof/>
+              </w:rPr>
               <w:drawing>
                 <wp:inline distT="0" distB="0" distL="0" distR="0" wp14:anchorId="45DA982D" wp14:editId="6E0CC4B8">
                   <wp:extent cx="4582164" cy="181000"/>
@@ -2570,7 +2643,7 @@
                           <pic:cNvPicPr/>
                         </pic:nvPicPr>
                         <pic:blipFill>
-                          <a:blip r:embed="rId17"/>
+                          <a:blip r:embed="rId19"/>
                           <a:stretch>
                             <a:fillRect/>
                           </a:stretch>
@@ -2620,6 +2693,9 @@
           </w:p>
           <w:p>
             <w:r>
+              <w:rPr>
+                <w:noProof/>
+              </w:rPr>
               <w:drawing>
                 <wp:inline distT="0" distB="0" distL="0" distR="0" wp14:anchorId="012F5FA3" wp14:editId="335834B8">
                   <wp:extent cx="4121852" cy="275590"/>
@@ -2636,7 +2712,7 @@
                           <pic:cNvPicPr/>
                         </pic:nvPicPr>
                         <pic:blipFill rotWithShape="1">
-                          <a:blip r:embed="rId18"/>
+                          <a:blip r:embed="rId20"/>
                           <a:srcRect t="92532"/>
                           <a:stretch>
                             <a:fillRect/>
@@ -2684,13 +2760,7 @@
               <w:rPr>
                 <w:lang w:val="de-DE"/>
               </w:rPr>
-              <w:t>MERIG</w:t>
-            </w:r>
-            <w:r>
-              <w:rPr>
-                <w:lang w:val="de-DE"/>
-              </w:rPr>
-              <w:t xml:space="preserve"> Algorithmus (10 – 90% noise)</w:t>
+              <w:t>MERIG Algorithmus (10 – 90% noise)</w:t>
             </w:r>
           </w:p>
           <w:p>
@@ -2698,6 +2768,9 @@
               <w:jc w:val="center"/>
             </w:pPr>
             <w:r>
+              <w:rPr>
+                <w:noProof/>
+              </w:rPr>
               <w:drawing>
                 <wp:inline distT="0" distB="0" distL="0" distR="0" wp14:anchorId="749EA250" wp14:editId="04C5D565">
                   <wp:extent cx="981212" cy="2143424"/>
@@ -2714,7 +2787,7 @@
                           <pic:cNvPicPr/>
                         </pic:nvPicPr>
                         <pic:blipFill>
-                          <a:blip r:embed="rId19"/>
+                          <a:blip r:embed="rId21"/>
                           <a:stretch>
                             <a:fillRect/>
                           </a:stretch>
@@ -2774,6 +2847,7 @@
             </w:pPr>
             <w:r>
               <w:rPr>
+                <w:noProof/>
                 <w:lang w:val="de-DE"/>
               </w:rPr>
               <w:drawing>
@@ -2792,7 +2866,7 @@
                           <pic:cNvPicPr/>
                         </pic:nvPicPr>
                         <pic:blipFill>
-                          <a:blip r:embed="rId20"/>
+                          <a:blip r:embed="rId22"/>
                           <a:stretch>
                             <a:fillRect/>
                           </a:stretch>
@@ -2822,6 +2896,7 @@
             </w:pPr>
             <w:r>
               <w:rPr>
+                <w:noProof/>
                 <w:lang w:val="de-DE"/>
               </w:rPr>
               <w:drawing>
@@ -2840,7 +2915,7 @@
                           <pic:cNvPicPr/>
                         </pic:nvPicPr>
                         <pic:blipFill>
-                          <a:blip r:embed="rId21"/>
+                          <a:blip r:embed="rId23"/>
                           <a:stretch>
                             <a:fillRect/>
                           </a:stretch>
@@ -2874,6 +2949,7 @@
             </w:pPr>
             <w:r>
               <w:rPr>
+                <w:noProof/>
                 <w:lang w:val="de-DE"/>
               </w:rPr>
               <w:drawing>
@@ -2900,7 +2976,7 @@
                           <pic:cNvPicPr/>
                         </pic:nvPicPr>
                         <pic:blipFill>
-                          <a:blip r:embed="rId22">
+                          <a:blip r:embed="rId24">
                             <a:extLst>
                               <a:ext uri="{28A0092B-C50C-407E-A947-70E740481C1C}">
                                 <a14:useLocalDpi xmlns:a14="http://schemas.microsoft.com/office/drawing/2010/main" val="0"/>
@@ -2928,6 +3004,7 @@
             </w:r>
             <w:r>
               <w:rPr>
+                <w:noProof/>
                 <w:lang w:val="de-DE"/>
               </w:rPr>
               <w:drawing>
@@ -2954,7 +3031,7 @@
                           <pic:cNvPicPr/>
                         </pic:nvPicPr>
                         <pic:blipFill>
-                          <a:blip r:embed="rId23">
+                          <a:blip r:embed="rId25">
                             <a:extLst>
                               <a:ext uri="{28A0092B-C50C-407E-A947-70E740481C1C}">
                                 <a14:useLocalDpi xmlns:a14="http://schemas.microsoft.com/office/drawing/2010/main" val="0"/>
@@ -3296,7 +3373,7 @@
           <w:numId w:val="22"/>
         </w:numPr>
       </w:pPr>
-      <w:hyperlink r:id="rId24" w:history="1">
+      <w:hyperlink r:id="rId26" w:history="1">
         <w:r>
           <w:rPr>
             <w:rStyle w:val="Hyperlink"/>
@@ -3995,7 +4072,7 @@
           <w:lang w:val="de-DE"/>
         </w:rPr>
       </w:pPr>
-      <w:hyperlink r:id="rId25" w:history="1">
+      <w:hyperlink r:id="rId27" w:history="1">
         <w:r>
           <w:rPr>
             <w:rStyle w:val="Hyperlink"/>

--- a/STI/CellularAutomata/Notes.docx
+++ b/STI/CellularAutomata/Notes.docx
@@ -1765,7 +1765,25 @@
             <w:bCs/>
             <w:lang w:val="de-DE"/>
           </w:rPr>
-          <w:t>Kong and Choi (2026):</w:t>
+          <w:t>Kong and Choi (</w:t>
+        </w:r>
+        <w:r>
+          <w:rPr>
+            <w:rStyle w:val="Hyperlink"/>
+            <w:b/>
+            <w:bCs/>
+            <w:lang w:val="de-DE"/>
+          </w:rPr>
+          <w:t>2</w:t>
+        </w:r>
+        <w:r>
+          <w:rPr>
+            <w:rStyle w:val="Hyperlink"/>
+            <w:b/>
+            <w:bCs/>
+            <w:lang w:val="de-DE"/>
+          </w:rPr>
+          <w:t>026):</w:t>
         </w:r>
       </w:hyperlink>
       <w:r>
@@ -2238,7 +2256,23 @@
             <w:b/>
             <w:bCs/>
           </w:rPr>
-          <w:t>https://homepages.inf.ed.ac.uk/rbf/HIPR2/mean.htm</w:t>
+          <w:t>https://hom</w:t>
+        </w:r>
+        <w:r>
+          <w:rPr>
+            <w:rStyle w:val="Hyperlink"/>
+            <w:b/>
+            <w:bCs/>
+          </w:rPr>
+          <w:t>e</w:t>
+        </w:r>
+        <w:r>
+          <w:rPr>
+            <w:rStyle w:val="Hyperlink"/>
+            <w:b/>
+            <w:bCs/>
+          </w:rPr>
+          <w:t>pages.inf.ed.ac.uk/rbf/HIPR2/mean.htm</w:t>
         </w:r>
       </w:hyperlink>
     </w:p>
@@ -2268,7 +2302,23 @@
             <w:b/>
             <w:bCs/>
           </w:rPr>
-          <w:t>https://homepages.inf.ed.ac.uk/rbf/HIPR2/median.htm</w:t>
+          <w:t>https://home</w:t>
+        </w:r>
+        <w:r>
+          <w:rPr>
+            <w:rStyle w:val="Hyperlink"/>
+            <w:b/>
+            <w:bCs/>
+          </w:rPr>
+          <w:t>p</w:t>
+        </w:r>
+        <w:r>
+          <w:rPr>
+            <w:rStyle w:val="Hyperlink"/>
+            <w:b/>
+            <w:bCs/>
+          </w:rPr>
+          <w:t>ages.inf.ed.ac.uk/rbf/HIPR2/median.htm</w:t>
         </w:r>
       </w:hyperlink>
     </w:p>
@@ -2296,7 +2346,19 @@
           <w:rPr>
             <w:rStyle w:val="Hyperlink"/>
           </w:rPr>
-          <w:t>https://medium.com/@adnan.mazraeh1993/fuzzification-and-defuzzification-6fbfe059047e</w:t>
+          <w:t>https://medium.com/@adn</w:t>
+        </w:r>
+        <w:r>
+          <w:rPr>
+            <w:rStyle w:val="Hyperlink"/>
+          </w:rPr>
+          <w:t>a</w:t>
+        </w:r>
+        <w:r>
+          <w:rPr>
+            <w:rStyle w:val="Hyperlink"/>
+          </w:rPr>
+          <w:t>n.mazraeh1993/fuzzification-and-defuzzification-6fbfe059047e</w:t>
         </w:r>
       </w:hyperlink>
     </w:p>
@@ -2348,9 +2410,60 @@
           <w:lang w:val="de-DE"/>
         </w:rPr>
         <w:lastRenderedPageBreak/>
+        <w:t xml:space="preserve">PSNR Faustregel: </w:t>
+      </w:r>
+      <w:hyperlink r:id="rId17" w:history="1">
+        <w:r>
+          <w:rPr>
+            <w:rStyle w:val="Hyperlink"/>
+            <w:b/>
+            <w:bCs/>
+            <w:lang w:val="de-DE"/>
+          </w:rPr>
+          <w:t>https://www.foraso</w:t>
+        </w:r>
+        <w:r>
+          <w:rPr>
+            <w:rStyle w:val="Hyperlink"/>
+            <w:b/>
+            <w:bCs/>
+            <w:lang w:val="de-DE"/>
+          </w:rPr>
+          <w:t>f</w:t>
+        </w:r>
+        <w:r>
+          <w:rPr>
+            <w:rStyle w:val="Hyperlink"/>
+            <w:b/>
+            <w:bCs/>
+            <w:lang w:val="de-DE"/>
+          </w:rPr>
+          <w:t>t.com/learn/video-quality/articles-vqm/psnr-explained</w:t>
+        </w:r>
+      </w:hyperlink>
+    </w:p>
+    <w:p>
+      <w:pPr>
+        <w:pStyle w:val="ListParagraph"/>
+        <w:numPr>
+          <w:ilvl w:val="0"/>
+          <w:numId w:val="20"/>
+        </w:numPr>
+        <w:rPr>
+          <w:b/>
+          <w:bCs/>
+          <w:lang w:val="de-DE"/>
+        </w:rPr>
+      </w:pPr>
+      <w:r>
+        <w:rPr>
+          <w:b/>
+          <w:bCs/>
+          <w:lang w:val="de-DE"/>
+        </w:rPr>
         <w:t xml:space="preserve">SSIM Metric: </w:t>
       </w:r>
-      <w:hyperlink r:id="rId17" w:history="1">
+      <w:hyperlink r:id="rId18" w:history="1">
         <w:r>
           <w:rPr>
             <w:rStyle w:val="Hyperlink"/>
@@ -2584,7 +2697,7 @@
                           <pic:cNvPicPr/>
                         </pic:nvPicPr>
                         <pic:blipFill>
-                          <a:blip r:embed="rId18"/>
+                          <a:blip r:embed="rId19"/>
                           <a:stretch>
                             <a:fillRect/>
                           </a:stretch>
@@ -2643,7 +2756,7 @@
                           <pic:cNvPicPr/>
                         </pic:nvPicPr>
                         <pic:blipFill>
-                          <a:blip r:embed="rId19"/>
+                          <a:blip r:embed="rId20"/>
                           <a:stretch>
                             <a:fillRect/>
                           </a:stretch>
@@ -2712,7 +2825,7 @@
                           <pic:cNvPicPr/>
                         </pic:nvPicPr>
                         <pic:blipFill rotWithShape="1">
-                          <a:blip r:embed="rId20"/>
+                          <a:blip r:embed="rId21"/>
                           <a:srcRect t="92532"/>
                           <a:stretch>
                             <a:fillRect/>
@@ -2787,7 +2900,7 @@
                           <pic:cNvPicPr/>
                         </pic:nvPicPr>
                         <pic:blipFill>
-                          <a:blip r:embed="rId21"/>
+                          <a:blip r:embed="rId22"/>
                           <a:stretch>
                             <a:fillRect/>
                           </a:stretch>
@@ -2866,7 +2979,7 @@
                           <pic:cNvPicPr/>
                         </pic:nvPicPr>
                         <pic:blipFill>
-                          <a:blip r:embed="rId22"/>
+                          <a:blip r:embed="rId23"/>
                           <a:stretch>
                             <a:fillRect/>
                           </a:stretch>
@@ -2915,7 +3028,7 @@
                           <pic:cNvPicPr/>
                         </pic:nvPicPr>
                         <pic:blipFill>
-                          <a:blip r:embed="rId23"/>
+                          <a:blip r:embed="rId24"/>
                           <a:stretch>
                             <a:fillRect/>
                           </a:stretch>
@@ -2976,7 +3089,7 @@
                           <pic:cNvPicPr/>
                         </pic:nvPicPr>
                         <pic:blipFill>
-                          <a:blip r:embed="rId24">
+                          <a:blip r:embed="rId25">
                             <a:extLst>
                               <a:ext uri="{28A0092B-C50C-407E-A947-70E740481C1C}">
                                 <a14:useLocalDpi xmlns:a14="http://schemas.microsoft.com/office/drawing/2010/main" val="0"/>
@@ -3031,7 +3144,7 @@
                           <pic:cNvPicPr/>
                         </pic:nvPicPr>
                         <pic:blipFill>
-                          <a:blip r:embed="rId25">
+                          <a:blip r:embed="rId26">
                             <a:extLst>
                               <a:ext uri="{28A0092B-C50C-407E-A947-70E740481C1C}">
                                 <a14:useLocalDpi xmlns:a14="http://schemas.microsoft.com/office/drawing/2010/main" val="0"/>
@@ -3076,16 +3189,4466 @@
       </w:tr>
     </w:tbl>
     <w:p/>
-    <w:p/>
     <w:p>
       <w:pPr>
         <w:pStyle w:val="Heading1"/>
-      </w:pPr>
-      <w:bookmarkStart w:id="4" w:name="_Toc233212389"/>
+        <w:rPr>
+          <w:lang w:val="de-DE"/>
+        </w:rPr>
+      </w:pPr>
+      <w:bookmarkStart w:id="4" w:name="_Toc233722451"/>
+      <w:r>
+        <w:rPr>
+          <w:lang w:val="de-DE"/>
+        </w:rPr>
+        <w:lastRenderedPageBreak/>
+        <w:t>Rejected</w:t>
+      </w:r>
+      <w:bookmarkEnd w:id="4"/>
+    </w:p>
+    <w:p>
+      <w:pPr>
+        <w:pStyle w:val="ListParagraph"/>
+        <w:numPr>
+          <w:ilvl w:val="0"/>
+          <w:numId w:val="23"/>
+        </w:numPr>
+        <w:rPr>
+          <w:color w:val="A02B93" w:themeColor="accent5"/>
+          <w:lang w:val="de-DE"/>
+        </w:rPr>
+      </w:pPr>
+      <w:r>
+        <w:rPr>
+          <w:color w:val="A02B93" w:themeColor="accent5"/>
+          <w:lang w:val="de-DE"/>
+        </w:rPr>
+        <w:t>Wird im Kontext und Nutzen von Bildbearbeitung erklärt, also gekürzte Version</w:t>
+      </w:r>
+    </w:p>
+    <w:p>
+      <w:pPr>
+        <w:pStyle w:val="ListParagraph"/>
+        <w:numPr>
+          <w:ilvl w:val="0"/>
+          <w:numId w:val="23"/>
+        </w:numPr>
+        <w:rPr>
+          <w:color w:val="A02B93" w:themeColor="accent5"/>
+          <w:lang w:val="de-DE"/>
+        </w:rPr>
+      </w:pPr>
+      <w:r>
+        <w:rPr>
+          <w:color w:val="A02B93" w:themeColor="accent5"/>
+          <w:lang w:val="de-DE"/>
+        </w:rPr>
+        <w:t>2D und 3D zelluläre Automaten</w:t>
+      </w:r>
+    </w:p>
+    <w:p>
+      <w:pPr>
+        <w:rPr>
+          <w:color w:val="A02B93" w:themeColor="accent5"/>
+          <w:lang w:val="de-DE"/>
+        </w:rPr>
+      </w:pPr>
+      <w:r>
+        <w:rPr>
+          <w:color w:val="A02B93" w:themeColor="accent5"/>
+          <w:lang w:val="de-DE"/>
+        </w:rPr>
+        <w:t>Zelluläre Automaten gehören zu den endlichen Automaten</w:t>
+      </w:r>
+    </w:p>
+    <w:p>
+      <w:pPr>
+        <w:rPr>
+          <w:color w:val="A02B93" w:themeColor="accent5"/>
+          <w:lang w:val="de-DE"/>
+        </w:rPr>
+      </w:pPr>
+      <w:r>
+        <w:rPr>
+          <w:color w:val="A02B93" w:themeColor="accent5"/>
+          <w:lang w:val="de-DE"/>
+        </w:rPr>
+        <w:t xml:space="preserve">Ein dreidimensionaler zellulärer Automat beschreibt ein Raum </w:t>
+      </w:r>
+      <w:r>
+        <w:rPr>
+          <w:i/>
+          <w:iCs/>
+          <w:color w:val="A02B93" w:themeColor="accent5"/>
+          <w:lang w:val="de-DE"/>
+        </w:rPr>
+        <w:t>R</w:t>
+      </w:r>
+      <w:r>
+        <w:rPr>
+          <w:color w:val="A02B93" w:themeColor="accent5"/>
+          <w:lang w:val="de-DE"/>
+        </w:rPr>
+        <w:t xml:space="preserve"> an Zellen, in dem jede Zelle zum Zeitpunkt </w:t>
+      </w:r>
+      <w:r>
+        <w:rPr>
+          <w:i/>
+          <w:iCs/>
+          <w:color w:val="A02B93" w:themeColor="accent5"/>
+          <w:lang w:val="de-DE"/>
+        </w:rPr>
+        <w:t>t</w:t>
+      </w:r>
+      <w:r>
+        <w:rPr>
+          <w:color w:val="A02B93" w:themeColor="accent5"/>
+          <w:lang w:val="de-DE"/>
+        </w:rPr>
+        <w:t xml:space="preserve"> einen Zustand </w:t>
+      </w:r>
+      <w:r>
+        <w:rPr>
+          <w:rFonts w:ascii="Cambria Math" w:hAnsi="Cambria Math" w:cs="Cambria Math"/>
+          <w:color w:val="A02B93" w:themeColor="accent5"/>
+          <w:lang w:val="de-DE"/>
+        </w:rPr>
+        <w:t>∈</w:t>
+      </w:r>
+      <w:r>
+        <w:rPr>
+          <w:color w:val="A02B93" w:themeColor="accent5"/>
+          <w:lang w:val="de-DE"/>
+        </w:rPr>
+        <w:t xml:space="preserve"> Zustandsmenge </w:t>
+      </w:r>
+      <w:r>
+        <w:rPr>
+          <w:i/>
+          <w:iCs/>
+          <w:color w:val="A02B93" w:themeColor="accent5"/>
+          <w:lang w:val="de-DE"/>
+        </w:rPr>
+        <w:t xml:space="preserve">Q </w:t>
+      </w:r>
+      <w:r>
+        <w:rPr>
+          <w:color w:val="A02B93" w:themeColor="accent5"/>
+          <w:lang w:val="de-DE"/>
+        </w:rPr>
+        <w:t xml:space="preserve">hat. Beim Zeitpunkt </w:t>
+      </w:r>
+      <w:r>
+        <w:rPr>
+          <w:i/>
+          <w:iCs/>
+          <w:color w:val="A02B93" w:themeColor="accent5"/>
+          <w:lang w:val="de-DE"/>
+        </w:rPr>
+        <w:t xml:space="preserve">t+1 </w:t>
+      </w:r>
+      <w:r>
+        <w:rPr>
+          <w:color w:val="A02B93" w:themeColor="accent5"/>
+          <w:lang w:val="de-DE"/>
+        </w:rPr>
+        <w:t>entsteht eine neue Generation aus Zellen basierend auf deren Nachbarschaft.</w:t>
+      </w:r>
+    </w:p>
+    <w:p>
+      <w:pPr>
+        <w:rPr>
+          <w:color w:val="A02B93" w:themeColor="accent5"/>
+          <w:lang w:val="de-DE"/>
+        </w:rPr>
+      </w:pPr>
+      <w:r>
+        <w:rPr>
+          <w:color w:val="A02B93" w:themeColor="accent5"/>
+          <w:lang w:val="de-DE"/>
+        </w:rPr>
+        <w:t xml:space="preserve">Bei einem darauffolgendem Zeitschritt </w:t>
+      </w:r>
+      <w:r>
+        <w:rPr>
+          <w:i/>
+          <w:iCs/>
+          <w:color w:val="A02B93" w:themeColor="accent5"/>
+          <w:lang w:val="de-DE"/>
+        </w:rPr>
+        <w:t>t+1</w:t>
+      </w:r>
+      <w:r>
+        <w:rPr>
+          <w:color w:val="A02B93" w:themeColor="accent5"/>
+          <w:lang w:val="de-DE"/>
+        </w:rPr>
+        <w:t xml:space="preserve"> verändert sich der Zustand der Zelle gemäß seiner lokalen Überführungsfunktion. </w:t>
+      </w:r>
+    </w:p>
+    <w:p>
+      <w:pPr>
+        <w:rPr>
+          <w:color w:val="A02B93" w:themeColor="accent5"/>
+          <w:lang w:val="de-DE"/>
+        </w:rPr>
+      </w:pPr>
+      <w:r>
+        <w:rPr>
+          <w:color w:val="A02B93" w:themeColor="accent5"/>
+          <w:lang w:val="de-DE"/>
+        </w:rPr>
+        <w:t xml:space="preserve">Hierbei beeinflussen benachbarte </w:t>
+      </w:r>
+      <w:r>
+        <w:rPr>
+          <w:color w:val="A02B93" w:themeColor="accent5"/>
+          <w:lang w:val="de-DE"/>
+        </w:rPr>
+        <w:t xml:space="preserve">Zellen den Zustandsübergang ausgehend von deren Zustand. Jede Zelle hat eine Nachbarschaft </w:t>
+      </w:r>
+      <w:r>
+        <w:rPr>
+          <w:i/>
+          <w:iCs/>
+          <w:color w:val="A02B93" w:themeColor="accent5"/>
+          <w:lang w:val="de-DE"/>
+        </w:rPr>
+        <w:t>N</w:t>
+      </w:r>
+      <w:r>
+        <w:rPr>
+          <w:color w:val="A02B93" w:themeColor="accent5"/>
+          <w:lang w:val="de-DE"/>
+        </w:rPr>
+        <w:t>.</w:t>
+      </w:r>
+    </w:p>
+    <w:p>
+      <w:pPr>
+        <w:rPr>
+          <w:lang w:val="de-DE"/>
+        </w:rPr>
+      </w:pPr>
+      <w:r>
+        <w:rPr>
+          <w:lang w:val="de-DE"/>
+        </w:rPr>
+        <w:t xml:space="preserve">Der Mean-Filter läuft über das gesamte Bild und betrachtet ein [Fenster] an Pixel. Daraufhin wird der Durchschnittswert aller darin enthaltenen Pixel berechnet. </w:t>
+      </w:r>
+    </w:p>
+    <w:p>
+      <w:pPr>
+        <w:pStyle w:val="ListParagraph"/>
+        <w:numPr>
+          <w:ilvl w:val="0"/>
+          <w:numId w:val="24"/>
+        </w:numPr>
+        <w:rPr>
+          <w:lang w:val="de-DE"/>
+        </w:rPr>
+      </w:pPr>
+      <w:r>
+        <w:rPr>
+          <w:lang w:val="de-DE"/>
+        </w:rPr>
+        <w:t>Mean-Filter</w:t>
+      </w:r>
+    </w:p>
+    <w:p>
+      <w:pPr>
+        <w:pStyle w:val="ListParagraph"/>
+        <w:numPr>
+          <w:ilvl w:val="0"/>
+          <w:numId w:val="24"/>
+        </w:numPr>
+        <w:rPr>
+          <w:lang w:val="de-DE"/>
+        </w:rPr>
+      </w:pPr>
+      <w:r>
+        <w:rPr>
+          <w:lang w:val="de-DE"/>
+        </w:rPr>
+        <w:t>Median-Filter: standard für SPN</w:t>
+      </w:r>
+    </w:p>
+    <w:p>
+      <w:pPr>
+        <w:rPr>
+          <w:lang w:val="de-DE"/>
+        </w:rPr>
+      </w:pPr>
+      <w:r>
+        <w:rPr>
+          <w:lang w:val="de-DE"/>
+        </w:rPr>
+        <w:t>Der Algorithmus von Jeelani und Qadir [Nummer] (Jeelani-Qadir Algorithmus) ist das simpelste Verfahren zur Identifikation und Restauration von Pixeln in Relation zu den anderen hier aufgeführten Algorithmen.</w:t>
+      </w:r>
+    </w:p>
+    <w:p>
+      <w:pPr>
+        <w:rPr>
+          <w:lang w:val="de-DE"/>
+        </w:rPr>
+      </w:pPr>
+      <w:r>
+        <w:rPr>
+          <w:lang w:val="de-DE"/>
+        </w:rPr>
+        <w:t>In diesem Werk werden vier Algorithmen präsentiert, welche alle dem gleichen Grundprinzip folgen.</w:t>
+      </w:r>
+    </w:p>
+    <w:p>
+      <w:pPr>
+        <w:rPr>
+          <w:lang w:val="de-DE"/>
+        </w:rPr>
+      </w:pPr>
+    </w:p>
+    <w:p>
+      <w:pPr>
+        <w:rPr>
+          <w:lang w:val="de-DE"/>
+        </w:rPr>
+      </w:pPr>
+    </w:p>
+    <w:p>
+      <w:pPr>
+        <w:rPr>
+          <w:lang w:val="de-DE"/>
+        </w:rPr>
+      </w:pPr>
+    </w:p>
+    <w:p>
+      <w:pPr>
+        <w:rPr>
+          <w:lang w:val="de-DE"/>
+        </w:rPr>
+      </w:pPr>
+    </w:p>
+    <w:p>
+      <w:pPr>
+        <w:rPr>
+          <w:color w:val="EE0000"/>
+          <w:lang w:val="de-DE"/>
+        </w:rPr>
+      </w:pPr>
+      <w:r>
+        <w:rPr>
+          <w:color w:val="EE0000"/>
+          <w:lang w:val="de-DE"/>
+        </w:rPr>
+        <w:t>CA hat die Kapazität zur Darstellung von komplexen Systemen und findet Anwendung in der Abbildung von beispielsweise biologischen Systemen oder kann auch zur Simulation von beispielsweise Waldbränden benutzt werden.</w:t>
+      </w:r>
+    </w:p>
+    <w:p>
+      <w:pPr>
+        <w:rPr>
+          <w:color w:val="EE0000"/>
+          <w:lang w:val="de-DE"/>
+        </w:rPr>
+      </w:pPr>
+      <w:r>
+        <w:rPr>
+          <w:color w:val="EE0000"/>
+          <w:lang w:val="de-DE"/>
+        </w:rPr>
+        <w:t xml:space="preserve">Eine besondere Charakteristik von CA ist sein recht simpler Aufbau, der jedoch die Kapazität zu emergenten Verhalten und die Darstellung von komplexen System beinhaltet. Desweiteren wird jede Zelle innerhalb dem Zeitschritt isoliert von den anderen betrachtet und abgehandelt, da seine Entwicklung auf der vorherigen Generation anstatt der jetzigen basiert. Dies birgt großes Potential zur Parallelisierung in der Implementation und, wie es später aufgezeigt wird, machen sich die meisten Methoden diese beiden Eigenschaften zu Nutze. </w:t>
+      </w:r>
+    </w:p>
+    <w:p>
+      <w:pPr>
+        <w:rPr>
+          <w:color w:val="EE0000"/>
+          <w:lang w:val="de-DE"/>
+        </w:rPr>
+      </w:pPr>
+      <w:r>
+        <w:rPr>
+          <w:color w:val="EE0000"/>
+          <w:lang w:val="de-DE"/>
+        </w:rPr>
+        <w:t>Zuletzt ist anzumerken, dass die Determinierung von einem geeigneten, wenn nicht sogar von einem optimalen, Set an Übergangsfunktionen oft Teilschritt des Bildbearbeitungsverfahren oder der Algorithmusfindung ist.</w:t>
+      </w:r>
+      <w:r>
+        <w:rPr>
+          <w:color w:val="EE0000"/>
+          <w:lang w:val="de-DE"/>
+        </w:rPr>
+        <w:br/>
+      </w:r>
+    </w:p>
+    <w:tbl>
+      <w:tblPr>
+        <w:tblStyle w:val="TableGrid"/>
+        <w:tblW w:w="0" w:type="auto"/>
+        <w:tblBorders>
+          <w:top w:val="none" w:sz="0" w:space="0" w:color="auto"/>
+          <w:left w:val="none" w:sz="0" w:space="0" w:color="auto"/>
+          <w:bottom w:val="none" w:sz="0" w:space="0" w:color="auto"/>
+          <w:right w:val="none" w:sz="0" w:space="0" w:color="auto"/>
+          <w:insideH w:val="none" w:sz="0" w:space="0" w:color="auto"/>
+          <w:insideV w:val="none" w:sz="0" w:space="0" w:color="auto"/>
+        </w:tblBorders>
+        <w:tblLook w:val="04A0" w:firstRow="1" w:lastRow="0" w:firstColumn="1" w:lastColumn="0" w:noHBand="0" w:noVBand="1"/>
+      </w:tblPr>
+      <w:tblGrid>
+        <w:gridCol w:w="487"/>
+        <w:gridCol w:w="8863"/>
+      </w:tblGrid>
+      <w:tr>
+        <w:tc>
+          <w:tcPr>
+            <w:tcW w:w="9350" w:type="dxa"/>
+            <w:gridSpan w:val="2"/>
+            <w:tcBorders>
+              <w:bottom w:val="single" w:sz="4" w:space="0" w:color="auto"/>
+            </w:tcBorders>
+          </w:tcPr>
+          <w:p>
+            <w:pPr>
+              <w:spacing w:line="360" w:lineRule="auto"/>
+              <w:rPr>
+                <w:b/>
+                <w:bCs/>
+                <w:lang w:val="de-DE"/>
+              </w:rPr>
+            </w:pPr>
+            <w:r>
+              <w:rPr>
+                <w:b/>
+                <w:bCs/>
+                <w:lang w:val="de-DE"/>
+              </w:rPr>
+              <w:lastRenderedPageBreak/>
+              <w:t>Jeelani-Qadir</w:t>
+            </w:r>
+            <w:r>
+              <w:rPr>
+                <w:b/>
+                <w:bCs/>
+                <w:lang w:val="de-DE"/>
+              </w:rPr>
+              <w:t xml:space="preserve"> Algorithmus</w:t>
+            </w:r>
+            <w:r>
+              <w:rPr>
+                <w:b/>
+                <w:bCs/>
+                <w:lang w:val="de-DE"/>
+              </w:rPr>
+              <w:t xml:space="preserve"> 2</w:t>
+            </w:r>
+            <w:r>
+              <w:rPr>
+                <w:b/>
+                <w:bCs/>
+                <w:lang w:val="de-DE"/>
+              </w:rPr>
+              <w:t xml:space="preserve"> </w:t>
+            </w:r>
+            <w:r>
+              <w:rPr>
+                <w:lang w:val="de-DE"/>
+              </w:rPr>
+              <w:t>(aus [Nummer])</w:t>
+            </w:r>
+          </w:p>
+        </w:tc>
+      </w:tr>
+      <w:tr>
+        <w:tc>
+          <w:tcPr>
+            <w:tcW w:w="487" w:type="dxa"/>
+            <w:tcBorders>
+              <w:top w:val="single" w:sz="4" w:space="0" w:color="auto"/>
+            </w:tcBorders>
+          </w:tcPr>
+          <w:p>
+            <w:pPr>
+              <w:jc w:val="right"/>
+              <w:rPr>
+                <w:lang w:val="de-DE"/>
+              </w:rPr>
+            </w:pPr>
+            <w:r>
+              <w:rPr>
+                <w:lang w:val="de-DE"/>
+              </w:rPr>
+              <w:t>1:</w:t>
+            </w:r>
+          </w:p>
+        </w:tc>
+        <w:tc>
+          <w:tcPr>
+            <w:tcW w:w="8863" w:type="dxa"/>
+            <w:tcBorders>
+              <w:top w:val="single" w:sz="4" w:space="0" w:color="auto"/>
+            </w:tcBorders>
+          </w:tcPr>
+          <w:p>
+            <w:pPr>
+              <w:rPr>
+                <w:i/>
+                <w:iCs/>
+              </w:rPr>
+            </w:pPr>
+            <w:r>
+              <w:rPr>
+                <w:b/>
+                <w:bCs/>
+              </w:rPr>
+              <w:t xml:space="preserve">Input: </w:t>
+            </w:r>
+            <w:r>
+              <w:t xml:space="preserve">Noisy image </w:t>
+            </w:r>
+            <w:r>
+              <w:rPr>
+                <w:i/>
+                <w:iCs/>
+              </w:rPr>
+              <w:t>C</w:t>
+            </w:r>
+          </w:p>
+        </w:tc>
+      </w:tr>
+      <w:tr>
+        <w:tc>
+          <w:tcPr>
+            <w:tcW w:w="487" w:type="dxa"/>
+          </w:tcPr>
+          <w:p>
+            <w:pPr>
+              <w:jc w:val="right"/>
+              <w:rPr>
+                <w:lang w:val="de-DE"/>
+              </w:rPr>
+            </w:pPr>
+            <w:r>
+              <w:rPr>
+                <w:lang w:val="de-DE"/>
+              </w:rPr>
+              <w:t>2:</w:t>
+            </w:r>
+          </w:p>
+        </w:tc>
+        <w:tc>
+          <w:tcPr>
+            <w:tcW w:w="8863" w:type="dxa"/>
+          </w:tcPr>
+          <w:p>
+            <w:pPr>
+              <w:rPr>
+                <w:i/>
+                <w:iCs/>
+                <w:lang w:val="de-DE"/>
+              </w:rPr>
+            </w:pPr>
+            <w:r>
+              <w:rPr>
+                <w:b/>
+                <w:bCs/>
+                <w:lang w:val="de-DE"/>
+              </w:rPr>
+              <w:t xml:space="preserve">Output: </w:t>
+            </w:r>
+            <w:r>
+              <w:rPr>
+                <w:lang w:val="de-DE"/>
+              </w:rPr>
+              <w:t xml:space="preserve">Denoised image </w:t>
+            </w:r>
+            <w:r>
+              <w:rPr>
+                <w:i/>
+                <w:iCs/>
+                <w:lang w:val="de-DE"/>
+              </w:rPr>
+              <w:t>C</w:t>
+            </w:r>
+            <w:r>
+              <w:rPr>
+                <w:i/>
+                <w:iCs/>
+                <w:lang w:val="de-DE"/>
+              </w:rPr>
+              <w:t>‘</w:t>
+            </w:r>
+          </w:p>
+        </w:tc>
+      </w:tr>
+      <w:tr>
+        <w:tc>
+          <w:tcPr>
+            <w:tcW w:w="487" w:type="dxa"/>
+          </w:tcPr>
+          <w:p>
+            <w:pPr>
+              <w:jc w:val="right"/>
+              <w:rPr>
+                <w:lang w:val="de-DE"/>
+              </w:rPr>
+            </w:pPr>
+            <w:r>
+              <w:rPr>
+                <w:lang w:val="de-DE"/>
+              </w:rPr>
+              <w:t>3:</w:t>
+            </w:r>
+          </w:p>
+        </w:tc>
+        <w:tc>
+          <w:tcPr>
+            <w:tcW w:w="8863" w:type="dxa"/>
+          </w:tcPr>
+          <w:p>
+            <w:pPr>
+              <w:rPr>
+                <w:b/>
+                <w:bCs/>
+              </w:rPr>
+            </w:pPr>
+            <w:r>
+              <w:rPr>
+                <w:b/>
+                <w:bCs/>
+              </w:rPr>
+              <w:t xml:space="preserve">for </w:t>
+            </w:r>
+            <w:r>
+              <w:t>all pixel (i,j</w:t>
+            </w:r>
+            <w:r>
+              <w:t xml:space="preserve">) in </w:t>
+            </w:r>
+            <w:r>
+              <w:rPr>
+                <w:i/>
+                <w:iCs/>
+              </w:rPr>
+              <w:t xml:space="preserve">C </w:t>
+            </w:r>
+            <w:r>
+              <w:rPr>
+                <w:b/>
+                <w:bCs/>
+              </w:rPr>
+              <w:t>do</w:t>
+            </w:r>
+          </w:p>
+        </w:tc>
+      </w:tr>
+      <w:tr>
+        <w:tc>
+          <w:tcPr>
+            <w:tcW w:w="487" w:type="dxa"/>
+          </w:tcPr>
+          <w:p>
+            <w:pPr>
+              <w:jc w:val="right"/>
+            </w:pPr>
+            <w:r>
+              <w:t>4:</w:t>
+            </w:r>
+          </w:p>
+        </w:tc>
+        <w:tc>
+          <w:tcPr>
+            <w:tcW w:w="8863" w:type="dxa"/>
+          </w:tcPr>
+          <w:p>
+            <w:pPr>
+              <w:rPr>
+                <w:b/>
+                <w:bCs/>
+                <w:i/>
+                <w:iCs/>
+              </w:rPr>
+            </w:pPr>
+            <w:r>
+              <w:rPr>
+                <w:b/>
+                <w:bCs/>
+              </w:rPr>
+              <w:t xml:space="preserve">     if </w:t>
+            </w:r>
+            <w:r>
+              <w:rPr>
+                <w:i/>
+                <w:iCs/>
+              </w:rPr>
+              <w:t>C(i,j)</w:t>
+            </w:r>
+            <w:r>
+              <w:rPr>
+                <w:i/>
+                <w:iCs/>
+              </w:rPr>
+              <w:t xml:space="preserve"> </w:t>
+            </w:r>
+            <w:r>
+              <w:t xml:space="preserve">= 0 or 255 </w:t>
+            </w:r>
+            <w:r>
+              <w:rPr>
+                <w:b/>
+                <w:bCs/>
+              </w:rPr>
+              <w:t>then</w:t>
+            </w:r>
+          </w:p>
+        </w:tc>
+      </w:tr>
+      <w:tr>
+        <w:tc>
+          <w:tcPr>
+            <w:tcW w:w="487" w:type="dxa"/>
+          </w:tcPr>
+          <w:p>
+            <w:pPr>
+              <w:jc w:val="right"/>
+            </w:pPr>
+            <w:r>
+              <w:t>5:</w:t>
+            </w:r>
+          </w:p>
+        </w:tc>
+        <w:tc>
+          <w:tcPr>
+            <w:tcW w:w="8863" w:type="dxa"/>
+          </w:tcPr>
+          <w:p>
+            <w:pPr>
+              <w:rPr>
+                <w:b/>
+                <w:bCs/>
+              </w:rPr>
+            </w:pPr>
+            <w:r>
+              <w:rPr>
+                <w:b/>
+                <w:bCs/>
+              </w:rPr>
+              <w:t xml:space="preserve">                if </w:t>
+            </w:r>
+            <w:r>
+              <w:rPr>
+                <w:i/>
+                <w:iCs/>
+              </w:rPr>
+              <w:t>ψ</w:t>
+            </w:r>
+            <w:r>
+              <w:rPr>
+                <w:i/>
+                <w:iCs/>
+                <w:vertAlign w:val="subscript"/>
+              </w:rPr>
+              <w:t>1</w:t>
+            </w:r>
+            <w:r>
+              <w:rPr>
+                <w:i/>
+                <w:iCs/>
+              </w:rPr>
+              <w:t>(C(i, j))</w:t>
+            </w:r>
+            <w:r>
+              <w:t xml:space="preserve"> ≠ 0 and 255 </w:t>
+            </w:r>
+            <w:r>
+              <w:rPr>
+                <w:b/>
+                <w:bCs/>
+              </w:rPr>
+              <w:t>then</w:t>
+            </w:r>
+          </w:p>
+        </w:tc>
+      </w:tr>
+      <w:tr>
+        <w:tc>
+          <w:tcPr>
+            <w:tcW w:w="487" w:type="dxa"/>
+          </w:tcPr>
+          <w:p>
+            <w:pPr>
+              <w:jc w:val="right"/>
+            </w:pPr>
+            <w:r>
+              <w:t>6:</w:t>
+            </w:r>
+          </w:p>
+        </w:tc>
+        <w:tc>
+          <w:tcPr>
+            <w:tcW w:w="8863" w:type="dxa"/>
+          </w:tcPr>
+          <w:p>
+            <w:pPr>
+              <w:rPr>
+                <w:b/>
+                <w:bCs/>
+              </w:rPr>
+            </w:pPr>
+            <w:r>
+              <w:rPr>
+                <w:b/>
+                <w:bCs/>
+              </w:rPr>
+              <w:t xml:space="preserve">                    </w:t>
+            </w:r>
+            <w:r>
+              <w:rPr>
+                <w:i/>
+                <w:iCs/>
+              </w:rPr>
+              <w:t xml:space="preserve">C(i’,j’) </w:t>
+            </w:r>
+            <w:r>
+              <w:t xml:space="preserve">= </w:t>
+            </w:r>
+            <w:r>
+              <w:rPr>
+                <w:i/>
+                <w:iCs/>
+              </w:rPr>
+              <w:t>ψ</w:t>
+            </w:r>
+            <w:r>
+              <w:rPr>
+                <w:i/>
+                <w:iCs/>
+                <w:vertAlign w:val="subscript"/>
+              </w:rPr>
+              <w:t>1</w:t>
+            </w:r>
+            <w:r>
+              <w:rPr>
+                <w:i/>
+                <w:iCs/>
+              </w:rPr>
+              <w:t>(C(i, j))</w:t>
+            </w:r>
+          </w:p>
+        </w:tc>
+      </w:tr>
+      <w:tr>
+        <w:tc>
+          <w:tcPr>
+            <w:tcW w:w="487" w:type="dxa"/>
+          </w:tcPr>
+          <w:p>
+            <w:pPr>
+              <w:jc w:val="right"/>
+            </w:pPr>
+            <w:r>
+              <w:t xml:space="preserve">7: </w:t>
+            </w:r>
+          </w:p>
+        </w:tc>
+        <w:tc>
+          <w:tcPr>
+            <w:tcW w:w="8863" w:type="dxa"/>
+          </w:tcPr>
+          <w:p>
+            <w:r>
+              <w:rPr>
+                <w:b/>
+                <w:bCs/>
+              </w:rPr>
+              <w:t xml:space="preserve">                else if </w:t>
+            </w:r>
+            <w:r>
+              <w:rPr>
+                <w:i/>
+                <w:iCs/>
+              </w:rPr>
+              <w:t>ψ</w:t>
+            </w:r>
+            <w:r>
+              <w:rPr>
+                <w:i/>
+                <w:iCs/>
+              </w:rPr>
+              <w:t>4</w:t>
+            </w:r>
+            <w:r>
+              <w:rPr>
+                <w:i/>
+                <w:iCs/>
+              </w:rPr>
+              <w:t>(C(i, j))</w:t>
+            </w:r>
+            <w:r>
+              <w:t xml:space="preserve"> ≠ 0 and 255 </w:t>
+            </w:r>
+            <w:r>
+              <w:rPr>
+                <w:b/>
+                <w:bCs/>
+              </w:rPr>
+              <w:t>then</w:t>
+            </w:r>
+          </w:p>
+        </w:tc>
+      </w:tr>
+      <w:tr>
+        <w:tc>
+          <w:tcPr>
+            <w:tcW w:w="487" w:type="dxa"/>
+          </w:tcPr>
+          <w:p>
+            <w:pPr>
+              <w:jc w:val="right"/>
+            </w:pPr>
+            <w:r>
+              <w:t>8:</w:t>
+            </w:r>
+          </w:p>
+        </w:tc>
+        <w:tc>
+          <w:tcPr>
+            <w:tcW w:w="8863" w:type="dxa"/>
+          </w:tcPr>
+          <w:p>
+            <w:pPr>
+              <w:rPr>
+                <w:b/>
+                <w:bCs/>
+              </w:rPr>
+            </w:pPr>
+            <w:r>
+              <w:rPr>
+                <w:b/>
+                <w:bCs/>
+              </w:rPr>
+              <w:t xml:space="preserve">                    </w:t>
+            </w:r>
+            <w:r>
+              <w:rPr>
+                <w:i/>
+                <w:iCs/>
+              </w:rPr>
+              <w:t xml:space="preserve">C(i’,j’) </w:t>
+            </w:r>
+            <w:r>
+              <w:t xml:space="preserve">= </w:t>
+            </w:r>
+            <w:r>
+              <w:rPr>
+                <w:i/>
+                <w:iCs/>
+              </w:rPr>
+              <w:t>ψ</w:t>
+            </w:r>
+            <w:r>
+              <w:rPr>
+                <w:i/>
+                <w:iCs/>
+                <w:vertAlign w:val="subscript"/>
+              </w:rPr>
+              <w:t>1</w:t>
+            </w:r>
+            <w:r>
+              <w:rPr>
+                <w:i/>
+                <w:iCs/>
+              </w:rPr>
+              <w:t>(C(i, j))</w:t>
+            </w:r>
+          </w:p>
+        </w:tc>
+      </w:tr>
+      <w:tr>
+        <w:tc>
+          <w:tcPr>
+            <w:tcW w:w="487" w:type="dxa"/>
+          </w:tcPr>
+          <w:p>
+            <w:pPr>
+              <w:jc w:val="right"/>
+            </w:pPr>
+            <w:r>
+              <w:t>9:</w:t>
+            </w:r>
+          </w:p>
+        </w:tc>
+        <w:tc>
+          <w:tcPr>
+            <w:tcW w:w="8863" w:type="dxa"/>
+          </w:tcPr>
+          <w:p>
+            <w:pPr>
+              <w:rPr>
+                <w:b/>
+                <w:bCs/>
+              </w:rPr>
+            </w:pPr>
+            <w:r>
+              <w:rPr>
+                <w:b/>
+                <w:bCs/>
+              </w:rPr>
+              <w:t xml:space="preserve">                end if</w:t>
+            </w:r>
+          </w:p>
+        </w:tc>
+      </w:tr>
+      <w:tr>
+        <w:tc>
+          <w:tcPr>
+            <w:tcW w:w="487" w:type="dxa"/>
+          </w:tcPr>
+          <w:p>
+            <w:pPr>
+              <w:jc w:val="right"/>
+            </w:pPr>
+            <w:r>
+              <w:t>10:</w:t>
+            </w:r>
+          </w:p>
+        </w:tc>
+        <w:tc>
+          <w:tcPr>
+            <w:tcW w:w="8863" w:type="dxa"/>
+          </w:tcPr>
+          <w:p>
+            <w:r>
+              <w:rPr>
+                <w:b/>
+                <w:bCs/>
+              </w:rPr>
+              <w:t xml:space="preserve">       end if</w:t>
+            </w:r>
+          </w:p>
+        </w:tc>
+      </w:tr>
+      <w:tr>
+        <w:tc>
+          <w:tcPr>
+            <w:tcW w:w="487" w:type="dxa"/>
+            <w:tcBorders>
+              <w:bottom w:val="single" w:sz="4" w:space="0" w:color="auto"/>
+            </w:tcBorders>
+          </w:tcPr>
+          <w:p>
+            <w:pPr>
+              <w:jc w:val="right"/>
+            </w:pPr>
+            <w:r>
+              <w:t>11:</w:t>
+            </w:r>
+          </w:p>
+        </w:tc>
+        <w:tc>
+          <w:tcPr>
+            <w:tcW w:w="8863" w:type="dxa"/>
+            <w:tcBorders>
+              <w:bottom w:val="single" w:sz="4" w:space="0" w:color="auto"/>
+            </w:tcBorders>
+          </w:tcPr>
+          <w:p>
+            <w:pPr>
+              <w:rPr>
+                <w:b/>
+                <w:bCs/>
+              </w:rPr>
+            </w:pPr>
+            <w:r>
+              <w:rPr>
+                <w:b/>
+                <w:bCs/>
+              </w:rPr>
+              <w:t>end for</w:t>
+            </w:r>
+          </w:p>
+        </w:tc>
+      </w:tr>
+    </w:tbl>
+    <w:p>
+      <w:pPr>
+        <w:rPr>
+          <w:lang w:val="de-DE"/>
+        </w:rPr>
+      </w:pPr>
+    </w:p>
+    <w:tbl>
+      <w:tblPr>
+        <w:tblStyle w:val="TableGrid"/>
+        <w:tblW w:w="0" w:type="auto"/>
+        <w:tblBorders>
+          <w:top w:val="none" w:sz="0" w:space="0" w:color="auto"/>
+          <w:left w:val="none" w:sz="0" w:space="0" w:color="auto"/>
+          <w:bottom w:val="none" w:sz="0" w:space="0" w:color="auto"/>
+          <w:right w:val="none" w:sz="0" w:space="0" w:color="auto"/>
+          <w:insideH w:val="none" w:sz="0" w:space="0" w:color="auto"/>
+          <w:insideV w:val="none" w:sz="0" w:space="0" w:color="auto"/>
+        </w:tblBorders>
+        <w:tblLook w:val="04A0" w:firstRow="1" w:lastRow="0" w:firstColumn="1" w:lastColumn="0" w:noHBand="0" w:noVBand="1"/>
+      </w:tblPr>
+      <w:tblGrid>
+        <w:gridCol w:w="487"/>
+        <w:gridCol w:w="8863"/>
+      </w:tblGrid>
+      <w:tr>
+        <w:tc>
+          <w:tcPr>
+            <w:tcW w:w="9350" w:type="dxa"/>
+            <w:gridSpan w:val="2"/>
+            <w:tcBorders>
+              <w:bottom w:val="single" w:sz="4" w:space="0" w:color="auto"/>
+            </w:tcBorders>
+          </w:tcPr>
+          <w:p>
+            <w:pPr>
+              <w:spacing w:line="360" w:lineRule="auto"/>
+              <w:rPr>
+                <w:b/>
+                <w:bCs/>
+                <w:lang w:val="de-DE"/>
+              </w:rPr>
+            </w:pPr>
+            <w:r>
+              <w:rPr>
+                <w:b/>
+                <w:bCs/>
+                <w:lang w:val="de-DE"/>
+              </w:rPr>
+              <w:t>Jeelani-Qadir</w:t>
+            </w:r>
+            <w:r>
+              <w:rPr>
+                <w:b/>
+                <w:bCs/>
+                <w:lang w:val="de-DE"/>
+              </w:rPr>
+              <w:t xml:space="preserve"> Algorithmus</w:t>
+            </w:r>
+            <w:r>
+              <w:rPr>
+                <w:b/>
+                <w:bCs/>
+                <w:lang w:val="de-DE"/>
+              </w:rPr>
+              <w:t xml:space="preserve"> 3</w:t>
+            </w:r>
+            <w:r>
+              <w:rPr>
+                <w:b/>
+                <w:bCs/>
+                <w:lang w:val="de-DE"/>
+              </w:rPr>
+              <w:t xml:space="preserve"> </w:t>
+            </w:r>
+            <w:r>
+              <w:rPr>
+                <w:lang w:val="de-DE"/>
+              </w:rPr>
+              <w:t>(aus [Nummer])</w:t>
+            </w:r>
+          </w:p>
+        </w:tc>
+      </w:tr>
+      <w:tr>
+        <w:tc>
+          <w:tcPr>
+            <w:tcW w:w="487" w:type="dxa"/>
+            <w:tcBorders>
+              <w:top w:val="single" w:sz="4" w:space="0" w:color="auto"/>
+            </w:tcBorders>
+          </w:tcPr>
+          <w:p>
+            <w:pPr>
+              <w:jc w:val="right"/>
+              <w:rPr>
+                <w:lang w:val="de-DE"/>
+              </w:rPr>
+            </w:pPr>
+            <w:r>
+              <w:rPr>
+                <w:lang w:val="de-DE"/>
+              </w:rPr>
+              <w:t>1:</w:t>
+            </w:r>
+          </w:p>
+        </w:tc>
+        <w:tc>
+          <w:tcPr>
+            <w:tcW w:w="8863" w:type="dxa"/>
+            <w:tcBorders>
+              <w:top w:val="single" w:sz="4" w:space="0" w:color="auto"/>
+            </w:tcBorders>
+          </w:tcPr>
+          <w:p>
+            <w:pPr>
+              <w:rPr>
+                <w:i/>
+                <w:iCs/>
+              </w:rPr>
+            </w:pPr>
+            <w:r>
+              <w:rPr>
+                <w:b/>
+                <w:bCs/>
+              </w:rPr>
+              <w:t xml:space="preserve">Input: </w:t>
+            </w:r>
+            <w:r>
+              <w:t xml:space="preserve">Noisy image </w:t>
+            </w:r>
+            <w:r>
+              <w:rPr>
+                <w:i/>
+                <w:iCs/>
+              </w:rPr>
+              <w:t>C</w:t>
+            </w:r>
+          </w:p>
+        </w:tc>
+      </w:tr>
+      <w:tr>
+        <w:tc>
+          <w:tcPr>
+            <w:tcW w:w="487" w:type="dxa"/>
+          </w:tcPr>
+          <w:p>
+            <w:pPr>
+              <w:jc w:val="right"/>
+              <w:rPr>
+                <w:lang w:val="de-DE"/>
+              </w:rPr>
+            </w:pPr>
+            <w:r>
+              <w:rPr>
+                <w:lang w:val="de-DE"/>
+              </w:rPr>
+              <w:t>2:</w:t>
+            </w:r>
+          </w:p>
+        </w:tc>
+        <w:tc>
+          <w:tcPr>
+            <w:tcW w:w="8863" w:type="dxa"/>
+          </w:tcPr>
+          <w:p>
+            <w:pPr>
+              <w:rPr>
+                <w:i/>
+                <w:iCs/>
+                <w:lang w:val="de-DE"/>
+              </w:rPr>
+            </w:pPr>
+            <w:r>
+              <w:rPr>
+                <w:b/>
+                <w:bCs/>
+                <w:lang w:val="de-DE"/>
+              </w:rPr>
+              <w:t xml:space="preserve">Output: </w:t>
+            </w:r>
+            <w:r>
+              <w:rPr>
+                <w:lang w:val="de-DE"/>
+              </w:rPr>
+              <w:t xml:space="preserve">Denoised image </w:t>
+            </w:r>
+            <w:r>
+              <w:rPr>
+                <w:i/>
+                <w:iCs/>
+                <w:lang w:val="de-DE"/>
+              </w:rPr>
+              <w:t>C</w:t>
+            </w:r>
+            <w:r>
+              <w:rPr>
+                <w:i/>
+                <w:iCs/>
+                <w:lang w:val="de-DE"/>
+              </w:rPr>
+              <w:t>‘</w:t>
+            </w:r>
+          </w:p>
+        </w:tc>
+      </w:tr>
+      <w:tr>
+        <w:tc>
+          <w:tcPr>
+            <w:tcW w:w="487" w:type="dxa"/>
+          </w:tcPr>
+          <w:p>
+            <w:pPr>
+              <w:jc w:val="right"/>
+              <w:rPr>
+                <w:lang w:val="de-DE"/>
+              </w:rPr>
+            </w:pPr>
+            <w:r>
+              <w:rPr>
+                <w:lang w:val="de-DE"/>
+              </w:rPr>
+              <w:t>3:</w:t>
+            </w:r>
+          </w:p>
+        </w:tc>
+        <w:tc>
+          <w:tcPr>
+            <w:tcW w:w="8863" w:type="dxa"/>
+          </w:tcPr>
+          <w:p>
+            <w:pPr>
+              <w:rPr>
+                <w:lang w:val="de-DE"/>
+              </w:rPr>
+            </w:pPr>
+            <w:r>
+              <w:rPr>
+                <w:i/>
+                <w:iCs/>
+                <w:lang w:val="de-DE"/>
+              </w:rPr>
+              <w:t xml:space="preserve">l </w:t>
+            </w:r>
+            <w:r>
+              <w:t>←</w:t>
+            </w:r>
+            <w:r>
+              <w:rPr>
+                <w:lang w:val="de-DE"/>
+              </w:rPr>
+              <w:t xml:space="preserve"> 1</w:t>
+            </w:r>
+          </w:p>
+        </w:tc>
+      </w:tr>
+      <w:tr>
+        <w:tc>
+          <w:tcPr>
+            <w:tcW w:w="487" w:type="dxa"/>
+          </w:tcPr>
+          <w:p>
+            <w:pPr>
+              <w:jc w:val="right"/>
+              <w:rPr>
+                <w:lang w:val="de-DE"/>
+              </w:rPr>
+            </w:pPr>
+            <w:r>
+              <w:rPr>
+                <w:lang w:val="de-DE"/>
+              </w:rPr>
+              <w:t>4:</w:t>
+            </w:r>
+          </w:p>
+        </w:tc>
+        <w:tc>
+          <w:tcPr>
+            <w:tcW w:w="8863" w:type="dxa"/>
+          </w:tcPr>
+          <w:p>
+            <w:pPr>
+              <w:rPr>
+                <w:b/>
+                <w:bCs/>
+              </w:rPr>
+            </w:pPr>
+            <w:r>
+              <w:rPr>
+                <w:b/>
+                <w:bCs/>
+              </w:rPr>
+              <w:t xml:space="preserve">for </w:t>
+            </w:r>
+            <w:r>
+              <w:t>all pixel (i,j</w:t>
+            </w:r>
+            <w:r>
+              <w:t xml:space="preserve">) in </w:t>
+            </w:r>
+            <w:r>
+              <w:rPr>
+                <w:i/>
+                <w:iCs/>
+              </w:rPr>
+              <w:t xml:space="preserve">C </w:t>
+            </w:r>
+            <w:r>
+              <w:rPr>
+                <w:b/>
+                <w:bCs/>
+              </w:rPr>
+              <w:t>do</w:t>
+            </w:r>
+          </w:p>
+        </w:tc>
+      </w:tr>
+      <w:tr>
+        <w:tc>
+          <w:tcPr>
+            <w:tcW w:w="487" w:type="dxa"/>
+          </w:tcPr>
+          <w:p>
+            <w:pPr>
+              <w:jc w:val="right"/>
+            </w:pPr>
+            <w:r>
+              <w:t>5:</w:t>
+            </w:r>
+          </w:p>
+        </w:tc>
+        <w:tc>
+          <w:tcPr>
+            <w:tcW w:w="8863" w:type="dxa"/>
+          </w:tcPr>
+          <w:p>
+            <w:pPr>
+              <w:rPr>
+                <w:b/>
+                <w:bCs/>
+                <w:i/>
+                <w:iCs/>
+              </w:rPr>
+            </w:pPr>
+            <w:r>
+              <w:rPr>
+                <w:b/>
+                <w:bCs/>
+              </w:rPr>
+              <w:t xml:space="preserve">     if </w:t>
+            </w:r>
+            <w:r>
+              <w:rPr>
+                <w:i/>
+                <w:iCs/>
+              </w:rPr>
+              <w:t>C(i,j)</w:t>
+            </w:r>
+            <w:r>
+              <w:rPr>
+                <w:i/>
+                <w:iCs/>
+              </w:rPr>
+              <w:t xml:space="preserve"> </w:t>
+            </w:r>
+            <w:r>
+              <w:t xml:space="preserve">= 0 or 255 </w:t>
+            </w:r>
+            <w:r>
+              <w:rPr>
+                <w:b/>
+                <w:bCs/>
+              </w:rPr>
+              <w:t>then</w:t>
+            </w:r>
+          </w:p>
+        </w:tc>
+      </w:tr>
+      <w:tr>
+        <w:tc>
+          <w:tcPr>
+            <w:tcW w:w="487" w:type="dxa"/>
+          </w:tcPr>
+          <w:p>
+            <w:pPr>
+              <w:jc w:val="right"/>
+            </w:pPr>
+            <w:r>
+              <w:t>6:</w:t>
+            </w:r>
+          </w:p>
+        </w:tc>
+        <w:tc>
+          <w:tcPr>
+            <w:tcW w:w="8863" w:type="dxa"/>
+          </w:tcPr>
+          <w:p>
+            <w:pPr>
+              <w:rPr>
+                <w:b/>
+                <w:bCs/>
+              </w:rPr>
+            </w:pPr>
+            <w:r>
+              <w:rPr>
+                <w:b/>
+                <w:bCs/>
+              </w:rPr>
+              <w:t xml:space="preserve">          for </w:t>
+            </w:r>
+            <w:r>
+              <w:t xml:space="preserve">k ← 1 to 24 </w:t>
+            </w:r>
+            <w:r>
+              <w:rPr>
+                <w:b/>
+                <w:bCs/>
+              </w:rPr>
+              <w:t>do</w:t>
+            </w:r>
+          </w:p>
+        </w:tc>
+      </w:tr>
+      <w:tr>
+        <w:tc>
+          <w:tcPr>
+            <w:tcW w:w="487" w:type="dxa"/>
+          </w:tcPr>
+          <w:p>
+            <w:pPr>
+              <w:jc w:val="right"/>
+            </w:pPr>
+            <w:r>
+              <w:t xml:space="preserve">7: </w:t>
+            </w:r>
+          </w:p>
+        </w:tc>
+        <w:tc>
+          <w:tcPr>
+            <w:tcW w:w="8863" w:type="dxa"/>
+          </w:tcPr>
+          <w:p>
+            <w:pPr>
+              <w:rPr>
+                <w:b/>
+                <w:bCs/>
+              </w:rPr>
+            </w:pPr>
+            <w:r>
+              <w:rPr>
+                <w:b/>
+                <w:bCs/>
+              </w:rPr>
+              <w:t xml:space="preserve">                if </w:t>
+            </w:r>
+            <w:r>
+              <w:rPr>
+                <w:i/>
+                <w:iCs/>
+              </w:rPr>
+              <w:t>ψ</w:t>
+            </w:r>
+            <w:r>
+              <w:rPr>
+                <w:i/>
+                <w:iCs/>
+                <w:vertAlign w:val="subscript"/>
+              </w:rPr>
+              <w:t>l</w:t>
+            </w:r>
+            <w:r>
+              <w:rPr>
+                <w:i/>
+                <w:iCs/>
+              </w:rPr>
+              <w:t>(C(i, j))</w:t>
+            </w:r>
+            <w:r>
+              <w:t xml:space="preserve"> ≠ 0 and </w:t>
+            </w:r>
+            <w:r>
+              <w:rPr>
+                <w:i/>
+                <w:iCs/>
+              </w:rPr>
+              <w:t>ψ</w:t>
+            </w:r>
+            <w:r>
+              <w:rPr>
+                <w:i/>
+                <w:iCs/>
+                <w:vertAlign w:val="subscript"/>
+              </w:rPr>
+              <w:t>l</w:t>
+            </w:r>
+            <w:r>
+              <w:rPr>
+                <w:i/>
+                <w:iCs/>
+              </w:rPr>
+              <w:t>(C(i, j))</w:t>
+            </w:r>
+            <w:r>
+              <w:t xml:space="preserve"> ≠ 255 </w:t>
+            </w:r>
+            <w:r>
+              <w:rPr>
+                <w:b/>
+                <w:bCs/>
+              </w:rPr>
+              <w:t>then</w:t>
+            </w:r>
+          </w:p>
+        </w:tc>
+      </w:tr>
+      <w:tr>
+        <w:tc>
+          <w:tcPr>
+            <w:tcW w:w="487" w:type="dxa"/>
+          </w:tcPr>
+          <w:p>
+            <w:pPr>
+              <w:jc w:val="right"/>
+            </w:pPr>
+            <w:r>
+              <w:t>8:</w:t>
+            </w:r>
+          </w:p>
+        </w:tc>
+        <w:tc>
+          <w:tcPr>
+            <w:tcW w:w="8863" w:type="dxa"/>
+          </w:tcPr>
+          <w:p>
+            <w:r>
+              <w:rPr>
+                <w:b/>
+                <w:bCs/>
+              </w:rPr>
+              <w:t xml:space="preserve">                    </w:t>
+            </w:r>
+            <w:r>
+              <w:rPr>
+                <w:i/>
+                <w:iCs/>
+              </w:rPr>
+              <w:t xml:space="preserve">C(i’,j’) </w:t>
+            </w:r>
+            <w:r>
+              <w:t xml:space="preserve">= </w:t>
+            </w:r>
+            <w:r>
+              <w:rPr>
+                <w:i/>
+                <w:iCs/>
+              </w:rPr>
+              <w:t>ψ</w:t>
+            </w:r>
+            <w:r>
+              <w:rPr>
+                <w:i/>
+                <w:iCs/>
+                <w:vertAlign w:val="subscript"/>
+              </w:rPr>
+              <w:t>l</w:t>
+            </w:r>
+            <w:r>
+              <w:rPr>
+                <w:i/>
+                <w:iCs/>
+              </w:rPr>
+              <w:t>(C(i, j))</w:t>
+            </w:r>
+          </w:p>
+        </w:tc>
+      </w:tr>
+      <w:tr>
+        <w:tc>
+          <w:tcPr>
+            <w:tcW w:w="487" w:type="dxa"/>
+          </w:tcPr>
+          <w:p>
+            <w:pPr>
+              <w:jc w:val="right"/>
+            </w:pPr>
+            <w:r>
+              <w:t>9:</w:t>
+            </w:r>
+          </w:p>
+        </w:tc>
+        <w:tc>
+          <w:tcPr>
+            <w:tcW w:w="8863" w:type="dxa"/>
+          </w:tcPr>
+          <w:p>
+            <w:r>
+              <w:rPr>
+                <w:b/>
+                <w:bCs/>
+              </w:rPr>
+              <w:t xml:space="preserve">                   </w:t>
+            </w:r>
+            <w:r>
+              <w:rPr>
+                <w:b/>
+                <w:bCs/>
+                <w:i/>
+                <w:iCs/>
+              </w:rPr>
+              <w:t xml:space="preserve"> </w:t>
+            </w:r>
+            <w:r>
+              <w:rPr>
+                <w:i/>
+                <w:iCs/>
+              </w:rPr>
+              <w:t xml:space="preserve">l </w:t>
+            </w:r>
+            <w:r>
+              <w:t>= nextrule(</w:t>
+            </w:r>
+            <w:r>
+              <w:rPr>
+                <w:i/>
+                <w:iCs/>
+              </w:rPr>
+              <w:t>l</w:t>
+            </w:r>
+            <w:r>
+              <w:t>)</w:t>
+            </w:r>
+          </w:p>
+        </w:tc>
+      </w:tr>
+      <w:tr>
+        <w:tc>
+          <w:tcPr>
+            <w:tcW w:w="487" w:type="dxa"/>
+          </w:tcPr>
+          <w:p>
+            <w:pPr>
+              <w:jc w:val="right"/>
+            </w:pPr>
+            <w:r>
+              <w:t>11:</w:t>
+            </w:r>
+          </w:p>
+        </w:tc>
+        <w:tc>
+          <w:tcPr>
+            <w:tcW w:w="8863" w:type="dxa"/>
+          </w:tcPr>
+          <w:p>
+            <w:pPr>
+              <w:rPr>
+                <w:b/>
+                <w:bCs/>
+              </w:rPr>
+            </w:pPr>
+            <w:r>
+              <w:rPr>
+                <w:b/>
+                <w:bCs/>
+              </w:rPr>
+              <w:t xml:space="preserve">                    continue</w:t>
+            </w:r>
+          </w:p>
+        </w:tc>
+      </w:tr>
+      <w:tr>
+        <w:tc>
+          <w:tcPr>
+            <w:tcW w:w="487" w:type="dxa"/>
+          </w:tcPr>
+          <w:p>
+            <w:pPr>
+              <w:jc w:val="right"/>
+            </w:pPr>
+            <w:r>
+              <w:t>12:</w:t>
+            </w:r>
+          </w:p>
+        </w:tc>
+        <w:tc>
+          <w:tcPr>
+            <w:tcW w:w="8863" w:type="dxa"/>
+          </w:tcPr>
+          <w:p>
+            <w:r>
+              <w:rPr>
+                <w:b/>
+                <w:bCs/>
+              </w:rPr>
+              <w:t xml:space="preserve">                end if</w:t>
+            </w:r>
+          </w:p>
+        </w:tc>
+      </w:tr>
+      <w:tr>
+        <w:tc>
+          <w:tcPr>
+            <w:tcW w:w="487" w:type="dxa"/>
+          </w:tcPr>
+          <w:p>
+            <w:pPr>
+              <w:jc w:val="right"/>
+            </w:pPr>
+            <w:r>
+              <w:t>13:</w:t>
+            </w:r>
+          </w:p>
+        </w:tc>
+        <w:tc>
+          <w:tcPr>
+            <w:tcW w:w="8863" w:type="dxa"/>
+          </w:tcPr>
+          <w:p>
+            <w:pPr>
+              <w:rPr>
+                <w:b/>
+                <w:bCs/>
+              </w:rPr>
+            </w:pPr>
+            <w:r>
+              <w:rPr>
+                <w:b/>
+                <w:bCs/>
+              </w:rPr>
+              <w:t xml:space="preserve">          end for</w:t>
+            </w:r>
+          </w:p>
+        </w:tc>
+      </w:tr>
+      <w:tr>
+        <w:tc>
+          <w:tcPr>
+            <w:tcW w:w="487" w:type="dxa"/>
+          </w:tcPr>
+          <w:p>
+            <w:pPr>
+              <w:jc w:val="right"/>
+            </w:pPr>
+            <w:r>
+              <w:t>14:</w:t>
+            </w:r>
+          </w:p>
+        </w:tc>
+        <w:tc>
+          <w:tcPr>
+            <w:tcW w:w="8863" w:type="dxa"/>
+          </w:tcPr>
+          <w:p>
+            <w:pPr>
+              <w:rPr>
+                <w:b/>
+                <w:bCs/>
+              </w:rPr>
+            </w:pPr>
+            <w:r>
+              <w:rPr>
+                <w:b/>
+                <w:bCs/>
+              </w:rPr>
+              <w:t xml:space="preserve">          </w:t>
+            </w:r>
+            <w:r>
+              <w:rPr>
+                <w:i/>
+                <w:iCs/>
+              </w:rPr>
+              <w:t xml:space="preserve">l </w:t>
+            </w:r>
+            <w:r>
+              <w:t>= nextrule(</w:t>
+            </w:r>
+            <w:r>
+              <w:rPr>
+                <w:i/>
+                <w:iCs/>
+              </w:rPr>
+              <w:t>l</w:t>
+            </w:r>
+            <w:r>
+              <w:t>)</w:t>
+            </w:r>
+          </w:p>
+        </w:tc>
+      </w:tr>
+      <w:tr>
+        <w:tc>
+          <w:tcPr>
+            <w:tcW w:w="487" w:type="dxa"/>
+          </w:tcPr>
+          <w:p>
+            <w:pPr>
+              <w:jc w:val="right"/>
+            </w:pPr>
+            <w:r>
+              <w:t>15:</w:t>
+            </w:r>
+          </w:p>
+        </w:tc>
+        <w:tc>
+          <w:tcPr>
+            <w:tcW w:w="8863" w:type="dxa"/>
+          </w:tcPr>
+          <w:p>
+            <w:pPr>
+              <w:rPr>
+                <w:b/>
+                <w:bCs/>
+              </w:rPr>
+            </w:pPr>
+            <w:r>
+              <w:rPr>
+                <w:b/>
+                <w:bCs/>
+              </w:rPr>
+              <w:t xml:space="preserve">      end if</w:t>
+            </w:r>
+          </w:p>
+        </w:tc>
+      </w:tr>
+      <w:tr>
+        <w:tc>
+          <w:tcPr>
+            <w:tcW w:w="487" w:type="dxa"/>
+            <w:tcBorders>
+              <w:bottom w:val="single" w:sz="4" w:space="0" w:color="auto"/>
+            </w:tcBorders>
+          </w:tcPr>
+          <w:p>
+            <w:pPr>
+              <w:jc w:val="right"/>
+            </w:pPr>
+            <w:r>
+              <w:t>16:</w:t>
+            </w:r>
+          </w:p>
+        </w:tc>
+        <w:tc>
+          <w:tcPr>
+            <w:tcW w:w="8863" w:type="dxa"/>
+            <w:tcBorders>
+              <w:bottom w:val="single" w:sz="4" w:space="0" w:color="auto"/>
+            </w:tcBorders>
+          </w:tcPr>
+          <w:p>
+            <w:pPr>
+              <w:rPr>
+                <w:b/>
+                <w:bCs/>
+              </w:rPr>
+            </w:pPr>
+            <w:r>
+              <w:rPr>
+                <w:b/>
+                <w:bCs/>
+              </w:rPr>
+              <w:t>end for</w:t>
+            </w:r>
+          </w:p>
+        </w:tc>
+      </w:tr>
+    </w:tbl>
+    <w:p>
+      <w:pPr>
+        <w:rPr>
+          <w:lang w:val="de-DE"/>
+        </w:rPr>
+      </w:pPr>
+    </w:p>
+    <w:tbl>
+      <w:tblPr>
+        <w:tblStyle w:val="TableGrid"/>
+        <w:tblW w:w="0" w:type="auto"/>
+        <w:tblBorders>
+          <w:top w:val="none" w:sz="0" w:space="0" w:color="auto"/>
+          <w:left w:val="none" w:sz="0" w:space="0" w:color="auto"/>
+          <w:bottom w:val="none" w:sz="0" w:space="0" w:color="auto"/>
+          <w:right w:val="none" w:sz="0" w:space="0" w:color="auto"/>
+          <w:insideH w:val="none" w:sz="0" w:space="0" w:color="auto"/>
+          <w:insideV w:val="none" w:sz="0" w:space="0" w:color="auto"/>
+        </w:tblBorders>
+        <w:tblLook w:val="04A0" w:firstRow="1" w:lastRow="0" w:firstColumn="1" w:lastColumn="0" w:noHBand="0" w:noVBand="1"/>
+      </w:tblPr>
+      <w:tblGrid>
+        <w:gridCol w:w="487"/>
+        <w:gridCol w:w="8863"/>
+      </w:tblGrid>
+      <w:tr>
+        <w:tc>
+          <w:tcPr>
+            <w:tcW w:w="9350" w:type="dxa"/>
+            <w:gridSpan w:val="2"/>
+            <w:tcBorders>
+              <w:bottom w:val="single" w:sz="4" w:space="0" w:color="auto"/>
+            </w:tcBorders>
+          </w:tcPr>
+          <w:p>
+            <w:pPr>
+              <w:spacing w:line="360" w:lineRule="auto"/>
+              <w:rPr>
+                <w:b/>
+                <w:bCs/>
+                <w:lang w:val="de-DE"/>
+              </w:rPr>
+            </w:pPr>
+            <w:r>
+              <w:rPr>
+                <w:b/>
+                <w:bCs/>
+                <w:lang w:val="de-DE"/>
+              </w:rPr>
+              <w:t>Jeelani-Qadir</w:t>
+            </w:r>
+            <w:r>
+              <w:rPr>
+                <w:b/>
+                <w:bCs/>
+                <w:lang w:val="de-DE"/>
+              </w:rPr>
+              <w:t xml:space="preserve"> Algorithmus</w:t>
+            </w:r>
+            <w:r>
+              <w:rPr>
+                <w:b/>
+                <w:bCs/>
+                <w:lang w:val="de-DE"/>
+              </w:rPr>
+              <w:t xml:space="preserve"> 4</w:t>
+            </w:r>
+            <w:r>
+              <w:rPr>
+                <w:b/>
+                <w:bCs/>
+                <w:lang w:val="de-DE"/>
+              </w:rPr>
+              <w:t xml:space="preserve"> </w:t>
+            </w:r>
+            <w:r>
+              <w:rPr>
+                <w:lang w:val="de-DE"/>
+              </w:rPr>
+              <w:t>(aus [Nummer])</w:t>
+            </w:r>
+          </w:p>
+        </w:tc>
+      </w:tr>
+      <w:tr>
+        <w:tc>
+          <w:tcPr>
+            <w:tcW w:w="487" w:type="dxa"/>
+            <w:tcBorders>
+              <w:top w:val="single" w:sz="4" w:space="0" w:color="auto"/>
+            </w:tcBorders>
+          </w:tcPr>
+          <w:p>
+            <w:pPr>
+              <w:jc w:val="right"/>
+              <w:rPr>
+                <w:lang w:val="de-DE"/>
+              </w:rPr>
+            </w:pPr>
+            <w:r>
+              <w:rPr>
+                <w:lang w:val="de-DE"/>
+              </w:rPr>
+              <w:t>1:</w:t>
+            </w:r>
+          </w:p>
+        </w:tc>
+        <w:tc>
+          <w:tcPr>
+            <w:tcW w:w="8863" w:type="dxa"/>
+            <w:tcBorders>
+              <w:top w:val="single" w:sz="4" w:space="0" w:color="auto"/>
+            </w:tcBorders>
+          </w:tcPr>
+          <w:p>
+            <w:pPr>
+              <w:rPr>
+                <w:b/>
+                <w:bCs/>
+              </w:rPr>
+            </w:pPr>
+            <w:r>
+              <w:rPr>
+                <w:b/>
+                <w:bCs/>
+              </w:rPr>
+              <w:t xml:space="preserve">if </w:t>
+            </w:r>
+            <w:r>
+              <w:rPr>
+                <w:i/>
+                <w:iCs/>
+              </w:rPr>
+              <w:t xml:space="preserve">l </w:t>
+            </w:r>
+            <w:r>
+              <w:t xml:space="preserve">= 2 </w:t>
+            </w:r>
+            <w:r>
+              <w:rPr>
+                <w:b/>
+                <w:bCs/>
+              </w:rPr>
+              <w:t>then</w:t>
+            </w:r>
+          </w:p>
+        </w:tc>
+      </w:tr>
+      <w:tr>
+        <w:tc>
+          <w:tcPr>
+            <w:tcW w:w="487" w:type="dxa"/>
+          </w:tcPr>
+          <w:p>
+            <w:pPr>
+              <w:jc w:val="right"/>
+              <w:rPr>
+                <w:lang w:val="de-DE"/>
+              </w:rPr>
+            </w:pPr>
+            <w:r>
+              <w:rPr>
+                <w:lang w:val="de-DE"/>
+              </w:rPr>
+              <w:t>2:</w:t>
+            </w:r>
+          </w:p>
+        </w:tc>
+        <w:tc>
+          <w:tcPr>
+            <w:tcW w:w="8863" w:type="dxa"/>
+          </w:tcPr>
+          <w:p>
+            <w:pPr>
+              <w:rPr>
+                <w:i/>
+                <w:iCs/>
+                <w:lang w:val="de-DE"/>
+              </w:rPr>
+            </w:pPr>
+            <w:r>
+              <w:rPr>
+                <w:b/>
+                <w:bCs/>
+                <w:lang w:val="de-DE"/>
+              </w:rPr>
+              <w:t xml:space="preserve">    </w:t>
+            </w:r>
+            <w:r>
+              <w:rPr>
+                <w:i/>
+                <w:iCs/>
+                <w:lang w:val="de-DE"/>
+              </w:rPr>
+              <w:t xml:space="preserve">l </w:t>
+            </w:r>
+            <w:r>
+              <w:t>← 6</w:t>
+            </w:r>
+          </w:p>
+        </w:tc>
+      </w:tr>
+      <w:tr>
+        <w:tc>
+          <w:tcPr>
+            <w:tcW w:w="487" w:type="dxa"/>
+          </w:tcPr>
+          <w:p>
+            <w:pPr>
+              <w:jc w:val="right"/>
+              <w:rPr>
+                <w:lang w:val="de-DE"/>
+              </w:rPr>
+            </w:pPr>
+            <w:r>
+              <w:rPr>
+                <w:lang w:val="de-DE"/>
+              </w:rPr>
+              <w:t>3:</w:t>
+            </w:r>
+          </w:p>
+        </w:tc>
+        <w:tc>
+          <w:tcPr>
+            <w:tcW w:w="8863" w:type="dxa"/>
+          </w:tcPr>
+          <w:p>
+            <w:r>
+              <w:rPr>
+                <w:b/>
+                <w:bCs/>
+              </w:rPr>
+              <w:t xml:space="preserve">else </w:t>
+            </w:r>
+            <w:r>
+              <w:rPr>
+                <w:i/>
+                <w:iCs/>
+              </w:rPr>
+              <w:t xml:space="preserve">l </w:t>
+            </w:r>
+            <w:r>
+              <w:t xml:space="preserve">= </w:t>
+            </w:r>
+            <w:r>
+              <w:rPr>
+                <w:i/>
+                <w:iCs/>
+              </w:rPr>
+              <w:t xml:space="preserve">l </w:t>
+            </w:r>
+            <w:r>
+              <w:t>+ 1</w:t>
+            </w:r>
+          </w:p>
+        </w:tc>
+      </w:tr>
+      <w:tr>
+        <w:tc>
+          <w:tcPr>
+            <w:tcW w:w="487" w:type="dxa"/>
+          </w:tcPr>
+          <w:p>
+            <w:pPr>
+              <w:jc w:val="right"/>
+            </w:pPr>
+            <w:r>
+              <w:t>4:</w:t>
+            </w:r>
+          </w:p>
+        </w:tc>
+        <w:tc>
+          <w:tcPr>
+            <w:tcW w:w="8863" w:type="dxa"/>
+          </w:tcPr>
+          <w:p>
+            <w:pPr>
+              <w:rPr>
+                <w:b/>
+                <w:bCs/>
+                <w:i/>
+                <w:iCs/>
+              </w:rPr>
+            </w:pPr>
+            <w:r>
+              <w:rPr>
+                <w:b/>
+                <w:bCs/>
+              </w:rPr>
+              <w:t>end if</w:t>
+            </w:r>
+          </w:p>
+        </w:tc>
+      </w:tr>
+      <w:tr>
+        <w:tc>
+          <w:tcPr>
+            <w:tcW w:w="487" w:type="dxa"/>
+          </w:tcPr>
+          <w:p>
+            <w:pPr>
+              <w:jc w:val="right"/>
+            </w:pPr>
+            <w:r>
+              <w:t>5:</w:t>
+            </w:r>
+          </w:p>
+        </w:tc>
+        <w:tc>
+          <w:tcPr>
+            <w:tcW w:w="8863" w:type="dxa"/>
+          </w:tcPr>
+          <w:p>
+            <w:pPr>
+              <w:rPr>
+                <w:b/>
+                <w:bCs/>
+              </w:rPr>
+            </w:pPr>
+            <w:r>
+              <w:rPr>
+                <w:b/>
+                <w:bCs/>
+              </w:rPr>
+              <w:t xml:space="preserve">if </w:t>
+            </w:r>
+            <w:r>
+              <w:rPr>
+                <w:i/>
+                <w:iCs/>
+              </w:rPr>
+              <w:t xml:space="preserve">l </w:t>
+            </w:r>
+            <w:r>
+              <w:t>≥</w:t>
+            </w:r>
+            <w:r>
+              <w:t xml:space="preserve"> 24 </w:t>
+            </w:r>
+            <w:r>
+              <w:rPr>
+                <w:b/>
+                <w:bCs/>
+              </w:rPr>
+              <w:t>then</w:t>
+            </w:r>
+          </w:p>
+        </w:tc>
+      </w:tr>
+      <w:tr>
+        <w:tc>
+          <w:tcPr>
+            <w:tcW w:w="487" w:type="dxa"/>
+          </w:tcPr>
+          <w:p>
+            <w:pPr>
+              <w:jc w:val="right"/>
+            </w:pPr>
+            <w:r>
+              <w:t>6:</w:t>
+            </w:r>
+          </w:p>
+        </w:tc>
+        <w:tc>
+          <w:tcPr>
+            <w:tcW w:w="8863" w:type="dxa"/>
+          </w:tcPr>
+          <w:p>
+            <w:pPr>
+              <w:rPr>
+                <w:b/>
+                <w:bCs/>
+              </w:rPr>
+            </w:pPr>
+            <w:r>
+              <w:rPr>
+                <w:i/>
+                <w:iCs/>
+              </w:rPr>
+              <w:t xml:space="preserve">   l </w:t>
+            </w:r>
+            <w:r>
+              <w:t>= 1</w:t>
+            </w:r>
+          </w:p>
+        </w:tc>
+      </w:tr>
+      <w:tr>
+        <w:tc>
+          <w:tcPr>
+            <w:tcW w:w="487" w:type="dxa"/>
+          </w:tcPr>
+          <w:p>
+            <w:pPr>
+              <w:jc w:val="right"/>
+            </w:pPr>
+            <w:r>
+              <w:t xml:space="preserve">7: </w:t>
+            </w:r>
+          </w:p>
+        </w:tc>
+        <w:tc>
+          <w:tcPr>
+            <w:tcW w:w="8863" w:type="dxa"/>
+          </w:tcPr>
+          <w:p>
+            <w:r>
+              <w:rPr>
+                <w:b/>
+                <w:bCs/>
+              </w:rPr>
+              <w:t>end if</w:t>
+            </w:r>
+          </w:p>
+        </w:tc>
+      </w:tr>
+      <w:tr>
+        <w:tc>
+          <w:tcPr>
+            <w:tcW w:w="487" w:type="dxa"/>
+            <w:tcBorders>
+              <w:bottom w:val="single" w:sz="4" w:space="0" w:color="auto"/>
+            </w:tcBorders>
+          </w:tcPr>
+          <w:p>
+            <w:pPr>
+              <w:jc w:val="right"/>
+            </w:pPr>
+            <w:r>
+              <w:t>8:</w:t>
+            </w:r>
+          </w:p>
+        </w:tc>
+        <w:tc>
+          <w:tcPr>
+            <w:tcW w:w="8863" w:type="dxa"/>
+            <w:tcBorders>
+              <w:bottom w:val="single" w:sz="4" w:space="0" w:color="auto"/>
+            </w:tcBorders>
+          </w:tcPr>
+          <w:p>
+            <w:pPr>
+              <w:rPr>
+                <w:i/>
+                <w:iCs/>
+              </w:rPr>
+            </w:pPr>
+            <w:r>
+              <w:rPr>
+                <w:b/>
+                <w:bCs/>
+              </w:rPr>
+              <w:t xml:space="preserve">return </w:t>
+            </w:r>
+            <w:r>
+              <w:rPr>
+                <w:i/>
+                <w:iCs/>
+              </w:rPr>
+              <w:t>l</w:t>
+            </w:r>
+          </w:p>
+        </w:tc>
+      </w:tr>
+    </w:tbl>
+    <w:p>
+      <w:pPr>
+        <w:rPr>
+          <w:lang w:val="de-DE"/>
+        </w:rPr>
+      </w:pPr>
+    </w:p>
+    <w:tbl>
+      <w:tblPr>
+        <w:tblStyle w:val="TableGrid"/>
+        <w:tblW w:w="0" w:type="auto"/>
+        <w:tblBorders>
+          <w:top w:val="none" w:sz="0" w:space="0" w:color="auto"/>
+          <w:left w:val="none" w:sz="0" w:space="0" w:color="auto"/>
+          <w:bottom w:val="none" w:sz="0" w:space="0" w:color="auto"/>
+          <w:right w:val="none" w:sz="0" w:space="0" w:color="auto"/>
+          <w:insideH w:val="none" w:sz="0" w:space="0" w:color="auto"/>
+          <w:insideV w:val="none" w:sz="0" w:space="0" w:color="auto"/>
+        </w:tblBorders>
+        <w:tblLook w:val="04A0" w:firstRow="1" w:lastRow="0" w:firstColumn="1" w:lastColumn="0" w:noHBand="0" w:noVBand="1"/>
+      </w:tblPr>
+      <w:tblGrid>
+        <w:gridCol w:w="487"/>
+        <w:gridCol w:w="8863"/>
+      </w:tblGrid>
+      <w:tr>
+        <w:tc>
+          <w:tcPr>
+            <w:tcW w:w="9350" w:type="dxa"/>
+            <w:gridSpan w:val="2"/>
+            <w:tcBorders>
+              <w:bottom w:val="single" w:sz="4" w:space="0" w:color="auto"/>
+            </w:tcBorders>
+          </w:tcPr>
+          <w:p>
+            <w:pPr>
+              <w:spacing w:line="360" w:lineRule="auto"/>
+              <w:rPr>
+                <w:b/>
+                <w:bCs/>
+                <w:lang w:val="de-DE"/>
+              </w:rPr>
+            </w:pPr>
+            <w:r>
+              <w:rPr>
+                <w:b/>
+                <w:bCs/>
+                <w:lang w:val="de-DE"/>
+              </w:rPr>
+              <w:t>Jeelani-Qadir</w:t>
+            </w:r>
+            <w:r>
+              <w:rPr>
+                <w:b/>
+                <w:bCs/>
+                <w:lang w:val="de-DE"/>
+              </w:rPr>
+              <w:t xml:space="preserve"> Algorithmus</w:t>
+            </w:r>
+            <w:r>
+              <w:rPr>
+                <w:b/>
+                <w:bCs/>
+                <w:lang w:val="de-DE"/>
+              </w:rPr>
+              <w:t xml:space="preserve"> 5</w:t>
+            </w:r>
+            <w:r>
+              <w:rPr>
+                <w:b/>
+                <w:bCs/>
+                <w:lang w:val="de-DE"/>
+              </w:rPr>
+              <w:t xml:space="preserve"> </w:t>
+            </w:r>
+            <w:r>
+              <w:rPr>
+                <w:lang w:val="de-DE"/>
+              </w:rPr>
+              <w:t>(aus [Nummer])</w:t>
+            </w:r>
+          </w:p>
+        </w:tc>
+      </w:tr>
+      <w:tr>
+        <w:tc>
+          <w:tcPr>
+            <w:tcW w:w="487" w:type="dxa"/>
+            <w:tcBorders>
+              <w:top w:val="single" w:sz="4" w:space="0" w:color="auto"/>
+            </w:tcBorders>
+          </w:tcPr>
+          <w:p>
+            <w:pPr>
+              <w:jc w:val="right"/>
+              <w:rPr>
+                <w:lang w:val="de-DE"/>
+              </w:rPr>
+            </w:pPr>
+            <w:r>
+              <w:rPr>
+                <w:lang w:val="de-DE"/>
+              </w:rPr>
+              <w:t>1:</w:t>
+            </w:r>
+          </w:p>
+        </w:tc>
+        <w:tc>
+          <w:tcPr>
+            <w:tcW w:w="8863" w:type="dxa"/>
+            <w:tcBorders>
+              <w:top w:val="single" w:sz="4" w:space="0" w:color="auto"/>
+            </w:tcBorders>
+          </w:tcPr>
+          <w:p>
+            <w:pPr>
+              <w:rPr>
+                <w:i/>
+                <w:iCs/>
+              </w:rPr>
+            </w:pPr>
+            <w:r>
+              <w:rPr>
+                <w:b/>
+                <w:bCs/>
+              </w:rPr>
+              <w:t xml:space="preserve">Input: </w:t>
+            </w:r>
+            <w:r>
+              <w:t xml:space="preserve">Noisy image </w:t>
+            </w:r>
+            <w:r>
+              <w:rPr>
+                <w:i/>
+                <w:iCs/>
+              </w:rPr>
+              <w:t>C</w:t>
+            </w:r>
+          </w:p>
+        </w:tc>
+      </w:tr>
+      <w:tr>
+        <w:tc>
+          <w:tcPr>
+            <w:tcW w:w="487" w:type="dxa"/>
+          </w:tcPr>
+          <w:p>
+            <w:pPr>
+              <w:jc w:val="right"/>
+              <w:rPr>
+                <w:lang w:val="de-DE"/>
+              </w:rPr>
+            </w:pPr>
+            <w:r>
+              <w:rPr>
+                <w:lang w:val="de-DE"/>
+              </w:rPr>
+              <w:t>2:</w:t>
+            </w:r>
+          </w:p>
+        </w:tc>
+        <w:tc>
+          <w:tcPr>
+            <w:tcW w:w="8863" w:type="dxa"/>
+          </w:tcPr>
+          <w:p>
+            <w:pPr>
+              <w:rPr>
+                <w:i/>
+                <w:iCs/>
+                <w:lang w:val="de-DE"/>
+              </w:rPr>
+            </w:pPr>
+            <w:r>
+              <w:rPr>
+                <w:b/>
+                <w:bCs/>
+                <w:lang w:val="de-DE"/>
+              </w:rPr>
+              <w:t xml:space="preserve">Output: </w:t>
+            </w:r>
+            <w:r>
+              <w:rPr>
+                <w:lang w:val="de-DE"/>
+              </w:rPr>
+              <w:t xml:space="preserve">Denoised image </w:t>
+            </w:r>
+            <w:r>
+              <w:rPr>
+                <w:i/>
+                <w:iCs/>
+                <w:lang w:val="de-DE"/>
+              </w:rPr>
+              <w:t>C</w:t>
+            </w:r>
+            <w:r>
+              <w:rPr>
+                <w:i/>
+                <w:iCs/>
+                <w:lang w:val="de-DE"/>
+              </w:rPr>
+              <w:t>‘</w:t>
+            </w:r>
+          </w:p>
+        </w:tc>
+      </w:tr>
+      <w:tr>
+        <w:tc>
+          <w:tcPr>
+            <w:tcW w:w="487" w:type="dxa"/>
+          </w:tcPr>
+          <w:p>
+            <w:pPr>
+              <w:jc w:val="right"/>
+              <w:rPr>
+                <w:lang w:val="de-DE"/>
+              </w:rPr>
+            </w:pPr>
+            <w:r>
+              <w:rPr>
+                <w:lang w:val="de-DE"/>
+              </w:rPr>
+              <w:t>3:</w:t>
+            </w:r>
+          </w:p>
+        </w:tc>
+        <w:tc>
+          <w:tcPr>
+            <w:tcW w:w="8863" w:type="dxa"/>
+          </w:tcPr>
+          <w:p>
+            <w:pPr>
+              <w:rPr>
+                <w:lang w:val="de-DE"/>
+              </w:rPr>
+            </w:pPr>
+            <w:r>
+              <w:rPr>
+                <w:i/>
+                <w:iCs/>
+                <w:lang w:val="de-DE"/>
+              </w:rPr>
+              <w:t xml:space="preserve">l </w:t>
+            </w:r>
+            <w:r>
+              <w:t>←</w:t>
+            </w:r>
+            <w:r>
+              <w:rPr>
+                <w:lang w:val="de-DE"/>
+              </w:rPr>
+              <w:t xml:space="preserve"> 1</w:t>
+            </w:r>
+          </w:p>
+        </w:tc>
+      </w:tr>
+      <w:tr>
+        <w:tc>
+          <w:tcPr>
+            <w:tcW w:w="487" w:type="dxa"/>
+          </w:tcPr>
+          <w:p>
+            <w:pPr>
+              <w:jc w:val="right"/>
+              <w:rPr>
+                <w:lang w:val="de-DE"/>
+              </w:rPr>
+            </w:pPr>
+            <w:r>
+              <w:rPr>
+                <w:lang w:val="de-DE"/>
+              </w:rPr>
+              <w:t>4:</w:t>
+            </w:r>
+          </w:p>
+        </w:tc>
+        <w:tc>
+          <w:tcPr>
+            <w:tcW w:w="8863" w:type="dxa"/>
+          </w:tcPr>
+          <w:p>
+            <w:pPr>
+              <w:rPr>
+                <w:b/>
+                <w:bCs/>
+              </w:rPr>
+            </w:pPr>
+            <w:r>
+              <w:rPr>
+                <w:b/>
+                <w:bCs/>
+              </w:rPr>
+              <w:t xml:space="preserve">for </w:t>
+            </w:r>
+            <w:r>
+              <w:t>all pixel (i,j</w:t>
+            </w:r>
+            <w:r>
+              <w:t xml:space="preserve">) in </w:t>
+            </w:r>
+            <w:r>
+              <w:rPr>
+                <w:i/>
+                <w:iCs/>
+              </w:rPr>
+              <w:t xml:space="preserve">C </w:t>
+            </w:r>
+            <w:r>
+              <w:rPr>
+                <w:b/>
+                <w:bCs/>
+              </w:rPr>
+              <w:t>do</w:t>
+            </w:r>
+          </w:p>
+        </w:tc>
+      </w:tr>
+      <w:tr>
+        <w:tc>
+          <w:tcPr>
+            <w:tcW w:w="487" w:type="dxa"/>
+          </w:tcPr>
+          <w:p>
+            <w:pPr>
+              <w:jc w:val="right"/>
+            </w:pPr>
+            <w:r>
+              <w:t>5:</w:t>
+            </w:r>
+          </w:p>
+        </w:tc>
+        <w:tc>
+          <w:tcPr>
+            <w:tcW w:w="8863" w:type="dxa"/>
+          </w:tcPr>
+          <w:p>
+            <w:pPr>
+              <w:rPr>
+                <w:b/>
+                <w:bCs/>
+                <w:i/>
+                <w:iCs/>
+              </w:rPr>
+            </w:pPr>
+            <w:r>
+              <w:rPr>
+                <w:b/>
+                <w:bCs/>
+              </w:rPr>
+              <w:t xml:space="preserve">     if </w:t>
+            </w:r>
+            <w:r>
+              <w:rPr>
+                <w:i/>
+                <w:iCs/>
+              </w:rPr>
+              <w:t>C(i,j)</w:t>
+            </w:r>
+            <w:r>
+              <w:rPr>
+                <w:i/>
+                <w:iCs/>
+              </w:rPr>
+              <w:t xml:space="preserve"> </w:t>
+            </w:r>
+            <w:r>
+              <w:t xml:space="preserve">= 0 or 255 </w:t>
+            </w:r>
+            <w:r>
+              <w:rPr>
+                <w:b/>
+                <w:bCs/>
+              </w:rPr>
+              <w:t>then</w:t>
+            </w:r>
+          </w:p>
+        </w:tc>
+      </w:tr>
+      <w:tr>
+        <w:tc>
+          <w:tcPr>
+            <w:tcW w:w="487" w:type="dxa"/>
+          </w:tcPr>
+          <w:p>
+            <w:pPr>
+              <w:jc w:val="right"/>
+            </w:pPr>
+            <w:r>
+              <w:lastRenderedPageBreak/>
+              <w:t>6:</w:t>
+            </w:r>
+          </w:p>
+        </w:tc>
+        <w:tc>
+          <w:tcPr>
+            <w:tcW w:w="8863" w:type="dxa"/>
+          </w:tcPr>
+          <w:p>
+            <w:pPr>
+              <w:rPr>
+                <w:b/>
+                <w:bCs/>
+              </w:rPr>
+            </w:pPr>
+            <w:r>
+              <w:rPr>
+                <w:b/>
+                <w:bCs/>
+              </w:rPr>
+              <w:t xml:space="preserve">          for </w:t>
+            </w:r>
+            <w:r>
+              <w:t xml:space="preserve">k ← 1 to 12 </w:t>
+            </w:r>
+            <w:r>
+              <w:rPr>
+                <w:b/>
+                <w:bCs/>
+              </w:rPr>
+              <w:t>do</w:t>
+            </w:r>
+          </w:p>
+        </w:tc>
+      </w:tr>
+      <w:tr>
+        <w:tc>
+          <w:tcPr>
+            <w:tcW w:w="487" w:type="dxa"/>
+          </w:tcPr>
+          <w:p>
+            <w:pPr>
+              <w:jc w:val="right"/>
+            </w:pPr>
+            <w:r>
+              <w:t xml:space="preserve">7: </w:t>
+            </w:r>
+          </w:p>
+        </w:tc>
+        <w:tc>
+          <w:tcPr>
+            <w:tcW w:w="8863" w:type="dxa"/>
+          </w:tcPr>
+          <w:p>
+            <w:pPr>
+              <w:rPr>
+                <w:b/>
+                <w:bCs/>
+              </w:rPr>
+            </w:pPr>
+            <w:r>
+              <w:rPr>
+                <w:b/>
+                <w:bCs/>
+              </w:rPr>
+              <w:t xml:space="preserve">                if </w:t>
+            </w:r>
+            <w:r>
+              <w:rPr>
+                <w:i/>
+                <w:iCs/>
+              </w:rPr>
+              <w:t>ψ</w:t>
+            </w:r>
+            <w:r>
+              <w:rPr>
+                <w:i/>
+                <w:iCs/>
+                <w:vertAlign w:val="subscript"/>
+              </w:rPr>
+              <w:t>l</w:t>
+            </w:r>
+            <w:r>
+              <w:rPr>
+                <w:i/>
+                <w:iCs/>
+              </w:rPr>
+              <w:t>(C(i, j))</w:t>
+            </w:r>
+            <w:r>
+              <w:t xml:space="preserve"> ≠ 0 and </w:t>
+            </w:r>
+            <w:r>
+              <w:rPr>
+                <w:i/>
+                <w:iCs/>
+              </w:rPr>
+              <w:t>ψ</w:t>
+            </w:r>
+            <w:r>
+              <w:rPr>
+                <w:i/>
+                <w:iCs/>
+                <w:vertAlign w:val="subscript"/>
+              </w:rPr>
+              <w:t>l</w:t>
+            </w:r>
+            <w:r>
+              <w:rPr>
+                <w:i/>
+                <w:iCs/>
+              </w:rPr>
+              <w:t>(C(i, j))</w:t>
+            </w:r>
+            <w:r>
+              <w:t xml:space="preserve"> ≠ 255 </w:t>
+            </w:r>
+            <w:r>
+              <w:rPr>
+                <w:b/>
+                <w:bCs/>
+              </w:rPr>
+              <w:t>then</w:t>
+            </w:r>
+          </w:p>
+        </w:tc>
+      </w:tr>
+      <w:tr>
+        <w:tc>
+          <w:tcPr>
+            <w:tcW w:w="487" w:type="dxa"/>
+          </w:tcPr>
+          <w:p>
+            <w:pPr>
+              <w:jc w:val="right"/>
+            </w:pPr>
+            <w:r>
+              <w:t>8:</w:t>
+            </w:r>
+          </w:p>
+        </w:tc>
+        <w:tc>
+          <w:tcPr>
+            <w:tcW w:w="8863" w:type="dxa"/>
+          </w:tcPr>
+          <w:p>
+            <w:r>
+              <w:rPr>
+                <w:b/>
+                <w:bCs/>
+              </w:rPr>
+              <w:t xml:space="preserve">                    </w:t>
+            </w:r>
+            <w:r>
+              <w:rPr>
+                <w:i/>
+                <w:iCs/>
+              </w:rPr>
+              <w:t xml:space="preserve">C(i’,j’) </w:t>
+            </w:r>
+            <w:r>
+              <w:t xml:space="preserve">= </w:t>
+            </w:r>
+            <w:r>
+              <w:rPr>
+                <w:i/>
+                <w:iCs/>
+              </w:rPr>
+              <w:t>ψ</w:t>
+            </w:r>
+            <w:r>
+              <w:rPr>
+                <w:i/>
+                <w:iCs/>
+                <w:vertAlign w:val="subscript"/>
+              </w:rPr>
+              <w:t>l</w:t>
+            </w:r>
+            <w:r>
+              <w:rPr>
+                <w:i/>
+                <w:iCs/>
+              </w:rPr>
+              <w:t>(C(i, j))</w:t>
+            </w:r>
+          </w:p>
+        </w:tc>
+      </w:tr>
+      <w:tr>
+        <w:tc>
+          <w:tcPr>
+            <w:tcW w:w="487" w:type="dxa"/>
+          </w:tcPr>
+          <w:p>
+            <w:pPr>
+              <w:jc w:val="right"/>
+            </w:pPr>
+            <w:r>
+              <w:t>9:</w:t>
+            </w:r>
+          </w:p>
+        </w:tc>
+        <w:tc>
+          <w:tcPr>
+            <w:tcW w:w="8863" w:type="dxa"/>
+          </w:tcPr>
+          <w:p>
+            <w:r>
+              <w:rPr>
+                <w:b/>
+                <w:bCs/>
+              </w:rPr>
+              <w:t xml:space="preserve">                    </w:t>
+            </w:r>
+            <w:r>
+              <w:rPr>
+                <w:b/>
+                <w:bCs/>
+                <w:i/>
+                <w:iCs/>
+              </w:rPr>
+              <w:t xml:space="preserve"> </w:t>
+            </w:r>
+            <w:r>
+              <w:rPr>
+                <w:i/>
+                <w:iCs/>
+                <w:lang w:val="de-DE"/>
+              </w:rPr>
+              <w:t xml:space="preserve">l </w:t>
+            </w:r>
+            <w:r>
+              <w:t>←</w:t>
+            </w:r>
+            <w:r>
+              <w:rPr>
+                <w:lang w:val="de-DE"/>
+              </w:rPr>
+              <w:t xml:space="preserve"> </w:t>
+            </w:r>
+            <w:r>
+              <w:rPr>
+                <w:i/>
+                <w:iCs/>
+                <w:lang w:val="de-DE"/>
+              </w:rPr>
+              <w:t xml:space="preserve">l </w:t>
+            </w:r>
+            <w:r>
+              <w:rPr>
+                <w:lang w:val="de-DE"/>
+              </w:rPr>
+              <w:t>+ 1</w:t>
+            </w:r>
+          </w:p>
+        </w:tc>
+      </w:tr>
+      <w:tr>
+        <w:tc>
+          <w:tcPr>
+            <w:tcW w:w="487" w:type="dxa"/>
+          </w:tcPr>
+          <w:p>
+            <w:pPr>
+              <w:jc w:val="right"/>
+            </w:pPr>
+            <w:r>
+              <w:t>10:</w:t>
+            </w:r>
+          </w:p>
+        </w:tc>
+        <w:tc>
+          <w:tcPr>
+            <w:tcW w:w="8863" w:type="dxa"/>
+          </w:tcPr>
+          <w:p>
+            <w:pPr>
+              <w:rPr>
+                <w:b/>
+                <w:bCs/>
+              </w:rPr>
+            </w:pPr>
+            <w:r>
+              <w:rPr>
+                <w:b/>
+                <w:bCs/>
+              </w:rPr>
+              <w:t xml:space="preserve">                    if </w:t>
+            </w:r>
+            <w:r>
+              <w:rPr>
+                <w:i/>
+                <w:iCs/>
+              </w:rPr>
+              <w:t xml:space="preserve">l </w:t>
+            </w:r>
+            <w:r>
+              <w:t xml:space="preserve">≥ 12 </w:t>
+            </w:r>
+            <w:r>
+              <w:rPr>
+                <w:b/>
+                <w:bCs/>
+              </w:rPr>
+              <w:t>then</w:t>
+            </w:r>
+          </w:p>
+        </w:tc>
+      </w:tr>
+      <w:tr>
+        <w:tc>
+          <w:tcPr>
+            <w:tcW w:w="487" w:type="dxa"/>
+          </w:tcPr>
+          <w:p>
+            <w:pPr>
+              <w:jc w:val="right"/>
+            </w:pPr>
+            <w:r>
+              <w:t>11:</w:t>
+            </w:r>
+          </w:p>
+        </w:tc>
+        <w:tc>
+          <w:tcPr>
+            <w:tcW w:w="8863" w:type="dxa"/>
+          </w:tcPr>
+          <w:p>
+            <w:pPr>
+              <w:rPr>
+                <w:b/>
+                <w:bCs/>
+              </w:rPr>
+            </w:pPr>
+            <w:r>
+              <w:rPr>
+                <w:b/>
+                <w:bCs/>
+              </w:rPr>
+              <w:t xml:space="preserve">                       </w:t>
+            </w:r>
+            <w:r>
+              <w:rPr>
+                <w:i/>
+                <w:iCs/>
+                <w:lang w:val="de-DE"/>
+              </w:rPr>
+              <w:t xml:space="preserve">l </w:t>
+            </w:r>
+            <w:r>
+              <w:t>←</w:t>
+            </w:r>
+            <w:r>
+              <w:rPr>
+                <w:lang w:val="de-DE"/>
+              </w:rPr>
+              <w:t xml:space="preserve"> 1</w:t>
+            </w:r>
+          </w:p>
+        </w:tc>
+      </w:tr>
+      <w:tr>
+        <w:tc>
+          <w:tcPr>
+            <w:tcW w:w="487" w:type="dxa"/>
+          </w:tcPr>
+          <w:p>
+            <w:pPr>
+              <w:jc w:val="right"/>
+            </w:pPr>
+            <w:r>
+              <w:t>12:</w:t>
+            </w:r>
+          </w:p>
+        </w:tc>
+        <w:tc>
+          <w:tcPr>
+            <w:tcW w:w="8863" w:type="dxa"/>
+          </w:tcPr>
+          <w:p>
+            <w:pPr>
+              <w:rPr>
+                <w:b/>
+                <w:bCs/>
+              </w:rPr>
+            </w:pPr>
+            <w:r>
+              <w:rPr>
+                <w:b/>
+                <w:bCs/>
+              </w:rPr>
+              <w:t xml:space="preserve">                    end if</w:t>
+            </w:r>
+          </w:p>
+        </w:tc>
+      </w:tr>
+      <w:tr>
+        <w:tc>
+          <w:tcPr>
+            <w:tcW w:w="487" w:type="dxa"/>
+          </w:tcPr>
+          <w:p>
+            <w:pPr>
+              <w:jc w:val="right"/>
+            </w:pPr>
+            <w:r>
+              <w:t>13:</w:t>
+            </w:r>
+          </w:p>
+        </w:tc>
+        <w:tc>
+          <w:tcPr>
+            <w:tcW w:w="8863" w:type="dxa"/>
+          </w:tcPr>
+          <w:p>
+            <w:pPr>
+              <w:rPr>
+                <w:b/>
+                <w:bCs/>
+              </w:rPr>
+            </w:pPr>
+            <w:r>
+              <w:rPr>
+                <w:b/>
+                <w:bCs/>
+              </w:rPr>
+              <w:t xml:space="preserve">                    continue</w:t>
+            </w:r>
+          </w:p>
+        </w:tc>
+      </w:tr>
+      <w:tr>
+        <w:tc>
+          <w:tcPr>
+            <w:tcW w:w="487" w:type="dxa"/>
+          </w:tcPr>
+          <w:p>
+            <w:pPr>
+              <w:jc w:val="right"/>
+            </w:pPr>
+            <w:r>
+              <w:t>14:</w:t>
+            </w:r>
+          </w:p>
+        </w:tc>
+        <w:tc>
+          <w:tcPr>
+            <w:tcW w:w="8863" w:type="dxa"/>
+          </w:tcPr>
+          <w:p>
+            <w:pPr>
+              <w:rPr>
+                <w:b/>
+                <w:bCs/>
+              </w:rPr>
+            </w:pPr>
+            <w:r>
+              <w:rPr>
+                <w:b/>
+                <w:bCs/>
+              </w:rPr>
+              <w:t xml:space="preserve">                end if</w:t>
+            </w:r>
+          </w:p>
+        </w:tc>
+      </w:tr>
+      <w:tr>
+        <w:tc>
+          <w:tcPr>
+            <w:tcW w:w="487" w:type="dxa"/>
+          </w:tcPr>
+          <w:p>
+            <w:pPr>
+              <w:jc w:val="right"/>
+            </w:pPr>
+            <w:r>
+              <w:t>15:</w:t>
+            </w:r>
+          </w:p>
+        </w:tc>
+        <w:tc>
+          <w:tcPr>
+            <w:tcW w:w="8863" w:type="dxa"/>
+          </w:tcPr>
+          <w:p>
+            <w:pPr>
+              <w:rPr>
+                <w:b/>
+                <w:bCs/>
+              </w:rPr>
+            </w:pPr>
+            <w:r>
+              <w:rPr>
+                <w:b/>
+                <w:bCs/>
+              </w:rPr>
+              <w:t xml:space="preserve">           end for</w:t>
+            </w:r>
+          </w:p>
+        </w:tc>
+      </w:tr>
+      <w:tr>
+        <w:tc>
+          <w:tcPr>
+            <w:tcW w:w="487" w:type="dxa"/>
+          </w:tcPr>
+          <w:p>
+            <w:pPr>
+              <w:jc w:val="right"/>
+            </w:pPr>
+            <w:r>
+              <w:t>16:</w:t>
+            </w:r>
+          </w:p>
+        </w:tc>
+        <w:tc>
+          <w:tcPr>
+            <w:tcW w:w="8863" w:type="dxa"/>
+          </w:tcPr>
+          <w:p>
+            <w:r>
+              <w:rPr>
+                <w:b/>
+                <w:bCs/>
+              </w:rPr>
+              <w:t xml:space="preserve">           </w:t>
+            </w:r>
+            <w:r>
+              <w:rPr>
+                <w:b/>
+                <w:bCs/>
+                <w:i/>
+                <w:iCs/>
+              </w:rPr>
+              <w:t xml:space="preserve"> </w:t>
+            </w:r>
+            <w:r>
+              <w:rPr>
+                <w:i/>
+                <w:iCs/>
+                <w:lang w:val="de-DE"/>
+              </w:rPr>
+              <w:t xml:space="preserve">l </w:t>
+            </w:r>
+            <w:r>
+              <w:t>←</w:t>
+            </w:r>
+            <w:r>
+              <w:rPr>
+                <w:lang w:val="de-DE"/>
+              </w:rPr>
+              <w:t xml:space="preserve"> </w:t>
+            </w:r>
+            <w:r>
+              <w:rPr>
+                <w:i/>
+                <w:iCs/>
+                <w:lang w:val="de-DE"/>
+              </w:rPr>
+              <w:t xml:space="preserve">l </w:t>
+            </w:r>
+            <w:r>
+              <w:rPr>
+                <w:lang w:val="de-DE"/>
+              </w:rPr>
+              <w:t>+ 1</w:t>
+            </w:r>
+          </w:p>
+        </w:tc>
+      </w:tr>
+      <w:tr>
+        <w:tc>
+          <w:tcPr>
+            <w:tcW w:w="487" w:type="dxa"/>
+          </w:tcPr>
+          <w:p>
+            <w:pPr>
+              <w:jc w:val="right"/>
+            </w:pPr>
+            <w:r>
+              <w:t>17:</w:t>
+            </w:r>
+          </w:p>
+        </w:tc>
+        <w:tc>
+          <w:tcPr>
+            <w:tcW w:w="8863" w:type="dxa"/>
+          </w:tcPr>
+          <w:p>
+            <w:pPr>
+              <w:rPr>
+                <w:b/>
+                <w:bCs/>
+              </w:rPr>
+            </w:pPr>
+            <w:r>
+              <w:rPr>
+                <w:b/>
+                <w:bCs/>
+              </w:rPr>
+              <w:t xml:space="preserve">            if </w:t>
+            </w:r>
+            <w:r>
+              <w:rPr>
+                <w:i/>
+                <w:iCs/>
+              </w:rPr>
+              <w:t xml:space="preserve">l </w:t>
+            </w:r>
+            <w:r>
+              <w:t xml:space="preserve">≥ 12 </w:t>
+            </w:r>
+            <w:r>
+              <w:rPr>
+                <w:b/>
+                <w:bCs/>
+              </w:rPr>
+              <w:t>then</w:t>
+            </w:r>
+          </w:p>
+        </w:tc>
+      </w:tr>
+      <w:tr>
+        <w:tc>
+          <w:tcPr>
+            <w:tcW w:w="487" w:type="dxa"/>
+          </w:tcPr>
+          <w:p>
+            <w:pPr>
+              <w:jc w:val="right"/>
+            </w:pPr>
+            <w:r>
+              <w:t>18:</w:t>
+            </w:r>
+          </w:p>
+        </w:tc>
+        <w:tc>
+          <w:tcPr>
+            <w:tcW w:w="8863" w:type="dxa"/>
+          </w:tcPr>
+          <w:p>
+            <w:pPr>
+              <w:rPr>
+                <w:b/>
+                <w:bCs/>
+              </w:rPr>
+            </w:pPr>
+            <w:r>
+              <w:rPr>
+                <w:b/>
+                <w:bCs/>
+              </w:rPr>
+              <w:t xml:space="preserve">               </w:t>
+            </w:r>
+            <w:r>
+              <w:rPr>
+                <w:i/>
+                <w:iCs/>
+                <w:lang w:val="de-DE"/>
+              </w:rPr>
+              <w:t xml:space="preserve">l </w:t>
+            </w:r>
+            <w:r>
+              <w:t>←</w:t>
+            </w:r>
+            <w:r>
+              <w:rPr>
+                <w:lang w:val="de-DE"/>
+              </w:rPr>
+              <w:t xml:space="preserve"> 1</w:t>
+            </w:r>
+          </w:p>
+        </w:tc>
+      </w:tr>
+      <w:tr>
+        <w:tc>
+          <w:tcPr>
+            <w:tcW w:w="487" w:type="dxa"/>
+          </w:tcPr>
+          <w:p>
+            <w:pPr>
+              <w:jc w:val="right"/>
+            </w:pPr>
+            <w:r>
+              <w:t>19:</w:t>
+            </w:r>
+          </w:p>
+        </w:tc>
+        <w:tc>
+          <w:tcPr>
+            <w:tcW w:w="8863" w:type="dxa"/>
+          </w:tcPr>
+          <w:p>
+            <w:pPr>
+              <w:rPr>
+                <w:b/>
+                <w:bCs/>
+              </w:rPr>
+            </w:pPr>
+            <w:r>
+              <w:rPr>
+                <w:b/>
+                <w:bCs/>
+              </w:rPr>
+              <w:t xml:space="preserve">           end if</w:t>
+            </w:r>
+          </w:p>
+        </w:tc>
+      </w:tr>
+      <w:tr>
+        <w:tc>
+          <w:tcPr>
+            <w:tcW w:w="487" w:type="dxa"/>
+          </w:tcPr>
+          <w:p>
+            <w:pPr>
+              <w:jc w:val="center"/>
+            </w:pPr>
+            <w:r>
+              <w:t>20:</w:t>
+            </w:r>
+          </w:p>
+        </w:tc>
+        <w:tc>
+          <w:tcPr>
+            <w:tcW w:w="8863" w:type="dxa"/>
+          </w:tcPr>
+          <w:p>
+            <w:pPr>
+              <w:rPr>
+                <w:b/>
+                <w:bCs/>
+              </w:rPr>
+            </w:pPr>
+            <w:r>
+              <w:rPr>
+                <w:b/>
+                <w:bCs/>
+              </w:rPr>
+              <w:t xml:space="preserve">      end if</w:t>
+            </w:r>
+          </w:p>
+        </w:tc>
+      </w:tr>
+      <w:tr>
+        <w:tc>
+          <w:tcPr>
+            <w:tcW w:w="487" w:type="dxa"/>
+            <w:tcBorders>
+              <w:bottom w:val="single" w:sz="4" w:space="0" w:color="auto"/>
+            </w:tcBorders>
+          </w:tcPr>
+          <w:p>
+            <w:pPr>
+              <w:jc w:val="right"/>
+            </w:pPr>
+            <w:r>
+              <w:t>21:</w:t>
+            </w:r>
+          </w:p>
+        </w:tc>
+        <w:tc>
+          <w:tcPr>
+            <w:tcW w:w="8863" w:type="dxa"/>
+            <w:tcBorders>
+              <w:bottom w:val="single" w:sz="4" w:space="0" w:color="auto"/>
+            </w:tcBorders>
+          </w:tcPr>
+          <w:p>
+            <w:pPr>
+              <w:rPr>
+                <w:b/>
+                <w:bCs/>
+              </w:rPr>
+            </w:pPr>
+            <w:r>
+              <w:rPr>
+                <w:b/>
+                <w:bCs/>
+              </w:rPr>
+              <w:t>end for</w:t>
+            </w:r>
+          </w:p>
+        </w:tc>
+      </w:tr>
+    </w:tbl>
+    <w:p>
+      <w:pPr>
+        <w:rPr>
+          <w:lang w:val="de-DE"/>
+        </w:rPr>
+      </w:pPr>
+    </w:p>
+    <w:p>
+      <w:pPr>
+        <w:rPr>
+          <w:lang w:val="de-DE"/>
+        </w:rPr>
+      </w:pPr>
+      <w:r>
+        <w:rPr>
+          <w:lang w:val="de-DE"/>
+        </w:rPr>
+        <w:t>Bei den Algorithmusvariationen werden verschiedene Untergruppen aus diesen 24 Nachbarpixel gebildet sowie die horizontale und vertikale Laufrichtung abgeändert. Wird ein verrauschter Pixel identifiziert, so wird sein Wert lediglich durch einen passenden Wert aus der Untergruppe ausgetauscht.</w:t>
+      </w:r>
+    </w:p>
+    <w:tbl>
+      <w:tblPr>
+        <w:tblStyle w:val="TableGrid"/>
+        <w:tblW w:w="9355" w:type="dxa"/>
+        <w:tblLook w:val="04A0" w:firstRow="1" w:lastRow="0" w:firstColumn="1" w:lastColumn="0" w:noHBand="0" w:noVBand="1"/>
+      </w:tblPr>
+      <w:tblGrid>
+        <w:gridCol w:w="1558"/>
+        <w:gridCol w:w="2599"/>
+        <w:gridCol w:w="2599"/>
+        <w:gridCol w:w="2599"/>
+      </w:tblGrid>
+      <w:tr>
+        <w:tc>
+          <w:tcPr>
+            <w:tcW w:w="1558" w:type="dxa"/>
+          </w:tcPr>
+          <w:p>
+            <w:pPr>
+              <w:jc w:val="center"/>
+              <w:rPr>
+                <w:lang w:val="de-DE"/>
+              </w:rPr>
+            </w:pPr>
+            <w:r>
+              <w:rPr>
+                <w:lang w:val="de-DE"/>
+              </w:rPr>
+              <w:t>Filter</w:t>
+            </w:r>
+          </w:p>
+        </w:tc>
+        <w:tc>
+          <w:tcPr>
+            <w:tcW w:w="2599" w:type="dxa"/>
+          </w:tcPr>
+          <w:p>
+            <w:pPr>
+              <w:jc w:val="center"/>
+              <w:rPr>
+                <w:lang w:val="de-DE"/>
+              </w:rPr>
+            </w:pPr>
+            <w:r>
+              <w:rPr>
+                <w:lang w:val="de-DE"/>
+              </w:rPr>
+              <w:t>Horizontale Laufrichtung</w:t>
+            </w:r>
+          </w:p>
+        </w:tc>
+        <w:tc>
+          <w:tcPr>
+            <w:tcW w:w="2599" w:type="dxa"/>
+          </w:tcPr>
+          <w:p>
+            <w:pPr>
+              <w:jc w:val="center"/>
+              <w:rPr>
+                <w:lang w:val="de-DE"/>
+              </w:rPr>
+            </w:pPr>
+            <w:r>
+              <w:rPr>
+                <w:lang w:val="de-DE"/>
+              </w:rPr>
+              <w:t>Vertikale Laufrichtung</w:t>
+            </w:r>
+          </w:p>
+        </w:tc>
+        <w:tc>
+          <w:tcPr>
+            <w:tcW w:w="2599" w:type="dxa"/>
+          </w:tcPr>
+          <w:p>
+            <w:pPr>
+              <w:jc w:val="center"/>
+              <w:rPr>
+                <w:lang w:val="de-DE"/>
+              </w:rPr>
+            </w:pPr>
+            <w:r>
+              <w:rPr>
+                <w:lang w:val="de-DE"/>
+              </w:rPr>
+              <w:t>Algorithmus</w:t>
+            </w:r>
+          </w:p>
+        </w:tc>
+      </w:tr>
+      <w:tr>
+        <w:trPr>
+          <w:trHeight w:val="64"/>
+        </w:trPr>
+        <w:tc>
+          <w:tcPr>
+            <w:tcW w:w="1558" w:type="dxa"/>
+          </w:tcPr>
+          <w:p>
+            <w:pPr>
+              <w:jc w:val="center"/>
+              <w:rPr>
+                <w:lang w:val="de-DE"/>
+              </w:rPr>
+            </w:pPr>
+            <w:r>
+              <w:rPr>
+                <w:lang w:val="de-DE"/>
+              </w:rPr>
+              <w:t>1</w:t>
+            </w:r>
+          </w:p>
+        </w:tc>
+        <w:tc>
+          <w:tcPr>
+            <w:tcW w:w="2599" w:type="dxa"/>
+          </w:tcPr>
+          <w:p>
+            <w:pPr>
+              <w:jc w:val="center"/>
+              <w:rPr>
+                <w:lang w:val="de-DE"/>
+              </w:rPr>
+            </w:pPr>
+            <w:r>
+              <w:rPr>
+                <w:lang w:val="de-DE"/>
+              </w:rPr>
+              <w:t>abwärts</w:t>
+            </w:r>
+          </w:p>
+        </w:tc>
+        <w:tc>
+          <w:tcPr>
+            <w:tcW w:w="2599" w:type="dxa"/>
+          </w:tcPr>
+          <w:p>
+            <w:pPr>
+              <w:jc w:val="center"/>
+              <w:rPr>
+                <w:lang w:val="de-DE"/>
+              </w:rPr>
+            </w:pPr>
+            <w:r>
+              <w:rPr>
+                <w:lang w:val="de-DE"/>
+              </w:rPr>
+              <w:t>rechtswärts</w:t>
+            </w:r>
+          </w:p>
+        </w:tc>
+        <w:tc>
+          <w:tcPr>
+            <w:tcW w:w="2599" w:type="dxa"/>
+          </w:tcPr>
+          <w:p>
+            <w:pPr>
+              <w:jc w:val="center"/>
+              <w:rPr>
+                <w:lang w:val="de-DE"/>
+              </w:rPr>
+            </w:pPr>
+            <w:r>
+              <w:rPr>
+                <w:lang w:val="de-DE"/>
+              </w:rPr>
+              <w:t>1</w:t>
+            </w:r>
+          </w:p>
+        </w:tc>
+      </w:tr>
+      <w:tr>
+        <w:tc>
+          <w:tcPr>
+            <w:tcW w:w="1558" w:type="dxa"/>
+          </w:tcPr>
+          <w:p>
+            <w:pPr>
+              <w:jc w:val="center"/>
+              <w:rPr>
+                <w:lang w:val="de-DE"/>
+              </w:rPr>
+            </w:pPr>
+            <w:r>
+              <w:rPr>
+                <w:lang w:val="de-DE"/>
+              </w:rPr>
+              <w:t>2</w:t>
+            </w:r>
+          </w:p>
+        </w:tc>
+        <w:tc>
+          <w:tcPr>
+            <w:tcW w:w="2599" w:type="dxa"/>
+          </w:tcPr>
+          <w:p>
+            <w:pPr>
+              <w:jc w:val="center"/>
+              <w:rPr>
+                <w:lang w:val="de-DE"/>
+              </w:rPr>
+            </w:pPr>
+            <w:r>
+              <w:rPr>
+                <w:lang w:val="de-DE"/>
+              </w:rPr>
+              <w:t>aufwärts</w:t>
+            </w:r>
+          </w:p>
+        </w:tc>
+        <w:tc>
+          <w:tcPr>
+            <w:tcW w:w="2599" w:type="dxa"/>
+          </w:tcPr>
+          <w:p>
+            <w:pPr>
+              <w:jc w:val="center"/>
+              <w:rPr>
+                <w:lang w:val="de-DE"/>
+              </w:rPr>
+            </w:pPr>
+            <w:r>
+              <w:rPr>
+                <w:lang w:val="de-DE"/>
+              </w:rPr>
+              <w:t>linkswärts</w:t>
+            </w:r>
+          </w:p>
+        </w:tc>
+        <w:tc>
+          <w:tcPr>
+            <w:tcW w:w="2599" w:type="dxa"/>
+          </w:tcPr>
+          <w:p>
+            <w:pPr>
+              <w:jc w:val="center"/>
+              <w:rPr>
+                <w:lang w:val="de-DE"/>
+              </w:rPr>
+            </w:pPr>
+            <w:r>
+              <w:rPr>
+                <w:lang w:val="de-DE"/>
+              </w:rPr>
+              <w:t>1</w:t>
+            </w:r>
+          </w:p>
+        </w:tc>
+      </w:tr>
+      <w:tr>
+        <w:tc>
+          <w:tcPr>
+            <w:tcW w:w="1558" w:type="dxa"/>
+          </w:tcPr>
+          <w:p>
+            <w:pPr>
+              <w:jc w:val="center"/>
+              <w:rPr>
+                <w:lang w:val="de-DE"/>
+              </w:rPr>
+            </w:pPr>
+            <w:r>
+              <w:rPr>
+                <w:lang w:val="de-DE"/>
+              </w:rPr>
+              <w:t>3</w:t>
+            </w:r>
+          </w:p>
+        </w:tc>
+        <w:tc>
+          <w:tcPr>
+            <w:tcW w:w="2599" w:type="dxa"/>
+          </w:tcPr>
+          <w:p>
+            <w:pPr>
+              <w:jc w:val="center"/>
+              <w:rPr>
+                <w:lang w:val="de-DE"/>
+              </w:rPr>
+            </w:pPr>
+            <w:r>
+              <w:rPr>
+                <w:lang w:val="de-DE"/>
+              </w:rPr>
+              <w:t>abwärts</w:t>
+            </w:r>
+          </w:p>
+        </w:tc>
+        <w:tc>
+          <w:tcPr>
+            <w:tcW w:w="2599" w:type="dxa"/>
+          </w:tcPr>
+          <w:p>
+            <w:pPr>
+              <w:jc w:val="center"/>
+              <w:rPr>
+                <w:lang w:val="de-DE"/>
+              </w:rPr>
+            </w:pPr>
+            <w:r>
+              <w:rPr>
+                <w:lang w:val="de-DE"/>
+              </w:rPr>
+              <w:t>rechtswärts</w:t>
+            </w:r>
+          </w:p>
+        </w:tc>
+        <w:tc>
+          <w:tcPr>
+            <w:tcW w:w="2599" w:type="dxa"/>
+          </w:tcPr>
+          <w:p>
+            <w:pPr>
+              <w:jc w:val="center"/>
+              <w:rPr>
+                <w:lang w:val="de-DE"/>
+              </w:rPr>
+            </w:pPr>
+            <w:r>
+              <w:rPr>
+                <w:lang w:val="de-DE"/>
+              </w:rPr>
+              <w:t>2</w:t>
+            </w:r>
+          </w:p>
+        </w:tc>
+      </w:tr>
+      <w:tr>
+        <w:tc>
+          <w:tcPr>
+            <w:tcW w:w="1558" w:type="dxa"/>
+          </w:tcPr>
+          <w:p>
+            <w:pPr>
+              <w:jc w:val="center"/>
+              <w:rPr>
+                <w:lang w:val="de-DE"/>
+              </w:rPr>
+            </w:pPr>
+            <w:r>
+              <w:rPr>
+                <w:lang w:val="de-DE"/>
+              </w:rPr>
+              <w:t>4</w:t>
+            </w:r>
+          </w:p>
+        </w:tc>
+        <w:tc>
+          <w:tcPr>
+            <w:tcW w:w="2599" w:type="dxa"/>
+          </w:tcPr>
+          <w:p>
+            <w:pPr>
+              <w:jc w:val="center"/>
+              <w:rPr>
+                <w:lang w:val="de-DE"/>
+              </w:rPr>
+            </w:pPr>
+            <w:r>
+              <w:rPr>
+                <w:lang w:val="de-DE"/>
+              </w:rPr>
+              <w:t>abwärts</w:t>
+            </w:r>
+          </w:p>
+        </w:tc>
+        <w:tc>
+          <w:tcPr>
+            <w:tcW w:w="2599" w:type="dxa"/>
+          </w:tcPr>
+          <w:p>
+            <w:pPr>
+              <w:jc w:val="center"/>
+              <w:rPr>
+                <w:lang w:val="de-DE"/>
+              </w:rPr>
+            </w:pPr>
+            <w:r>
+              <w:rPr>
+                <w:lang w:val="de-DE"/>
+              </w:rPr>
+              <w:t>rechtswärts</w:t>
+            </w:r>
+          </w:p>
+        </w:tc>
+        <w:tc>
+          <w:tcPr>
+            <w:tcW w:w="2599" w:type="dxa"/>
+          </w:tcPr>
+          <w:p>
+            <w:pPr>
+              <w:jc w:val="center"/>
+              <w:rPr>
+                <w:lang w:val="de-DE"/>
+              </w:rPr>
+            </w:pPr>
+            <w:r>
+              <w:rPr>
+                <w:lang w:val="de-DE"/>
+              </w:rPr>
+              <w:t>3, 4</w:t>
+            </w:r>
+          </w:p>
+        </w:tc>
+      </w:tr>
+      <w:tr>
+        <w:tc>
+          <w:tcPr>
+            <w:tcW w:w="1558" w:type="dxa"/>
+          </w:tcPr>
+          <w:p>
+            <w:pPr>
+              <w:jc w:val="center"/>
+              <w:rPr>
+                <w:lang w:val="de-DE"/>
+              </w:rPr>
+            </w:pPr>
+            <w:r>
+              <w:rPr>
+                <w:lang w:val="de-DE"/>
+              </w:rPr>
+              <w:t>5</w:t>
+            </w:r>
+          </w:p>
+        </w:tc>
+        <w:tc>
+          <w:tcPr>
+            <w:tcW w:w="2599" w:type="dxa"/>
+          </w:tcPr>
+          <w:p>
+            <w:pPr>
+              <w:jc w:val="center"/>
+              <w:rPr>
+                <w:lang w:val="de-DE"/>
+              </w:rPr>
+            </w:pPr>
+            <w:r>
+              <w:rPr>
+                <w:lang w:val="de-DE"/>
+              </w:rPr>
+              <w:t>abwärts</w:t>
+            </w:r>
+          </w:p>
+        </w:tc>
+        <w:tc>
+          <w:tcPr>
+            <w:tcW w:w="2599" w:type="dxa"/>
+          </w:tcPr>
+          <w:p>
+            <w:pPr>
+              <w:jc w:val="center"/>
+              <w:rPr>
+                <w:lang w:val="de-DE"/>
+              </w:rPr>
+            </w:pPr>
+            <w:r>
+              <w:rPr>
+                <w:lang w:val="de-DE"/>
+              </w:rPr>
+              <w:t>rechtswärts</w:t>
+            </w:r>
+          </w:p>
+        </w:tc>
+        <w:tc>
+          <w:tcPr>
+            <w:tcW w:w="2599" w:type="dxa"/>
+          </w:tcPr>
+          <w:p>
+            <w:pPr>
+              <w:jc w:val="center"/>
+              <w:rPr>
+                <w:lang w:val="de-DE"/>
+              </w:rPr>
+            </w:pPr>
+            <w:r>
+              <w:rPr>
+                <w:lang w:val="de-DE"/>
+              </w:rPr>
+              <w:t>5</w:t>
+            </w:r>
+          </w:p>
+        </w:tc>
+      </w:tr>
+    </w:tbl>
+    <w:p>
+      <w:pPr>
+        <w:rPr>
+          <w:lang w:val="de-DE"/>
+        </w:rPr>
+      </w:pPr>
+      <w:r>
+        <w:rPr>
+          <w:lang w:val="de-DE"/>
+        </w:rPr>
+        <w:t>Bei Anwendung iteriert der Filter über das gesamte Bild bis ein verrauschter Pixel aufgefunden wurde, woraufhin die erste Primärregel in Sequenz gewählt wird, welche nicht verrauscht ist. Die Restauration des Pixels findet unter Ersetzen des Zentrum-Wert über den Wert der gewählten Primärregel.</w:t>
+      </w:r>
+    </w:p>
+    <w:p>
+      <w:pPr>
+        <w:rPr>
+          <w:lang w:val="de-DE"/>
+        </w:rPr>
+      </w:pPr>
+      <w:r>
+        <w:rPr>
+          <w:lang w:val="de-DE"/>
+        </w:rPr>
+        <w:t xml:space="preserve">Desweiteren wird das Bild in umgekehrter horizontaler und vertikaler Reihenfolge abgearbeitet – von unten nach oben und rechts nach links. Diese Entscheidung ist in den anderen Filterversionen begründet. Filter 1, von dem der Jeelani-Qadir Algorithmus eine Abwandlung ist, nutzt die gleichen Primärregeln. </w:t>
+      </w:r>
+    </w:p>
+    <w:p>
+      <w:pPr>
+        <w:rPr>
+          <w:lang w:val="de-DE"/>
+        </w:rPr>
+      </w:pPr>
+      <w:r>
+        <w:rPr>
+          <w:lang w:val="de-DE"/>
+        </w:rPr>
+        <w:t>Das hat zur Folge, dass nur Pixelwerte, die auch wirklich im Bild vorhanden und nicht verrauscht sind, zur Bildrestauration genutzt werden, wodurch sich jedoch Fehler durch das ganze Bild verbreiten. Dies führt zu verschwommenen Ergebnissen mit schlieren-ähnlichen Artefakten, welche meistens ausgehend vom Zentrum in Richtung der gewählten Primärregel</w:t>
+      </w:r>
+      <w:r>
+        <w:rPr>
+          <w:i/>
+          <w:iCs/>
+          <w:lang w:val="de-DE"/>
+        </w:rPr>
+        <w:t xml:space="preserve"> </w:t>
+      </w:r>
+      <w:r>
+        <w:rPr>
+          <w:lang w:val="de-DE"/>
+        </w:rPr>
+        <w:t>verlaufen.</w:t>
+      </w:r>
+    </w:p>
+    <w:p>
+      <w:pPr>
+        <w:rPr>
+          <w:lang w:val="de-DE"/>
+        </w:rPr>
+      </w:pPr>
+      <w:r>
+        <w:rPr>
+          <w:lang w:val="de-DE"/>
+        </w:rPr>
+        <w:t>Zuletzt ist anzumerken, dass dieses Verfahren sequentiell vorgeht und verwirft somit die Möglichkeit zur Parallelisierung, da die Weiterverarbeitung des Bildes von dem vorhergehenden Rechenschritt abhängt.</w:t>
+      </w:r>
+    </w:p>
+    <w:p>
+      <w:pPr>
+        <w:rPr>
+          <w:lang w:val="de-DE"/>
+        </w:rPr>
+      </w:pPr>
+      <w:r>
+        <w:rPr>
+          <w:lang w:val="de-DE"/>
+        </w:rPr>
+        <w:t xml:space="preserve">Der Algorithmus wird zwar als rechnerisch effizient dargestellt, jedoch skaliert er direkt mit der Größe der Datensätze, was zu </w:t>
+      </w:r>
+    </w:p>
+    <w:p>
+      <w:pPr>
+        <w:rPr>
+          <w:lang w:val="de-DE"/>
+        </w:rPr>
+      </w:pPr>
+      <w:r>
+        <w:rPr>
+          <w:lang w:val="de-DE"/>
+        </w:rPr>
+        <w:t xml:space="preserve">Schon ab dem zweiten Verfahren ist hier eine klare Tendenz zu einer grundlegenden Verbesserung von Rauschfiltern zu erkennen, welche auch in späteren Kapiteln vertreten sein wird; anstatt das ganze Bild </w:t>
+      </w:r>
+      <w:r>
+        <w:rPr>
+          <w:lang w:val="de-DE"/>
+        </w:rPr>
+        <w:lastRenderedPageBreak/>
+        <w:t>ungefiltert abzuhandeln, wie es der Median-Filter tun würde, werden zunächst die verrauschten Pixel identifiziert und dann restauriert.</w:t>
+      </w:r>
+    </w:p>
+    <w:p>
+      <w:pPr>
+        <w:rPr>
+          <w:lang w:val="de-DE"/>
+        </w:rPr>
+      </w:pPr>
+      <w:r>
+        <w:rPr>
+          <w:lang w:val="de-DE"/>
+        </w:rPr>
+        <w:t>Auch der MERIG Algorithmus macht sich diesem Bearbeitungsschritt zu Nutze.</w:t>
+      </w:r>
+    </w:p>
+    <w:p>
+      <w:pPr>
+        <w:rPr>
+          <w:lang w:val="de-DE"/>
+        </w:rPr>
+      </w:pPr>
+      <w:r>
+        <w:rPr>
+          <w:lang w:val="de-DE"/>
+        </w:rPr>
+        <w:t>Die Herangehensweise des Verfahren erlaubt für ein hohes Level an Kontrolle über das Ergebnisbild, was in Theorie eine Vorteil bei manuell überwachten Datensätzen bringt. Da der</w:t>
+      </w:r>
+    </w:p>
+    <w:p>
+      <w:pPr>
+        <w:rPr>
+          <w:lang w:val="de-DE"/>
+        </w:rPr>
+      </w:pPr>
+    </w:p>
+    <w:p>
+      <w:pPr>
+        <w:rPr>
+          <w:lang w:val="de-DE"/>
+        </w:rPr>
+      </w:pPr>
+      <w:r>
+        <w:rPr>
+          <w:lang w:val="de-DE"/>
+        </w:rPr>
+        <w:t>Auf der anderen Seite ist jedoch diese Art von Ergebnisüberwachung bei einem enormen Datensatz, wie es im machinellen Lernen oder dergleichen auftritt, jedoch nur bedingt vertretbar.</w:t>
+      </w:r>
+    </w:p>
+    <w:p>
+      <w:pPr>
+        <w:rPr>
+          <w:lang w:val="de-DE"/>
+        </w:rPr>
+      </w:pPr>
+      <w:r>
+        <w:rPr>
+          <w:lang w:val="de-DE"/>
+        </w:rPr>
+        <w:t>Eine Verallgemeinerung der</w:t>
+      </w:r>
+      <w:r>
+        <w:rPr>
+          <w:lang w:val="de-DE"/>
+        </w:rPr>
+        <w:t xml:space="preserve"> Mindestanzahl an Iteration in Relation zu der prozentualen </w:t>
+      </w:r>
+      <w:r>
+        <w:rPr>
+          <w:lang w:val="de-DE"/>
+        </w:rPr>
+        <w:t>Rauschdichte</w:t>
+      </w:r>
+      <w:r>
+        <w:rPr>
+          <w:lang w:val="de-DE"/>
+        </w:rPr>
+        <w:t xml:space="preserve"> zu verallgemeinern, sodass es gewisse Richtwerte gibt, </w:t>
+      </w:r>
+      <w:r>
+        <w:rPr>
+          <w:lang w:val="de-DE"/>
+        </w:rPr>
+        <w:t>mit denen der Filter initialisiert werden kann</w:t>
+      </w:r>
+      <w:r>
+        <w:rPr>
+          <w:lang w:val="de-DE"/>
+        </w:rPr>
+        <w:t>.</w:t>
+      </w:r>
+      <w:r>
+        <w:rPr>
+          <w:lang w:val="de-DE"/>
+        </w:rPr>
+        <w:t xml:space="preserve"> In [Nummer] wurde beispielsweise solch eine Tabelle für das Lena Testbild aufgestellt.</w:t>
+      </w:r>
+    </w:p>
+    <w:p>
+      <w:pPr>
+        <w:rPr>
+          <w:lang w:val="de-DE"/>
+        </w:rPr>
+      </w:pPr>
+      <w:r>
+        <w:rPr>
+          <w:lang w:val="de-DE"/>
+        </w:rPr>
+        <w:t>Alternativ ist der Algorithmus jedoch rechnerisch sehr effizient. Kong und Choi merken in ihrem Werk an, dass das Verfahren eine lineare Komplexität von O(mn) für ein m</w:t>
+      </w:r>
+      <w:r>
+        <w:rPr>
+          <w:lang w:val="de-DE"/>
+        </w:rPr>
+        <w:t xml:space="preserve"> × n </w:t>
+      </w:r>
+      <w:r>
+        <w:rPr>
+          <w:lang w:val="de-DE"/>
+        </w:rPr>
+        <w:t>Bild aufweist. A</w:t>
+      </w:r>
+      <w:r>
+        <w:rPr>
+          <w:lang w:val="de-DE"/>
+        </w:rPr>
+        <w:t>bhängig vo</w:t>
+      </w:r>
+      <w:r>
+        <w:rPr>
+          <w:lang w:val="de-DE"/>
+        </w:rPr>
+        <w:t xml:space="preserve">n dem genutzten </w:t>
+      </w:r>
+      <w:r>
+        <w:rPr>
+          <w:lang w:val="de-DE"/>
+        </w:rPr>
+        <w:t>machinellen Lernverfahren,</w:t>
+      </w:r>
+      <w:r>
+        <w:rPr>
+          <w:lang w:val="de-DE"/>
+        </w:rPr>
+        <w:t xml:space="preserve"> sollte es</w:t>
+      </w:r>
+      <w:r>
+        <w:rPr>
+          <w:lang w:val="de-DE"/>
+        </w:rPr>
+        <w:t xml:space="preserve"> auch möglich sein, den </w:t>
+      </w:r>
+      <w:r>
+        <w:rPr>
+          <w:lang w:val="de-DE"/>
+        </w:rPr>
+        <w:t>Bilddatensatz</w:t>
+      </w:r>
+      <w:r>
+        <w:rPr>
+          <w:lang w:val="de-DE"/>
+        </w:rPr>
+        <w:t xml:space="preserve"> mit verschiedenen</w:t>
+      </w:r>
+      <w:r>
+        <w:rPr>
+          <w:lang w:val="de-DE"/>
+        </w:rPr>
+        <w:t xml:space="preserve"> allgemeinen</w:t>
+      </w:r>
+      <w:r>
+        <w:rPr>
+          <w:lang w:val="de-DE"/>
+        </w:rPr>
+        <w:t xml:space="preserve"> Iteration</w:t>
+      </w:r>
+      <w:r>
+        <w:rPr>
+          <w:lang w:val="de-DE"/>
+        </w:rPr>
+        <w:t>swerten</w:t>
+      </w:r>
+      <w:r>
+        <w:rPr>
+          <w:lang w:val="de-DE"/>
+        </w:rPr>
+        <w:t xml:space="preserve"> durchzutesten und diese als weiteren Algorithmusparameter anzusehen</w:t>
+      </w:r>
+      <w:r>
+        <w:rPr>
+          <w:lang w:val="de-DE"/>
+        </w:rPr>
+        <w:t>.</w:t>
+      </w:r>
+    </w:p>
+    <w:p>
+      <w:pPr>
+        <w:rPr>
+          <w:lang w:val="de-DE"/>
+        </w:rPr>
+      </w:pPr>
+      <w:r>
+        <w:rPr>
+          <w:lang w:val="de-DE"/>
+        </w:rPr>
+        <w:t>Der Algorithmus ist rechnerisch sehr effizient mit einer linearen Komplexität von O(mn) für ein Bild mit m</w:t>
+      </w:r>
+      <w:r>
+        <w:rPr>
+          <w:lang w:val="de-DE"/>
+        </w:rPr>
+        <w:t xml:space="preserve"> × n</w:t>
+      </w:r>
+      <w:r>
+        <w:rPr>
+          <w:lang w:val="de-DE"/>
+        </w:rPr>
+        <w:t xml:space="preserve"> Pixeln oder O(N), wenn N der gesamten Pixelanzahl gleichgesetzt wird.</w:t>
+      </w:r>
+    </w:p>
+    <w:p>
+      <w:pPr>
+        <w:rPr>
+          <w:lang w:val="de-DE"/>
+        </w:rPr>
+      </w:pPr>
+      <w:r>
+        <w:rPr>
+          <w:lang w:val="de-DE"/>
+        </w:rPr>
+        <w:t xml:space="preserve">Das Iterieren über die Unternachbarschaften </w:t>
+      </w:r>
+    </w:p>
+    <w:p>
+      <w:pPr>
+        <w:rPr>
+          <w:lang w:val="de-DE"/>
+        </w:rPr>
+      </w:pPr>
+      <w:r>
+        <w:rPr>
+          <w:lang w:val="de-DE"/>
+        </w:rPr>
+        <w:t>Essentiell gesehen, kombinieren Kong und Choi die Einfachheit eines Mean Filters mit dem Leistungspotential von zellulären Automaten.</w:t>
+      </w:r>
+    </w:p>
+    <w:p>
+      <w:pPr>
+        <w:rPr>
+          <w:lang w:val="de-DE"/>
+        </w:rPr>
+      </w:pPr>
+    </w:p>
+    <w:p>
+      <w:pPr>
+        <w:rPr>
+          <w:lang w:val="de-DE"/>
+        </w:rPr>
+      </w:pPr>
+    </w:p>
+    <w:p>
+      <w:pPr>
+        <w:rPr>
+          <w:lang w:val="de-DE"/>
+        </w:rPr>
+      </w:pPr>
+    </w:p>
+    <w:p>
+      <w:pPr>
+        <w:pStyle w:val="Heading1"/>
+      </w:pPr>
+      <w:bookmarkStart w:id="5" w:name="_Toc233212389"/>
       <w:r>
         <w:t>Kong and Choi (2026) – CA based Method for SPN Removal in Images</w:t>
       </w:r>
-      <w:bookmarkEnd w:id="4"/>
+      <w:bookmarkEnd w:id="5"/>
     </w:p>
     <w:p>
       <w:r>
@@ -3178,8 +7741,9 @@
       <w:pPr>
         <w:pStyle w:val="Heading1"/>
       </w:pPr>
-      <w:bookmarkStart w:id="5" w:name="_Toc233212390"/>
-      <w:r>
+      <w:bookmarkStart w:id="6" w:name="_Toc233212390"/>
+      <w:r>
+        <w:lastRenderedPageBreak/>
         <w:t>Twinkle et al</w:t>
       </w:r>
       <w:r>
@@ -3191,7 +7755,7 @@
       <w:r>
         <w:t>ry CA</w:t>
       </w:r>
-      <w:bookmarkEnd w:id="5"/>
+      <w:bookmarkEnd w:id="6"/>
     </w:p>
     <w:p>
       <w:r>
@@ -3266,11 +7830,11 @@
       <w:pPr>
         <w:pStyle w:val="Heading1"/>
       </w:pPr>
-      <w:bookmarkStart w:id="6" w:name="_Toc233212391"/>
+      <w:bookmarkStart w:id="7" w:name="_Toc233212391"/>
       <w:r>
         <w:t>Piroozmandan et al (2024) – SPN Removal from a Digital Image using New Approach based on Fuzzy CA and Anfis</w:t>
       </w:r>
-      <w:bookmarkEnd w:id="6"/>
+      <w:bookmarkEnd w:id="7"/>
     </w:p>
     <w:p>
       <w:r>
@@ -3373,7 +7937,7 @@
           <w:numId w:val="22"/>
         </w:numPr>
       </w:pPr>
-      <w:hyperlink r:id="rId26" w:history="1">
+      <w:hyperlink r:id="rId27" w:history="1">
         <w:r>
           <w:rPr>
             <w:rStyle w:val="Hyperlink"/>
@@ -3459,9 +8023,8 @@
       <w:pPr>
         <w:pStyle w:val="Heading1"/>
       </w:pPr>
-      <w:bookmarkStart w:id="7" w:name="_Toc233212392"/>
-      <w:r>
-        <w:lastRenderedPageBreak/>
+      <w:bookmarkStart w:id="8" w:name="_Toc233212392"/>
+      <w:r>
         <w:t>Chandra et al</w:t>
       </w:r>
       <w:r>
@@ -3470,7 +8033,7 @@
       <w:r>
         <w:t xml:space="preserve"> – Noise Reduction Using CA</w:t>
       </w:r>
-      <w:bookmarkEnd w:id="7"/>
+      <w:bookmarkEnd w:id="8"/>
     </w:p>
     <w:p>
       <w:r>
@@ -3590,11 +8153,11 @@
       <w:pPr>
         <w:pStyle w:val="Heading1"/>
       </w:pPr>
-      <w:bookmarkStart w:id="8" w:name="_Toc233212393"/>
+      <w:bookmarkStart w:id="9" w:name="_Toc233212393"/>
       <w:r>
         <w:t>Jeelani and Qadir (2022)  – CA based approach for SPN filtration</w:t>
       </w:r>
-      <w:bookmarkEnd w:id="8"/>
+      <w:bookmarkEnd w:id="9"/>
     </w:p>
     <w:p>
       <w:r>
@@ -3639,6 +8202,7 @@
         </w:numPr>
       </w:pPr>
       <w:r>
+        <w:lastRenderedPageBreak/>
         <w:t>Has problems of error propagation with higher noise density</w:t>
       </w:r>
     </w:p>
@@ -3723,7 +8287,7 @@
       <w:pPr>
         <w:pStyle w:val="Heading1"/>
       </w:pPr>
-      <w:bookmarkStart w:id="9" w:name="_Toc233212394"/>
+      <w:bookmarkStart w:id="10" w:name="_Toc233212394"/>
       <w:r>
         <w:t xml:space="preserve">Angulo-Sogamoso et al (2019) </w:t>
       </w:r>
@@ -3739,7 +8303,7 @@
       <w:r>
         <w:t>based on CA to Elimin Noise</w:t>
       </w:r>
-      <w:bookmarkEnd w:id="9"/>
+      <w:bookmarkEnd w:id="10"/>
     </w:p>
     <w:p>
       <w:pPr>
@@ -3825,15 +8389,15 @@
       <w:pPr>
         <w:pStyle w:val="Heading1"/>
       </w:pPr>
-      <w:bookmarkStart w:id="10" w:name="_Qadir_et_al"/>
-      <w:bookmarkStart w:id="11" w:name="_Sahin_et_al"/>
-      <w:bookmarkStart w:id="12" w:name="_Toc233212395"/>
-      <w:bookmarkEnd w:id="10"/>
+      <w:bookmarkStart w:id="11" w:name="_Qadir_et_al"/>
+      <w:bookmarkStart w:id="12" w:name="_Sahin_et_al"/>
+      <w:bookmarkStart w:id="13" w:name="_Toc233212395"/>
       <w:bookmarkEnd w:id="11"/>
+      <w:bookmarkEnd w:id="12"/>
       <w:r>
         <w:t>Sadeghi et al (2012) – An efficient method for Impulse Noise reduction from images using fuzzy CA</w:t>
       </w:r>
-      <w:bookmarkEnd w:id="12"/>
+      <w:bookmarkEnd w:id="13"/>
     </w:p>
     <w:p>
       <w:r>
@@ -3899,11 +8463,11 @@
       <w:pPr>
         <w:pStyle w:val="Heading1"/>
       </w:pPr>
-      <w:bookmarkStart w:id="13" w:name="_Toc233212396"/>
+      <w:bookmarkStart w:id="14" w:name="_Toc233212396"/>
       <w:r>
         <w:t>Rosin (2010) – Image Processing using 3 State CA</w:t>
       </w:r>
-      <w:bookmarkEnd w:id="13"/>
+      <w:bookmarkEnd w:id="14"/>
     </w:p>
     <w:p>
       <w:r>
@@ -3938,7 +8502,6 @@
         </w:numPr>
       </w:pPr>
       <w:r>
-        <w:lastRenderedPageBreak/>
         <w:t>Very rigid application of CA, defines all possible rules</w:t>
       </w:r>
     </w:p>
@@ -3968,7 +8531,7 @@
       <w:pPr>
         <w:pStyle w:val="Heading1"/>
       </w:pPr>
-      <w:bookmarkStart w:id="14" w:name="_Toc233212397"/>
+      <w:bookmarkStart w:id="15" w:name="_Toc233212397"/>
       <w:r>
         <w:t>Sahin et al</w:t>
       </w:r>
@@ -3978,7 +8541,7 @@
       <w:r>
         <w:t xml:space="preserve"> – SPN filtering with FCA</w:t>
       </w:r>
-      <w:bookmarkEnd w:id="14"/>
+      <w:bookmarkEnd w:id="15"/>
     </w:p>
     <w:p>
       <w:r>
@@ -4072,7 +8635,7 @@
           <w:lang w:val="de-DE"/>
         </w:rPr>
       </w:pPr>
-      <w:hyperlink r:id="rId27" w:history="1">
+      <w:hyperlink r:id="rId28" w:history="1">
         <w:r>
           <w:rPr>
             <w:rStyle w:val="Hyperlink"/>
@@ -4092,13 +8655,13 @@
       <w:pPr>
         <w:pStyle w:val="Heading1"/>
       </w:pPr>
-      <w:bookmarkStart w:id="15" w:name="_Selvapeter_and_Hordijk"/>
-      <w:bookmarkStart w:id="16" w:name="_Toc233212398"/>
-      <w:bookmarkEnd w:id="15"/>
+      <w:bookmarkStart w:id="16" w:name="_Selvapeter_and_Hordijk"/>
+      <w:bookmarkStart w:id="17" w:name="_Toc233212398"/>
+      <w:bookmarkEnd w:id="16"/>
       <w:r>
         <w:t>Hsu et al (2011) – SPN Reduction by CA</w:t>
       </w:r>
-      <w:bookmarkEnd w:id="16"/>
+      <w:bookmarkEnd w:id="17"/>
     </w:p>
     <w:p>
       <w:r>
@@ -4106,6 +8669,7 @@
           <w:b/>
           <w:bCs/>
         </w:rPr>
+        <w:lastRenderedPageBreak/>
         <w:t xml:space="preserve">Method: </w:t>
       </w:r>
       <w:r>
@@ -4172,11 +8736,11 @@
       <w:pPr>
         <w:pStyle w:val="Heading1"/>
       </w:pPr>
-      <w:bookmarkStart w:id="17" w:name="_Toc233212399"/>
+      <w:bookmarkStart w:id="18" w:name="_Toc233212399"/>
       <w:r>
         <w:t>Qadir et al (2010) – CA based Identification and Removal of Impulse Noise from Corrupted Images</w:t>
       </w:r>
-      <w:bookmarkEnd w:id="17"/>
+      <w:bookmarkEnd w:id="18"/>
     </w:p>
     <w:p>
       <w:r>
@@ -4249,7 +8813,7 @@
       <w:pPr>
         <w:pStyle w:val="Heading1"/>
       </w:pPr>
-      <w:bookmarkStart w:id="18" w:name="_Toc233212400"/>
+      <w:bookmarkStart w:id="19" w:name="_Toc233212400"/>
       <w:r>
         <w:t>Selvapeter and Hordijk</w:t>
       </w:r>
@@ -4268,7 +8832,7 @@
       <w:r>
         <w:t>CA for Image Noise Filtering</w:t>
       </w:r>
-      <w:bookmarkEnd w:id="18"/>
+      <w:bookmarkEnd w:id="19"/>
     </w:p>
     <w:p>
       <w:r>
@@ -4332,11 +8896,11 @@
       <w:pPr>
         <w:pStyle w:val="Heading1"/>
       </w:pPr>
-      <w:bookmarkStart w:id="19" w:name="_Toc233212401"/>
+      <w:bookmarkStart w:id="20" w:name="_Toc233212401"/>
       <w:r>
         <w:t>Rosin (2006) – Training CA for Image Processing</w:t>
       </w:r>
-      <w:bookmarkEnd w:id="19"/>
+      <w:bookmarkEnd w:id="20"/>
     </w:p>
     <w:p>
       <w:r>
@@ -4359,7 +8923,6 @@
         </w:numPr>
       </w:pPr>
       <w:r>
-        <w:lastRenderedPageBreak/>
         <w:t>Has pseudo-code for basic algorithm for CA application</w:t>
       </w:r>
     </w:p>
@@ -4386,7 +8949,7 @@
       <w:pPr>
         <w:pStyle w:val="Heading1"/>
       </w:pPr>
-      <w:bookmarkStart w:id="20" w:name="_Toc233212402"/>
+      <w:bookmarkStart w:id="21" w:name="_Toc233212402"/>
       <w:r>
         <w:t xml:space="preserve">Chan et al (2005) </w:t>
       </w:r>
@@ -4399,7 +8962,7 @@
       <w:r>
         <w:t>SPN Removal by median Type Noise Detector</w:t>
       </w:r>
-      <w:bookmarkEnd w:id="20"/>
+      <w:bookmarkEnd w:id="21"/>
     </w:p>
     <w:p>
       <w:r>
@@ -4417,11 +8980,11 @@
       <w:pPr>
         <w:pStyle w:val="Heading1"/>
       </w:pPr>
-      <w:bookmarkStart w:id="21" w:name="_Toc233212403"/>
+      <w:bookmarkStart w:id="22" w:name="_Toc233212403"/>
       <w:r>
         <w:t>Moreno and Paletta (2001) – Evolving CA for Noise Reduction in Images</w:t>
       </w:r>
-      <w:bookmarkEnd w:id="21"/>
+      <w:bookmarkEnd w:id="22"/>
     </w:p>
     <w:p>
       <w:r>
@@ -4480,6 +9043,7 @@
         </w:numPr>
       </w:pPr>
       <w:r>
+        <w:lastRenderedPageBreak/>
         <w:t>No comparison to other filters</w:t>
       </w:r>
     </w:p>
@@ -4487,11 +9051,11 @@
       <w:pPr>
         <w:pStyle w:val="Heading1"/>
       </w:pPr>
-      <w:bookmarkStart w:id="22" w:name="_Toc233212404"/>
+      <w:bookmarkStart w:id="23" w:name="_Toc233212404"/>
       <w:r>
         <w:t>Popovici (2000) – CA in Image Processing</w:t>
       </w:r>
-      <w:bookmarkEnd w:id="22"/>
+      <w:bookmarkEnd w:id="23"/>
     </w:p>
     <w:p>
       <w:r>
@@ -4554,14 +9118,14 @@
       <w:pPr>
         <w:pStyle w:val="Heading1"/>
       </w:pPr>
-      <w:bookmarkStart w:id="23" w:name="_Toc233212405"/>
+      <w:bookmarkStart w:id="24" w:name="_Toc233212405"/>
       <w:r>
         <w:t>Xavier et al (?) – Image Noise Reduction base</w:t>
       </w:r>
       <w:r>
         <w:t>d on CA Filter</w:t>
       </w:r>
-      <w:bookmarkEnd w:id="23"/>
+      <w:bookmarkEnd w:id="24"/>
     </w:p>
     <w:p>
       <w:r>
@@ -4629,6 +9193,119 @@
 <file path=word/numbering.xml><?xml version="1.0" encoding="utf-8"?>
 <w:numbering xmlns:wpc="http://schemas.microsoft.com/office/word/2010/wordprocessingCanvas" xmlns:cx="http://schemas.microsoft.com/office/drawing/2014/chartex" xmlns:cx1="http://schemas.microsoft.com/office/drawing/2015/9/8/chartex" xmlns:cx2="http://schemas.microsoft.com/office/drawing/2015/10/21/chartex" xmlns:cx3="http://schemas.microsoft.com/office/drawing/2016/5/9/chartex" xmlns:cx4="http://schemas.microsoft.com/office/drawing/2016/5/10/chartex" xmlns:cx5="http://schemas.microsoft.com/office/drawing/2016/5/11/chartex" xmlns:cx6="http://schemas.microsoft.com/office/drawing/2016/5/12/chartex" xmlns:cx7="http://schemas.microsoft.com/office/drawing/2016/5/13/chartex" xmlns:cx8="http://schemas.microsoft.com/office/drawing/2016/5/14/chartex" xmlns:mc="http://schemas.openxmlformats.org/markup-compatibility/2006" xmlns:aink="http://schemas.microsoft.com/office/drawing/2016/ink" xmlns:am3d="http://schemas.microsoft.com/office/drawing/2017/model3d" xmlns:o="urn:schemas-microsoft-com:office:office" xmlns:oel="http://schemas.microsoft.com/office/2019/extlst" xmlns:r="http://schemas.openxmlformats.org/officeDocument/2006/relationships" xmlns:m="http://schemas.openxmlformats.org/officeDocument/2006/math" xmlns:v="urn:schemas-microsoft-com:vml" xmlns:wp14="http://schemas.microsoft.com/office/word/2010/wordprocessingDrawing" xmlns:wp="http://schemas.openxmlformats.org/drawingml/2006/wordprocessingDrawing" xmlns:w10="urn:schemas-microsoft-com:office:word" xmlns:w="http://schemas.openxmlformats.org/wordprocessingml/2006/main" xmlns:w14="http://schemas.microsoft.com/office/word/2010/wordml" xmlns:w15="http://schemas.microsoft.com/office/word/2012/wordml" xmlns:w16cex="http://schemas.microsoft.com/office/word/2018/wordml/cex" xmlns:w16cid="http://schemas.microsoft.com/office/word/2016/wordml/cid" xmlns:w16="http://schemas.microsoft.com/office/word/2018/wordml" xmlns:w16du="http://schemas.microsoft.com/office/word/2023/wordml/word16du" xmlns:w16sdtdh="http://schemas.microsoft.com/office/word/2020/wordml/sdtdatahash" xmlns:w16sdtfl="http://schemas.microsoft.com/office/word/2024/wordml/sdtformatlock" xmlns:w16se="http://schemas.microsoft.com/office/word/2015/wordml/symex" xmlns:wpg="http://schemas.microsoft.com/office/word/2010/wordprocessingGroup" xmlns:wpi="http://schemas.microsoft.com/office/word/2010/wordprocessingInk" xmlns:wne="http://schemas.microsoft.com/office/word/2006/wordml" xmlns:wps="http://schemas.microsoft.com/office/word/2010/wordprocessingShape" mc:Ignorable="w14 w15 w16se w16cid w16 w16cex w16sdtdh w16sdtfl w16du wp14">
   <w:abstractNum w:abstractNumId="0" w15:restartNumberingAfterBreak="0">
+    <w:nsid w:val="045E3B32"/>
+    <w:multiLevelType w:val="hybridMultilevel"/>
+    <w:tmpl w:val="43962BD2"/>
+    <w:lvl w:ilvl="0" w:tplc="04090001">
+      <w:start w:val="1"/>
+      <w:numFmt w:val="bullet"/>
+      <w:lvlText w:val=""/>
+      <w:lvlJc w:val="left"/>
+      <w:pPr>
+        <w:ind w:left="720" w:hanging="360"/>
+      </w:pPr>
+      <w:rPr>
+        <w:rFonts w:ascii="Symbol" w:hAnsi="Symbol" w:hint="default"/>
+      </w:rPr>
+    </w:lvl>
+    <w:lvl w:ilvl="1" w:tplc="04090003" w:tentative="1">
+      <w:start w:val="1"/>
+      <w:numFmt w:val="bullet"/>
+      <w:lvlText w:val="o"/>
+      <w:lvlJc w:val="left"/>
+      <w:pPr>
+        <w:ind w:left="1440" w:hanging="360"/>
+      </w:pPr>
+      <w:rPr>
+        <w:rFonts w:ascii="Courier New" w:hAnsi="Courier New" w:cs="Courier New" w:hint="default"/>
+      </w:rPr>
+    </w:lvl>
+    <w:lvl w:ilvl="2" w:tplc="04090005" w:tentative="1">
+      <w:start w:val="1"/>
+      <w:numFmt w:val="bullet"/>
+      <w:lvlText w:val=""/>
+      <w:lvlJc w:val="left"/>
+      <w:pPr>
+        <w:ind w:left="2160" w:hanging="360"/>
+      </w:pPr>
+      <w:rPr>
+        <w:rFonts w:ascii="Wingdings" w:hAnsi="Wingdings" w:hint="default"/>
+      </w:rPr>
+    </w:lvl>
+    <w:lvl w:ilvl="3" w:tplc="04090001" w:tentative="1">
+      <w:start w:val="1"/>
+      <w:numFmt w:val="bullet"/>
+      <w:lvlText w:val=""/>
+      <w:lvlJc w:val="left"/>
+      <w:pPr>
+        <w:ind w:left="2880" w:hanging="360"/>
+      </w:pPr>
+      <w:rPr>
+        <w:rFonts w:ascii="Symbol" w:hAnsi="Symbol" w:hint="default"/>
+      </w:rPr>
+    </w:lvl>
+    <w:lvl w:ilvl="4" w:tplc="04090003" w:tentative="1">
+      <w:start w:val="1"/>
+      <w:numFmt w:val="bullet"/>
+      <w:lvlText w:val="o"/>
+      <w:lvlJc w:val="left"/>
+      <w:pPr>
+        <w:ind w:left="3600" w:hanging="360"/>
+      </w:pPr>
+      <w:rPr>
+        <w:rFonts w:ascii="Courier New" w:hAnsi="Courier New" w:cs="Courier New" w:hint="default"/>
+      </w:rPr>
+    </w:lvl>
+    <w:lvl w:ilvl="5" w:tplc="04090005" w:tentative="1">
+      <w:start w:val="1"/>
+      <w:numFmt w:val="bullet"/>
+      <w:lvlText w:val=""/>
+      <w:lvlJc w:val="left"/>
+      <w:pPr>
+        <w:ind w:left="4320" w:hanging="360"/>
+      </w:pPr>
+      <w:rPr>
+        <w:rFonts w:ascii="Wingdings" w:hAnsi="Wingdings" w:hint="default"/>
+      </w:rPr>
+    </w:lvl>
+    <w:lvl w:ilvl="6" w:tplc="04090001" w:tentative="1">
+      <w:start w:val="1"/>
+      <w:numFmt w:val="bullet"/>
+      <w:lvlText w:val=""/>
+      <w:lvlJc w:val="left"/>
+      <w:pPr>
+        <w:ind w:left="5040" w:hanging="360"/>
+      </w:pPr>
+      <w:rPr>
+        <w:rFonts w:ascii="Symbol" w:hAnsi="Symbol" w:hint="default"/>
+      </w:rPr>
+    </w:lvl>
+    <w:lvl w:ilvl="7" w:tplc="04090003" w:tentative="1">
+      <w:start w:val="1"/>
+      <w:numFmt w:val="bullet"/>
+      <w:lvlText w:val="o"/>
+      <w:lvlJc w:val="left"/>
+      <w:pPr>
+        <w:ind w:left="5760" w:hanging="360"/>
+      </w:pPr>
+      <w:rPr>
+        <w:rFonts w:ascii="Courier New" w:hAnsi="Courier New" w:cs="Courier New" w:hint="default"/>
+      </w:rPr>
+    </w:lvl>
+    <w:lvl w:ilvl="8" w:tplc="04090005" w:tentative="1">
+      <w:start w:val="1"/>
+      <w:numFmt w:val="bullet"/>
+      <w:lvlText w:val=""/>
+      <w:lvlJc w:val="left"/>
+      <w:pPr>
+        <w:ind w:left="6480" w:hanging="360"/>
+      </w:pPr>
+      <w:rPr>
+        <w:rFonts w:ascii="Wingdings" w:hAnsi="Wingdings" w:hint="default"/>
+      </w:rPr>
+    </w:lvl>
+  </w:abstractNum>
+  <w:abstractNum w:abstractNumId="1" w15:restartNumberingAfterBreak="0">
     <w:nsid w:val="073C43A4"/>
     <w:multiLevelType w:val="hybridMultilevel"/>
     <w:tmpl w:val="7DCA3D82"/>
@@ -4741,7 +9418,7 @@
       </w:rPr>
     </w:lvl>
   </w:abstractNum>
-  <w:abstractNum w:abstractNumId="1" w15:restartNumberingAfterBreak="0">
+  <w:abstractNum w:abstractNumId="2" w15:restartNumberingAfterBreak="0">
     <w:nsid w:val="0A225C68"/>
     <w:multiLevelType w:val="hybridMultilevel"/>
     <w:tmpl w:val="B4022BF4"/>
@@ -4854,7 +9531,7 @@
       </w:rPr>
     </w:lvl>
   </w:abstractNum>
-  <w:abstractNum w:abstractNumId="2" w15:restartNumberingAfterBreak="0">
+  <w:abstractNum w:abstractNumId="3" w15:restartNumberingAfterBreak="0">
     <w:nsid w:val="192139E7"/>
     <w:multiLevelType w:val="hybridMultilevel"/>
     <w:tmpl w:val="2F7AB804"/>
@@ -4967,7 +9644,7 @@
       </w:rPr>
     </w:lvl>
   </w:abstractNum>
-  <w:abstractNum w:abstractNumId="3" w15:restartNumberingAfterBreak="0">
+  <w:abstractNum w:abstractNumId="4" w15:restartNumberingAfterBreak="0">
     <w:nsid w:val="1950442D"/>
     <w:multiLevelType w:val="hybridMultilevel"/>
     <w:tmpl w:val="5060FFC0"/>
@@ -5080,7 +9757,7 @@
       </w:rPr>
     </w:lvl>
   </w:abstractNum>
-  <w:abstractNum w:abstractNumId="4" w15:restartNumberingAfterBreak="0">
+  <w:abstractNum w:abstractNumId="5" w15:restartNumberingAfterBreak="0">
     <w:nsid w:val="20297AE7"/>
     <w:multiLevelType w:val="hybridMultilevel"/>
     <w:tmpl w:val="6D827476"/>
@@ -5193,7 +9870,7 @@
       </w:rPr>
     </w:lvl>
   </w:abstractNum>
-  <w:abstractNum w:abstractNumId="5" w15:restartNumberingAfterBreak="0">
+  <w:abstractNum w:abstractNumId="6" w15:restartNumberingAfterBreak="0">
     <w:nsid w:val="22EC6AE4"/>
     <w:multiLevelType w:val="hybridMultilevel"/>
     <w:tmpl w:val="DF0A3280"/>
@@ -5306,7 +9983,7 @@
       </w:rPr>
     </w:lvl>
   </w:abstractNum>
-  <w:abstractNum w:abstractNumId="6" w15:restartNumberingAfterBreak="0">
+  <w:abstractNum w:abstractNumId="7" w15:restartNumberingAfterBreak="0">
     <w:nsid w:val="26AE23FB"/>
     <w:multiLevelType w:val="hybridMultilevel"/>
     <w:tmpl w:val="FB2E954E"/>
@@ -5419,7 +10096,7 @@
       </w:rPr>
     </w:lvl>
   </w:abstractNum>
-  <w:abstractNum w:abstractNumId="7" w15:restartNumberingAfterBreak="0">
+  <w:abstractNum w:abstractNumId="8" w15:restartNumberingAfterBreak="0">
     <w:nsid w:val="30D63BF2"/>
     <w:multiLevelType w:val="hybridMultilevel"/>
     <w:tmpl w:val="EDF8E9F8"/>
@@ -5532,7 +10209,7 @@
       </w:rPr>
     </w:lvl>
   </w:abstractNum>
-  <w:abstractNum w:abstractNumId="8" w15:restartNumberingAfterBreak="0">
+  <w:abstractNum w:abstractNumId="9" w15:restartNumberingAfterBreak="0">
     <w:nsid w:val="38B8372F"/>
     <w:multiLevelType w:val="hybridMultilevel"/>
     <w:tmpl w:val="74B6093A"/>
@@ -5645,7 +10322,120 @@
       </w:rPr>
     </w:lvl>
   </w:abstractNum>
-  <w:abstractNum w:abstractNumId="9" w15:restartNumberingAfterBreak="0">
+  <w:abstractNum w:abstractNumId="10" w15:restartNumberingAfterBreak="0">
+    <w:nsid w:val="3A9A7049"/>
+    <w:multiLevelType w:val="hybridMultilevel"/>
+    <w:tmpl w:val="D070FE62"/>
+    <w:lvl w:ilvl="0" w:tplc="04090001">
+      <w:start w:val="1"/>
+      <w:numFmt w:val="bullet"/>
+      <w:lvlText w:val=""/>
+      <w:lvlJc w:val="left"/>
+      <w:pPr>
+        <w:ind w:left="720" w:hanging="360"/>
+      </w:pPr>
+      <w:rPr>
+        <w:rFonts w:ascii="Symbol" w:hAnsi="Symbol" w:hint="default"/>
+      </w:rPr>
+    </w:lvl>
+    <w:lvl w:ilvl="1" w:tplc="04090003" w:tentative="1">
+      <w:start w:val="1"/>
+      <w:numFmt w:val="bullet"/>
+      <w:lvlText w:val="o"/>
+      <w:lvlJc w:val="left"/>
+      <w:pPr>
+        <w:ind w:left="1440" w:hanging="360"/>
+      </w:pPr>
+      <w:rPr>
+        <w:rFonts w:ascii="Courier New" w:hAnsi="Courier New" w:cs="Courier New" w:hint="default"/>
+      </w:rPr>
+    </w:lvl>
+    <w:lvl w:ilvl="2" w:tplc="04090005" w:tentative="1">
+      <w:start w:val="1"/>
+      <w:numFmt w:val="bullet"/>
+      <w:lvlText w:val=""/>
+      <w:lvlJc w:val="left"/>
+      <w:pPr>
+        <w:ind w:left="2160" w:hanging="360"/>
+      </w:pPr>
+      <w:rPr>
+        <w:rFonts w:ascii="Wingdings" w:hAnsi="Wingdings" w:hint="default"/>
+      </w:rPr>
+    </w:lvl>
+    <w:lvl w:ilvl="3" w:tplc="04090001" w:tentative="1">
+      <w:start w:val="1"/>
+      <w:numFmt w:val="bullet"/>
+      <w:lvlText w:val=""/>
+      <w:lvlJc w:val="left"/>
+      <w:pPr>
+        <w:ind w:left="2880" w:hanging="360"/>
+      </w:pPr>
+      <w:rPr>
+        <w:rFonts w:ascii="Symbol" w:hAnsi="Symbol" w:hint="default"/>
+      </w:rPr>
+    </w:lvl>
+    <w:lvl w:ilvl="4" w:tplc="04090003" w:tentative="1">
+      <w:start w:val="1"/>
+      <w:numFmt w:val="bullet"/>
+      <w:lvlText w:val="o"/>
+      <w:lvlJc w:val="left"/>
+      <w:pPr>
+        <w:ind w:left="3600" w:hanging="360"/>
+      </w:pPr>
+      <w:rPr>
+        <w:rFonts w:ascii="Courier New" w:hAnsi="Courier New" w:cs="Courier New" w:hint="default"/>
+      </w:rPr>
+    </w:lvl>
+    <w:lvl w:ilvl="5" w:tplc="04090005" w:tentative="1">
+      <w:start w:val="1"/>
+      <w:numFmt w:val="bullet"/>
+      <w:lvlText w:val=""/>
+      <w:lvlJc w:val="left"/>
+      <w:pPr>
+        <w:ind w:left="4320" w:hanging="360"/>
+      </w:pPr>
+      <w:rPr>
+        <w:rFonts w:ascii="Wingdings" w:hAnsi="Wingdings" w:hint="default"/>
+      </w:rPr>
+    </w:lvl>
+    <w:lvl w:ilvl="6" w:tplc="04090001" w:tentative="1">
+      <w:start w:val="1"/>
+      <w:numFmt w:val="bullet"/>
+      <w:lvlText w:val=""/>
+      <w:lvlJc w:val="left"/>
+      <w:pPr>
+        <w:ind w:left="5040" w:hanging="360"/>
+      </w:pPr>
+      <w:rPr>
+        <w:rFonts w:ascii="Symbol" w:hAnsi="Symbol" w:hint="default"/>
+      </w:rPr>
+    </w:lvl>
+    <w:lvl w:ilvl="7" w:tplc="04090003" w:tentative="1">
+      <w:start w:val="1"/>
+      <w:numFmt w:val="bullet"/>
+      <w:lvlText w:val="o"/>
+      <w:lvlJc w:val="left"/>
+      <w:pPr>
+        <w:ind w:left="5760" w:hanging="360"/>
+      </w:pPr>
+      <w:rPr>
+        <w:rFonts w:ascii="Courier New" w:hAnsi="Courier New" w:cs="Courier New" w:hint="default"/>
+      </w:rPr>
+    </w:lvl>
+    <w:lvl w:ilvl="8" w:tplc="04090005" w:tentative="1">
+      <w:start w:val="1"/>
+      <w:numFmt w:val="bullet"/>
+      <w:lvlText w:val=""/>
+      <w:lvlJc w:val="left"/>
+      <w:pPr>
+        <w:ind w:left="6480" w:hanging="360"/>
+      </w:pPr>
+      <w:rPr>
+        <w:rFonts w:ascii="Wingdings" w:hAnsi="Wingdings" w:hint="default"/>
+      </w:rPr>
+    </w:lvl>
+  </w:abstractNum>
+  <w:abstractNum w:abstractNumId="11" w15:restartNumberingAfterBreak="0">
     <w:nsid w:val="404E2B81"/>
     <w:multiLevelType w:val="hybridMultilevel"/>
     <w:tmpl w:val="25745404"/>
@@ -5758,7 +10548,7 @@
       </w:rPr>
     </w:lvl>
   </w:abstractNum>
-  <w:abstractNum w:abstractNumId="10" w15:restartNumberingAfterBreak="0">
+  <w:abstractNum w:abstractNumId="12" w15:restartNumberingAfterBreak="0">
     <w:nsid w:val="42975B5F"/>
     <w:multiLevelType w:val="hybridMultilevel"/>
     <w:tmpl w:val="43880F5A"/>
@@ -5871,7 +10661,7 @@
       </w:rPr>
     </w:lvl>
   </w:abstractNum>
-  <w:abstractNum w:abstractNumId="11" w15:restartNumberingAfterBreak="0">
+  <w:abstractNum w:abstractNumId="13" w15:restartNumberingAfterBreak="0">
     <w:nsid w:val="4F455356"/>
     <w:multiLevelType w:val="hybridMultilevel"/>
     <w:tmpl w:val="AFF4CB58"/>
@@ -5984,7 +10774,7 @@
       </w:rPr>
     </w:lvl>
   </w:abstractNum>
-  <w:abstractNum w:abstractNumId="12" w15:restartNumberingAfterBreak="0">
+  <w:abstractNum w:abstractNumId="14" w15:restartNumberingAfterBreak="0">
     <w:nsid w:val="540A3BAC"/>
     <w:multiLevelType w:val="hybridMultilevel"/>
     <w:tmpl w:val="DBF4B99E"/>
@@ -6097,7 +10887,7 @@
       </w:rPr>
     </w:lvl>
   </w:abstractNum>
-  <w:abstractNum w:abstractNumId="13" w15:restartNumberingAfterBreak="0">
+  <w:abstractNum w:abstractNumId="15" w15:restartNumberingAfterBreak="0">
     <w:nsid w:val="56717CDA"/>
     <w:multiLevelType w:val="hybridMultilevel"/>
     <w:tmpl w:val="CC30ED1A"/>
@@ -6210,7 +11000,7 @@
       </w:rPr>
     </w:lvl>
   </w:abstractNum>
-  <w:abstractNum w:abstractNumId="14" w15:restartNumberingAfterBreak="0">
+  <w:abstractNum w:abstractNumId="16" w15:restartNumberingAfterBreak="0">
     <w:nsid w:val="596E17C3"/>
     <w:multiLevelType w:val="hybridMultilevel"/>
     <w:tmpl w:val="9E8867A8"/>
@@ -6323,7 +11113,7 @@
       </w:rPr>
     </w:lvl>
   </w:abstractNum>
-  <w:abstractNum w:abstractNumId="15" w15:restartNumberingAfterBreak="0">
+  <w:abstractNum w:abstractNumId="17" w15:restartNumberingAfterBreak="0">
     <w:nsid w:val="5B6B6C5F"/>
     <w:multiLevelType w:val="hybridMultilevel"/>
     <w:tmpl w:val="73AE6AA6"/>
@@ -6436,7 +11226,7 @@
       </w:rPr>
     </w:lvl>
   </w:abstractNum>
-  <w:abstractNum w:abstractNumId="16" w15:restartNumberingAfterBreak="0">
+  <w:abstractNum w:abstractNumId="18" w15:restartNumberingAfterBreak="0">
     <w:nsid w:val="5F300145"/>
     <w:multiLevelType w:val="hybridMultilevel"/>
     <w:tmpl w:val="E1867266"/>
@@ -6549,7 +11339,7 @@
       </w:rPr>
     </w:lvl>
   </w:abstractNum>
-  <w:abstractNum w:abstractNumId="17" w15:restartNumberingAfterBreak="0">
+  <w:abstractNum w:abstractNumId="19" w15:restartNumberingAfterBreak="0">
     <w:nsid w:val="69EF45C7"/>
     <w:multiLevelType w:val="hybridMultilevel"/>
     <w:tmpl w:val="6F0449C8"/>
@@ -6662,7 +11452,7 @@
       </w:rPr>
     </w:lvl>
   </w:abstractNum>
-  <w:abstractNum w:abstractNumId="18" w15:restartNumberingAfterBreak="0">
+  <w:abstractNum w:abstractNumId="20" w15:restartNumberingAfterBreak="0">
     <w:nsid w:val="6B283C3C"/>
     <w:multiLevelType w:val="hybridMultilevel"/>
     <w:tmpl w:val="F964FFD8"/>
@@ -6775,7 +11565,7 @@
       </w:rPr>
     </w:lvl>
   </w:abstractNum>
-  <w:abstractNum w:abstractNumId="19" w15:restartNumberingAfterBreak="0">
+  <w:abstractNum w:abstractNumId="21" w15:restartNumberingAfterBreak="0">
     <w:nsid w:val="6F4758D0"/>
     <w:multiLevelType w:val="hybridMultilevel"/>
     <w:tmpl w:val="C9CE9732"/>
@@ -6888,7 +11678,7 @@
       </w:rPr>
     </w:lvl>
   </w:abstractNum>
-  <w:abstractNum w:abstractNumId="20" w15:restartNumberingAfterBreak="0">
+  <w:abstractNum w:abstractNumId="22" w15:restartNumberingAfterBreak="0">
     <w:nsid w:val="7A3F280E"/>
     <w:multiLevelType w:val="hybridMultilevel"/>
     <w:tmpl w:val="99E0B848"/>
@@ -7001,7 +11791,7 @@
       </w:rPr>
     </w:lvl>
   </w:abstractNum>
-  <w:abstractNum w:abstractNumId="21" w15:restartNumberingAfterBreak="0">
+  <w:abstractNum w:abstractNumId="23" w15:restartNumberingAfterBreak="0">
     <w:nsid w:val="7A7A6E98"/>
     <w:multiLevelType w:val="hybridMultilevel"/>
     <w:tmpl w:val="6F1AA220"/>
@@ -7114,70 +11904,76 @@
     </w:lvl>
   </w:abstractNum>
   <w:num w:numId="1" w16cid:durableId="1869753571">
+    <w:abstractNumId w:val="13"/>
+  </w:num>
+  <w:num w:numId="2" w16cid:durableId="2015843255">
+    <w:abstractNumId w:val="20"/>
+  </w:num>
+  <w:num w:numId="3" w16cid:durableId="566232749">
+    <w:abstractNumId w:val="12"/>
+  </w:num>
+  <w:num w:numId="4" w16cid:durableId="2104379618">
+    <w:abstractNumId w:val="14"/>
+  </w:num>
+  <w:num w:numId="5" w16cid:durableId="1321082888">
+    <w:abstractNumId w:val="3"/>
+  </w:num>
+  <w:num w:numId="6" w16cid:durableId="2119519656">
+    <w:abstractNumId w:val="18"/>
+  </w:num>
+  <w:num w:numId="7" w16cid:durableId="1370380247">
+    <w:abstractNumId w:val="6"/>
+  </w:num>
+  <w:num w:numId="8" w16cid:durableId="808091315">
+    <w:abstractNumId w:val="23"/>
+  </w:num>
+  <w:num w:numId="9" w16cid:durableId="116223204">
+    <w:abstractNumId w:val="8"/>
+  </w:num>
+  <w:num w:numId="10" w16cid:durableId="1727147642">
+    <w:abstractNumId w:val="9"/>
+  </w:num>
+  <w:num w:numId="11" w16cid:durableId="1734356381">
+    <w:abstractNumId w:val="4"/>
+  </w:num>
+  <w:num w:numId="12" w16cid:durableId="1446001470">
+    <w:abstractNumId w:val="19"/>
+  </w:num>
+  <w:num w:numId="13" w16cid:durableId="706680553">
+    <w:abstractNumId w:val="7"/>
+  </w:num>
+  <w:num w:numId="14" w16cid:durableId="1969168350">
     <w:abstractNumId w:val="11"/>
   </w:num>
-  <w:num w:numId="2" w16cid:durableId="2015843255">
-    <w:abstractNumId w:val="18"/>
+  <w:num w:numId="15" w16cid:durableId="658459475">
+    <w:abstractNumId w:val="21"/>
   </w:num>
-  <w:num w:numId="3" w16cid:durableId="566232749">
+  <w:num w:numId="16" w16cid:durableId="1500730833">
+    <w:abstractNumId w:val="2"/>
+  </w:num>
+  <w:num w:numId="17" w16cid:durableId="985360382">
+    <w:abstractNumId w:val="17"/>
+  </w:num>
+  <w:num w:numId="18" w16cid:durableId="685401989">
+    <w:abstractNumId w:val="5"/>
+  </w:num>
+  <w:num w:numId="19" w16cid:durableId="1919514732">
+    <w:abstractNumId w:val="1"/>
+  </w:num>
+  <w:num w:numId="20" w16cid:durableId="874777115">
+    <w:abstractNumId w:val="15"/>
+  </w:num>
+  <w:num w:numId="21" w16cid:durableId="547761674">
+    <w:abstractNumId w:val="22"/>
+  </w:num>
+  <w:num w:numId="22" w16cid:durableId="190336934">
+    <w:abstractNumId w:val="16"/>
+  </w:num>
+  <w:num w:numId="23" w16cid:durableId="1283267283">
     <w:abstractNumId w:val="10"/>
   </w:num>
-  <w:num w:numId="4" w16cid:durableId="2104379618">
-    <w:abstractNumId w:val="12"/>
-  </w:num>
-  <w:num w:numId="5" w16cid:durableId="1321082888">
-    <w:abstractNumId w:val="2"/>
-  </w:num>
-  <w:num w:numId="6" w16cid:durableId="2119519656">
-    <w:abstractNumId w:val="16"/>
-  </w:num>
-  <w:num w:numId="7" w16cid:durableId="1370380247">
-    <w:abstractNumId w:val="5"/>
-  </w:num>
-  <w:num w:numId="8" w16cid:durableId="808091315">
-    <w:abstractNumId w:val="21"/>
-  </w:num>
-  <w:num w:numId="9" w16cid:durableId="116223204">
-    <w:abstractNumId w:val="7"/>
-  </w:num>
-  <w:num w:numId="10" w16cid:durableId="1727147642">
-    <w:abstractNumId w:val="8"/>
-  </w:num>
-  <w:num w:numId="11" w16cid:durableId="1734356381">
-    <w:abstractNumId w:val="3"/>
-  </w:num>
-  <w:num w:numId="12" w16cid:durableId="1446001470">
-    <w:abstractNumId w:val="17"/>
-  </w:num>
-  <w:num w:numId="13" w16cid:durableId="706680553">
-    <w:abstractNumId w:val="6"/>
-  </w:num>
-  <w:num w:numId="14" w16cid:durableId="1969168350">
-    <w:abstractNumId w:val="9"/>
-  </w:num>
-  <w:num w:numId="15" w16cid:durableId="658459475">
-    <w:abstractNumId w:val="19"/>
-  </w:num>
-  <w:num w:numId="16" w16cid:durableId="1500730833">
-    <w:abstractNumId w:val="1"/>
-  </w:num>
-  <w:num w:numId="17" w16cid:durableId="985360382">
-    <w:abstractNumId w:val="15"/>
-  </w:num>
-  <w:num w:numId="18" w16cid:durableId="685401989">
-    <w:abstractNumId w:val="4"/>
-  </w:num>
-  <w:num w:numId="19" w16cid:durableId="1919514732">
+  <w:num w:numId="24" w16cid:durableId="548733544">
     <w:abstractNumId w:val="0"/>
-  </w:num>
-  <w:num w:numId="20" w16cid:durableId="874777115">
-    <w:abstractNumId w:val="13"/>
-  </w:num>
-  <w:num w:numId="21" w16cid:durableId="547761674">
-    <w:abstractNumId w:val="20"/>
-  </w:num>
-  <w:num w:numId="22" w16cid:durableId="190336934">
-    <w:abstractNumId w:val="14"/>
   </w:num>
 </w:numbering>
 </file>

--- a/STI/CellularAutomata/Notes.docx
+++ b/STI/CellularAutomata/Notes.docx
@@ -1765,25 +1765,7 @@
             <w:bCs/>
             <w:lang w:val="de-DE"/>
           </w:rPr>
-          <w:t>Kong and Choi (</w:t>
-        </w:r>
-        <w:r>
-          <w:rPr>
-            <w:rStyle w:val="Hyperlink"/>
-            <w:b/>
-            <w:bCs/>
-            <w:lang w:val="de-DE"/>
-          </w:rPr>
-          <w:t>2</w:t>
-        </w:r>
-        <w:r>
-          <w:rPr>
-            <w:rStyle w:val="Hyperlink"/>
-            <w:b/>
-            <w:bCs/>
-            <w:lang w:val="de-DE"/>
-          </w:rPr>
-          <w:t>026):</w:t>
+          <w:t>Kong and Choi (2026):</w:t>
         </w:r>
       </w:hyperlink>
       <w:r>
@@ -2256,23 +2238,7 @@
             <w:b/>
             <w:bCs/>
           </w:rPr>
-          <w:t>https://hom</w:t>
-        </w:r>
-        <w:r>
-          <w:rPr>
-            <w:rStyle w:val="Hyperlink"/>
-            <w:b/>
-            <w:bCs/>
-          </w:rPr>
-          <w:t>e</w:t>
-        </w:r>
-        <w:r>
-          <w:rPr>
-            <w:rStyle w:val="Hyperlink"/>
-            <w:b/>
-            <w:bCs/>
-          </w:rPr>
-          <w:t>pages.inf.ed.ac.uk/rbf/HIPR2/mean.htm</w:t>
+          <w:t>https://homepages.inf.ed.ac.uk/rbf/HIPR2/mean.htm</w:t>
         </w:r>
       </w:hyperlink>
     </w:p>
@@ -2302,23 +2268,7 @@
             <w:b/>
             <w:bCs/>
           </w:rPr>
-          <w:t>https://home</w:t>
-        </w:r>
-        <w:r>
-          <w:rPr>
-            <w:rStyle w:val="Hyperlink"/>
-            <w:b/>
-            <w:bCs/>
-          </w:rPr>
-          <w:t>p</w:t>
-        </w:r>
-        <w:r>
-          <w:rPr>
-            <w:rStyle w:val="Hyperlink"/>
-            <w:b/>
-            <w:bCs/>
-          </w:rPr>
-          <w:t>ages.inf.ed.ac.uk/rbf/HIPR2/median.htm</w:t>
+          <w:t>https://homepages.inf.ed.ac.uk/rbf/HIPR2/median.htm</w:t>
         </w:r>
       </w:hyperlink>
     </w:p>
@@ -2346,19 +2296,7 @@
           <w:rPr>
             <w:rStyle w:val="Hyperlink"/>
           </w:rPr>
-          <w:t>https://medium.com/@adn</w:t>
-        </w:r>
-        <w:r>
-          <w:rPr>
-            <w:rStyle w:val="Hyperlink"/>
-          </w:rPr>
-          <w:t>a</w:t>
-        </w:r>
-        <w:r>
-          <w:rPr>
-            <w:rStyle w:val="Hyperlink"/>
-          </w:rPr>
-          <w:t>n.mazraeh1993/fuzzification-and-defuzzification-6fbfe059047e</w:t>
+          <w:t>https://medium.com/@adnan.mazraeh1993/fuzzification-and-defuzzification-6fbfe059047e</w:t>
         </w:r>
       </w:hyperlink>
     </w:p>
@@ -2420,25 +2358,7 @@
             <w:bCs/>
             <w:lang w:val="de-DE"/>
           </w:rPr>
-          <w:t>https://www.foraso</w:t>
-        </w:r>
-        <w:r>
-          <w:rPr>
-            <w:rStyle w:val="Hyperlink"/>
-            <w:b/>
-            <w:bCs/>
-            <w:lang w:val="de-DE"/>
-          </w:rPr>
-          <w:t>f</w:t>
-        </w:r>
-        <w:r>
-          <w:rPr>
-            <w:rStyle w:val="Hyperlink"/>
-            <w:b/>
-            <w:bCs/>
-            <w:lang w:val="de-DE"/>
-          </w:rPr>
-          <w:t>t.com/learn/video-quality/articles-vqm/psnr-explained</w:t>
+          <w:t>https://www.forasoft.com/learn/video-quality/articles-vqm/psnr-explained</w:t>
         </w:r>
       </w:hyperlink>
     </w:p>
@@ -3519,6 +3439,80 @@
           <w:lang w:val="de-DE"/>
         </w:rPr>
       </w:pPr>
+      <w:r>
+        <w:rPr>
+          <w:lang w:val="de-DE"/>
+        </w:rPr>
+        <w:t xml:space="preserve">Abschließend lässt sich also sagen, dass hinsichtlich PSNR und SSIM der Algorithmus von Kong und Choi </w:t>
+      </w:r>
+      <w:sdt>
+        <w:sdtPr>
+          <w:rPr>
+            <w:lang w:val="de-DE"/>
+          </w:rPr>
+          <w:id w:val="-1142117952"/>
+          <w:citation/>
+        </w:sdtPr>
+        <w:sdtContent>
+          <w:r>
+            <w:rPr>
+              <w:lang w:val="de-DE"/>
+            </w:rPr>
+            <w:fldChar w:fldCharType="begin"/>
+          </w:r>
+          <w:r>
+            <w:rPr>
+              <w:lang w:val="de-DE"/>
+            </w:rPr>
+            <w:instrText xml:space="preserve"> CITATION Kon26 \l 1033 </w:instrText>
+          </w:r>
+          <w:r>
+            <w:rPr>
+              <w:lang w:val="de-DE"/>
+            </w:rPr>
+            <w:fldChar w:fldCharType="separate"/>
+          </w:r>
+          <w:r>
+            <w:rPr>
+              <w:noProof/>
+              <w:lang w:val="de-DE"/>
+            </w:rPr>
+            <w:t>[11]</w:t>
+          </w:r>
+          <w:r>
+            <w:rPr>
+              <w:lang w:val="de-DE"/>
+            </w:rPr>
+            <w:fldChar w:fldCharType="end"/>
+          </w:r>
+        </w:sdtContent>
+      </w:sdt>
+      <w:r>
+        <w:rPr>
+          <w:lang w:val="de-DE"/>
+        </w:rPr>
+        <w:t xml:space="preserve"> die beste Leistung bietet, was durch die Einfachheit des Verfahrens überrascht, aber im Rückschluss auch für den emergenten Charakter von CA spricht. Hinsichtlich der Umsetzung der grundlegenden Charaktereigenschaften von CA setzt KCA die meisten Attribute von diesen mit großen Erfolg um.</w:t>
+      </w:r>
+    </w:p>
+    <w:p>
+      <w:pPr>
+        <w:rPr>
+          <w:lang w:val="de-DE"/>
+        </w:rPr>
+      </w:pPr>
+      <w:r>
+        <w:rPr>
+          <w:lang w:val="de-DE"/>
+        </w:rPr>
+        <w:t xml:space="preserve">Wie der vorhergehende Vergleich und Analyse veranschaulicht, hat CA großes Potential für die Anwendung in der Bildverarbeitung. </w:t>
+      </w:r>
+    </w:p>
+    <w:p>
+      <w:pPr>
+        <w:rPr>
+          <w:lang w:val="de-DE"/>
+        </w:rPr>
+      </w:pPr>
     </w:p>
     <w:p>
       <w:pPr>
@@ -3554,7 +3548,15 @@
           <w:color w:val="EE0000"/>
           <w:lang w:val="de-DE"/>
         </w:rPr>
-        <w:t xml:space="preserve">Eine besondere Charakteristik von CA ist sein recht simpler Aufbau, der jedoch die Kapazität zu emergenten Verhalten und die Darstellung von komplexen System beinhaltet. Desweiteren wird jede Zelle innerhalb dem Zeitschritt isoliert von den anderen betrachtet und abgehandelt, da seine Entwicklung auf der vorherigen Generation anstatt der jetzigen basiert. Dies birgt großes Potential zur Parallelisierung in der Implementation und, wie es später aufgezeigt wird, machen sich die meisten Methoden diese beiden Eigenschaften zu Nutze. </w:t>
+        <w:t xml:space="preserve">Eine besondere Charakteristik von CA ist sein recht simpler Aufbau, der jedoch die Kapazität zu emergenten Verhalten und die Darstellung von komplexen System beinhaltet. Desweiteren wird jede Zelle innerhalb dem </w:t>
+      </w:r>
+      <w:r>
+        <w:rPr>
+          <w:color w:val="EE0000"/>
+          <w:lang w:val="de-DE"/>
+        </w:rPr>
+        <w:lastRenderedPageBreak/>
+        <w:t xml:space="preserve">Zeitschritt isoliert von den anderen betrachtet und abgehandelt, da seine Entwicklung auf der vorherigen Generation anstatt der jetzigen basiert. Dies birgt großes Potential zur Parallelisierung in der Implementation und, wie es später aufgezeigt wird, machen sich die meisten Methoden diese beiden Eigenschaften zu Nutze. </w:t>
       </w:r>
     </w:p>
     <w:p>
@@ -3621,7 +3623,6 @@
                 <w:bCs/>
                 <w:lang w:val="de-DE"/>
               </w:rPr>
-              <w:lastRenderedPageBreak/>
               <w:t>Jeelani-Qadir</w:t>
             </w:r>
             <w:r>
@@ -5562,6 +5563,7 @@
               <w:jc w:val="right"/>
             </w:pPr>
             <w:r>
+              <w:lastRenderedPageBreak/>
               <w:t>8:</w:t>
             </w:r>
           </w:p>
@@ -5986,7 +5988,6 @@
               <w:jc w:val="right"/>
             </w:pPr>
             <w:r>
-              <w:lastRenderedPageBreak/>
               <w:t>6:</w:t>
             </w:r>
           </w:p>
@@ -7340,6 +7341,7 @@
         <w:rPr>
           <w:lang w:val="de-DE"/>
         </w:rPr>
+        <w:lastRenderedPageBreak/>
         <w:t>Zuletzt ist anzumerken, dass dieses Verfahren sequentiell vorgeht und verwirft somit die Möglichkeit zur Parallelisierung, da die Weiterverarbeitung des Bildes von dem vorhergehenden Rechenschritt abhängt.</w:t>
       </w:r>
     </w:p>
@@ -7366,14 +7368,7 @@
         <w:rPr>
           <w:lang w:val="de-DE"/>
         </w:rPr>
-        <w:t xml:space="preserve">Schon ab dem zweiten Verfahren ist hier eine klare Tendenz zu einer grundlegenden Verbesserung von Rauschfiltern zu erkennen, welche auch in späteren Kapiteln vertreten sein wird; anstatt das ganze Bild </w:t>
-      </w:r>
-      <w:r>
-        <w:rPr>
-          <w:lang w:val="de-DE"/>
-        </w:rPr>
-        <w:lastRenderedPageBreak/>
-        <w:t>ungefiltert abzuhandeln, wie es der Median-Filter tun würde, werden zunächst die verrauschten Pixel identifiziert und dann restauriert.</w:t>
+        <w:t>Schon ab dem zweiten Verfahren ist hier eine klare Tendenz zu einer grundlegenden Verbesserung von Rauschfiltern zu erkennen, welche auch in späteren Kapiteln vertreten sein wird; anstatt das ganze Bild ungefiltert abzuhandeln, wie es der Median-Filter tun würde, werden zunächst die verrauschten Pixel identifiziert und dann restauriert.</w:t>
       </w:r>
     </w:p>
     <w:p>
@@ -7683,6 +7678,7 @@
         </w:numPr>
       </w:pPr>
       <w:r>
+        <w:lastRenderedPageBreak/>
         <w:t xml:space="preserve">Directly states that their filter outperforms </w:t>
       </w:r>
       <w:hyperlink w:anchor="_Sahin_et_al" w:history="1">
@@ -7743,7 +7739,6 @@
       </w:pPr>
       <w:bookmarkStart w:id="6" w:name="_Toc233212390"/>
       <w:r>
-        <w:lastRenderedPageBreak/>
         <w:t>Twinkle et al</w:t>
       </w:r>
       <w:r>
@@ -8120,6 +8115,7 @@
         </w:numPr>
       </w:pPr>
       <w:r>
+        <w:lastRenderedPageBreak/>
         <w:t xml:space="preserve">Uses </w:t>
       </w:r>
       <w:r>
@@ -8202,7 +8198,6 @@
         </w:numPr>
       </w:pPr>
       <w:r>
-        <w:lastRenderedPageBreak/>
         <w:t>Has problems of error propagation with higher noise density</w:t>
       </w:r>
     </w:p>
@@ -8592,6 +8587,7 @@
         </w:numPr>
       </w:pPr>
       <w:r>
+        <w:lastRenderedPageBreak/>
         <w:t>Tests up to 70%</w:t>
       </w:r>
     </w:p>
@@ -8669,7 +8665,6 @@
           <w:b/>
           <w:bCs/>
         </w:rPr>
-        <w:lastRenderedPageBreak/>
         <w:t xml:space="preserve">Method: </w:t>
       </w:r>
       <w:r>
@@ -8982,6 +8977,7 @@
       </w:pPr>
       <w:bookmarkStart w:id="22" w:name="_Toc233212403"/>
       <w:r>
+        <w:lastRenderedPageBreak/>
         <w:t>Moreno and Paletta (2001) – Evolving CA for Noise Reduction in Images</w:t>
       </w:r>
       <w:bookmarkEnd w:id="22"/>
@@ -9043,7 +9039,6 @@
         </w:numPr>
       </w:pPr>
       <w:r>
-        <w:lastRenderedPageBreak/>
         <w:t>No comparison to other filters</w:t>
       </w:r>
     </w:p>
